--- a/Viesturs Ivancovs Projekta darba dokumentācija 25.11.2025 (3).docx
+++ b/Viesturs Ivancovs Projekta darba dokumentācija 25.11.2025 (3).docx
@@ -15269,13 +15269,23 @@
         </w:rPr>
         <w:t xml:space="preserve">: </w:t>
       </w:r>
+      <w:proofErr w:type="gramStart"/>
       <w:r>
         <w:rPr>
           <w:i/>
           <w:iCs/>
           <w:lang w:val="en-US"/>
         </w:rPr>
-        <w:t>rounded-xl.</w:t>
+        <w:t>rounded-xl</w:t>
+      </w:r>
+      <w:proofErr w:type="gramEnd"/>
+      <w:r>
+        <w:rPr>
+          <w:i/>
+          <w:iCs/>
+          <w:lang w:val="en-US"/>
+        </w:rPr>
+        <w:t>.</w:t>
       </w:r>
     </w:p>
     <w:p>
@@ -16969,6 +16979,7 @@
         </w:rPr>
         <w:t xml:space="preserve">: </w:t>
       </w:r>
+      <w:proofErr w:type="gramStart"/>
       <w:r>
         <w:rPr>
           <w:i/>
@@ -16977,6 +16988,7 @@
         </w:rPr>
         <w:t>rounded-xl</w:t>
       </w:r>
+      <w:proofErr w:type="gramEnd"/>
       <w:r>
         <w:rPr>
           <w:lang w:val="en-US"/>
@@ -17730,14 +17742,22 @@
         <w:rPr>
           <w:lang w:val="en-US"/>
         </w:rPr>
-        <w:t xml:space="preserve"> (#8B5CF6).</w:t>
-      </w:r>
+        <w:t xml:space="preserve"> (#8B5CF6</w:t>
+      </w:r>
+      <w:proofErr w:type="gramStart"/>
       <w:r>
         <w:rPr>
           <w:lang w:val="en-US"/>
         </w:rPr>
+        <w:t>).</w:t>
+      </w:r>
+      <w:r>
+        <w:rPr>
+          <w:lang w:val="en-US"/>
+        </w:rPr>
         <w:t>d</w:t>
       </w:r>
+      <w:proofErr w:type="gramEnd"/>
     </w:p>
     <w:p>
       <w:pPr>
@@ -19421,6 +19441,7 @@
         </w:rPr>
         <w:t xml:space="preserve">: </w:t>
       </w:r>
+      <w:proofErr w:type="gramStart"/>
       <w:r>
         <w:rPr>
           <w:i/>
@@ -19429,6 +19450,7 @@
         </w:rPr>
         <w:t>rounded-xl</w:t>
       </w:r>
+      <w:proofErr w:type="gramEnd"/>
       <w:r>
         <w:rPr>
           <w:lang w:val="en-US"/>
@@ -21568,7 +21590,6 @@
     <w:p>
       <w:pPr>
         <w:pStyle w:val="Pamatteksts410"/>
-        <w:jc w:val="left"/>
         <w:rPr>
           <w:b/>
           <w:bCs/>
@@ -21589,7 +21610,6 @@
           <w:ilvl w:val="0"/>
           <w:numId w:val="88"/>
         </w:numPr>
-        <w:jc w:val="left"/>
       </w:pPr>
       <w:r>
         <w:t>Lapas fons: tumšs, balstīts uz bg-background tokeniem.</w:t>
@@ -21602,7 +21622,6 @@
           <w:ilvl w:val="0"/>
           <w:numId w:val="88"/>
         </w:numPr>
-        <w:jc w:val="left"/>
       </w:pPr>
       <w:r>
         <w:t>Fona tonis: ļoti tumšs pelēks/melns (aptuveni #0a0a0a sajūta).</w:t>
@@ -21615,7 +21634,6 @@
           <w:ilvl w:val="0"/>
           <w:numId w:val="88"/>
         </w:numPr>
-        <w:jc w:val="left"/>
       </w:pPr>
       <w:r>
         <w:t>Teksta krāsa: gaiša (foreground).</w:t>
@@ -21628,7 +21646,6 @@
           <w:ilvl w:val="0"/>
           <w:numId w:val="88"/>
         </w:numPr>
-        <w:jc w:val="left"/>
       </w:pPr>
       <w:r>
         <w:t>Fonta stils: sans-serif (Tailwind bāzes tipogrāfija).</w:t>
@@ -21641,7 +21658,6 @@
           <w:ilvl w:val="0"/>
           <w:numId w:val="88"/>
         </w:numPr>
-        <w:jc w:val="left"/>
       </w:pPr>
       <w:r>
         <w:t>Teksta izlīdzinājums: virsrakstos centrēts, funkcionālajās zonās kombinēts.</w:t>
@@ -21651,7 +21667,6 @@
       <w:pPr>
         <w:pStyle w:val="Pamatteksts410"/>
         <w:ind w:left="567" w:firstLine="0"/>
-        <w:jc w:val="left"/>
         <w:rPr>
           <w:b/>
           <w:bCs/>
@@ -21672,7 +21687,6 @@
           <w:ilvl w:val="0"/>
           <w:numId w:val="89"/>
         </w:numPr>
-        <w:jc w:val="left"/>
       </w:pPr>
       <w:r>
         <w:t>Klase: container mx-auto px-4 py-8.</w:t>
@@ -21685,7 +21699,6 @@
           <w:ilvl w:val="0"/>
           <w:numId w:val="89"/>
         </w:numPr>
-        <w:jc w:val="left"/>
       </w:pPr>
       <w:r>
         <w:t>Horizontāli centrēts.</w:t>
@@ -21698,7 +21711,6 @@
           <w:ilvl w:val="0"/>
           <w:numId w:val="89"/>
         </w:numPr>
-        <w:jc w:val="left"/>
       </w:pPr>
       <w:r>
         <w:t>Iekšējās malas: py-8 (32px), px-4 (16px).</w:t>
@@ -21711,7 +21723,6 @@
           <w:ilvl w:val="0"/>
           <w:numId w:val="89"/>
         </w:numPr>
-        <w:jc w:val="left"/>
       </w:pPr>
       <w:r>
         <w:t>Galvenā satura platums: max-w-2xl (aptuveni 672px).</w:t>
@@ -21724,7 +21735,6 @@
           <w:ilvl w:val="0"/>
           <w:numId w:val="89"/>
         </w:numPr>
-        <w:jc w:val="left"/>
       </w:pPr>
       <w:r>
         <w:t>Sekciju atstarpes: mb-6 un mb-8 (24px/32px).</w:t>
@@ -21733,7 +21743,6 @@
     <w:p>
       <w:pPr>
         <w:pStyle w:val="Pamatteksts410"/>
-        <w:jc w:val="left"/>
         <w:rPr>
           <w:b/>
           <w:bCs/>
@@ -21754,7 +21763,6 @@
           <w:ilvl w:val="0"/>
           <w:numId w:val="91"/>
         </w:numPr>
-        <w:jc w:val="left"/>
       </w:pPr>
       <w:r>
         <w:t>Novietota augšpusē virs statusa kartes.</w:t>
@@ -21767,7 +21775,6 @@
           <w:ilvl w:val="0"/>
           <w:numId w:val="91"/>
         </w:numPr>
-        <w:jc w:val="left"/>
       </w:pPr>
       <w:r>
         <w:t>Izkārtojums: flex items-center gap-4 mb-8.</w:t>
@@ -21780,7 +21787,6 @@
           <w:ilvl w:val="0"/>
           <w:numId w:val="91"/>
         </w:numPr>
-        <w:jc w:val="left"/>
       </w:pPr>
       <w:r>
         <w:t>Satur Atpakaļ pogu un testa nosaukumu ar ikonu.</w:t>
@@ -21789,7 +21795,6 @@
     <w:p>
       <w:pPr>
         <w:pStyle w:val="Pamatteksts410"/>
-        <w:jc w:val="left"/>
         <w:rPr>
           <w:b/>
           <w:bCs/>
@@ -21810,7 +21815,6 @@
           <w:ilvl w:val="0"/>
           <w:numId w:val="90"/>
         </w:numPr>
-        <w:jc w:val="left"/>
       </w:pPr>
       <w:r>
         <w:t>Ikona: Brain.</w:t>
@@ -21823,7 +21827,6 @@
           <w:ilvl w:val="0"/>
           <w:numId w:val="90"/>
         </w:numPr>
-        <w:jc w:val="left"/>
       </w:pPr>
       <w:r>
         <w:t>Izmērs: 24px × 24px (w-6 h-6).</w:t>
@@ -21836,7 +21839,6 @@
           <w:ilvl w:val="0"/>
           <w:numId w:val="90"/>
         </w:numPr>
-        <w:jc w:val="left"/>
       </w:pPr>
       <w:r>
         <w:t>Krāsa: text-cognitive-primary (violets tonis, apm. #8B5CF6).</w:t>
@@ -21849,7 +21851,6 @@
           <w:ilvl w:val="0"/>
           <w:numId w:val="90"/>
         </w:numPr>
-        <w:jc w:val="left"/>
       </w:pPr>
       <w:r>
         <w:t>Virsraksts: “Vizuālās Atmiņas Tests”.</w:t>
@@ -21862,7 +21863,6 @@
           <w:ilvl w:val="0"/>
           <w:numId w:val="90"/>
         </w:numPr>
-        <w:jc w:val="left"/>
       </w:pPr>
       <w:r>
         <w:t>Fonta izmērs: text-3xl (30px).</w:t>
@@ -21875,7 +21875,6 @@
           <w:ilvl w:val="0"/>
           <w:numId w:val="90"/>
         </w:numPr>
-        <w:jc w:val="left"/>
       </w:pPr>
       <w:r>
         <w:t>Fonta svars: font-bold (700).</w:t>
@@ -21888,7 +21887,6 @@
           <w:ilvl w:val="0"/>
           <w:numId w:val="90"/>
         </w:numPr>
-        <w:jc w:val="left"/>
       </w:pPr>
       <w:r>
         <w:t>Teksta krāsa: balta/gaiša.</w:t>
@@ -21897,7 +21895,6 @@
     <w:p>
       <w:pPr>
         <w:pStyle w:val="Pamatteksts410"/>
-        <w:jc w:val="left"/>
       </w:pPr>
       <w:r>
         <w:rPr>
@@ -21909,6 +21906,7 @@
     </w:p>
     <w:p>
       <w:pPr>
+        <w:jc w:val="both"/>
         <w:rPr>
           <w:rFonts w:ascii="Times New Roman" w:hAnsi="Times New Roman"/>
         </w:rPr>
@@ -21920,7 +21918,6 @@
     <w:p>
       <w:pPr>
         <w:pStyle w:val="Pamatteksts410"/>
-        <w:jc w:val="left"/>
         <w:rPr>
           <w:b/>
           <w:bCs/>
@@ -21943,7 +21940,6 @@
           <w:numId w:val="93"/>
         </w:numPr>
         <w:ind w:left="1560"/>
-        <w:jc w:val="left"/>
       </w:pPr>
       <w:r>
         <w:t>Līmenis (text-cognitive-primary).</w:t>
@@ -21957,7 +21953,6 @@
           <w:numId w:val="93"/>
         </w:numPr>
         <w:ind w:left="1560"/>
-        <w:jc w:val="left"/>
       </w:pPr>
       <w:r>
         <w:t>Rezultāts (text-cognitive-success).</w:t>
@@ -21971,7 +21966,6 @@
           <w:numId w:val="93"/>
         </w:numPr>
         <w:ind w:left="1560"/>
-        <w:jc w:val="left"/>
       </w:pPr>
       <w:r>
         <w:t>Secība (text-cognitive-accent).</w:t>
@@ -21985,7 +21979,6 @@
           <w:numId w:val="93"/>
         </w:numPr>
         <w:ind w:left="1560"/>
-        <w:jc w:val="left"/>
       </w:pPr>
       <w:r>
         <w:t>Vērtību stils: text-2xl font-bold.</w:t>
@@ -21999,7 +21992,6 @@
           <w:numId w:val="93"/>
         </w:numPr>
         <w:ind w:left="1560"/>
-        <w:jc w:val="left"/>
         <w:rPr>
           <w:b/>
           <w:bCs/>
@@ -22012,7 +22004,6 @@
     <w:p>
       <w:pPr>
         <w:pStyle w:val="Pamatteksts410"/>
-        <w:jc w:val="left"/>
         <w:rPr>
           <w:b/>
           <w:bCs/>
@@ -22033,7 +22024,6 @@
           <w:ilvl w:val="0"/>
           <w:numId w:val="94"/>
         </w:numPr>
-        <w:jc w:val="left"/>
       </w:pPr>
       <w:r>
         <w:t>Fons un robeža: tādi paši kā pārējām kartītēm (gradient + border/50).</w:t>
@@ -22046,7 +22036,6 @@
           <w:ilvl w:val="0"/>
           <w:numId w:val="94"/>
         </w:numPr>
-        <w:jc w:val="left"/>
       </w:pPr>
       <w:r>
         <w:t>Header izlīdzināts centrā (text-center).</w:t>
@@ -22059,7 +22048,6 @@
           <w:ilvl w:val="0"/>
           <w:numId w:val="94"/>
         </w:numPr>
-        <w:jc w:val="left"/>
       </w:pPr>
       <w:r>
         <w:t>CardTitle: flex items-center justify-center gap-2.</w:t>
@@ -22072,7 +22060,6 @@
           <w:ilvl w:val="0"/>
           <w:numId w:val="94"/>
         </w:numPr>
-        <w:jc w:val="left"/>
       </w:pPr>
       <w:r>
         <w:t>Dinamiskās ikonas pēc stāvokļa:</w:t>
@@ -22085,7 +22072,6 @@
           <w:ilvl w:val="0"/>
           <w:numId w:val="94"/>
         </w:numPr>
-        <w:jc w:val="left"/>
       </w:pPr>
       <w:r>
         <w:t>Ready: Play.</w:t>
@@ -22098,7 +22084,6 @@
           <w:ilvl w:val="0"/>
           <w:numId w:val="94"/>
         </w:numPr>
-        <w:jc w:val="left"/>
       </w:pPr>
       <w:r>
         <w:t>Showing: Eye (warning tonis).</w:t>
@@ -22111,7 +22096,6 @@
           <w:ilvl w:val="0"/>
           <w:numId w:val="94"/>
         </w:numPr>
-        <w:jc w:val="left"/>
       </w:pPr>
       <w:r>
         <w:t>Memorizing: EyeOff (accent tonis).</w:t>
@@ -22124,7 +22108,6 @@
           <w:ilvl w:val="0"/>
           <w:numId w:val="94"/>
         </w:numPr>
-        <w:jc w:val="left"/>
       </w:pPr>
       <w:r>
         <w:t>Recalling: Brain (primary tonis).</w:t>
@@ -22137,7 +22120,6 @@
           <w:ilvl w:val="0"/>
           <w:numId w:val="94"/>
         </w:numPr>
-        <w:jc w:val="left"/>
       </w:pPr>
       <w:r>
         <w:t>Complete: Brain (success tonis).</w:t>
@@ -22150,7 +22132,6 @@
           <w:ilvl w:val="0"/>
           <w:numId w:val="94"/>
         </w:numPr>
-        <w:jc w:val="left"/>
       </w:pPr>
       <w:r>
         <w:t>Dinamisks virsraksts/apraksts:</w:t>
@@ -22163,7 +22144,6 @@
           <w:ilvl w:val="0"/>
           <w:numId w:val="94"/>
         </w:numPr>
-        <w:jc w:val="left"/>
       </w:pPr>
       <w:r>
         <w:t>“Gatavs sākt” / “Skaties secību” / “Atceries kvadrātus (Xs)” / “Atkārto secību” /</w:t>
@@ -22176,7 +22156,6 @@
           <w:ilvl w:val="0"/>
           <w:numId w:val="94"/>
         </w:numPr>
-        <w:jc w:val="left"/>
       </w:pPr>
       <w:r>
         <w:t>rezultāts pēc līmeņa.</w:t>
@@ -22185,7 +22164,6 @@
     <w:p>
       <w:pPr>
         <w:pStyle w:val="Pamatteksts410"/>
-        <w:jc w:val="left"/>
         <w:rPr>
           <w:b/>
           <w:bCs/>
@@ -22206,7 +22184,6 @@
           <w:ilvl w:val="0"/>
           <w:numId w:val="95"/>
         </w:numPr>
-        <w:jc w:val="left"/>
       </w:pPr>
       <w:r>
         <w:t>Fons: bg-gradient-card.</w:t>
@@ -22219,7 +22196,6 @@
           <w:ilvl w:val="0"/>
           <w:numId w:val="95"/>
         </w:numPr>
-        <w:jc w:val="left"/>
       </w:pPr>
       <w:r>
         <w:t>Robeža: border-border/50.</w:t>
@@ -22232,7 +22208,6 @@
           <w:ilvl w:val="0"/>
           <w:numId w:val="95"/>
         </w:numPr>
-        <w:jc w:val="left"/>
       </w:pPr>
       <w:r>
         <w:t>Iekšējā atstarpe: pt-6.</w:t>
@@ -22245,7 +22220,6 @@
           <w:ilvl w:val="0"/>
           <w:numId w:val="95"/>
         </w:numPr>
-        <w:jc w:val="left"/>
       </w:pPr>
       <w:r>
         <w:t>Režģis: grid grid-cols-4 gap-3 max-w-sm mx-auto.</w:t>
@@ -22258,7 +22232,6 @@
           <w:ilvl w:val="0"/>
           <w:numId w:val="95"/>
         </w:numPr>
-        <w:jc w:val="left"/>
       </w:pPr>
       <w:r>
         <w:t>Kopā 16 šūnas (4×4), katra:</w:t>
@@ -22272,7 +22245,6 @@
           <w:numId w:val="96"/>
         </w:numPr>
         <w:ind w:left="1985"/>
-        <w:jc w:val="left"/>
       </w:pPr>
       <w:r>
         <w:t>aspect-square (kvadrāts).</w:t>
@@ -22286,7 +22258,6 @@
           <w:numId w:val="96"/>
         </w:numPr>
         <w:ind w:left="1985"/>
-        <w:jc w:val="left"/>
       </w:pPr>
       <w:r>
         <w:t>rounded-lg.</w:t>
@@ -22300,7 +22271,6 @@
           <w:numId w:val="96"/>
         </w:numPr>
         <w:ind w:left="1985"/>
-        <w:jc w:val="left"/>
       </w:pPr>
       <w:r>
         <w:t>border-2.</w:t>
@@ -22314,7 +22284,6 @@
           <w:numId w:val="96"/>
         </w:numPr>
         <w:ind w:left="1985"/>
-        <w:jc w:val="left"/>
       </w:pPr>
       <w:r>
         <w:t>transition-all duration-300.</w:t>
@@ -22322,6 +22291,7 @@
     </w:p>
     <w:p>
       <w:pPr>
+        <w:jc w:val="both"/>
         <w:rPr>
           <w:rFonts w:ascii="Times New Roman" w:hAnsi="Times New Roman"/>
         </w:rPr>
@@ -22333,7 +22303,6 @@
     <w:p>
       <w:pPr>
         <w:pStyle w:val="Pamatteksts410"/>
-        <w:jc w:val="left"/>
         <w:rPr>
           <w:b/>
           <w:bCs/>
@@ -22356,7 +22325,6 @@
           <w:numId w:val="98"/>
         </w:numPr>
         <w:ind w:left="1560"/>
-        <w:jc w:val="left"/>
       </w:pPr>
       <w:r>
         <w:t>Showing:</w:t>
@@ -22370,7 +22338,6 @@
           <w:numId w:val="99"/>
         </w:numPr>
         <w:ind w:left="2127"/>
-        <w:jc w:val="left"/>
       </w:pPr>
       <w:r>
         <w:t xml:space="preserve">Aktīvais kvadrāts: </w:t>
@@ -22380,7 +22347,6 @@
       <w:pPr>
         <w:pStyle w:val="Pamatteksts410"/>
         <w:ind w:left="2127" w:firstLine="0"/>
-        <w:jc w:val="left"/>
       </w:pPr>
       <w:r>
         <w:t>border-cognitive-warning + bg-cognitive-warning/30 + animate-pulse-glow.</w:t>
@@ -22394,7 +22360,6 @@
           <w:numId w:val="98"/>
         </w:numPr>
         <w:ind w:left="1560"/>
-        <w:jc w:val="left"/>
       </w:pPr>
       <w:r>
         <w:t>Memorizing:</w:t>
@@ -22408,7 +22373,6 @@
           <w:numId w:val="98"/>
         </w:numPr>
         <w:ind w:left="1560"/>
-        <w:jc w:val="left"/>
       </w:pPr>
       <w:r>
         <w:t>Sekvences kvadrāti:</w:t>
@@ -22422,7 +22386,6 @@
           <w:numId w:val="101"/>
         </w:numPr>
         <w:ind w:left="2127"/>
-        <w:jc w:val="left"/>
       </w:pPr>
       <w:r>
         <w:t>border-cognitive-accent + bg-cognitive-accent/20.</w:t>
@@ -22436,7 +22399,6 @@
           <w:numId w:val="98"/>
         </w:numPr>
         <w:ind w:left="1560"/>
-        <w:jc w:val="left"/>
       </w:pPr>
       <w:r>
         <w:t>Recalling:</w:t>
@@ -22450,7 +22412,6 @@
           <w:numId w:val="98"/>
         </w:numPr>
         <w:ind w:left="1560"/>
-        <w:jc w:val="left"/>
       </w:pPr>
       <w:r>
         <w:t>Lietotāja izvēlētie pareizie:</w:t>
@@ -22464,7 +22425,6 @@
           <w:numId w:val="102"/>
         </w:numPr>
         <w:ind w:left="2127"/>
-        <w:jc w:val="left"/>
       </w:pPr>
       <w:r>
         <w:t>border-cognitive-success + bg-cognitive-success/20.</w:t>
@@ -22478,7 +22438,6 @@
           <w:numId w:val="98"/>
         </w:numPr>
         <w:ind w:left="1560"/>
-        <w:jc w:val="left"/>
       </w:pPr>
       <w:r>
         <w:t>Lietotāja kļūdas:</w:t>
@@ -22492,7 +22451,6 @@
           <w:numId w:val="103"/>
         </w:numPr>
         <w:ind w:left="2127"/>
-        <w:jc w:val="left"/>
       </w:pPr>
       <w:r>
         <w:t>border-destructive + bg-destructive/20.</w:t>
@@ -22506,7 +22464,6 @@
           <w:numId w:val="98"/>
         </w:numPr>
         <w:ind w:left="1560"/>
-        <w:jc w:val="left"/>
       </w:pPr>
       <w:r>
         <w:t>Neizvēlētie kvadrāti recalling laikā:</w:t>
@@ -22520,7 +22477,6 @@
           <w:numId w:val="104"/>
         </w:numPr>
         <w:ind w:left="2127"/>
-        <w:jc w:val="left"/>
       </w:pPr>
       <w:r>
         <w:t>hover:scale-105 + cursor-pointer.</w:t>
@@ -22534,7 +22490,6 @@
           <w:numId w:val="98"/>
         </w:numPr>
         <w:ind w:left="1560"/>
-        <w:jc w:val="left"/>
       </w:pPr>
       <w:r>
         <w:t>Complete:</w:t>
@@ -22548,7 +22503,6 @@
           <w:numId w:val="100"/>
         </w:numPr>
         <w:ind w:left="2127"/>
-        <w:jc w:val="left"/>
       </w:pPr>
       <w:r>
         <w:t>Sekvences kvadrāti iekrāsoti pēc precizitātes.</w:t>
@@ -22562,7 +22516,6 @@
           <w:numId w:val="100"/>
         </w:numPr>
         <w:ind w:left="2127"/>
-        <w:jc w:val="left"/>
       </w:pPr>
       <w:r>
         <w:t>Kvadrātos parādās secības numuri (1, 2, 3...).</w:t>
@@ -22576,7 +22529,6 @@
           <w:numId w:val="98"/>
         </w:numPr>
         <w:ind w:left="1560"/>
-        <w:jc w:val="left"/>
       </w:pPr>
       <w:r>
         <w:t>Neitrālais stāvoklis:</w:t>
@@ -22590,7 +22542,6 @@
           <w:numId w:val="105"/>
         </w:numPr>
         <w:ind w:left="2127"/>
-        <w:jc w:val="left"/>
       </w:pPr>
       <w:r>
         <w:t>border-muted + bg-muted/10.</w:t>
@@ -22599,7 +22550,6 @@
     <w:p>
       <w:pPr>
         <w:pStyle w:val="Pamatteksts410"/>
-        <w:jc w:val="left"/>
       </w:pPr>
       <w:r>
         <w:rPr>
@@ -22616,7 +22566,6 @@
           <w:ilvl w:val="0"/>
           <w:numId w:val="106"/>
         </w:numPr>
-        <w:jc w:val="left"/>
       </w:pPr>
       <w:r>
         <w:t>Ready:</w:t>
@@ -22630,7 +22579,6 @@
           <w:numId w:val="107"/>
         </w:numPr>
         <w:ind w:left="2127"/>
-        <w:jc w:val="left"/>
       </w:pPr>
       <w:r>
         <w:t>Primārā poga “Sākt X. līmeni” (bg-cognitive-primary, hover ar /80).</w:t>
@@ -22643,7 +22591,6 @@
           <w:ilvl w:val="0"/>
           <w:numId w:val="106"/>
         </w:numPr>
-        <w:jc w:val="left"/>
       </w:pPr>
       <w:r>
         <w:t>Complete:</w:t>
@@ -22657,7 +22604,6 @@
           <w:numId w:val="108"/>
         </w:numPr>
         <w:ind w:left="2127"/>
-        <w:jc w:val="left"/>
       </w:pPr>
       <w:r>
         <w:t>“Nākamais Līmenis” (aktīva tikai, ja iepriekšējais mēģinājums pareizs).</w:t>
@@ -22670,7 +22616,6 @@
           <w:ilvl w:val="0"/>
           <w:numId w:val="106"/>
         </w:numPr>
-        <w:jc w:val="left"/>
       </w:pPr>
       <w:r>
         <w:t>“Sākt No Jauna” (secondary + RotateCcw ikona).</w:t>
@@ -22684,7 +22629,6 @@
           <w:numId w:val="110"/>
         </w:numPr>
         <w:ind w:left="2127"/>
-        <w:jc w:val="left"/>
       </w:pPr>
       <w:r>
         <w:t>Pogu izvietojums: flex gap-4 vai gap-2, centrēts.</w:t>
@@ -22693,7 +22637,6 @@
     <w:p>
       <w:pPr>
         <w:pStyle w:val="Pamatteksts410"/>
-        <w:jc w:val="left"/>
         <w:rPr>
           <w:b/>
           <w:bCs/>
@@ -22714,7 +22657,6 @@
           <w:ilvl w:val="0"/>
           <w:numId w:val="106"/>
         </w:numPr>
-        <w:jc w:val="left"/>
       </w:pPr>
       <w:r>
         <w:t>Atsevišķa kartīte zem spēles laukuma.</w:t>
@@ -22727,7 +22669,6 @@
           <w:ilvl w:val="0"/>
           <w:numId w:val="106"/>
         </w:numPr>
-        <w:jc w:val="left"/>
       </w:pPr>
       <w:r>
         <w:t>Teksts: Progress current/total.</w:t>
@@ -22740,7 +22681,6 @@
           <w:ilvl w:val="0"/>
           <w:numId w:val="106"/>
         </w:numPr>
-        <w:jc w:val="left"/>
       </w:pPr>
       <w:r>
         <w:t>Progress bar:</w:t>
@@ -22754,7 +22694,6 @@
           <w:numId w:val="111"/>
         </w:numPr>
         <w:ind w:left="2127"/>
-        <w:jc w:val="left"/>
       </w:pPr>
       <w:r>
         <w:t>Fons: bg-muted, rounded-full, h-2.</w:t>
@@ -22768,7 +22707,6 @@
           <w:numId w:val="111"/>
         </w:numPr>
         <w:ind w:left="2127"/>
-        <w:jc w:val="left"/>
       </w:pPr>
       <w:r>
         <w:lastRenderedPageBreak/>
@@ -22783,22 +22721,16 @@
           <w:numId w:val="111"/>
         </w:numPr>
         <w:ind w:left="2127"/>
-        <w:jc w:val="left"/>
       </w:pPr>
       <w:r>
         <w:t>Platums aprēķināts procentos no ievadītās secības.</w:t>
       </w:r>
-    </w:p>
-    <w:p>
-      <w:pPr>
-        <w:pStyle w:val="Pamatteksts410"/>
-        <w:jc w:val="left"/>
-      </w:pPr>
     </w:p>
     <w:p>
       <w:pPr>
         <w:pStyle w:val="Iedaljums410"/>
         <w:spacing w:after="320"/>
+        <w:jc w:val="both"/>
       </w:pPr>
       <w:bookmarkStart w:id="75" w:name="_Toc214981569"/>
       <w:r>
@@ -22810,6 +22742,7 @@
       <w:pPr>
         <w:pStyle w:val="Iedaljums4lmenis410"/>
         <w:spacing w:after="280"/>
+        <w:jc w:val="both"/>
       </w:pPr>
       <w:bookmarkStart w:id="76" w:name="_Toc214981570"/>
       <w:r>
@@ -22821,12 +22754,1026 @@
       <w:pPr>
         <w:pStyle w:val="Iedaljums4lmenis410"/>
         <w:spacing w:after="280"/>
+        <w:jc w:val="both"/>
       </w:pPr>
       <w:bookmarkStart w:id="77" w:name="_Toc214981571"/>
       <w:r>
         <w:t>Noformējums</w:t>
       </w:r>
       <w:bookmarkEnd w:id="77"/>
+    </w:p>
+    <w:p>
+      <w:pPr>
+        <w:pStyle w:val="Pamatteksts410"/>
+        <w:rPr>
+          <w:b/>
+          <w:bCs/>
+        </w:rPr>
+      </w:pPr>
+      <w:r>
+        <w:rPr>
+          <w:b/>
+          <w:bCs/>
+        </w:rPr>
+        <w:t>Paša lapa:</w:t>
+      </w:r>
+    </w:p>
+    <w:p>
+      <w:pPr>
+        <w:pStyle w:val="Pamatteksts410"/>
+        <w:numPr>
+          <w:ilvl w:val="0"/>
+          <w:numId w:val="112"/>
+        </w:numPr>
+      </w:pPr>
+      <w:r>
+        <w:t>Lapas fons: tumšs, vienots ar pārējo sistēmu (bg-background).</w:t>
+      </w:r>
+    </w:p>
+    <w:p>
+      <w:pPr>
+        <w:pStyle w:val="Pamatteksts410"/>
+        <w:numPr>
+          <w:ilvl w:val="0"/>
+          <w:numId w:val="112"/>
+        </w:numPr>
+      </w:pPr>
+      <w:r>
+        <w:t>Fona tonis: ļoti tumši pelēks/melns, aptuveni #0a0a0a sajūta.</w:t>
+      </w:r>
+    </w:p>
+    <w:p>
+      <w:pPr>
+        <w:pStyle w:val="Pamatteksts410"/>
+        <w:numPr>
+          <w:ilvl w:val="0"/>
+          <w:numId w:val="112"/>
+        </w:numPr>
+      </w:pPr>
+      <w:r>
+        <w:t>Teksta krāsa: gaiši pelēka/balta (foreground).</w:t>
+      </w:r>
+    </w:p>
+    <w:p>
+      <w:pPr>
+        <w:pStyle w:val="Pamatteksts410"/>
+        <w:numPr>
+          <w:ilvl w:val="0"/>
+          <w:numId w:val="112"/>
+        </w:numPr>
+      </w:pPr>
+      <w:r>
+        <w:t>Fonta stils: sans-serif (Tailwind bāzes tipogrāfija).</w:t>
+      </w:r>
+    </w:p>
+    <w:p>
+      <w:pPr>
+        <w:pStyle w:val="Pamatteksts410"/>
+        <w:numPr>
+          <w:ilvl w:val="0"/>
+          <w:numId w:val="112"/>
+        </w:numPr>
+      </w:pPr>
+      <w:r>
+        <w:t>Teksta izlīdzinājums: virsraksti centrēti kartītēs, vadības elementi centrēti.</w:t>
+      </w:r>
+    </w:p>
+    <w:p>
+      <w:pPr>
+        <w:pStyle w:val="Pamatteksts410"/>
+        <w:rPr>
+          <w:b/>
+          <w:bCs/>
+        </w:rPr>
+      </w:pPr>
+      <w:r>
+        <w:rPr>
+          <w:b/>
+          <w:bCs/>
+        </w:rPr>
+        <w:t>Konteineris:</w:t>
+      </w:r>
+    </w:p>
+    <w:p>
+      <w:pPr>
+        <w:pStyle w:val="Pamatteksts410"/>
+        <w:numPr>
+          <w:ilvl w:val="0"/>
+          <w:numId w:val="113"/>
+        </w:numPr>
+      </w:pPr>
+      <w:r>
+        <w:t>Klase: container mx-auto px-4 py-8.</w:t>
+      </w:r>
+    </w:p>
+    <w:p>
+      <w:pPr>
+        <w:pStyle w:val="Pamatteksts410"/>
+        <w:numPr>
+          <w:ilvl w:val="0"/>
+          <w:numId w:val="113"/>
+        </w:numPr>
+      </w:pPr>
+      <w:r>
+        <w:t>Horizontāli centrēts.</w:t>
+      </w:r>
+    </w:p>
+    <w:p>
+      <w:pPr>
+        <w:pStyle w:val="Pamatteksts410"/>
+        <w:numPr>
+          <w:ilvl w:val="0"/>
+          <w:numId w:val="113"/>
+        </w:numPr>
+      </w:pPr>
+      <w:r>
+        <w:t>Iekšējās malas: py-8 (32px), px-4 (16px).</w:t>
+      </w:r>
+    </w:p>
+    <w:p>
+      <w:pPr>
+        <w:pStyle w:val="Pamatteksts410"/>
+        <w:numPr>
+          <w:ilvl w:val="0"/>
+          <w:numId w:val="113"/>
+        </w:numPr>
+      </w:pPr>
+      <w:r>
+        <w:t>Maksimālais platums saturam: max-w-2xl (aptuveni 672px).</w:t>
+      </w:r>
+    </w:p>
+    <w:p>
+      <w:pPr>
+        <w:pStyle w:val="Pamatteksts410"/>
+        <w:numPr>
+          <w:ilvl w:val="0"/>
+          <w:numId w:val="113"/>
+        </w:numPr>
+      </w:pPr>
+      <w:r>
+        <w:t>Starpatstarpes starp sekcijām: mb-6 un mb-8.</w:t>
+      </w:r>
+    </w:p>
+    <w:p>
+      <w:pPr>
+        <w:pStyle w:val="Pamatteksts410"/>
+        <w:rPr>
+          <w:b/>
+          <w:bCs/>
+        </w:rPr>
+      </w:pPr>
+      <w:r>
+        <w:rPr>
+          <w:b/>
+          <w:bCs/>
+        </w:rPr>
+        <w:t>Virsraksta sadaļa:</w:t>
+      </w:r>
+    </w:p>
+    <w:p>
+      <w:pPr>
+        <w:pStyle w:val="Pamatteksts410"/>
+        <w:numPr>
+          <w:ilvl w:val="0"/>
+          <w:numId w:val="114"/>
+        </w:numPr>
+      </w:pPr>
+      <w:r>
+        <w:t>Izvietojums: flex items-center gap-4 mb-8.</w:t>
+      </w:r>
+    </w:p>
+    <w:p>
+      <w:pPr>
+        <w:pStyle w:val="Pamatteksts410"/>
+        <w:numPr>
+          <w:ilvl w:val="0"/>
+          <w:numId w:val="114"/>
+        </w:numPr>
+      </w:pPr>
+      <w:r>
+        <w:t>Kreisajā pusē Atpakaļ poga (secondary, size-sm).</w:t>
+      </w:r>
+    </w:p>
+    <w:p>
+      <w:pPr>
+        <w:pStyle w:val="Pamatteksts410"/>
+        <w:numPr>
+          <w:ilvl w:val="0"/>
+          <w:numId w:val="114"/>
+        </w:numPr>
+      </w:pPr>
+      <w:r>
+        <w:t>Blakus ikona + testa nosaukums.</w:t>
+      </w:r>
+    </w:p>
+    <w:p>
+      <w:pPr>
+        <w:pStyle w:val="Pamatteksts410"/>
+        <w:rPr>
+          <w:b/>
+          <w:bCs/>
+        </w:rPr>
+      </w:pPr>
+      <w:r>
+        <w:rPr>
+          <w:b/>
+          <w:bCs/>
+        </w:rPr>
+        <w:t>Logotips un virsraksts:</w:t>
+      </w:r>
+    </w:p>
+    <w:p>
+      <w:pPr>
+        <w:pStyle w:val="Pamatteksts410"/>
+        <w:numPr>
+          <w:ilvl w:val="0"/>
+          <w:numId w:val="115"/>
+        </w:numPr>
+      </w:pPr>
+      <w:r>
+        <w:t>Ikona: Hash.</w:t>
+      </w:r>
+    </w:p>
+    <w:p>
+      <w:pPr>
+        <w:pStyle w:val="Pamatteksts410"/>
+        <w:numPr>
+          <w:ilvl w:val="0"/>
+          <w:numId w:val="115"/>
+        </w:numPr>
+      </w:pPr>
+      <w:r>
+        <w:t>Ikonas izmērs: 24px × 24px (w-6 h-6).</w:t>
+      </w:r>
+    </w:p>
+    <w:p>
+      <w:pPr>
+        <w:pStyle w:val="Pamatteksts410"/>
+        <w:numPr>
+          <w:ilvl w:val="0"/>
+          <w:numId w:val="115"/>
+        </w:numPr>
+      </w:pPr>
+      <w:r>
+        <w:t>Ikonas krāsa: text-cognitive-primary (violets tonis).</w:t>
+      </w:r>
+    </w:p>
+    <w:p>
+      <w:pPr>
+        <w:pStyle w:val="Pamatteksts410"/>
+        <w:numPr>
+          <w:ilvl w:val="0"/>
+          <w:numId w:val="115"/>
+        </w:numPr>
+      </w:pPr>
+      <w:r>
+        <w:t>Virsraksts: “Skaitļu Atmiņas Tests”.</w:t>
+      </w:r>
+    </w:p>
+    <w:p>
+      <w:pPr>
+        <w:pStyle w:val="Pamatteksts410"/>
+        <w:numPr>
+          <w:ilvl w:val="0"/>
+          <w:numId w:val="115"/>
+        </w:numPr>
+      </w:pPr>
+      <w:r>
+        <w:t>Fonta izmērs: text-3xl (30px).</w:t>
+      </w:r>
+    </w:p>
+    <w:p>
+      <w:pPr>
+        <w:pStyle w:val="Pamatteksts410"/>
+        <w:numPr>
+          <w:ilvl w:val="0"/>
+          <w:numId w:val="115"/>
+        </w:numPr>
+      </w:pPr>
+      <w:r>
+        <w:t>Fonta svars: font-bold (700).</w:t>
+      </w:r>
+    </w:p>
+    <w:p>
+      <w:pPr>
+        <w:pStyle w:val="Pamatteksts410"/>
+        <w:numPr>
+          <w:ilvl w:val="0"/>
+          <w:numId w:val="115"/>
+        </w:numPr>
+      </w:pPr>
+      <w:r>
+        <w:t>Teksta krāsa: gaiša/balta.</w:t>
+      </w:r>
+    </w:p>
+    <w:p>
+      <w:pPr>
+        <w:pStyle w:val="Pamatteksts410"/>
+      </w:pPr>
+      <w:r>
+        <w:rPr>
+          <w:b/>
+          <w:bCs/>
+        </w:rPr>
+        <w:t>Statusa kartīte:</w:t>
+      </w:r>
+    </w:p>
+    <w:p>
+      <w:pPr>
+        <w:pStyle w:val="Pamatteksts410"/>
+        <w:numPr>
+          <w:ilvl w:val="0"/>
+          <w:numId w:val="116"/>
+        </w:numPr>
+      </w:pPr>
+      <w:r>
+        <w:lastRenderedPageBreak/>
+        <w:t>Fons: bg-gradient-card (tumšs gradients).</w:t>
+      </w:r>
+    </w:p>
+    <w:p>
+      <w:pPr>
+        <w:pStyle w:val="Pamatteksts410"/>
+        <w:numPr>
+          <w:ilvl w:val="0"/>
+          <w:numId w:val="116"/>
+        </w:numPr>
+      </w:pPr>
+      <w:r>
+        <w:t>Robeža: border-border/50 (1px, 50% caurspīdīgums).</w:t>
+      </w:r>
+    </w:p>
+    <w:p>
+      <w:pPr>
+        <w:pStyle w:val="Pamatteksts410"/>
+        <w:numPr>
+          <w:ilvl w:val="0"/>
+          <w:numId w:val="116"/>
+        </w:numPr>
+      </w:pPr>
+      <w:r>
+        <w:t>Iekšējās malas: pt-6.</w:t>
+      </w:r>
+    </w:p>
+    <w:p>
+      <w:pPr>
+        <w:pStyle w:val="Pamatteksts410"/>
+        <w:numPr>
+          <w:ilvl w:val="0"/>
+          <w:numId w:val="116"/>
+        </w:numPr>
+      </w:pPr>
+      <w:r>
+        <w:t>Izkārtojums: grid grid-cols-3 gap-4, centrēts teksts.</w:t>
+      </w:r>
+    </w:p>
+    <w:p>
+      <w:pPr>
+        <w:pStyle w:val="Pamatteksts410"/>
+        <w:numPr>
+          <w:ilvl w:val="0"/>
+          <w:numId w:val="116"/>
+        </w:numPr>
+      </w:pPr>
+      <w:r>
+        <w:t>Rezultātu rādītāji:</w:t>
+      </w:r>
+    </w:p>
+    <w:p>
+      <w:pPr>
+        <w:pStyle w:val="Pamatteksts410"/>
+        <w:numPr>
+          <w:ilvl w:val="0"/>
+          <w:numId w:val="117"/>
+        </w:numPr>
+        <w:ind w:left="1985"/>
+      </w:pPr>
+      <w:r>
+        <w:t>Līmenis (primary tonis).</w:t>
+      </w:r>
+    </w:p>
+    <w:p>
+      <w:pPr>
+        <w:pStyle w:val="Pamatteksts410"/>
+        <w:numPr>
+          <w:ilvl w:val="0"/>
+          <w:numId w:val="117"/>
+        </w:numPr>
+        <w:ind w:left="1985"/>
+      </w:pPr>
+      <w:r>
+        <w:t>Rezultāts (success tonis).</w:t>
+      </w:r>
+    </w:p>
+    <w:p>
+      <w:pPr>
+        <w:pStyle w:val="Pamatteksts410"/>
+        <w:numPr>
+          <w:ilvl w:val="0"/>
+          <w:numId w:val="117"/>
+        </w:numPr>
+        <w:ind w:left="1985"/>
+      </w:pPr>
+      <w:r>
+        <w:t>Cipari (accent tonis).</w:t>
+      </w:r>
+    </w:p>
+    <w:p>
+      <w:pPr>
+        <w:pStyle w:val="Pamatteksts410"/>
+        <w:numPr>
+          <w:ilvl w:val="0"/>
+          <w:numId w:val="117"/>
+        </w:numPr>
+        <w:ind w:left="1985"/>
+      </w:pPr>
+      <w:r>
+        <w:t>Vērtību stils: text-2xl font-bold.</w:t>
+      </w:r>
+    </w:p>
+    <w:p>
+      <w:pPr>
+        <w:pStyle w:val="Pamatteksts410"/>
+        <w:numPr>
+          <w:ilvl w:val="0"/>
+          <w:numId w:val="117"/>
+        </w:numPr>
+        <w:ind w:left="1985"/>
+      </w:pPr>
+      <w:r>
+        <w:t>A</w:t>
+      </w:r>
+      <w:r>
+        <w:t>pzīmējumi</w:t>
+      </w:r>
+      <w:r>
+        <w:t>: text-sm text-muted-foreground.</w:t>
+      </w:r>
+    </w:p>
+    <w:p>
+      <w:pPr>
+        <w:pStyle w:val="Pamatteksts410"/>
+        <w:rPr>
+          <w:b/>
+          <w:bCs/>
+        </w:rPr>
+      </w:pPr>
+      <w:r>
+        <w:rPr>
+          <w:b/>
+          <w:bCs/>
+        </w:rPr>
+        <w:t>Galvenā testa kartīte:</w:t>
+      </w:r>
+    </w:p>
+    <w:p>
+      <w:pPr>
+        <w:pStyle w:val="Pamatteksts410"/>
+        <w:numPr>
+          <w:ilvl w:val="0"/>
+          <w:numId w:val="118"/>
+        </w:numPr>
+      </w:pPr>
+      <w:r>
+        <w:t>Fons: bg-gradient-card.</w:t>
+      </w:r>
+    </w:p>
+    <w:p>
+      <w:pPr>
+        <w:pStyle w:val="Pamatteksts410"/>
+        <w:numPr>
+          <w:ilvl w:val="0"/>
+          <w:numId w:val="118"/>
+        </w:numPr>
+      </w:pPr>
+      <w:r>
+        <w:t>Robeža: border-border/50.</w:t>
+      </w:r>
+    </w:p>
+    <w:p>
+      <w:pPr>
+        <w:pStyle w:val="Pamatteksts410"/>
+        <w:numPr>
+          <w:ilvl w:val="0"/>
+          <w:numId w:val="118"/>
+        </w:numPr>
+      </w:pPr>
+      <w:r>
+        <w:t>Header: text-center ar dinamisku virsrakstu un aprakstu.</w:t>
+      </w:r>
+    </w:p>
+    <w:p>
+      <w:pPr>
+        <w:pStyle w:val="Pamatteksts410"/>
+        <w:numPr>
+          <w:ilvl w:val="0"/>
+          <w:numId w:val="118"/>
+        </w:numPr>
+      </w:pPr>
+      <w:r>
+        <w:t>CardTitle izmērs: text-2xl.</w:t>
+      </w:r>
+    </w:p>
+    <w:p>
+      <w:pPr>
+        <w:pStyle w:val="Pamatteksts410"/>
+        <w:numPr>
+          <w:ilvl w:val="0"/>
+          <w:numId w:val="118"/>
+        </w:numPr>
+      </w:pPr>
+      <w:r>
+        <w:t>Stāvokļi: ready, showing, recalling, complete.</w:t>
+      </w:r>
+    </w:p>
+    <w:p>
+      <w:pPr>
+        <w:pStyle w:val="Pamatteksts410"/>
+        <w:rPr>
+          <w:b/>
+          <w:bCs/>
+        </w:rPr>
+      </w:pPr>
+      <w:r>
+        <w:rPr>
+          <w:b/>
+          <w:bCs/>
+        </w:rPr>
+        <w:t>Rādīšanas</w:t>
+      </w:r>
+      <w:r>
+        <w:rPr>
+          <w:b/>
+          <w:bCs/>
+        </w:rPr>
+        <w:t xml:space="preserve"> stāvoklis:</w:t>
+      </w:r>
+    </w:p>
+    <w:p>
+      <w:pPr>
+        <w:pStyle w:val="Pamatteksts410"/>
+        <w:numPr>
+          <w:ilvl w:val="0"/>
+          <w:numId w:val="119"/>
+        </w:numPr>
+      </w:pPr>
+      <w:r>
+        <w:t>Parādāmais skaitlis lielā blokā: bg-muted/20, rounded-lg, p-8.</w:t>
+      </w:r>
+    </w:p>
+    <w:p>
+      <w:pPr>
+        <w:pStyle w:val="Pamatteksts410"/>
+        <w:numPr>
+          <w:ilvl w:val="0"/>
+          <w:numId w:val="119"/>
+        </w:numPr>
+      </w:pPr>
+      <w:r>
+        <w:t>Skaitlis: text-6xl, font-mono, font-bold, text-cognitive-primary.</w:t>
+      </w:r>
+    </w:p>
+    <w:p>
+      <w:pPr>
+        <w:pStyle w:val="Pamatteksts410"/>
+        <w:numPr>
+          <w:ilvl w:val="0"/>
+          <w:numId w:val="119"/>
+        </w:numPr>
+      </w:pPr>
+      <w:r>
+        <w:t>Animācija: animate-pulse-glow.</w:t>
+      </w:r>
+    </w:p>
+    <w:p>
+      <w:pPr>
+        <w:pStyle w:val="Pamatteksts410"/>
+        <w:numPr>
+          <w:ilvl w:val="0"/>
+          <w:numId w:val="119"/>
+        </w:numPr>
+      </w:pPr>
+      <w:r>
+        <w:t>Cipari vizuāli atdalīti ar atstarpēm (lasāmībai).</w:t>
+      </w:r>
+    </w:p>
+    <w:p>
+      <w:pPr>
+        <w:pStyle w:val="Pamatteksts410"/>
+        <w:rPr>
+          <w:b/>
+          <w:bCs/>
+        </w:rPr>
+      </w:pPr>
+      <w:r>
+        <w:rPr>
+          <w:b/>
+          <w:bCs/>
+        </w:rPr>
+        <w:t>Ievadīšanas</w:t>
+      </w:r>
+      <w:r>
+        <w:rPr>
+          <w:b/>
+          <w:bCs/>
+        </w:rPr>
+        <w:t xml:space="preserve"> stāvoklis:</w:t>
+      </w:r>
+    </w:p>
+    <w:p>
+      <w:pPr>
+        <w:pStyle w:val="Pamatteksts410"/>
+        <w:numPr>
+          <w:ilvl w:val="0"/>
+          <w:numId w:val="120"/>
+        </w:numPr>
+      </w:pPr>
+      <w:r>
+        <w:t>Ievades lauks: centrēts teksts, liels monospace noformējums, h-16.</w:t>
+      </w:r>
+    </w:p>
+    <w:p>
+      <w:pPr>
+        <w:pStyle w:val="Pamatteksts410"/>
+        <w:numPr>
+          <w:ilvl w:val="0"/>
+          <w:numId w:val="120"/>
+        </w:numPr>
+      </w:pPr>
+      <w:r>
+        <w:t>Placeholder: “Ievadi skaitli...”</w:t>
+      </w:r>
+    </w:p>
+    <w:p>
+      <w:pPr>
+        <w:pStyle w:val="Pamatteksts410"/>
+        <w:numPr>
+          <w:ilvl w:val="0"/>
+          <w:numId w:val="120"/>
+        </w:numPr>
+      </w:pPr>
+      <w:r>
+        <w:t>Iesniegšanas poga: primārā violeta poga.</w:t>
+      </w:r>
+    </w:p>
+    <w:p>
+      <w:pPr>
+        <w:pStyle w:val="Pamatteksts410"/>
+        <w:numPr>
+          <w:ilvl w:val="0"/>
+          <w:numId w:val="120"/>
+        </w:numPr>
+      </w:pPr>
+      <w:r>
+        <w:t>Atļauti tikai cipari; garums ierobežots līdz mērķa skaitlim.</w:t>
+      </w:r>
+    </w:p>
+    <w:p>
+      <w:pPr>
+        <w:pStyle w:val="Pamatteksts410"/>
+        <w:rPr>
+          <w:b/>
+          <w:bCs/>
+        </w:rPr>
+      </w:pPr>
+      <w:r>
+        <w:rPr>
+          <w:b/>
+          <w:bCs/>
+        </w:rPr>
+        <w:t>Pabeigtais</w:t>
+      </w:r>
+      <w:r>
+        <w:rPr>
+          <w:b/>
+          <w:bCs/>
+        </w:rPr>
+        <w:t xml:space="preserve"> stāvoklis:</w:t>
+      </w:r>
+    </w:p>
+    <w:p>
+      <w:pPr>
+        <w:pStyle w:val="Pamatteksts410"/>
+        <w:numPr>
+          <w:ilvl w:val="0"/>
+          <w:numId w:val="121"/>
+        </w:numPr>
+      </w:pPr>
+      <w:r>
+        <w:t>Salīdzinājuma panelis ar 2 kolonnām:</w:t>
+      </w:r>
+    </w:p>
+    <w:p>
+      <w:pPr>
+        <w:pStyle w:val="Pamatteksts410"/>
+        <w:numPr>
+          <w:ilvl w:val="0"/>
+          <w:numId w:val="121"/>
+        </w:numPr>
+      </w:pPr>
+      <w:r>
+        <w:t>Pareizais skaitlis (zaļš tonis).</w:t>
+      </w:r>
+    </w:p>
+    <w:p>
+      <w:pPr>
+        <w:pStyle w:val="Pamatteksts410"/>
+        <w:numPr>
+          <w:ilvl w:val="0"/>
+          <w:numId w:val="121"/>
+        </w:numPr>
+      </w:pPr>
+      <w:r>
+        <w:t>“Tavs Ievadītais” (zaļš, ja pareizi; sarkans, ja kļūda).</w:t>
+      </w:r>
+    </w:p>
+    <w:p>
+      <w:pPr>
+        <w:pStyle w:val="Pamatteksts410"/>
+        <w:numPr>
+          <w:ilvl w:val="0"/>
+          <w:numId w:val="121"/>
+        </w:numPr>
+      </w:pPr>
+      <w:r>
+        <w:t>Abi lauki monospace stilā ar izteiktu kontrastu.</w:t>
+      </w:r>
+    </w:p>
+    <w:p>
+      <w:pPr>
+        <w:jc w:val="both"/>
+        <w:rPr>
+          <w:rFonts w:ascii="Times New Roman" w:hAnsi="Times New Roman"/>
+        </w:rPr>
+      </w:pPr>
+      <w:r>
+        <w:br w:type="page"/>
+      </w:r>
+    </w:p>
+    <w:p>
+      <w:pPr>
+        <w:pStyle w:val="Pamatteksts410"/>
+        <w:rPr>
+          <w:b/>
+          <w:bCs/>
+        </w:rPr>
+      </w:pPr>
+      <w:r>
+        <w:rPr>
+          <w:b/>
+          <w:bCs/>
+        </w:rPr>
+        <w:lastRenderedPageBreak/>
+        <w:t>Pogas:</w:t>
+      </w:r>
+    </w:p>
+    <w:p>
+      <w:pPr>
+        <w:pStyle w:val="Pamatteksts410"/>
+        <w:numPr>
+          <w:ilvl w:val="0"/>
+          <w:numId w:val="122"/>
+        </w:numPr>
+      </w:pPr>
+      <w:r>
+        <w:t>Ready: “Sākt X. līmeni” (bg-cognitive-primary hover:bg-cognitive-primary/80).</w:t>
+      </w:r>
+    </w:p>
+    <w:p>
+      <w:pPr>
+        <w:pStyle w:val="Pamatteksts410"/>
+        <w:numPr>
+          <w:ilvl w:val="0"/>
+          <w:numId w:val="122"/>
+        </w:numPr>
+      </w:pPr>
+      <w:r>
+        <w:t>Complete:</w:t>
+      </w:r>
+    </w:p>
+    <w:p>
+      <w:pPr>
+        <w:pStyle w:val="Pamatteksts410"/>
+        <w:numPr>
+          <w:ilvl w:val="0"/>
+          <w:numId w:val="122"/>
+        </w:numPr>
+      </w:pPr>
+      <w:r>
+        <w:t>“Nākamais Līmenis” (aktīva tikai pēc pareiza mēģinājuma).</w:t>
+      </w:r>
+    </w:p>
+    <w:p>
+      <w:pPr>
+        <w:pStyle w:val="Pamatteksts410"/>
+        <w:numPr>
+          <w:ilvl w:val="0"/>
+          <w:numId w:val="122"/>
+        </w:numPr>
+      </w:pPr>
+      <w:r>
+        <w:t>“Sākt No Jauna” (secondary variants ar RotateCcw ikonu).</w:t>
+      </w:r>
+    </w:p>
+    <w:p>
+      <w:pPr>
+        <w:pStyle w:val="Pamatteksts410"/>
+        <w:numPr>
+          <w:ilvl w:val="0"/>
+          <w:numId w:val="122"/>
+        </w:numPr>
+      </w:pPr>
+      <w:r>
+        <w:t>Izvietojums: flex, centrēts, ar gap-2/gap-4.</w:t>
+      </w:r>
+    </w:p>
+    <w:p>
+      <w:pPr>
+        <w:pStyle w:val="Pamatteksts410"/>
+        <w:rPr>
+          <w:b/>
+          <w:bCs/>
+        </w:rPr>
+      </w:pPr>
+      <w:r>
+        <w:rPr>
+          <w:b/>
+          <w:bCs/>
+        </w:rPr>
+        <w:t>Rezultātu kartīte (ja ir mēģinājumi):</w:t>
+      </w:r>
+    </w:p>
+    <w:p>
+      <w:pPr>
+        <w:pStyle w:val="Pamatteksts410"/>
+        <w:numPr>
+          <w:ilvl w:val="0"/>
+          <w:numId w:val="123"/>
+        </w:numPr>
+      </w:pPr>
+      <w:r>
+        <w:t>Virsraksts: “Tavi Rezultāti”.</w:t>
+      </w:r>
+    </w:p>
+    <w:p>
+      <w:pPr>
+        <w:pStyle w:val="Pamatteksts410"/>
+        <w:numPr>
+          <w:ilvl w:val="0"/>
+          <w:numId w:val="123"/>
+        </w:numPr>
+      </w:pPr>
+      <w:r>
+        <w:t>Apraksts: “Snieguma vēsture un statistika”.</w:t>
+      </w:r>
+    </w:p>
+    <w:p>
+      <w:pPr>
+        <w:pStyle w:val="Pamatteksts410"/>
+        <w:numPr>
+          <w:ilvl w:val="0"/>
+          <w:numId w:val="123"/>
+        </w:numPr>
+      </w:pPr>
+      <w:r>
+        <w:t>Statistika režģī: grid-cols-2 md:grid-cols-4 gap-4.</w:t>
+      </w:r>
+    </w:p>
+    <w:p>
+      <w:pPr>
+        <w:pStyle w:val="Pamatteksts410"/>
+        <w:numPr>
+          <w:ilvl w:val="0"/>
+          <w:numId w:val="123"/>
+        </w:numPr>
+      </w:pPr>
+      <w:r>
+        <w:t>Rādītāji:</w:t>
+      </w:r>
+    </w:p>
+    <w:p>
+      <w:pPr>
+        <w:pStyle w:val="Pamatteksts410"/>
+        <w:numPr>
+          <w:ilvl w:val="0"/>
+          <w:numId w:val="124"/>
+        </w:numPr>
+        <w:ind w:left="2127"/>
+      </w:pPr>
+      <w:r>
+        <w:t>Mēģinājumi.</w:t>
+      </w:r>
+    </w:p>
+    <w:p>
+      <w:pPr>
+        <w:pStyle w:val="Pamatteksts410"/>
+        <w:numPr>
+          <w:ilvl w:val="0"/>
+          <w:numId w:val="124"/>
+        </w:numPr>
+        <w:ind w:left="2127"/>
+      </w:pPr>
+      <w:r>
+        <w:t>Precizitāte (%).</w:t>
+      </w:r>
+    </w:p>
+    <w:p>
+      <w:pPr>
+        <w:pStyle w:val="Pamatteksts410"/>
+        <w:numPr>
+          <w:ilvl w:val="0"/>
+          <w:numId w:val="124"/>
+        </w:numPr>
+        <w:ind w:left="2127"/>
+      </w:pPr>
+      <w:r>
+        <w:t>Labākais līmenis.</w:t>
+      </w:r>
+    </w:p>
+    <w:p>
+      <w:pPr>
+        <w:pStyle w:val="Pamatteksts410"/>
+        <w:numPr>
+          <w:ilvl w:val="0"/>
+          <w:numId w:val="124"/>
+        </w:numPr>
+        <w:ind w:left="2127"/>
+      </w:pPr>
+      <w:r>
+        <w:t>Rezultāts.</w:t>
+      </w:r>
+    </w:p>
+    <w:p>
+      <w:pPr>
+        <w:pStyle w:val="Pamatteksts410"/>
+        <w:numPr>
+          <w:ilvl w:val="0"/>
+          <w:numId w:val="123"/>
+        </w:numPr>
+      </w:pPr>
+      <w:r>
+        <w:t>Jaunāko mēģinājumu saraksts:</w:t>
+      </w:r>
+    </w:p>
+    <w:p>
+      <w:pPr>
+        <w:pStyle w:val="Pamatteksts410"/>
+        <w:numPr>
+          <w:ilvl w:val="0"/>
+          <w:numId w:val="123"/>
+        </w:numPr>
+      </w:pPr>
+      <w:r>
+        <w:t>Katra rinda ir kartīte ar p-3 un robežu.</w:t>
+      </w:r>
+    </w:p>
+    <w:p>
+      <w:pPr>
+        <w:pStyle w:val="Pamatteksts410"/>
+        <w:numPr>
+          <w:ilvl w:val="0"/>
+          <w:numId w:val="123"/>
+        </w:numPr>
+      </w:pPr>
+      <w:r>
+        <w:t>Pareizs mēģinājums: zaļš fons/robeža.</w:t>
+      </w:r>
+    </w:p>
+    <w:p>
+      <w:pPr>
+        <w:pStyle w:val="Pamatteksts410"/>
+        <w:numPr>
+          <w:ilvl w:val="0"/>
+          <w:numId w:val="123"/>
+        </w:numPr>
+      </w:pPr>
+      <w:r>
+        <w:t>Nepareizs mēģinājums: sarkans fons/robeža.</w:t>
+      </w:r>
+    </w:p>
+    <w:p>
+      <w:pPr>
+        <w:pStyle w:val="Pamatteksts410"/>
+        <w:numPr>
+          <w:ilvl w:val="0"/>
+          <w:numId w:val="123"/>
+        </w:numPr>
+      </w:pPr>
+      <w:r>
+        <w:t>Rādīts līmenis, ciparu skaits un</w:t>
+      </w:r>
+      <w:r>
+        <w:t xml:space="preserve"> ķeksīts vai X</w:t>
+      </w:r>
+      <w:r>
+        <w:t xml:space="preserve"> statuss.</w:t>
+      </w:r>
+    </w:p>
+    <w:p>
+      <w:pPr>
+        <w:pStyle w:val="Pamatteksts410"/>
+        <w:jc w:val="left"/>
+      </w:pPr>
     </w:p>
     <w:p>
       <w:pPr>
@@ -22861,6 +23808,1236 @@
       </w:r>
       <w:bookmarkEnd w:id="80"/>
     </w:p>
+    <w:p>
+      <w:pPr>
+        <w:pStyle w:val="Pamatteksts410"/>
+        <w:jc w:val="left"/>
+      </w:pPr>
+      <w:r>
+        <w:rPr>
+          <w:b/>
+          <w:bCs/>
+        </w:rPr>
+        <w:t>Paša lapa:</w:t>
+      </w:r>
+    </w:p>
+    <w:p>
+      <w:pPr>
+        <w:pStyle w:val="Pamatteksts410"/>
+        <w:numPr>
+          <w:ilvl w:val="0"/>
+          <w:numId w:val="126"/>
+        </w:numPr>
+        <w:jc w:val="left"/>
+      </w:pPr>
+      <w:r>
+        <w:t>Lapas fons: tumšs, balstīts uz kopējo dizaina sistēmu (bg-background).</w:t>
+      </w:r>
+    </w:p>
+    <w:p>
+      <w:pPr>
+        <w:pStyle w:val="Pamatteksts410"/>
+        <w:numPr>
+          <w:ilvl w:val="0"/>
+          <w:numId w:val="126"/>
+        </w:numPr>
+        <w:jc w:val="left"/>
+      </w:pPr>
+      <w:r>
+        <w:t>Fona tonis: ļoti tumši pelēks/melns.</w:t>
+      </w:r>
+    </w:p>
+    <w:p>
+      <w:pPr>
+        <w:pStyle w:val="Pamatteksts410"/>
+        <w:numPr>
+          <w:ilvl w:val="0"/>
+          <w:numId w:val="126"/>
+        </w:numPr>
+        <w:jc w:val="left"/>
+      </w:pPr>
+      <w:r>
+        <w:t>Teksta krāsa: gaiša (foreground).</w:t>
+      </w:r>
+    </w:p>
+    <w:p>
+      <w:pPr>
+        <w:pStyle w:val="Pamatteksts410"/>
+        <w:numPr>
+          <w:ilvl w:val="0"/>
+          <w:numId w:val="126"/>
+        </w:numPr>
+        <w:jc w:val="left"/>
+      </w:pPr>
+      <w:r>
+        <w:t>Fonta stils: sans-serif pamattekstam, monospace rakstīšanas zonām.</w:t>
+      </w:r>
+    </w:p>
+    <w:p>
+      <w:pPr>
+        <w:rPr>
+          <w:rFonts w:ascii="Times New Roman" w:hAnsi="Times New Roman"/>
+        </w:rPr>
+      </w:pPr>
+      <w:r>
+        <w:br w:type="page"/>
+      </w:r>
+    </w:p>
+    <w:p>
+      <w:pPr>
+        <w:pStyle w:val="Pamatteksts410"/>
+        <w:jc w:val="left"/>
+        <w:rPr>
+          <w:b/>
+          <w:bCs/>
+        </w:rPr>
+      </w:pPr>
+      <w:r>
+        <w:rPr>
+          <w:b/>
+          <w:bCs/>
+        </w:rPr>
+        <w:lastRenderedPageBreak/>
+        <w:t>Konteineris:</w:t>
+      </w:r>
+    </w:p>
+    <w:p>
+      <w:pPr>
+        <w:pStyle w:val="Pamatteksts410"/>
+        <w:numPr>
+          <w:ilvl w:val="0"/>
+          <w:numId w:val="127"/>
+        </w:numPr>
+        <w:jc w:val="left"/>
+      </w:pPr>
+      <w:r>
+        <w:t>Klase: container mx-auto px-4 py-8.</w:t>
+      </w:r>
+    </w:p>
+    <w:p>
+      <w:pPr>
+        <w:pStyle w:val="Pamatteksts410"/>
+        <w:numPr>
+          <w:ilvl w:val="0"/>
+          <w:numId w:val="127"/>
+        </w:numPr>
+        <w:jc w:val="left"/>
+      </w:pPr>
+      <w:r>
+        <w:t>Horizontāli centrēts.</w:t>
+      </w:r>
+    </w:p>
+    <w:p>
+      <w:pPr>
+        <w:pStyle w:val="Pamatteksts410"/>
+        <w:numPr>
+          <w:ilvl w:val="0"/>
+          <w:numId w:val="127"/>
+        </w:numPr>
+        <w:jc w:val="left"/>
+      </w:pPr>
+      <w:r>
+        <w:t>Iekšējās malas: 32px vertikāli, 16px horizontāli.</w:t>
+      </w:r>
+    </w:p>
+    <w:p>
+      <w:pPr>
+        <w:pStyle w:val="Pamatteksts410"/>
+        <w:numPr>
+          <w:ilvl w:val="0"/>
+          <w:numId w:val="127"/>
+        </w:numPr>
+        <w:jc w:val="left"/>
+      </w:pPr>
+      <w:r>
+        <w:t>Maksimālais platums: max-w-4xl (plašāks, lai teksts būtu ērti salasāms).</w:t>
+      </w:r>
+    </w:p>
+    <w:p>
+      <w:pPr>
+        <w:pStyle w:val="Pamatteksts410"/>
+        <w:numPr>
+          <w:ilvl w:val="0"/>
+          <w:numId w:val="127"/>
+        </w:numPr>
+        <w:jc w:val="left"/>
+      </w:pPr>
+      <w:r>
+        <w:t>Vertikālās atstarpes starp blokiem: mb-6 un mb-8.</w:t>
+      </w:r>
+    </w:p>
+    <w:p>
+      <w:pPr>
+        <w:pStyle w:val="Pamatteksts410"/>
+        <w:jc w:val="left"/>
+        <w:rPr>
+          <w:b/>
+          <w:bCs/>
+        </w:rPr>
+      </w:pPr>
+      <w:r>
+        <w:rPr>
+          <w:b/>
+          <w:bCs/>
+        </w:rPr>
+        <w:t>Virsraksta sadaļa:</w:t>
+      </w:r>
+    </w:p>
+    <w:p>
+      <w:pPr>
+        <w:pStyle w:val="Pamatteksts410"/>
+        <w:numPr>
+          <w:ilvl w:val="0"/>
+          <w:numId w:val="128"/>
+        </w:numPr>
+        <w:jc w:val="left"/>
+      </w:pPr>
+      <w:r>
+        <w:t>Izvietojums: flex items-center gap-4 mb-8.</w:t>
+      </w:r>
+    </w:p>
+    <w:p>
+      <w:pPr>
+        <w:pStyle w:val="Pamatteksts410"/>
+        <w:numPr>
+          <w:ilvl w:val="0"/>
+          <w:numId w:val="128"/>
+        </w:numPr>
+        <w:jc w:val="left"/>
+      </w:pPr>
+      <w:r>
+        <w:t>Kreisajā pusē: Atpakaļ poga (secondary, size-sm).</w:t>
+      </w:r>
+    </w:p>
+    <w:p>
+      <w:pPr>
+        <w:pStyle w:val="Pamatteksts410"/>
+        <w:numPr>
+          <w:ilvl w:val="0"/>
+          <w:numId w:val="128"/>
+        </w:numPr>
+        <w:jc w:val="left"/>
+      </w:pPr>
+      <w:r>
+        <w:t>Labajā pusē: ikona + virsraksts.</w:t>
+      </w:r>
+    </w:p>
+    <w:p>
+      <w:pPr>
+        <w:pStyle w:val="Pamatteksts410"/>
+        <w:jc w:val="left"/>
+      </w:pPr>
+      <w:r>
+        <w:t>Logotips un virsraksts:</w:t>
+      </w:r>
+    </w:p>
+    <w:p>
+      <w:pPr>
+        <w:pStyle w:val="Pamatteksts410"/>
+        <w:numPr>
+          <w:ilvl w:val="0"/>
+          <w:numId w:val="129"/>
+        </w:numPr>
+        <w:jc w:val="left"/>
+      </w:pPr>
+      <w:r>
+        <w:t>I</w:t>
+      </w:r>
+      <w:r>
+        <w:t>kona: Keyboard.</w:t>
+      </w:r>
+    </w:p>
+    <w:p>
+      <w:pPr>
+        <w:pStyle w:val="Pamatteksts410"/>
+        <w:numPr>
+          <w:ilvl w:val="0"/>
+          <w:numId w:val="129"/>
+        </w:numPr>
+        <w:jc w:val="left"/>
+      </w:pPr>
+      <w:r>
+        <w:t>Ikonas izmērs: 24px × 24px (w-6 h-6).</w:t>
+      </w:r>
+    </w:p>
+    <w:p>
+      <w:pPr>
+        <w:pStyle w:val="Pamatteksts410"/>
+        <w:numPr>
+          <w:ilvl w:val="0"/>
+          <w:numId w:val="129"/>
+        </w:numPr>
+        <w:jc w:val="left"/>
+      </w:pPr>
+      <w:r>
+        <w:t>Ikonas krāsa: text-cognitive-primary (violets tonis).</w:t>
+      </w:r>
+    </w:p>
+    <w:p>
+      <w:pPr>
+        <w:pStyle w:val="Pamatteksts410"/>
+        <w:numPr>
+          <w:ilvl w:val="0"/>
+          <w:numId w:val="129"/>
+        </w:numPr>
+        <w:jc w:val="left"/>
+      </w:pPr>
+      <w:r>
+        <w:t>Virsraksts: “Rakstīšanas Ātruma Tests”.</w:t>
+      </w:r>
+    </w:p>
+    <w:p>
+      <w:pPr>
+        <w:pStyle w:val="Pamatteksts410"/>
+        <w:numPr>
+          <w:ilvl w:val="0"/>
+          <w:numId w:val="129"/>
+        </w:numPr>
+        <w:jc w:val="left"/>
+      </w:pPr>
+      <w:r>
+        <w:t>Fonta izmērs: text-3xl (30px).</w:t>
+      </w:r>
+    </w:p>
+    <w:p>
+      <w:pPr>
+        <w:pStyle w:val="Pamatteksts410"/>
+        <w:numPr>
+          <w:ilvl w:val="0"/>
+          <w:numId w:val="129"/>
+        </w:numPr>
+        <w:jc w:val="left"/>
+      </w:pPr>
+      <w:r>
+        <w:t>Fonta svars: font-bold (700).</w:t>
+      </w:r>
+    </w:p>
+    <w:p>
+      <w:pPr>
+        <w:pStyle w:val="Pamatteksts410"/>
+        <w:numPr>
+          <w:ilvl w:val="0"/>
+          <w:numId w:val="129"/>
+        </w:numPr>
+        <w:jc w:val="left"/>
+      </w:pPr>
+      <w:r>
+        <w:t>Teksta krāsa: balta/gaiša.</w:t>
+      </w:r>
+    </w:p>
+    <w:p>
+      <w:pPr>
+        <w:pStyle w:val="Pamatteksts410"/>
+        <w:jc w:val="left"/>
+        <w:rPr>
+          <w:b/>
+          <w:bCs/>
+        </w:rPr>
+      </w:pPr>
+      <w:r>
+        <w:rPr>
+          <w:b/>
+          <w:bCs/>
+        </w:rPr>
+        <w:t>Snieguma rādītāju josla:</w:t>
+      </w:r>
+    </w:p>
+    <w:p>
+      <w:pPr>
+        <w:pStyle w:val="Pamatteksts410"/>
+        <w:numPr>
+          <w:ilvl w:val="0"/>
+          <w:numId w:val="130"/>
+        </w:numPr>
+        <w:jc w:val="left"/>
+      </w:pPr>
+      <w:r>
+        <w:t>Kartīte: bg-gradient-card + border-border/50.</w:t>
+      </w:r>
+    </w:p>
+    <w:p>
+      <w:pPr>
+        <w:pStyle w:val="Pamatteksts410"/>
+        <w:numPr>
+          <w:ilvl w:val="0"/>
+          <w:numId w:val="130"/>
+        </w:numPr>
+        <w:jc w:val="left"/>
+      </w:pPr>
+      <w:r>
+        <w:t>Iekšā: grid grid-cols-2 md:grid-cols-4 gap-4, teksts centrēts.</w:t>
+      </w:r>
+    </w:p>
+    <w:p>
+      <w:pPr>
+        <w:pStyle w:val="Pamatteksts410"/>
+        <w:numPr>
+          <w:ilvl w:val="0"/>
+          <w:numId w:val="130"/>
+        </w:numPr>
+        <w:jc w:val="left"/>
+      </w:pPr>
+      <w:r>
+        <w:t>Rādītāji:</w:t>
+      </w:r>
+    </w:p>
+    <w:p>
+      <w:pPr>
+        <w:pStyle w:val="Pamatteksts410"/>
+        <w:numPr>
+          <w:ilvl w:val="0"/>
+          <w:numId w:val="131"/>
+        </w:numPr>
+        <w:ind w:left="1985"/>
+        <w:jc w:val="left"/>
+      </w:pPr>
+      <w:r>
+        <w:t>Laiks (sekundēs) ar Timer ikonu warning tonī.</w:t>
+      </w:r>
+    </w:p>
+    <w:p>
+      <w:pPr>
+        <w:pStyle w:val="Pamatteksts410"/>
+        <w:numPr>
+          <w:ilvl w:val="0"/>
+          <w:numId w:val="131"/>
+        </w:numPr>
+        <w:ind w:left="1985"/>
+        <w:jc w:val="left"/>
+      </w:pPr>
+      <w:r>
+        <w:t>VM (vārdi minūtē) primary tonī.</w:t>
+      </w:r>
+    </w:p>
+    <w:p>
+      <w:pPr>
+        <w:pStyle w:val="Pamatteksts410"/>
+        <w:numPr>
+          <w:ilvl w:val="0"/>
+          <w:numId w:val="131"/>
+        </w:numPr>
+        <w:ind w:left="1985"/>
+        <w:jc w:val="left"/>
+      </w:pPr>
+      <w:r>
+        <w:t>Precizitāte (%) success tonī.</w:t>
+      </w:r>
+    </w:p>
+    <w:p>
+      <w:pPr>
+        <w:pStyle w:val="Pamatteksts410"/>
+        <w:numPr>
+          <w:ilvl w:val="0"/>
+          <w:numId w:val="131"/>
+        </w:numPr>
+        <w:ind w:left="1985"/>
+        <w:jc w:val="left"/>
+      </w:pPr>
+      <w:r>
+        <w:t>Progress (%) accent tonī.</w:t>
+      </w:r>
+    </w:p>
+    <w:p>
+      <w:pPr>
+        <w:pStyle w:val="Pamatteksts410"/>
+        <w:numPr>
+          <w:ilvl w:val="0"/>
+          <w:numId w:val="131"/>
+        </w:numPr>
+        <w:ind w:left="1985"/>
+        <w:jc w:val="left"/>
+      </w:pPr>
+      <w:r>
+        <w:t>Skaitļu stils: text-2xl font-bold.</w:t>
+      </w:r>
+    </w:p>
+    <w:p>
+      <w:pPr>
+        <w:pStyle w:val="Pamatteksts410"/>
+        <w:numPr>
+          <w:ilvl w:val="0"/>
+          <w:numId w:val="131"/>
+        </w:numPr>
+        <w:ind w:left="1985"/>
+        <w:jc w:val="left"/>
+      </w:pPr>
+      <w:r>
+        <w:t>Rādītāju nosaukumi: text-sm text-muted-foreground.</w:t>
+      </w:r>
+    </w:p>
+    <w:p>
+      <w:pPr>
+        <w:pStyle w:val="Pamatteksts410"/>
+        <w:jc w:val="left"/>
+        <w:rPr>
+          <w:b/>
+          <w:bCs/>
+        </w:rPr>
+      </w:pPr>
+      <w:r>
+        <w:rPr>
+          <w:b/>
+          <w:bCs/>
+        </w:rPr>
+        <w:t>Galvenā testa kartīte:</w:t>
+      </w:r>
+    </w:p>
+    <w:p>
+      <w:pPr>
+        <w:pStyle w:val="Pamatteksts410"/>
+        <w:numPr>
+          <w:ilvl w:val="0"/>
+          <w:numId w:val="133"/>
+        </w:numPr>
+        <w:jc w:val="left"/>
+      </w:pPr>
+      <w:r>
+        <w:t>Fons: bg-gradient-card.</w:t>
+      </w:r>
+    </w:p>
+    <w:p>
+      <w:pPr>
+        <w:pStyle w:val="Pamatteksts410"/>
+        <w:numPr>
+          <w:ilvl w:val="0"/>
+          <w:numId w:val="133"/>
+        </w:numPr>
+        <w:jc w:val="left"/>
+      </w:pPr>
+      <w:r>
+        <w:t>Robeža: border-border/50.</w:t>
+      </w:r>
+    </w:p>
+    <w:p>
+      <w:pPr>
+        <w:pStyle w:val="Pamatteksts410"/>
+        <w:numPr>
+          <w:ilvl w:val="0"/>
+          <w:numId w:val="133"/>
+        </w:numPr>
+        <w:jc w:val="left"/>
+      </w:pPr>
+      <w:r>
+        <w:t>Header: text-center ar dinamisku virsrakstu/aprakstu pēc stāvokļa.</w:t>
+      </w:r>
+    </w:p>
+    <w:p>
+      <w:pPr>
+        <w:rPr>
+          <w:rFonts w:ascii="Times New Roman" w:hAnsi="Times New Roman"/>
+        </w:rPr>
+      </w:pPr>
+      <w:r>
+        <w:br w:type="page"/>
+      </w:r>
+    </w:p>
+    <w:p>
+      <w:pPr>
+        <w:pStyle w:val="Pamatteksts410"/>
+        <w:jc w:val="left"/>
+        <w:rPr>
+          <w:b/>
+          <w:bCs/>
+        </w:rPr>
+      </w:pPr>
+      <w:r>
+        <w:rPr>
+          <w:b/>
+          <w:bCs/>
+        </w:rPr>
+        <w:lastRenderedPageBreak/>
+        <w:t>Stāvokļi:</w:t>
+      </w:r>
+    </w:p>
+    <w:p>
+      <w:pPr>
+        <w:pStyle w:val="Pamatteksts410"/>
+        <w:numPr>
+          <w:ilvl w:val="0"/>
+          <w:numId w:val="134"/>
+        </w:numPr>
+        <w:jc w:val="left"/>
+      </w:pPr>
+      <w:r>
+        <w:t>Ready: gatavības ekrāns ar starta pogu.</w:t>
+      </w:r>
+    </w:p>
+    <w:p>
+      <w:pPr>
+        <w:pStyle w:val="Pamatteksts410"/>
+        <w:numPr>
+          <w:ilvl w:val="0"/>
+          <w:numId w:val="134"/>
+        </w:numPr>
+        <w:jc w:val="left"/>
+      </w:pPr>
+      <w:r>
+        <w:t>Countdown: 5 sekunžu atpakaļskaitīšana.</w:t>
+      </w:r>
+    </w:p>
+    <w:p>
+      <w:pPr>
+        <w:pStyle w:val="Pamatteksts410"/>
+        <w:numPr>
+          <w:ilvl w:val="0"/>
+          <w:numId w:val="134"/>
+        </w:numPr>
+        <w:jc w:val="left"/>
+      </w:pPr>
+      <w:r>
+        <w:t>Active: rakstīšana reāllaikā.</w:t>
+      </w:r>
+    </w:p>
+    <w:p>
+      <w:pPr>
+        <w:pStyle w:val="Pamatteksts410"/>
+        <w:numPr>
+          <w:ilvl w:val="0"/>
+          <w:numId w:val="134"/>
+        </w:numPr>
+        <w:jc w:val="left"/>
+      </w:pPr>
+      <w:r>
+        <w:t>Complete: gala rezultāts + darbību pogas.</w:t>
+      </w:r>
+    </w:p>
+    <w:p>
+      <w:pPr>
+        <w:pStyle w:val="Pamatteksts410"/>
+        <w:jc w:val="left"/>
+      </w:pPr>
+      <w:r>
+        <w:rPr>
+          <w:b/>
+          <w:bCs/>
+        </w:rPr>
+        <w:t>Ready stāvoklis:</w:t>
+      </w:r>
+    </w:p>
+    <w:p>
+      <w:pPr>
+        <w:pStyle w:val="Pamatteksts410"/>
+        <w:numPr>
+          <w:ilvl w:val="0"/>
+          <w:numId w:val="135"/>
+        </w:numPr>
+        <w:jc w:val="left"/>
+      </w:pPr>
+      <w:r>
+        <w:t>Centrā viena primārā poga: “Sākt Rakstīšanas Testu”.</w:t>
+      </w:r>
+    </w:p>
+    <w:p>
+      <w:pPr>
+        <w:pStyle w:val="Pamatteksts410"/>
+        <w:numPr>
+          <w:ilvl w:val="0"/>
+          <w:numId w:val="135"/>
+        </w:numPr>
+        <w:jc w:val="left"/>
+      </w:pPr>
+      <w:r>
+        <w:t>Poga: bg-cognitive-primary, hover ar tumšāku toni.</w:t>
+      </w:r>
+    </w:p>
+    <w:p>
+      <w:pPr>
+        <w:pStyle w:val="Pamatteksts410"/>
+        <w:numPr>
+          <w:ilvl w:val="0"/>
+          <w:numId w:val="135"/>
+        </w:numPr>
+        <w:jc w:val="left"/>
+      </w:pPr>
+      <w:r>
+        <w:t>Ikona: Play.</w:t>
+      </w:r>
+    </w:p>
+    <w:p>
+      <w:pPr>
+        <w:pStyle w:val="Pamatteksts410"/>
+        <w:jc w:val="left"/>
+        <w:rPr>
+          <w:b/>
+          <w:bCs/>
+        </w:rPr>
+      </w:pPr>
+      <w:r>
+        <w:rPr>
+          <w:b/>
+          <w:bCs/>
+        </w:rPr>
+        <w:t>Countdown stāvoklis:</w:t>
+      </w:r>
+    </w:p>
+    <w:p>
+      <w:pPr>
+        <w:pStyle w:val="Pamatteksts410"/>
+        <w:numPr>
+          <w:ilvl w:val="0"/>
+          <w:numId w:val="136"/>
+        </w:numPr>
+        <w:jc w:val="left"/>
+      </w:pPr>
+      <w:r>
+        <w:t>Centrā liels skaitlis: text-6xl, font-bold, primary tonis, animate-pulse.</w:t>
+      </w:r>
+    </w:p>
+    <w:p>
+      <w:pPr>
+        <w:pStyle w:val="Pamatteksts410"/>
+        <w:numPr>
+          <w:ilvl w:val="0"/>
+          <w:numId w:val="136"/>
+        </w:numPr>
+        <w:jc w:val="left"/>
+      </w:pPr>
+      <w:r>
+        <w:t>Zem tā palīgteksts: “Sagatavojies!”.</w:t>
+      </w:r>
+    </w:p>
+    <w:p>
+      <w:pPr>
+        <w:pStyle w:val="Pamatteksts410"/>
+        <w:numPr>
+          <w:ilvl w:val="0"/>
+          <w:numId w:val="136"/>
+        </w:numPr>
+        <w:jc w:val="left"/>
+      </w:pPr>
+      <w:r>
+        <w:t>Mērķis: skaidrs pārejas moments pirms testa sākuma.</w:t>
+      </w:r>
+    </w:p>
+    <w:p>
+      <w:pPr>
+        <w:pStyle w:val="Pamatteksts410"/>
+        <w:jc w:val="left"/>
+      </w:pPr>
+      <w:r>
+        <w:rPr>
+          <w:b/>
+          <w:bCs/>
+        </w:rPr>
+        <w:t>Active stāvoklis:</w:t>
+      </w:r>
+    </w:p>
+    <w:p>
+      <w:pPr>
+        <w:pStyle w:val="Pamatteksts410"/>
+        <w:numPr>
+          <w:ilvl w:val="0"/>
+          <w:numId w:val="137"/>
+        </w:numPr>
+        <w:jc w:val="left"/>
+      </w:pPr>
+      <w:r>
+        <w:t>Augšā teksta panelis:</w:t>
+      </w:r>
+    </w:p>
+    <w:p>
+      <w:pPr>
+        <w:pStyle w:val="Pamatteksts410"/>
+        <w:numPr>
+          <w:ilvl w:val="0"/>
+          <w:numId w:val="138"/>
+        </w:numPr>
+        <w:ind w:left="1985"/>
+        <w:jc w:val="left"/>
+      </w:pPr>
+      <w:r>
+        <w:t>Fons: bg-muted/20, rounded-lg, p-6.</w:t>
+      </w:r>
+    </w:p>
+    <w:p>
+      <w:pPr>
+        <w:pStyle w:val="Pamatteksts410"/>
+        <w:numPr>
+          <w:ilvl w:val="0"/>
+          <w:numId w:val="138"/>
+        </w:numPr>
+        <w:ind w:left="1985"/>
+        <w:jc w:val="left"/>
+      </w:pPr>
+      <w:r>
+        <w:t>Teksts: text-lg, leading-relaxed, font-mono.</w:t>
+      </w:r>
+    </w:p>
+    <w:p>
+      <w:pPr>
+        <w:pStyle w:val="Pamatteksts410"/>
+        <w:numPr>
+          <w:ilvl w:val="0"/>
+          <w:numId w:val="141"/>
+        </w:numPr>
+        <w:jc w:val="left"/>
+      </w:pPr>
+      <w:r>
+        <w:t>Vārdu izcelšana:</w:t>
+      </w:r>
+    </w:p>
+    <w:p>
+      <w:pPr>
+        <w:pStyle w:val="Pamatteksts410"/>
+        <w:numPr>
+          <w:ilvl w:val="0"/>
+          <w:numId w:val="142"/>
+        </w:numPr>
+        <w:ind w:left="1985"/>
+        <w:jc w:val="left"/>
+      </w:pPr>
+      <w:r>
+        <w:t>Pareizi uzrakstīti: zaļš fons/teksts.</w:t>
+      </w:r>
+    </w:p>
+    <w:p>
+      <w:pPr>
+        <w:pStyle w:val="Pamatteksts410"/>
+        <w:numPr>
+          <w:ilvl w:val="0"/>
+          <w:numId w:val="142"/>
+        </w:numPr>
+        <w:ind w:left="1985"/>
+        <w:jc w:val="left"/>
+      </w:pPr>
+      <w:r>
+        <w:t>Nepareizi: sarkans fons/teksts.</w:t>
+      </w:r>
+    </w:p>
+    <w:p>
+      <w:pPr>
+        <w:pStyle w:val="Pamatteksts410"/>
+        <w:numPr>
+          <w:ilvl w:val="0"/>
+          <w:numId w:val="142"/>
+        </w:numPr>
+        <w:ind w:left="1985"/>
+        <w:jc w:val="left"/>
+      </w:pPr>
+      <w:r>
+        <w:t>Aktīvais vārds: accent tonis.</w:t>
+      </w:r>
+    </w:p>
+    <w:p>
+      <w:pPr>
+        <w:pStyle w:val="Pamatteksts410"/>
+        <w:numPr>
+          <w:ilvl w:val="0"/>
+          <w:numId w:val="142"/>
+        </w:numPr>
+        <w:ind w:left="1985"/>
+        <w:jc w:val="left"/>
+      </w:pPr>
+      <w:r>
+        <w:t>Neuzrakstītie: muted tonis.</w:t>
+      </w:r>
+    </w:p>
+    <w:p>
+      <w:pPr>
+        <w:pStyle w:val="Pamatteksts410"/>
+        <w:numPr>
+          <w:ilvl w:val="0"/>
+          <w:numId w:val="142"/>
+        </w:numPr>
+        <w:ind w:left="1985"/>
+        <w:jc w:val="left"/>
+      </w:pPr>
+      <w:r>
+        <w:t>Zemāk ievades lauks:</w:t>
+      </w:r>
+    </w:p>
+    <w:p>
+      <w:pPr>
+        <w:pStyle w:val="Pamatteksts410"/>
+        <w:numPr>
+          <w:ilvl w:val="0"/>
+          <w:numId w:val="142"/>
+        </w:numPr>
+        <w:ind w:left="1985"/>
+        <w:jc w:val="left"/>
+      </w:pPr>
+      <w:r>
+        <w:t>Komponents: Textarea.</w:t>
+      </w:r>
+    </w:p>
+    <w:p>
+      <w:pPr>
+        <w:pStyle w:val="Pamatteksts410"/>
+        <w:numPr>
+          <w:ilvl w:val="0"/>
+          <w:numId w:val="142"/>
+        </w:numPr>
+        <w:ind w:left="1985"/>
+        <w:jc w:val="left"/>
+      </w:pPr>
+      <w:r>
+        <w:t>Klases: min-h-32, text-lg, font-mono, resize-none.</w:t>
+      </w:r>
+    </w:p>
+    <w:p>
+      <w:pPr>
+        <w:pStyle w:val="Pamatteksts410"/>
+        <w:numPr>
+          <w:ilvl w:val="0"/>
+          <w:numId w:val="142"/>
+        </w:numPr>
+        <w:ind w:left="1985"/>
+        <w:jc w:val="left"/>
+      </w:pPr>
+      <w:r>
+        <w:t>Placeholder: “Sāc rakstīt šeit...”.</w:t>
+      </w:r>
+    </w:p>
+    <w:p>
+      <w:pPr>
+        <w:pStyle w:val="Pamatteksts410"/>
+        <w:numPr>
+          <w:ilvl w:val="0"/>
+          <w:numId w:val="142"/>
+        </w:numPr>
+        <w:ind w:left="1985"/>
+        <w:jc w:val="left"/>
+      </w:pPr>
+      <w:r>
+        <w:t>Spellcheck: izslēgts.</w:t>
+      </w:r>
+    </w:p>
+    <w:p>
+      <w:pPr>
+        <w:pStyle w:val="Pamatteksts410"/>
+        <w:numPr>
+          <w:ilvl w:val="0"/>
+          <w:numId w:val="142"/>
+        </w:numPr>
+        <w:ind w:left="1985"/>
+        <w:jc w:val="left"/>
+      </w:pPr>
+      <w:r>
+        <w:t>Papildu rinda: “Rakstzīmes: x / y”.</w:t>
+      </w:r>
+    </w:p>
+    <w:p>
+      <w:pPr>
+        <w:pStyle w:val="Pamatteksts410"/>
+        <w:jc w:val="left"/>
+      </w:pPr>
+      <w:r>
+        <w:rPr>
+          <w:b/>
+          <w:bCs/>
+        </w:rPr>
+        <w:t>Complete stāvoklis:</w:t>
+      </w:r>
+    </w:p>
+    <w:p>
+      <w:pPr>
+        <w:pStyle w:val="Pamatteksts410"/>
+        <w:numPr>
+          <w:ilvl w:val="0"/>
+          <w:numId w:val="144"/>
+        </w:numPr>
+        <w:jc w:val="left"/>
+      </w:pPr>
+      <w:r>
+        <w:t>Virsraksts rāda gala VM un novērtējumu.</w:t>
+      </w:r>
+    </w:p>
+    <w:p>
+      <w:pPr>
+        <w:pStyle w:val="Pamatteksts410"/>
+        <w:numPr>
+          <w:ilvl w:val="0"/>
+          <w:numId w:val="144"/>
+        </w:numPr>
+        <w:jc w:val="left"/>
+      </w:pPr>
+      <w:r>
+        <w:t>Novērtējuma līmeņi:</w:t>
+      </w:r>
+    </w:p>
+    <w:p>
+      <w:pPr>
+        <w:pStyle w:val="Pamatteksts410"/>
+        <w:numPr>
+          <w:ilvl w:val="0"/>
+          <w:numId w:val="145"/>
+        </w:numPr>
+        <w:ind w:left="1985"/>
+        <w:jc w:val="left"/>
+      </w:pPr>
+      <w:r>
+        <w:t>60+ VM: Izcili.</w:t>
+      </w:r>
+    </w:p>
+    <w:p>
+      <w:pPr>
+        <w:pStyle w:val="Pamatteksts410"/>
+        <w:numPr>
+          <w:ilvl w:val="0"/>
+          <w:numId w:val="145"/>
+        </w:numPr>
+        <w:ind w:left="1985"/>
+        <w:jc w:val="left"/>
+      </w:pPr>
+      <w:r>
+        <w:t>40+ VM: Labi.</w:t>
+      </w:r>
+    </w:p>
+    <w:p>
+      <w:pPr>
+        <w:pStyle w:val="Pamatteksts410"/>
+        <w:numPr>
+          <w:ilvl w:val="0"/>
+          <w:numId w:val="146"/>
+        </w:numPr>
+        <w:ind w:left="1985"/>
+        <w:jc w:val="left"/>
+      </w:pPr>
+      <w:r>
+        <w:lastRenderedPageBreak/>
+        <w:t>25+ VM: Vidēji.</w:t>
+      </w:r>
+    </w:p>
+    <w:p>
+      <w:pPr>
+        <w:pStyle w:val="Pamatteksts410"/>
+        <w:numPr>
+          <w:ilvl w:val="0"/>
+          <w:numId w:val="146"/>
+        </w:numPr>
+        <w:ind w:left="1985"/>
+        <w:jc w:val="left"/>
+      </w:pPr>
+      <w:r>
+        <w:t>Zem 25 VM: Nepieciešama prakse.</w:t>
+      </w:r>
+    </w:p>
+    <w:p>
+      <w:pPr>
+        <w:pStyle w:val="Pamatteksts410"/>
+        <w:ind w:left="567" w:firstLine="0"/>
+        <w:jc w:val="left"/>
+        <w:rPr>
+          <w:b/>
+          <w:bCs/>
+        </w:rPr>
+      </w:pPr>
+      <w:r>
+        <w:rPr>
+          <w:b/>
+          <w:bCs/>
+        </w:rPr>
+        <w:t>Pogas:</w:t>
+      </w:r>
+    </w:p>
+    <w:p>
+      <w:pPr>
+        <w:pStyle w:val="Pamatteksts410"/>
+        <w:numPr>
+          <w:ilvl w:val="0"/>
+          <w:numId w:val="148"/>
+        </w:numPr>
+        <w:jc w:val="left"/>
+      </w:pPr>
+      <w:r>
+        <w:t>“Mēģināt Vēlreiz” (primārā).</w:t>
+      </w:r>
+    </w:p>
+    <w:p>
+      <w:pPr>
+        <w:pStyle w:val="Pamatteksts410"/>
+        <w:numPr>
+          <w:ilvl w:val="0"/>
+          <w:numId w:val="148"/>
+        </w:numPr>
+        <w:jc w:val="left"/>
+      </w:pPr>
+      <w:r>
+        <w:t>“Atiestatīt” (secondary ar RotateCcw ikonu).</w:t>
+      </w:r>
+    </w:p>
+    <w:p>
+      <w:pPr>
+        <w:pStyle w:val="Pamatteksts410"/>
+        <w:numPr>
+          <w:ilvl w:val="0"/>
+          <w:numId w:val="148"/>
+        </w:numPr>
+        <w:jc w:val="left"/>
+      </w:pPr>
+      <w:r>
+        <w:t>Izvietojums: centrēts, flex gap-4.</w:t>
+      </w:r>
+    </w:p>
+    <w:p>
+      <w:pPr>
+        <w:pStyle w:val="Pamatteksts410"/>
+        <w:ind w:left="567" w:firstLine="0"/>
+        <w:jc w:val="left"/>
+        <w:rPr>
+          <w:b/>
+          <w:bCs/>
+        </w:rPr>
+      </w:pPr>
+      <w:r>
+        <w:rPr>
+          <w:b/>
+          <w:bCs/>
+        </w:rPr>
+        <w:t>Rezultātu vēstures kartīte (ja ir mēģinājumi):</w:t>
+      </w:r>
+    </w:p>
+    <w:p>
+      <w:pPr>
+        <w:pStyle w:val="Pamatteksts410"/>
+        <w:numPr>
+          <w:ilvl w:val="0"/>
+          <w:numId w:val="150"/>
+        </w:numPr>
+        <w:jc w:val="left"/>
+      </w:pPr>
+      <w:r>
+        <w:t>Virsraksts: “Tavi Rezultāti”.</w:t>
+      </w:r>
+    </w:p>
+    <w:p>
+      <w:pPr>
+        <w:pStyle w:val="Pamatteksts410"/>
+        <w:numPr>
+          <w:ilvl w:val="0"/>
+          <w:numId w:val="150"/>
+        </w:numPr>
+        <w:jc w:val="left"/>
+      </w:pPr>
+      <w:r>
+        <w:t>Apraksts: “Rakstīšanas snieguma vēsture”.</w:t>
+      </w:r>
+    </w:p>
+    <w:p>
+      <w:pPr>
+        <w:pStyle w:val="Pamatteksts410"/>
+        <w:numPr>
+          <w:ilvl w:val="0"/>
+          <w:numId w:val="150"/>
+        </w:numPr>
+        <w:jc w:val="left"/>
+      </w:pPr>
+      <w:r>
+        <w:t>Statistika režģī (2 kolonnas mobilajā, 4 kolonnas desktop):</w:t>
+      </w:r>
+    </w:p>
+    <w:p>
+      <w:pPr>
+        <w:pStyle w:val="Pamatteksts410"/>
+        <w:numPr>
+          <w:ilvl w:val="0"/>
+          <w:numId w:val="149"/>
+        </w:numPr>
+        <w:ind w:left="1985"/>
+        <w:jc w:val="left"/>
+      </w:pPr>
+      <w:r>
+        <w:t>Testi.</w:t>
+      </w:r>
+    </w:p>
+    <w:p>
+      <w:pPr>
+        <w:pStyle w:val="Pamatteksts410"/>
+        <w:numPr>
+          <w:ilvl w:val="0"/>
+          <w:numId w:val="149"/>
+        </w:numPr>
+        <w:ind w:left="1985"/>
+        <w:jc w:val="left"/>
+      </w:pPr>
+      <w:r>
+        <w:t>Vid. VM.</w:t>
+      </w:r>
+    </w:p>
+    <w:p>
+      <w:pPr>
+        <w:pStyle w:val="Pamatteksts410"/>
+        <w:numPr>
+          <w:ilvl w:val="0"/>
+          <w:numId w:val="149"/>
+        </w:numPr>
+        <w:ind w:left="1985"/>
+        <w:jc w:val="left"/>
+      </w:pPr>
+      <w:r>
+        <w:t>Labākais VM.</w:t>
+      </w:r>
+    </w:p>
+    <w:p>
+      <w:pPr>
+        <w:pStyle w:val="Pamatteksts410"/>
+        <w:numPr>
+          <w:ilvl w:val="0"/>
+          <w:numId w:val="149"/>
+        </w:numPr>
+        <w:ind w:left="1985"/>
+        <w:jc w:val="left"/>
+      </w:pPr>
+      <w:r>
+        <w:t>Vid. precizitāte.</w:t>
+      </w:r>
+    </w:p>
+    <w:p>
+      <w:pPr>
+        <w:pStyle w:val="Pamatteksts410"/>
+        <w:numPr>
+          <w:ilvl w:val="0"/>
+          <w:numId w:val="151"/>
+        </w:numPr>
+        <w:jc w:val="left"/>
+      </w:pPr>
+      <w:r>
+        <w:t>Jaunākie testi:</w:t>
+      </w:r>
+    </w:p>
+    <w:p>
+      <w:pPr>
+        <w:pStyle w:val="Pamatteksts410"/>
+        <w:numPr>
+          <w:ilvl w:val="0"/>
+          <w:numId w:val="152"/>
+        </w:numPr>
+        <w:ind w:left="1985"/>
+        <w:jc w:val="left"/>
+      </w:pPr>
+      <w:r>
+        <w:t>Saraksts ar pēdējiem mēģinājumiem.</w:t>
+      </w:r>
+    </w:p>
+    <w:p>
+      <w:pPr>
+        <w:pStyle w:val="Pamatteksts410"/>
+        <w:numPr>
+          <w:ilvl w:val="0"/>
+          <w:numId w:val="152"/>
+        </w:numPr>
+        <w:ind w:left="1985"/>
+        <w:jc w:val="left"/>
+      </w:pPr>
+      <w:r>
+        <w:t>Katrā rindā: VM, precizitāte, laiks (timestamp).</w:t>
+      </w:r>
+    </w:p>
+    <w:p>
+      <w:pPr>
+        <w:pStyle w:val="Pamatteksts410"/>
+        <w:numPr>
+          <w:ilvl w:val="0"/>
+          <w:numId w:val="152"/>
+        </w:numPr>
+        <w:ind w:left="1985"/>
+        <w:jc w:val="left"/>
+      </w:pPr>
+      <w:r>
+        <w:t>VM krāsa atkarīga no snieguma novērtējuma.</w:t>
+      </w:r>
+    </w:p>
+    <w:p/>
     <w:p>
       <w:pPr>
         <w:pStyle w:val="Apaknodaa410"/>
@@ -23131,7 +25308,7 @@
           <w:noProof/>
         </w:rPr>
         <w:drawing>
-          <wp:inline distT="0" distB="0" distL="0" distR="0" wp14:anchorId="7245B1A4" wp14:editId="7463F70C">
+          <wp:inline distT="0" distB="0" distL="0" distR="0" wp14:anchorId="7245B1A4" wp14:editId="235A5B90">
             <wp:extent cx="5762625" cy="3533775"/>
             <wp:effectExtent l="0" t="0" r="0" b="0"/>
             <wp:docPr id="1944356905" name="drawing"/>
@@ -24020,7 +26197,7 @@
           <w:noProof/>
         </w:rPr>
         <w:drawing>
-          <wp:inline distT="0" distB="0" distL="0" distR="0" wp14:anchorId="586F8249" wp14:editId="7B011A89">
+          <wp:inline distT="0" distB="0" distL="0" distR="0" wp14:anchorId="586F8249" wp14:editId="33CB8FDA">
             <wp:extent cx="5080264" cy="3736723"/>
             <wp:effectExtent l="0" t="0" r="0" b="0"/>
             <wp:docPr id="1856994966" name="drawing"/>
@@ -24806,7 +26983,7 @@
           <w:noProof/>
         </w:rPr>
         <w:drawing>
-          <wp:inline distT="0" distB="0" distL="0" distR="0" wp14:anchorId="188E50D0" wp14:editId="346753A8">
+          <wp:inline distT="0" distB="0" distL="0" distR="0" wp14:anchorId="188E50D0" wp14:editId="09E1BAE5">
             <wp:extent cx="1364822" cy="3092573"/>
             <wp:effectExtent l="0" t="0" r="0" b="0"/>
             <wp:docPr id="1786999841" name="drawing"/>
@@ -30309,7 +32486,14 @@
             <w:rStyle w:val="PageNumber"/>
             <w:noProof/>
           </w:rPr>
-          <w:t>10</w:t>
+          <w:t>1</w:t>
+        </w:r>
+        <w:r>
+          <w:rPr>
+            <w:rStyle w:val="PageNumber"/>
+            <w:noProof/>
+          </w:rPr>
+          <w:t>0</w:t>
         </w:r>
         <w:r>
           <w:rPr>
@@ -30416,7 +32600,17 @@
             <w:sz w:val="22"/>
             <w:szCs w:val="22"/>
           </w:rPr>
-          <w:t>11</w:t>
+          <w:t>1</w:t>
+        </w:r>
+        <w:r>
+          <w:rPr>
+            <w:rStyle w:val="PageNumber"/>
+            <w:rFonts w:ascii="Times New Roman" w:hAnsi="Times New Roman" w:cs="Times New Roman"/>
+            <w:noProof/>
+            <w:sz w:val="22"/>
+            <w:szCs w:val="22"/>
+          </w:rPr>
+          <w:t>1</w:t>
         </w:r>
         <w:r>
           <w:rPr>
@@ -30537,7 +32731,17 @@
             <w:sz w:val="22"/>
             <w:szCs w:val="22"/>
           </w:rPr>
-          <w:t>44</w:t>
+          <w:t>4</w:t>
+        </w:r>
+        <w:r>
+          <w:rPr>
+            <w:rStyle w:val="PageNumber"/>
+            <w:rFonts w:ascii="Times New Roman" w:hAnsi="Times New Roman" w:cs="Times New Roman"/>
+            <w:noProof/>
+            <w:sz w:val="22"/>
+            <w:szCs w:val="22"/>
+          </w:rPr>
+          <w:t>4</w:t>
         </w:r>
         <w:r>
           <w:rPr>
@@ -30910,6 +33114,119 @@
     </w:lvl>
   </w:abstractNum>
   <w:abstractNum w:abstractNumId="2" w15:restartNumberingAfterBreak="0">
+    <w:nsid w:val="00974EB0"/>
+    <w:multiLevelType w:val="hybridMultilevel"/>
+    <w:tmpl w:val="05DE6140"/>
+    <w:lvl w:ilvl="0" w:tplc="04260001">
+      <w:start w:val="1"/>
+      <w:numFmt w:val="bullet"/>
+      <w:lvlText w:val=""/>
+      <w:lvlJc w:val="left"/>
+      <w:pPr>
+        <w:ind w:left="1287" w:hanging="360"/>
+      </w:pPr>
+      <w:rPr>
+        <w:rFonts w:ascii="Symbol" w:hAnsi="Symbol" w:hint="default"/>
+      </w:rPr>
+    </w:lvl>
+    <w:lvl w:ilvl="1" w:tplc="04260003" w:tentative="1">
+      <w:start w:val="1"/>
+      <w:numFmt w:val="bullet"/>
+      <w:lvlText w:val="o"/>
+      <w:lvlJc w:val="left"/>
+      <w:pPr>
+        <w:ind w:left="2007" w:hanging="360"/>
+      </w:pPr>
+      <w:rPr>
+        <w:rFonts w:ascii="Courier New" w:hAnsi="Courier New" w:cs="Courier New" w:hint="default"/>
+      </w:rPr>
+    </w:lvl>
+    <w:lvl w:ilvl="2" w:tplc="04260005" w:tentative="1">
+      <w:start w:val="1"/>
+      <w:numFmt w:val="bullet"/>
+      <w:lvlText w:val=""/>
+      <w:lvlJc w:val="left"/>
+      <w:pPr>
+        <w:ind w:left="2727" w:hanging="360"/>
+      </w:pPr>
+      <w:rPr>
+        <w:rFonts w:ascii="Wingdings" w:hAnsi="Wingdings" w:hint="default"/>
+      </w:rPr>
+    </w:lvl>
+    <w:lvl w:ilvl="3" w:tplc="04260001" w:tentative="1">
+      <w:start w:val="1"/>
+      <w:numFmt w:val="bullet"/>
+      <w:lvlText w:val=""/>
+      <w:lvlJc w:val="left"/>
+      <w:pPr>
+        <w:ind w:left="3447" w:hanging="360"/>
+      </w:pPr>
+      <w:rPr>
+        <w:rFonts w:ascii="Symbol" w:hAnsi="Symbol" w:hint="default"/>
+      </w:rPr>
+    </w:lvl>
+    <w:lvl w:ilvl="4" w:tplc="04260003" w:tentative="1">
+      <w:start w:val="1"/>
+      <w:numFmt w:val="bullet"/>
+      <w:lvlText w:val="o"/>
+      <w:lvlJc w:val="left"/>
+      <w:pPr>
+        <w:ind w:left="4167" w:hanging="360"/>
+      </w:pPr>
+      <w:rPr>
+        <w:rFonts w:ascii="Courier New" w:hAnsi="Courier New" w:cs="Courier New" w:hint="default"/>
+      </w:rPr>
+    </w:lvl>
+    <w:lvl w:ilvl="5" w:tplc="04260005" w:tentative="1">
+      <w:start w:val="1"/>
+      <w:numFmt w:val="bullet"/>
+      <w:lvlText w:val=""/>
+      <w:lvlJc w:val="left"/>
+      <w:pPr>
+        <w:ind w:left="4887" w:hanging="360"/>
+      </w:pPr>
+      <w:rPr>
+        <w:rFonts w:ascii="Wingdings" w:hAnsi="Wingdings" w:hint="default"/>
+      </w:rPr>
+    </w:lvl>
+    <w:lvl w:ilvl="6" w:tplc="04260001" w:tentative="1">
+      <w:start w:val="1"/>
+      <w:numFmt w:val="bullet"/>
+      <w:lvlText w:val=""/>
+      <w:lvlJc w:val="left"/>
+      <w:pPr>
+        <w:ind w:left="5607" w:hanging="360"/>
+      </w:pPr>
+      <w:rPr>
+        <w:rFonts w:ascii="Symbol" w:hAnsi="Symbol" w:hint="default"/>
+      </w:rPr>
+    </w:lvl>
+    <w:lvl w:ilvl="7" w:tplc="04260003" w:tentative="1">
+      <w:start w:val="1"/>
+      <w:numFmt w:val="bullet"/>
+      <w:lvlText w:val="o"/>
+      <w:lvlJc w:val="left"/>
+      <w:pPr>
+        <w:ind w:left="6327" w:hanging="360"/>
+      </w:pPr>
+      <w:rPr>
+        <w:rFonts w:ascii="Courier New" w:hAnsi="Courier New" w:cs="Courier New" w:hint="default"/>
+      </w:rPr>
+    </w:lvl>
+    <w:lvl w:ilvl="8" w:tplc="04260005" w:tentative="1">
+      <w:start w:val="1"/>
+      <w:numFmt w:val="bullet"/>
+      <w:lvlText w:val=""/>
+      <w:lvlJc w:val="left"/>
+      <w:pPr>
+        <w:ind w:left="7047" w:hanging="360"/>
+      </w:pPr>
+      <w:rPr>
+        <w:rFonts w:ascii="Wingdings" w:hAnsi="Wingdings" w:hint="default"/>
+      </w:rPr>
+    </w:lvl>
+  </w:abstractNum>
+  <w:abstractNum w:abstractNumId="3" w15:restartNumberingAfterBreak="0">
     <w:nsid w:val="009E63D5"/>
     <w:multiLevelType w:val="hybridMultilevel"/>
     <w:tmpl w:val="5470CF28"/>
@@ -31022,7 +33339,7 @@
       </w:rPr>
     </w:lvl>
   </w:abstractNum>
-  <w:abstractNum w:abstractNumId="3" w15:restartNumberingAfterBreak="0">
+  <w:abstractNum w:abstractNumId="4" w15:restartNumberingAfterBreak="0">
     <w:nsid w:val="00B33E78"/>
     <w:multiLevelType w:val="hybridMultilevel"/>
     <w:tmpl w:val="FFFFFFFF"/>
@@ -31135,7 +33452,7 @@
       </w:rPr>
     </w:lvl>
   </w:abstractNum>
-  <w:abstractNum w:abstractNumId="4" w15:restartNumberingAfterBreak="0">
+  <w:abstractNum w:abstractNumId="5" w15:restartNumberingAfterBreak="0">
     <w:nsid w:val="01925C0D"/>
     <w:multiLevelType w:val="hybridMultilevel"/>
     <w:tmpl w:val="37EA739E"/>
@@ -31248,7 +33565,7 @@
       </w:rPr>
     </w:lvl>
   </w:abstractNum>
-  <w:abstractNum w:abstractNumId="5" w15:restartNumberingAfterBreak="0">
+  <w:abstractNum w:abstractNumId="6" w15:restartNumberingAfterBreak="0">
     <w:nsid w:val="048C1A0E"/>
     <w:multiLevelType w:val="hybridMultilevel"/>
     <w:tmpl w:val="8E5E227C"/>
@@ -31361,7 +33678,233 @@
       </w:rPr>
     </w:lvl>
   </w:abstractNum>
-  <w:abstractNum w:abstractNumId="6" w15:restartNumberingAfterBreak="0">
+  <w:abstractNum w:abstractNumId="7" w15:restartNumberingAfterBreak="0">
+    <w:nsid w:val="056767B2"/>
+    <w:multiLevelType w:val="hybridMultilevel"/>
+    <w:tmpl w:val="E50CA562"/>
+    <w:lvl w:ilvl="0" w:tplc="04260003">
+      <w:start w:val="1"/>
+      <w:numFmt w:val="bullet"/>
+      <w:lvlText w:val="o"/>
+      <w:lvlJc w:val="left"/>
+      <w:pPr>
+        <w:ind w:left="1287" w:hanging="360"/>
+      </w:pPr>
+      <w:rPr>
+        <w:rFonts w:ascii="Courier New" w:hAnsi="Courier New" w:cs="Courier New" w:hint="default"/>
+      </w:rPr>
+    </w:lvl>
+    <w:lvl w:ilvl="1" w:tplc="FFFFFFFF" w:tentative="1">
+      <w:start w:val="1"/>
+      <w:numFmt w:val="bullet"/>
+      <w:lvlText w:val="o"/>
+      <w:lvlJc w:val="left"/>
+      <w:pPr>
+        <w:ind w:left="2007" w:hanging="360"/>
+      </w:pPr>
+      <w:rPr>
+        <w:rFonts w:ascii="Courier New" w:hAnsi="Courier New" w:cs="Courier New" w:hint="default"/>
+      </w:rPr>
+    </w:lvl>
+    <w:lvl w:ilvl="2" w:tplc="FFFFFFFF" w:tentative="1">
+      <w:start w:val="1"/>
+      <w:numFmt w:val="bullet"/>
+      <w:lvlText w:val=""/>
+      <w:lvlJc w:val="left"/>
+      <w:pPr>
+        <w:ind w:left="2727" w:hanging="360"/>
+      </w:pPr>
+      <w:rPr>
+        <w:rFonts w:ascii="Wingdings" w:hAnsi="Wingdings" w:hint="default"/>
+      </w:rPr>
+    </w:lvl>
+    <w:lvl w:ilvl="3" w:tplc="FFFFFFFF" w:tentative="1">
+      <w:start w:val="1"/>
+      <w:numFmt w:val="bullet"/>
+      <w:lvlText w:val=""/>
+      <w:lvlJc w:val="left"/>
+      <w:pPr>
+        <w:ind w:left="3447" w:hanging="360"/>
+      </w:pPr>
+      <w:rPr>
+        <w:rFonts w:ascii="Symbol" w:hAnsi="Symbol" w:hint="default"/>
+      </w:rPr>
+    </w:lvl>
+    <w:lvl w:ilvl="4" w:tplc="FFFFFFFF" w:tentative="1">
+      <w:start w:val="1"/>
+      <w:numFmt w:val="bullet"/>
+      <w:lvlText w:val="o"/>
+      <w:lvlJc w:val="left"/>
+      <w:pPr>
+        <w:ind w:left="4167" w:hanging="360"/>
+      </w:pPr>
+      <w:rPr>
+        <w:rFonts w:ascii="Courier New" w:hAnsi="Courier New" w:cs="Courier New" w:hint="default"/>
+      </w:rPr>
+    </w:lvl>
+    <w:lvl w:ilvl="5" w:tplc="FFFFFFFF" w:tentative="1">
+      <w:start w:val="1"/>
+      <w:numFmt w:val="bullet"/>
+      <w:lvlText w:val=""/>
+      <w:lvlJc w:val="left"/>
+      <w:pPr>
+        <w:ind w:left="4887" w:hanging="360"/>
+      </w:pPr>
+      <w:rPr>
+        <w:rFonts w:ascii="Wingdings" w:hAnsi="Wingdings" w:hint="default"/>
+      </w:rPr>
+    </w:lvl>
+    <w:lvl w:ilvl="6" w:tplc="FFFFFFFF" w:tentative="1">
+      <w:start w:val="1"/>
+      <w:numFmt w:val="bullet"/>
+      <w:lvlText w:val=""/>
+      <w:lvlJc w:val="left"/>
+      <w:pPr>
+        <w:ind w:left="5607" w:hanging="360"/>
+      </w:pPr>
+      <w:rPr>
+        <w:rFonts w:ascii="Symbol" w:hAnsi="Symbol" w:hint="default"/>
+      </w:rPr>
+    </w:lvl>
+    <w:lvl w:ilvl="7" w:tplc="FFFFFFFF" w:tentative="1">
+      <w:start w:val="1"/>
+      <w:numFmt w:val="bullet"/>
+      <w:lvlText w:val="o"/>
+      <w:lvlJc w:val="left"/>
+      <w:pPr>
+        <w:ind w:left="6327" w:hanging="360"/>
+      </w:pPr>
+      <w:rPr>
+        <w:rFonts w:ascii="Courier New" w:hAnsi="Courier New" w:cs="Courier New" w:hint="default"/>
+      </w:rPr>
+    </w:lvl>
+    <w:lvl w:ilvl="8" w:tplc="FFFFFFFF" w:tentative="1">
+      <w:start w:val="1"/>
+      <w:numFmt w:val="bullet"/>
+      <w:lvlText w:val=""/>
+      <w:lvlJc w:val="left"/>
+      <w:pPr>
+        <w:ind w:left="7047" w:hanging="360"/>
+      </w:pPr>
+      <w:rPr>
+        <w:rFonts w:ascii="Wingdings" w:hAnsi="Wingdings" w:hint="default"/>
+      </w:rPr>
+    </w:lvl>
+  </w:abstractNum>
+  <w:abstractNum w:abstractNumId="8" w15:restartNumberingAfterBreak="0">
+    <w:nsid w:val="05D97884"/>
+    <w:multiLevelType w:val="hybridMultilevel"/>
+    <w:tmpl w:val="8442433E"/>
+    <w:lvl w:ilvl="0" w:tplc="04260001">
+      <w:start w:val="1"/>
+      <w:numFmt w:val="bullet"/>
+      <w:lvlText w:val=""/>
+      <w:lvlJc w:val="left"/>
+      <w:pPr>
+        <w:ind w:left="1287" w:hanging="360"/>
+      </w:pPr>
+      <w:rPr>
+        <w:rFonts w:ascii="Symbol" w:hAnsi="Symbol" w:hint="default"/>
+      </w:rPr>
+    </w:lvl>
+    <w:lvl w:ilvl="1" w:tplc="04260003" w:tentative="1">
+      <w:start w:val="1"/>
+      <w:numFmt w:val="bullet"/>
+      <w:lvlText w:val="o"/>
+      <w:lvlJc w:val="left"/>
+      <w:pPr>
+        <w:ind w:left="2007" w:hanging="360"/>
+      </w:pPr>
+      <w:rPr>
+        <w:rFonts w:ascii="Courier New" w:hAnsi="Courier New" w:cs="Courier New" w:hint="default"/>
+      </w:rPr>
+    </w:lvl>
+    <w:lvl w:ilvl="2" w:tplc="04260005" w:tentative="1">
+      <w:start w:val="1"/>
+      <w:numFmt w:val="bullet"/>
+      <w:lvlText w:val=""/>
+      <w:lvlJc w:val="left"/>
+      <w:pPr>
+        <w:ind w:left="2727" w:hanging="360"/>
+      </w:pPr>
+      <w:rPr>
+        <w:rFonts w:ascii="Wingdings" w:hAnsi="Wingdings" w:hint="default"/>
+      </w:rPr>
+    </w:lvl>
+    <w:lvl w:ilvl="3" w:tplc="04260001" w:tentative="1">
+      <w:start w:val="1"/>
+      <w:numFmt w:val="bullet"/>
+      <w:lvlText w:val=""/>
+      <w:lvlJc w:val="left"/>
+      <w:pPr>
+        <w:ind w:left="3447" w:hanging="360"/>
+      </w:pPr>
+      <w:rPr>
+        <w:rFonts w:ascii="Symbol" w:hAnsi="Symbol" w:hint="default"/>
+      </w:rPr>
+    </w:lvl>
+    <w:lvl w:ilvl="4" w:tplc="04260003" w:tentative="1">
+      <w:start w:val="1"/>
+      <w:numFmt w:val="bullet"/>
+      <w:lvlText w:val="o"/>
+      <w:lvlJc w:val="left"/>
+      <w:pPr>
+        <w:ind w:left="4167" w:hanging="360"/>
+      </w:pPr>
+      <w:rPr>
+        <w:rFonts w:ascii="Courier New" w:hAnsi="Courier New" w:cs="Courier New" w:hint="default"/>
+      </w:rPr>
+    </w:lvl>
+    <w:lvl w:ilvl="5" w:tplc="04260005" w:tentative="1">
+      <w:start w:val="1"/>
+      <w:numFmt w:val="bullet"/>
+      <w:lvlText w:val=""/>
+      <w:lvlJc w:val="left"/>
+      <w:pPr>
+        <w:ind w:left="4887" w:hanging="360"/>
+      </w:pPr>
+      <w:rPr>
+        <w:rFonts w:ascii="Wingdings" w:hAnsi="Wingdings" w:hint="default"/>
+      </w:rPr>
+    </w:lvl>
+    <w:lvl w:ilvl="6" w:tplc="04260001" w:tentative="1">
+      <w:start w:val="1"/>
+      <w:numFmt w:val="bullet"/>
+      <w:lvlText w:val=""/>
+      <w:lvlJc w:val="left"/>
+      <w:pPr>
+        <w:ind w:left="5607" w:hanging="360"/>
+      </w:pPr>
+      <w:rPr>
+        <w:rFonts w:ascii="Symbol" w:hAnsi="Symbol" w:hint="default"/>
+      </w:rPr>
+    </w:lvl>
+    <w:lvl w:ilvl="7" w:tplc="04260003" w:tentative="1">
+      <w:start w:val="1"/>
+      <w:numFmt w:val="bullet"/>
+      <w:lvlText w:val="o"/>
+      <w:lvlJc w:val="left"/>
+      <w:pPr>
+        <w:ind w:left="6327" w:hanging="360"/>
+      </w:pPr>
+      <w:rPr>
+        <w:rFonts w:ascii="Courier New" w:hAnsi="Courier New" w:cs="Courier New" w:hint="default"/>
+      </w:rPr>
+    </w:lvl>
+    <w:lvl w:ilvl="8" w:tplc="04260005" w:tentative="1">
+      <w:start w:val="1"/>
+      <w:numFmt w:val="bullet"/>
+      <w:lvlText w:val=""/>
+      <w:lvlJc w:val="left"/>
+      <w:pPr>
+        <w:ind w:left="7047" w:hanging="360"/>
+      </w:pPr>
+      <w:rPr>
+        <w:rFonts w:ascii="Wingdings" w:hAnsi="Wingdings" w:hint="default"/>
+      </w:rPr>
+    </w:lvl>
+  </w:abstractNum>
+  <w:abstractNum w:abstractNumId="9" w15:restartNumberingAfterBreak="0">
     <w:nsid w:val="06DE19B2"/>
     <w:multiLevelType w:val="hybridMultilevel"/>
     <w:tmpl w:val="518A9D2E"/>
@@ -31474,7 +34017,233 @@
       </w:rPr>
     </w:lvl>
   </w:abstractNum>
-  <w:abstractNum w:abstractNumId="7" w15:restartNumberingAfterBreak="0">
+  <w:abstractNum w:abstractNumId="10" w15:restartNumberingAfterBreak="0">
+    <w:nsid w:val="06ED588E"/>
+    <w:multiLevelType w:val="hybridMultilevel"/>
+    <w:tmpl w:val="06CE55EA"/>
+    <w:lvl w:ilvl="0" w:tplc="04260001">
+      <w:start w:val="1"/>
+      <w:numFmt w:val="bullet"/>
+      <w:lvlText w:val=""/>
+      <w:lvlJc w:val="left"/>
+      <w:pPr>
+        <w:ind w:left="1287" w:hanging="360"/>
+      </w:pPr>
+      <w:rPr>
+        <w:rFonts w:ascii="Symbol" w:hAnsi="Symbol" w:hint="default"/>
+      </w:rPr>
+    </w:lvl>
+    <w:lvl w:ilvl="1" w:tplc="04260003" w:tentative="1">
+      <w:start w:val="1"/>
+      <w:numFmt w:val="bullet"/>
+      <w:lvlText w:val="o"/>
+      <w:lvlJc w:val="left"/>
+      <w:pPr>
+        <w:ind w:left="2007" w:hanging="360"/>
+      </w:pPr>
+      <w:rPr>
+        <w:rFonts w:ascii="Courier New" w:hAnsi="Courier New" w:cs="Courier New" w:hint="default"/>
+      </w:rPr>
+    </w:lvl>
+    <w:lvl w:ilvl="2" w:tplc="04260005" w:tentative="1">
+      <w:start w:val="1"/>
+      <w:numFmt w:val="bullet"/>
+      <w:lvlText w:val=""/>
+      <w:lvlJc w:val="left"/>
+      <w:pPr>
+        <w:ind w:left="2727" w:hanging="360"/>
+      </w:pPr>
+      <w:rPr>
+        <w:rFonts w:ascii="Wingdings" w:hAnsi="Wingdings" w:hint="default"/>
+      </w:rPr>
+    </w:lvl>
+    <w:lvl w:ilvl="3" w:tplc="04260001" w:tentative="1">
+      <w:start w:val="1"/>
+      <w:numFmt w:val="bullet"/>
+      <w:lvlText w:val=""/>
+      <w:lvlJc w:val="left"/>
+      <w:pPr>
+        <w:ind w:left="3447" w:hanging="360"/>
+      </w:pPr>
+      <w:rPr>
+        <w:rFonts w:ascii="Symbol" w:hAnsi="Symbol" w:hint="default"/>
+      </w:rPr>
+    </w:lvl>
+    <w:lvl w:ilvl="4" w:tplc="04260003" w:tentative="1">
+      <w:start w:val="1"/>
+      <w:numFmt w:val="bullet"/>
+      <w:lvlText w:val="o"/>
+      <w:lvlJc w:val="left"/>
+      <w:pPr>
+        <w:ind w:left="4167" w:hanging="360"/>
+      </w:pPr>
+      <w:rPr>
+        <w:rFonts w:ascii="Courier New" w:hAnsi="Courier New" w:cs="Courier New" w:hint="default"/>
+      </w:rPr>
+    </w:lvl>
+    <w:lvl w:ilvl="5" w:tplc="04260005" w:tentative="1">
+      <w:start w:val="1"/>
+      <w:numFmt w:val="bullet"/>
+      <w:lvlText w:val=""/>
+      <w:lvlJc w:val="left"/>
+      <w:pPr>
+        <w:ind w:left="4887" w:hanging="360"/>
+      </w:pPr>
+      <w:rPr>
+        <w:rFonts w:ascii="Wingdings" w:hAnsi="Wingdings" w:hint="default"/>
+      </w:rPr>
+    </w:lvl>
+    <w:lvl w:ilvl="6" w:tplc="04260001" w:tentative="1">
+      <w:start w:val="1"/>
+      <w:numFmt w:val="bullet"/>
+      <w:lvlText w:val=""/>
+      <w:lvlJc w:val="left"/>
+      <w:pPr>
+        <w:ind w:left="5607" w:hanging="360"/>
+      </w:pPr>
+      <w:rPr>
+        <w:rFonts w:ascii="Symbol" w:hAnsi="Symbol" w:hint="default"/>
+      </w:rPr>
+    </w:lvl>
+    <w:lvl w:ilvl="7" w:tplc="04260003" w:tentative="1">
+      <w:start w:val="1"/>
+      <w:numFmt w:val="bullet"/>
+      <w:lvlText w:val="o"/>
+      <w:lvlJc w:val="left"/>
+      <w:pPr>
+        <w:ind w:left="6327" w:hanging="360"/>
+      </w:pPr>
+      <w:rPr>
+        <w:rFonts w:ascii="Courier New" w:hAnsi="Courier New" w:cs="Courier New" w:hint="default"/>
+      </w:rPr>
+    </w:lvl>
+    <w:lvl w:ilvl="8" w:tplc="04260005" w:tentative="1">
+      <w:start w:val="1"/>
+      <w:numFmt w:val="bullet"/>
+      <w:lvlText w:val=""/>
+      <w:lvlJc w:val="left"/>
+      <w:pPr>
+        <w:ind w:left="7047" w:hanging="360"/>
+      </w:pPr>
+      <w:rPr>
+        <w:rFonts w:ascii="Wingdings" w:hAnsi="Wingdings" w:hint="default"/>
+      </w:rPr>
+    </w:lvl>
+  </w:abstractNum>
+  <w:abstractNum w:abstractNumId="11" w15:restartNumberingAfterBreak="0">
+    <w:nsid w:val="0737088A"/>
+    <w:multiLevelType w:val="hybridMultilevel"/>
+    <w:tmpl w:val="6AD86842"/>
+    <w:lvl w:ilvl="0" w:tplc="04260001">
+      <w:start w:val="1"/>
+      <w:numFmt w:val="bullet"/>
+      <w:lvlText w:val=""/>
+      <w:lvlJc w:val="left"/>
+      <w:pPr>
+        <w:ind w:left="1287" w:hanging="360"/>
+      </w:pPr>
+      <w:rPr>
+        <w:rFonts w:ascii="Symbol" w:hAnsi="Symbol" w:hint="default"/>
+      </w:rPr>
+    </w:lvl>
+    <w:lvl w:ilvl="1" w:tplc="04260003" w:tentative="1">
+      <w:start w:val="1"/>
+      <w:numFmt w:val="bullet"/>
+      <w:lvlText w:val="o"/>
+      <w:lvlJc w:val="left"/>
+      <w:pPr>
+        <w:ind w:left="2007" w:hanging="360"/>
+      </w:pPr>
+      <w:rPr>
+        <w:rFonts w:ascii="Courier New" w:hAnsi="Courier New" w:cs="Courier New" w:hint="default"/>
+      </w:rPr>
+    </w:lvl>
+    <w:lvl w:ilvl="2" w:tplc="04260005" w:tentative="1">
+      <w:start w:val="1"/>
+      <w:numFmt w:val="bullet"/>
+      <w:lvlText w:val=""/>
+      <w:lvlJc w:val="left"/>
+      <w:pPr>
+        <w:ind w:left="2727" w:hanging="360"/>
+      </w:pPr>
+      <w:rPr>
+        <w:rFonts w:ascii="Wingdings" w:hAnsi="Wingdings" w:hint="default"/>
+      </w:rPr>
+    </w:lvl>
+    <w:lvl w:ilvl="3" w:tplc="04260001" w:tentative="1">
+      <w:start w:val="1"/>
+      <w:numFmt w:val="bullet"/>
+      <w:lvlText w:val=""/>
+      <w:lvlJc w:val="left"/>
+      <w:pPr>
+        <w:ind w:left="3447" w:hanging="360"/>
+      </w:pPr>
+      <w:rPr>
+        <w:rFonts w:ascii="Symbol" w:hAnsi="Symbol" w:hint="default"/>
+      </w:rPr>
+    </w:lvl>
+    <w:lvl w:ilvl="4" w:tplc="04260003" w:tentative="1">
+      <w:start w:val="1"/>
+      <w:numFmt w:val="bullet"/>
+      <w:lvlText w:val="o"/>
+      <w:lvlJc w:val="left"/>
+      <w:pPr>
+        <w:ind w:left="4167" w:hanging="360"/>
+      </w:pPr>
+      <w:rPr>
+        <w:rFonts w:ascii="Courier New" w:hAnsi="Courier New" w:cs="Courier New" w:hint="default"/>
+      </w:rPr>
+    </w:lvl>
+    <w:lvl w:ilvl="5" w:tplc="04260005" w:tentative="1">
+      <w:start w:val="1"/>
+      <w:numFmt w:val="bullet"/>
+      <w:lvlText w:val=""/>
+      <w:lvlJc w:val="left"/>
+      <w:pPr>
+        <w:ind w:left="4887" w:hanging="360"/>
+      </w:pPr>
+      <w:rPr>
+        <w:rFonts w:ascii="Wingdings" w:hAnsi="Wingdings" w:hint="default"/>
+      </w:rPr>
+    </w:lvl>
+    <w:lvl w:ilvl="6" w:tplc="04260001" w:tentative="1">
+      <w:start w:val="1"/>
+      <w:numFmt w:val="bullet"/>
+      <w:lvlText w:val=""/>
+      <w:lvlJc w:val="left"/>
+      <w:pPr>
+        <w:ind w:left="5607" w:hanging="360"/>
+      </w:pPr>
+      <w:rPr>
+        <w:rFonts w:ascii="Symbol" w:hAnsi="Symbol" w:hint="default"/>
+      </w:rPr>
+    </w:lvl>
+    <w:lvl w:ilvl="7" w:tplc="04260003" w:tentative="1">
+      <w:start w:val="1"/>
+      <w:numFmt w:val="bullet"/>
+      <w:lvlText w:val="o"/>
+      <w:lvlJc w:val="left"/>
+      <w:pPr>
+        <w:ind w:left="6327" w:hanging="360"/>
+      </w:pPr>
+      <w:rPr>
+        <w:rFonts w:ascii="Courier New" w:hAnsi="Courier New" w:cs="Courier New" w:hint="default"/>
+      </w:rPr>
+    </w:lvl>
+    <w:lvl w:ilvl="8" w:tplc="04260005" w:tentative="1">
+      <w:start w:val="1"/>
+      <w:numFmt w:val="bullet"/>
+      <w:lvlText w:val=""/>
+      <w:lvlJc w:val="left"/>
+      <w:pPr>
+        <w:ind w:left="7047" w:hanging="360"/>
+      </w:pPr>
+      <w:rPr>
+        <w:rFonts w:ascii="Wingdings" w:hAnsi="Wingdings" w:hint="default"/>
+      </w:rPr>
+    </w:lvl>
+  </w:abstractNum>
+  <w:abstractNum w:abstractNumId="12" w15:restartNumberingAfterBreak="0">
     <w:nsid w:val="080DB03F"/>
     <w:multiLevelType w:val="hybridMultilevel"/>
     <w:tmpl w:val="FFFFFFFF"/>
@@ -31587,7 +34356,7 @@
       </w:rPr>
     </w:lvl>
   </w:abstractNum>
-  <w:abstractNum w:abstractNumId="8" w15:restartNumberingAfterBreak="0">
+  <w:abstractNum w:abstractNumId="13" w15:restartNumberingAfterBreak="0">
     <w:nsid w:val="08BB76A9"/>
     <w:multiLevelType w:val="hybridMultilevel"/>
     <w:tmpl w:val="9DB84A8A"/>
@@ -31700,7 +34469,120 @@
       </w:rPr>
     </w:lvl>
   </w:abstractNum>
-  <w:abstractNum w:abstractNumId="9" w15:restartNumberingAfterBreak="0">
+  <w:abstractNum w:abstractNumId="14" w15:restartNumberingAfterBreak="0">
+    <w:nsid w:val="09DF529B"/>
+    <w:multiLevelType w:val="hybridMultilevel"/>
+    <w:tmpl w:val="98FED358"/>
+    <w:lvl w:ilvl="0" w:tplc="04260001">
+      <w:start w:val="1"/>
+      <w:numFmt w:val="bullet"/>
+      <w:lvlText w:val=""/>
+      <w:lvlJc w:val="left"/>
+      <w:pPr>
+        <w:ind w:left="1287" w:hanging="360"/>
+      </w:pPr>
+      <w:rPr>
+        <w:rFonts w:ascii="Symbol" w:hAnsi="Symbol" w:hint="default"/>
+      </w:rPr>
+    </w:lvl>
+    <w:lvl w:ilvl="1" w:tplc="FFFFFFFF" w:tentative="1">
+      <w:start w:val="1"/>
+      <w:numFmt w:val="bullet"/>
+      <w:lvlText w:val="o"/>
+      <w:lvlJc w:val="left"/>
+      <w:pPr>
+        <w:ind w:left="2007" w:hanging="360"/>
+      </w:pPr>
+      <w:rPr>
+        <w:rFonts w:ascii="Courier New" w:hAnsi="Courier New" w:cs="Courier New" w:hint="default"/>
+      </w:rPr>
+    </w:lvl>
+    <w:lvl w:ilvl="2" w:tplc="FFFFFFFF" w:tentative="1">
+      <w:start w:val="1"/>
+      <w:numFmt w:val="bullet"/>
+      <w:lvlText w:val=""/>
+      <w:lvlJc w:val="left"/>
+      <w:pPr>
+        <w:ind w:left="2727" w:hanging="360"/>
+      </w:pPr>
+      <w:rPr>
+        <w:rFonts w:ascii="Wingdings" w:hAnsi="Wingdings" w:hint="default"/>
+      </w:rPr>
+    </w:lvl>
+    <w:lvl w:ilvl="3" w:tplc="FFFFFFFF" w:tentative="1">
+      <w:start w:val="1"/>
+      <w:numFmt w:val="bullet"/>
+      <w:lvlText w:val=""/>
+      <w:lvlJc w:val="left"/>
+      <w:pPr>
+        <w:ind w:left="3447" w:hanging="360"/>
+      </w:pPr>
+      <w:rPr>
+        <w:rFonts w:ascii="Symbol" w:hAnsi="Symbol" w:hint="default"/>
+      </w:rPr>
+    </w:lvl>
+    <w:lvl w:ilvl="4" w:tplc="FFFFFFFF" w:tentative="1">
+      <w:start w:val="1"/>
+      <w:numFmt w:val="bullet"/>
+      <w:lvlText w:val="o"/>
+      <w:lvlJc w:val="left"/>
+      <w:pPr>
+        <w:ind w:left="4167" w:hanging="360"/>
+      </w:pPr>
+      <w:rPr>
+        <w:rFonts w:ascii="Courier New" w:hAnsi="Courier New" w:cs="Courier New" w:hint="default"/>
+      </w:rPr>
+    </w:lvl>
+    <w:lvl w:ilvl="5" w:tplc="FFFFFFFF" w:tentative="1">
+      <w:start w:val="1"/>
+      <w:numFmt w:val="bullet"/>
+      <w:lvlText w:val=""/>
+      <w:lvlJc w:val="left"/>
+      <w:pPr>
+        <w:ind w:left="4887" w:hanging="360"/>
+      </w:pPr>
+      <w:rPr>
+        <w:rFonts w:ascii="Wingdings" w:hAnsi="Wingdings" w:hint="default"/>
+      </w:rPr>
+    </w:lvl>
+    <w:lvl w:ilvl="6" w:tplc="FFFFFFFF" w:tentative="1">
+      <w:start w:val="1"/>
+      <w:numFmt w:val="bullet"/>
+      <w:lvlText w:val=""/>
+      <w:lvlJc w:val="left"/>
+      <w:pPr>
+        <w:ind w:left="5607" w:hanging="360"/>
+      </w:pPr>
+      <w:rPr>
+        <w:rFonts w:ascii="Symbol" w:hAnsi="Symbol" w:hint="default"/>
+      </w:rPr>
+    </w:lvl>
+    <w:lvl w:ilvl="7" w:tplc="FFFFFFFF" w:tentative="1">
+      <w:start w:val="1"/>
+      <w:numFmt w:val="bullet"/>
+      <w:lvlText w:val="o"/>
+      <w:lvlJc w:val="left"/>
+      <w:pPr>
+        <w:ind w:left="6327" w:hanging="360"/>
+      </w:pPr>
+      <w:rPr>
+        <w:rFonts w:ascii="Courier New" w:hAnsi="Courier New" w:cs="Courier New" w:hint="default"/>
+      </w:rPr>
+    </w:lvl>
+    <w:lvl w:ilvl="8" w:tplc="FFFFFFFF" w:tentative="1">
+      <w:start w:val="1"/>
+      <w:numFmt w:val="bullet"/>
+      <w:lvlText w:val=""/>
+      <w:lvlJc w:val="left"/>
+      <w:pPr>
+        <w:ind w:left="7047" w:hanging="360"/>
+      </w:pPr>
+      <w:rPr>
+        <w:rFonts w:ascii="Wingdings" w:hAnsi="Wingdings" w:hint="default"/>
+      </w:rPr>
+    </w:lvl>
+  </w:abstractNum>
+  <w:abstractNum w:abstractNumId="15" w15:restartNumberingAfterBreak="0">
     <w:nsid w:val="0A3DFDA9"/>
     <w:multiLevelType w:val="hybridMultilevel"/>
     <w:tmpl w:val="C95C7780"/>
@@ -31813,7 +34695,233 @@
       </w:rPr>
     </w:lvl>
   </w:abstractNum>
-  <w:abstractNum w:abstractNumId="10" w15:restartNumberingAfterBreak="0">
+  <w:abstractNum w:abstractNumId="16" w15:restartNumberingAfterBreak="0">
+    <w:nsid w:val="0D232049"/>
+    <w:multiLevelType w:val="hybridMultilevel"/>
+    <w:tmpl w:val="795A0B68"/>
+    <w:lvl w:ilvl="0" w:tplc="04260001">
+      <w:start w:val="1"/>
+      <w:numFmt w:val="bullet"/>
+      <w:lvlText w:val=""/>
+      <w:lvlJc w:val="left"/>
+      <w:pPr>
+        <w:ind w:left="1287" w:hanging="360"/>
+      </w:pPr>
+      <w:rPr>
+        <w:rFonts w:ascii="Symbol" w:hAnsi="Symbol" w:hint="default"/>
+      </w:rPr>
+    </w:lvl>
+    <w:lvl w:ilvl="1" w:tplc="04260003" w:tentative="1">
+      <w:start w:val="1"/>
+      <w:numFmt w:val="bullet"/>
+      <w:lvlText w:val="o"/>
+      <w:lvlJc w:val="left"/>
+      <w:pPr>
+        <w:ind w:left="2007" w:hanging="360"/>
+      </w:pPr>
+      <w:rPr>
+        <w:rFonts w:ascii="Courier New" w:hAnsi="Courier New" w:cs="Courier New" w:hint="default"/>
+      </w:rPr>
+    </w:lvl>
+    <w:lvl w:ilvl="2" w:tplc="04260005" w:tentative="1">
+      <w:start w:val="1"/>
+      <w:numFmt w:val="bullet"/>
+      <w:lvlText w:val=""/>
+      <w:lvlJc w:val="left"/>
+      <w:pPr>
+        <w:ind w:left="2727" w:hanging="360"/>
+      </w:pPr>
+      <w:rPr>
+        <w:rFonts w:ascii="Wingdings" w:hAnsi="Wingdings" w:hint="default"/>
+      </w:rPr>
+    </w:lvl>
+    <w:lvl w:ilvl="3" w:tplc="04260001" w:tentative="1">
+      <w:start w:val="1"/>
+      <w:numFmt w:val="bullet"/>
+      <w:lvlText w:val=""/>
+      <w:lvlJc w:val="left"/>
+      <w:pPr>
+        <w:ind w:left="3447" w:hanging="360"/>
+      </w:pPr>
+      <w:rPr>
+        <w:rFonts w:ascii="Symbol" w:hAnsi="Symbol" w:hint="default"/>
+      </w:rPr>
+    </w:lvl>
+    <w:lvl w:ilvl="4" w:tplc="04260003" w:tentative="1">
+      <w:start w:val="1"/>
+      <w:numFmt w:val="bullet"/>
+      <w:lvlText w:val="o"/>
+      <w:lvlJc w:val="left"/>
+      <w:pPr>
+        <w:ind w:left="4167" w:hanging="360"/>
+      </w:pPr>
+      <w:rPr>
+        <w:rFonts w:ascii="Courier New" w:hAnsi="Courier New" w:cs="Courier New" w:hint="default"/>
+      </w:rPr>
+    </w:lvl>
+    <w:lvl w:ilvl="5" w:tplc="04260005" w:tentative="1">
+      <w:start w:val="1"/>
+      <w:numFmt w:val="bullet"/>
+      <w:lvlText w:val=""/>
+      <w:lvlJc w:val="left"/>
+      <w:pPr>
+        <w:ind w:left="4887" w:hanging="360"/>
+      </w:pPr>
+      <w:rPr>
+        <w:rFonts w:ascii="Wingdings" w:hAnsi="Wingdings" w:hint="default"/>
+      </w:rPr>
+    </w:lvl>
+    <w:lvl w:ilvl="6" w:tplc="04260001" w:tentative="1">
+      <w:start w:val="1"/>
+      <w:numFmt w:val="bullet"/>
+      <w:lvlText w:val=""/>
+      <w:lvlJc w:val="left"/>
+      <w:pPr>
+        <w:ind w:left="5607" w:hanging="360"/>
+      </w:pPr>
+      <w:rPr>
+        <w:rFonts w:ascii="Symbol" w:hAnsi="Symbol" w:hint="default"/>
+      </w:rPr>
+    </w:lvl>
+    <w:lvl w:ilvl="7" w:tplc="04260003" w:tentative="1">
+      <w:start w:val="1"/>
+      <w:numFmt w:val="bullet"/>
+      <w:lvlText w:val="o"/>
+      <w:lvlJc w:val="left"/>
+      <w:pPr>
+        <w:ind w:left="6327" w:hanging="360"/>
+      </w:pPr>
+      <w:rPr>
+        <w:rFonts w:ascii="Courier New" w:hAnsi="Courier New" w:cs="Courier New" w:hint="default"/>
+      </w:rPr>
+    </w:lvl>
+    <w:lvl w:ilvl="8" w:tplc="04260005" w:tentative="1">
+      <w:start w:val="1"/>
+      <w:numFmt w:val="bullet"/>
+      <w:lvlText w:val=""/>
+      <w:lvlJc w:val="left"/>
+      <w:pPr>
+        <w:ind w:left="7047" w:hanging="360"/>
+      </w:pPr>
+      <w:rPr>
+        <w:rFonts w:ascii="Wingdings" w:hAnsi="Wingdings" w:hint="default"/>
+      </w:rPr>
+    </w:lvl>
+  </w:abstractNum>
+  <w:abstractNum w:abstractNumId="17" w15:restartNumberingAfterBreak="0">
+    <w:nsid w:val="0D397014"/>
+    <w:multiLevelType w:val="hybridMultilevel"/>
+    <w:tmpl w:val="81B2EDF0"/>
+    <w:lvl w:ilvl="0" w:tplc="04260001">
+      <w:start w:val="1"/>
+      <w:numFmt w:val="bullet"/>
+      <w:lvlText w:val=""/>
+      <w:lvlJc w:val="left"/>
+      <w:pPr>
+        <w:ind w:left="720" w:hanging="360"/>
+      </w:pPr>
+      <w:rPr>
+        <w:rFonts w:ascii="Symbol" w:hAnsi="Symbol" w:hint="default"/>
+      </w:rPr>
+    </w:lvl>
+    <w:lvl w:ilvl="1" w:tplc="FFFFFFFF" w:tentative="1">
+      <w:start w:val="1"/>
+      <w:numFmt w:val="bullet"/>
+      <w:lvlText w:val="o"/>
+      <w:lvlJc w:val="left"/>
+      <w:pPr>
+        <w:ind w:left="1440" w:hanging="360"/>
+      </w:pPr>
+      <w:rPr>
+        <w:rFonts w:ascii="Courier New" w:hAnsi="Courier New" w:cs="Courier New" w:hint="default"/>
+      </w:rPr>
+    </w:lvl>
+    <w:lvl w:ilvl="2" w:tplc="FFFFFFFF" w:tentative="1">
+      <w:start w:val="1"/>
+      <w:numFmt w:val="bullet"/>
+      <w:lvlText w:val=""/>
+      <w:lvlJc w:val="left"/>
+      <w:pPr>
+        <w:ind w:left="2160" w:hanging="360"/>
+      </w:pPr>
+      <w:rPr>
+        <w:rFonts w:ascii="Wingdings" w:hAnsi="Wingdings" w:hint="default"/>
+      </w:rPr>
+    </w:lvl>
+    <w:lvl w:ilvl="3" w:tplc="FFFFFFFF" w:tentative="1">
+      <w:start w:val="1"/>
+      <w:numFmt w:val="bullet"/>
+      <w:lvlText w:val=""/>
+      <w:lvlJc w:val="left"/>
+      <w:pPr>
+        <w:ind w:left="2880" w:hanging="360"/>
+      </w:pPr>
+      <w:rPr>
+        <w:rFonts w:ascii="Symbol" w:hAnsi="Symbol" w:hint="default"/>
+      </w:rPr>
+    </w:lvl>
+    <w:lvl w:ilvl="4" w:tplc="FFFFFFFF" w:tentative="1">
+      <w:start w:val="1"/>
+      <w:numFmt w:val="bullet"/>
+      <w:lvlText w:val="o"/>
+      <w:lvlJc w:val="left"/>
+      <w:pPr>
+        <w:ind w:left="3600" w:hanging="360"/>
+      </w:pPr>
+      <w:rPr>
+        <w:rFonts w:ascii="Courier New" w:hAnsi="Courier New" w:cs="Courier New" w:hint="default"/>
+      </w:rPr>
+    </w:lvl>
+    <w:lvl w:ilvl="5" w:tplc="FFFFFFFF" w:tentative="1">
+      <w:start w:val="1"/>
+      <w:numFmt w:val="bullet"/>
+      <w:lvlText w:val=""/>
+      <w:lvlJc w:val="left"/>
+      <w:pPr>
+        <w:ind w:left="4320" w:hanging="360"/>
+      </w:pPr>
+      <w:rPr>
+        <w:rFonts w:ascii="Wingdings" w:hAnsi="Wingdings" w:hint="default"/>
+      </w:rPr>
+    </w:lvl>
+    <w:lvl w:ilvl="6" w:tplc="FFFFFFFF" w:tentative="1">
+      <w:start w:val="1"/>
+      <w:numFmt w:val="bullet"/>
+      <w:lvlText w:val=""/>
+      <w:lvlJc w:val="left"/>
+      <w:pPr>
+        <w:ind w:left="5040" w:hanging="360"/>
+      </w:pPr>
+      <w:rPr>
+        <w:rFonts w:ascii="Symbol" w:hAnsi="Symbol" w:hint="default"/>
+      </w:rPr>
+    </w:lvl>
+    <w:lvl w:ilvl="7" w:tplc="FFFFFFFF" w:tentative="1">
+      <w:start w:val="1"/>
+      <w:numFmt w:val="bullet"/>
+      <w:lvlText w:val="o"/>
+      <w:lvlJc w:val="left"/>
+      <w:pPr>
+        <w:ind w:left="5760" w:hanging="360"/>
+      </w:pPr>
+      <w:rPr>
+        <w:rFonts w:ascii="Courier New" w:hAnsi="Courier New" w:cs="Courier New" w:hint="default"/>
+      </w:rPr>
+    </w:lvl>
+    <w:lvl w:ilvl="8" w:tplc="FFFFFFFF" w:tentative="1">
+      <w:start w:val="1"/>
+      <w:numFmt w:val="bullet"/>
+      <w:lvlText w:val=""/>
+      <w:lvlJc w:val="left"/>
+      <w:pPr>
+        <w:ind w:left="6480" w:hanging="360"/>
+      </w:pPr>
+      <w:rPr>
+        <w:rFonts w:ascii="Wingdings" w:hAnsi="Wingdings" w:hint="default"/>
+      </w:rPr>
+    </w:lvl>
+  </w:abstractNum>
+  <w:abstractNum w:abstractNumId="18" w15:restartNumberingAfterBreak="0">
     <w:nsid w:val="0DCE4BE1"/>
     <w:multiLevelType w:val="hybridMultilevel"/>
     <w:tmpl w:val="9F2A7892"/>
@@ -31926,7 +35034,7 @@
       </w:rPr>
     </w:lvl>
   </w:abstractNum>
-  <w:abstractNum w:abstractNumId="11" w15:restartNumberingAfterBreak="0">
+  <w:abstractNum w:abstractNumId="19" w15:restartNumberingAfterBreak="0">
     <w:nsid w:val="0E312B18"/>
     <w:multiLevelType w:val="multilevel"/>
     <w:tmpl w:val="730C1752"/>
@@ -32013,7 +35121,7 @@
       </w:pPr>
     </w:lvl>
   </w:abstractNum>
-  <w:abstractNum w:abstractNumId="12" w15:restartNumberingAfterBreak="0">
+  <w:abstractNum w:abstractNumId="20" w15:restartNumberingAfterBreak="0">
     <w:nsid w:val="0E961EAE"/>
     <w:multiLevelType w:val="hybridMultilevel"/>
     <w:tmpl w:val="94B2F09C"/>
@@ -32126,7 +35234,7 @@
       </w:rPr>
     </w:lvl>
   </w:abstractNum>
-  <w:abstractNum w:abstractNumId="13" w15:restartNumberingAfterBreak="0">
+  <w:abstractNum w:abstractNumId="21" w15:restartNumberingAfterBreak="0">
     <w:nsid w:val="107B25BC"/>
     <w:multiLevelType w:val="hybridMultilevel"/>
     <w:tmpl w:val="DFB23846"/>
@@ -32239,7 +35347,7 @@
       </w:rPr>
     </w:lvl>
   </w:abstractNum>
-  <w:abstractNum w:abstractNumId="14" w15:restartNumberingAfterBreak="0">
+  <w:abstractNum w:abstractNumId="22" w15:restartNumberingAfterBreak="0">
     <w:nsid w:val="109F571D"/>
     <w:multiLevelType w:val="hybridMultilevel"/>
     <w:tmpl w:val="FFFFFFFF"/>
@@ -32352,7 +35460,7 @@
       </w:rPr>
     </w:lvl>
   </w:abstractNum>
-  <w:abstractNum w:abstractNumId="15" w15:restartNumberingAfterBreak="0">
+  <w:abstractNum w:abstractNumId="23" w15:restartNumberingAfterBreak="0">
     <w:nsid w:val="1247FB00"/>
     <w:multiLevelType w:val="hybridMultilevel"/>
     <w:tmpl w:val="16147782"/>
@@ -32465,7 +35573,233 @@
       </w:rPr>
     </w:lvl>
   </w:abstractNum>
-  <w:abstractNum w:abstractNumId="16" w15:restartNumberingAfterBreak="0">
+  <w:abstractNum w:abstractNumId="24" w15:restartNumberingAfterBreak="0">
+    <w:nsid w:val="12DD5640"/>
+    <w:multiLevelType w:val="hybridMultilevel"/>
+    <w:tmpl w:val="3102959E"/>
+    <w:lvl w:ilvl="0" w:tplc="04260001">
+      <w:start w:val="1"/>
+      <w:numFmt w:val="bullet"/>
+      <w:lvlText w:val=""/>
+      <w:lvlJc w:val="left"/>
+      <w:pPr>
+        <w:ind w:left="1287" w:hanging="360"/>
+      </w:pPr>
+      <w:rPr>
+        <w:rFonts w:ascii="Symbol" w:hAnsi="Symbol" w:hint="default"/>
+      </w:rPr>
+    </w:lvl>
+    <w:lvl w:ilvl="1" w:tplc="04260003" w:tentative="1">
+      <w:start w:val="1"/>
+      <w:numFmt w:val="bullet"/>
+      <w:lvlText w:val="o"/>
+      <w:lvlJc w:val="left"/>
+      <w:pPr>
+        <w:ind w:left="2007" w:hanging="360"/>
+      </w:pPr>
+      <w:rPr>
+        <w:rFonts w:ascii="Courier New" w:hAnsi="Courier New" w:cs="Courier New" w:hint="default"/>
+      </w:rPr>
+    </w:lvl>
+    <w:lvl w:ilvl="2" w:tplc="04260005" w:tentative="1">
+      <w:start w:val="1"/>
+      <w:numFmt w:val="bullet"/>
+      <w:lvlText w:val=""/>
+      <w:lvlJc w:val="left"/>
+      <w:pPr>
+        <w:ind w:left="2727" w:hanging="360"/>
+      </w:pPr>
+      <w:rPr>
+        <w:rFonts w:ascii="Wingdings" w:hAnsi="Wingdings" w:hint="default"/>
+      </w:rPr>
+    </w:lvl>
+    <w:lvl w:ilvl="3" w:tplc="04260001" w:tentative="1">
+      <w:start w:val="1"/>
+      <w:numFmt w:val="bullet"/>
+      <w:lvlText w:val=""/>
+      <w:lvlJc w:val="left"/>
+      <w:pPr>
+        <w:ind w:left="3447" w:hanging="360"/>
+      </w:pPr>
+      <w:rPr>
+        <w:rFonts w:ascii="Symbol" w:hAnsi="Symbol" w:hint="default"/>
+      </w:rPr>
+    </w:lvl>
+    <w:lvl w:ilvl="4" w:tplc="04260003" w:tentative="1">
+      <w:start w:val="1"/>
+      <w:numFmt w:val="bullet"/>
+      <w:lvlText w:val="o"/>
+      <w:lvlJc w:val="left"/>
+      <w:pPr>
+        <w:ind w:left="4167" w:hanging="360"/>
+      </w:pPr>
+      <w:rPr>
+        <w:rFonts w:ascii="Courier New" w:hAnsi="Courier New" w:cs="Courier New" w:hint="default"/>
+      </w:rPr>
+    </w:lvl>
+    <w:lvl w:ilvl="5" w:tplc="04260005" w:tentative="1">
+      <w:start w:val="1"/>
+      <w:numFmt w:val="bullet"/>
+      <w:lvlText w:val=""/>
+      <w:lvlJc w:val="left"/>
+      <w:pPr>
+        <w:ind w:left="4887" w:hanging="360"/>
+      </w:pPr>
+      <w:rPr>
+        <w:rFonts w:ascii="Wingdings" w:hAnsi="Wingdings" w:hint="default"/>
+      </w:rPr>
+    </w:lvl>
+    <w:lvl w:ilvl="6" w:tplc="04260001" w:tentative="1">
+      <w:start w:val="1"/>
+      <w:numFmt w:val="bullet"/>
+      <w:lvlText w:val=""/>
+      <w:lvlJc w:val="left"/>
+      <w:pPr>
+        <w:ind w:left="5607" w:hanging="360"/>
+      </w:pPr>
+      <w:rPr>
+        <w:rFonts w:ascii="Symbol" w:hAnsi="Symbol" w:hint="default"/>
+      </w:rPr>
+    </w:lvl>
+    <w:lvl w:ilvl="7" w:tplc="04260003" w:tentative="1">
+      <w:start w:val="1"/>
+      <w:numFmt w:val="bullet"/>
+      <w:lvlText w:val="o"/>
+      <w:lvlJc w:val="left"/>
+      <w:pPr>
+        <w:ind w:left="6327" w:hanging="360"/>
+      </w:pPr>
+      <w:rPr>
+        <w:rFonts w:ascii="Courier New" w:hAnsi="Courier New" w:cs="Courier New" w:hint="default"/>
+      </w:rPr>
+    </w:lvl>
+    <w:lvl w:ilvl="8" w:tplc="04260005" w:tentative="1">
+      <w:start w:val="1"/>
+      <w:numFmt w:val="bullet"/>
+      <w:lvlText w:val=""/>
+      <w:lvlJc w:val="left"/>
+      <w:pPr>
+        <w:ind w:left="7047" w:hanging="360"/>
+      </w:pPr>
+      <w:rPr>
+        <w:rFonts w:ascii="Wingdings" w:hAnsi="Wingdings" w:hint="default"/>
+      </w:rPr>
+    </w:lvl>
+  </w:abstractNum>
+  <w:abstractNum w:abstractNumId="25" w15:restartNumberingAfterBreak="0">
+    <w:nsid w:val="13E31ED1"/>
+    <w:multiLevelType w:val="hybridMultilevel"/>
+    <w:tmpl w:val="EEB89E60"/>
+    <w:lvl w:ilvl="0" w:tplc="04260003">
+      <w:start w:val="1"/>
+      <w:numFmt w:val="bullet"/>
+      <w:lvlText w:val="o"/>
+      <w:lvlJc w:val="left"/>
+      <w:pPr>
+        <w:ind w:left="1287" w:hanging="360"/>
+      </w:pPr>
+      <w:rPr>
+        <w:rFonts w:ascii="Courier New" w:hAnsi="Courier New" w:cs="Courier New" w:hint="default"/>
+      </w:rPr>
+    </w:lvl>
+    <w:lvl w:ilvl="1" w:tplc="FFFFFFFF" w:tentative="1">
+      <w:start w:val="1"/>
+      <w:numFmt w:val="bullet"/>
+      <w:lvlText w:val="o"/>
+      <w:lvlJc w:val="left"/>
+      <w:pPr>
+        <w:ind w:left="2007" w:hanging="360"/>
+      </w:pPr>
+      <w:rPr>
+        <w:rFonts w:ascii="Courier New" w:hAnsi="Courier New" w:cs="Courier New" w:hint="default"/>
+      </w:rPr>
+    </w:lvl>
+    <w:lvl w:ilvl="2" w:tplc="FFFFFFFF" w:tentative="1">
+      <w:start w:val="1"/>
+      <w:numFmt w:val="bullet"/>
+      <w:lvlText w:val=""/>
+      <w:lvlJc w:val="left"/>
+      <w:pPr>
+        <w:ind w:left="2727" w:hanging="360"/>
+      </w:pPr>
+      <w:rPr>
+        <w:rFonts w:ascii="Wingdings" w:hAnsi="Wingdings" w:hint="default"/>
+      </w:rPr>
+    </w:lvl>
+    <w:lvl w:ilvl="3" w:tplc="FFFFFFFF" w:tentative="1">
+      <w:start w:val="1"/>
+      <w:numFmt w:val="bullet"/>
+      <w:lvlText w:val=""/>
+      <w:lvlJc w:val="left"/>
+      <w:pPr>
+        <w:ind w:left="3447" w:hanging="360"/>
+      </w:pPr>
+      <w:rPr>
+        <w:rFonts w:ascii="Symbol" w:hAnsi="Symbol" w:hint="default"/>
+      </w:rPr>
+    </w:lvl>
+    <w:lvl w:ilvl="4" w:tplc="FFFFFFFF" w:tentative="1">
+      <w:start w:val="1"/>
+      <w:numFmt w:val="bullet"/>
+      <w:lvlText w:val="o"/>
+      <w:lvlJc w:val="left"/>
+      <w:pPr>
+        <w:ind w:left="4167" w:hanging="360"/>
+      </w:pPr>
+      <w:rPr>
+        <w:rFonts w:ascii="Courier New" w:hAnsi="Courier New" w:cs="Courier New" w:hint="default"/>
+      </w:rPr>
+    </w:lvl>
+    <w:lvl w:ilvl="5" w:tplc="FFFFFFFF" w:tentative="1">
+      <w:start w:val="1"/>
+      <w:numFmt w:val="bullet"/>
+      <w:lvlText w:val=""/>
+      <w:lvlJc w:val="left"/>
+      <w:pPr>
+        <w:ind w:left="4887" w:hanging="360"/>
+      </w:pPr>
+      <w:rPr>
+        <w:rFonts w:ascii="Wingdings" w:hAnsi="Wingdings" w:hint="default"/>
+      </w:rPr>
+    </w:lvl>
+    <w:lvl w:ilvl="6" w:tplc="FFFFFFFF" w:tentative="1">
+      <w:start w:val="1"/>
+      <w:numFmt w:val="bullet"/>
+      <w:lvlText w:val=""/>
+      <w:lvlJc w:val="left"/>
+      <w:pPr>
+        <w:ind w:left="5607" w:hanging="360"/>
+      </w:pPr>
+      <w:rPr>
+        <w:rFonts w:ascii="Symbol" w:hAnsi="Symbol" w:hint="default"/>
+      </w:rPr>
+    </w:lvl>
+    <w:lvl w:ilvl="7" w:tplc="FFFFFFFF" w:tentative="1">
+      <w:start w:val="1"/>
+      <w:numFmt w:val="bullet"/>
+      <w:lvlText w:val="o"/>
+      <w:lvlJc w:val="left"/>
+      <w:pPr>
+        <w:ind w:left="6327" w:hanging="360"/>
+      </w:pPr>
+      <w:rPr>
+        <w:rFonts w:ascii="Courier New" w:hAnsi="Courier New" w:cs="Courier New" w:hint="default"/>
+      </w:rPr>
+    </w:lvl>
+    <w:lvl w:ilvl="8" w:tplc="FFFFFFFF" w:tentative="1">
+      <w:start w:val="1"/>
+      <w:numFmt w:val="bullet"/>
+      <w:lvlText w:val=""/>
+      <w:lvlJc w:val="left"/>
+      <w:pPr>
+        <w:ind w:left="7047" w:hanging="360"/>
+      </w:pPr>
+      <w:rPr>
+        <w:rFonts w:ascii="Wingdings" w:hAnsi="Wingdings" w:hint="default"/>
+      </w:rPr>
+    </w:lvl>
+  </w:abstractNum>
+  <w:abstractNum w:abstractNumId="26" w15:restartNumberingAfterBreak="0">
     <w:nsid w:val="140E106A"/>
     <w:multiLevelType w:val="hybridMultilevel"/>
     <w:tmpl w:val="3160BF28"/>
@@ -32554,7 +35888,7 @@
       </w:pPr>
     </w:lvl>
   </w:abstractNum>
-  <w:abstractNum w:abstractNumId="17" w15:restartNumberingAfterBreak="0">
+  <w:abstractNum w:abstractNumId="27" w15:restartNumberingAfterBreak="0">
     <w:nsid w:val="1534B6A2"/>
     <w:multiLevelType w:val="hybridMultilevel"/>
     <w:tmpl w:val="FFFFFFFF"/>
@@ -32667,7 +36001,7 @@
       </w:rPr>
     </w:lvl>
   </w:abstractNum>
-  <w:abstractNum w:abstractNumId="18" w15:restartNumberingAfterBreak="0">
+  <w:abstractNum w:abstractNumId="28" w15:restartNumberingAfterBreak="0">
     <w:nsid w:val="174C1B88"/>
     <w:multiLevelType w:val="hybridMultilevel"/>
     <w:tmpl w:val="FFFFFFFF"/>
@@ -32780,7 +36114,7 @@
       </w:rPr>
     </w:lvl>
   </w:abstractNum>
-  <w:abstractNum w:abstractNumId="19" w15:restartNumberingAfterBreak="0">
+  <w:abstractNum w:abstractNumId="29" w15:restartNumberingAfterBreak="0">
     <w:nsid w:val="176E7A22"/>
     <w:multiLevelType w:val="hybridMultilevel"/>
     <w:tmpl w:val="9F6EBC08"/>
@@ -32893,7 +36227,7 @@
       </w:rPr>
     </w:lvl>
   </w:abstractNum>
-  <w:abstractNum w:abstractNumId="20" w15:restartNumberingAfterBreak="0">
+  <w:abstractNum w:abstractNumId="30" w15:restartNumberingAfterBreak="0">
     <w:nsid w:val="17DC0FD8"/>
     <w:multiLevelType w:val="hybridMultilevel"/>
     <w:tmpl w:val="FC6C57DC"/>
@@ -33006,7 +36340,7 @@
       </w:rPr>
     </w:lvl>
   </w:abstractNum>
-  <w:abstractNum w:abstractNumId="21" w15:restartNumberingAfterBreak="0">
+  <w:abstractNum w:abstractNumId="31" w15:restartNumberingAfterBreak="0">
     <w:nsid w:val="184545AA"/>
     <w:multiLevelType w:val="hybridMultilevel"/>
     <w:tmpl w:val="B728FA66"/>
@@ -33119,7 +36453,7 @@
       </w:rPr>
     </w:lvl>
   </w:abstractNum>
-  <w:abstractNum w:abstractNumId="22" w15:restartNumberingAfterBreak="0">
+  <w:abstractNum w:abstractNumId="32" w15:restartNumberingAfterBreak="0">
     <w:nsid w:val="1B1650C3"/>
     <w:multiLevelType w:val="hybridMultilevel"/>
     <w:tmpl w:val="FB405458"/>
@@ -33232,7 +36566,7 @@
       </w:rPr>
     </w:lvl>
   </w:abstractNum>
-  <w:abstractNum w:abstractNumId="23" w15:restartNumberingAfterBreak="0">
+  <w:abstractNum w:abstractNumId="33" w15:restartNumberingAfterBreak="0">
     <w:nsid w:val="1BD99EA8"/>
     <w:multiLevelType w:val="hybridMultilevel"/>
     <w:tmpl w:val="30E05BF4"/>
@@ -33345,7 +36679,7 @@
       </w:rPr>
     </w:lvl>
   </w:abstractNum>
-  <w:abstractNum w:abstractNumId="24" w15:restartNumberingAfterBreak="0">
+  <w:abstractNum w:abstractNumId="34" w15:restartNumberingAfterBreak="0">
     <w:nsid w:val="1E205844"/>
     <w:multiLevelType w:val="hybridMultilevel"/>
     <w:tmpl w:val="F820A3EA"/>
@@ -33458,7 +36792,7 @@
       </w:rPr>
     </w:lvl>
   </w:abstractNum>
-  <w:abstractNum w:abstractNumId="25" w15:restartNumberingAfterBreak="0">
+  <w:abstractNum w:abstractNumId="35" w15:restartNumberingAfterBreak="0">
     <w:nsid w:val="1EBDB4B3"/>
     <w:multiLevelType w:val="hybridMultilevel"/>
     <w:tmpl w:val="8A348062"/>
@@ -33571,7 +36905,7 @@
       </w:rPr>
     </w:lvl>
   </w:abstractNum>
-  <w:abstractNum w:abstractNumId="26" w15:restartNumberingAfterBreak="0">
+  <w:abstractNum w:abstractNumId="36" w15:restartNumberingAfterBreak="0">
     <w:nsid w:val="1EFD0A70"/>
     <w:multiLevelType w:val="hybridMultilevel"/>
     <w:tmpl w:val="0EB6DD7C"/>
@@ -33683,7 +37017,7 @@
       </w:rPr>
     </w:lvl>
   </w:abstractNum>
-  <w:abstractNum w:abstractNumId="27" w15:restartNumberingAfterBreak="0">
+  <w:abstractNum w:abstractNumId="37" w15:restartNumberingAfterBreak="0">
     <w:nsid w:val="1FBC7FB0"/>
     <w:multiLevelType w:val="hybridMultilevel"/>
     <w:tmpl w:val="FFFFFFFF"/>
@@ -33796,7 +37130,7 @@
       </w:rPr>
     </w:lvl>
   </w:abstractNum>
-  <w:abstractNum w:abstractNumId="28" w15:restartNumberingAfterBreak="0">
+  <w:abstractNum w:abstractNumId="38" w15:restartNumberingAfterBreak="0">
     <w:nsid w:val="1FDA1B56"/>
     <w:multiLevelType w:val="hybridMultilevel"/>
     <w:tmpl w:val="B6BA81F4"/>
@@ -33909,7 +37243,7 @@
       </w:rPr>
     </w:lvl>
   </w:abstractNum>
-  <w:abstractNum w:abstractNumId="29" w15:restartNumberingAfterBreak="0">
+  <w:abstractNum w:abstractNumId="39" w15:restartNumberingAfterBreak="0">
     <w:nsid w:val="21DB782B"/>
     <w:multiLevelType w:val="hybridMultilevel"/>
     <w:tmpl w:val="AE8814A0"/>
@@ -34022,7 +37356,7 @@
       </w:rPr>
     </w:lvl>
   </w:abstractNum>
-  <w:abstractNum w:abstractNumId="30" w15:restartNumberingAfterBreak="0">
+  <w:abstractNum w:abstractNumId="40" w15:restartNumberingAfterBreak="0">
     <w:nsid w:val="22ED148D"/>
     <w:multiLevelType w:val="hybridMultilevel"/>
     <w:tmpl w:val="05E8D724"/>
@@ -34135,7 +37469,7 @@
       </w:rPr>
     </w:lvl>
   </w:abstractNum>
-  <w:abstractNum w:abstractNumId="31" w15:restartNumberingAfterBreak="0">
+  <w:abstractNum w:abstractNumId="41" w15:restartNumberingAfterBreak="0">
     <w:nsid w:val="2356EF24"/>
     <w:multiLevelType w:val="hybridMultilevel"/>
     <w:tmpl w:val="FB4A0854"/>
@@ -34248,7 +37582,7 @@
       </w:rPr>
     </w:lvl>
   </w:abstractNum>
-  <w:abstractNum w:abstractNumId="32" w15:restartNumberingAfterBreak="0">
+  <w:abstractNum w:abstractNumId="42" w15:restartNumberingAfterBreak="0">
     <w:nsid w:val="241614DB"/>
     <w:multiLevelType w:val="hybridMultilevel"/>
     <w:tmpl w:val="A2925BD2"/>
@@ -34334,7 +37668,120 @@
       </w:pPr>
     </w:lvl>
   </w:abstractNum>
-  <w:abstractNum w:abstractNumId="33" w15:restartNumberingAfterBreak="0">
+  <w:abstractNum w:abstractNumId="43" w15:restartNumberingAfterBreak="0">
+    <w:nsid w:val="24C37596"/>
+    <w:multiLevelType w:val="hybridMultilevel"/>
+    <w:tmpl w:val="3F647264"/>
+    <w:lvl w:ilvl="0" w:tplc="04260003">
+      <w:start w:val="1"/>
+      <w:numFmt w:val="bullet"/>
+      <w:lvlText w:val="o"/>
+      <w:lvlJc w:val="left"/>
+      <w:pPr>
+        <w:ind w:left="1287" w:hanging="360"/>
+      </w:pPr>
+      <w:rPr>
+        <w:rFonts w:ascii="Courier New" w:hAnsi="Courier New" w:cs="Courier New" w:hint="default"/>
+      </w:rPr>
+    </w:lvl>
+    <w:lvl w:ilvl="1" w:tplc="FFFFFFFF" w:tentative="1">
+      <w:start w:val="1"/>
+      <w:numFmt w:val="bullet"/>
+      <w:lvlText w:val="o"/>
+      <w:lvlJc w:val="left"/>
+      <w:pPr>
+        <w:ind w:left="2007" w:hanging="360"/>
+      </w:pPr>
+      <w:rPr>
+        <w:rFonts w:ascii="Courier New" w:hAnsi="Courier New" w:cs="Courier New" w:hint="default"/>
+      </w:rPr>
+    </w:lvl>
+    <w:lvl w:ilvl="2" w:tplc="FFFFFFFF" w:tentative="1">
+      <w:start w:val="1"/>
+      <w:numFmt w:val="bullet"/>
+      <w:lvlText w:val=""/>
+      <w:lvlJc w:val="left"/>
+      <w:pPr>
+        <w:ind w:left="2727" w:hanging="360"/>
+      </w:pPr>
+      <w:rPr>
+        <w:rFonts w:ascii="Wingdings" w:hAnsi="Wingdings" w:hint="default"/>
+      </w:rPr>
+    </w:lvl>
+    <w:lvl w:ilvl="3" w:tplc="FFFFFFFF" w:tentative="1">
+      <w:start w:val="1"/>
+      <w:numFmt w:val="bullet"/>
+      <w:lvlText w:val=""/>
+      <w:lvlJc w:val="left"/>
+      <w:pPr>
+        <w:ind w:left="3447" w:hanging="360"/>
+      </w:pPr>
+      <w:rPr>
+        <w:rFonts w:ascii="Symbol" w:hAnsi="Symbol" w:hint="default"/>
+      </w:rPr>
+    </w:lvl>
+    <w:lvl w:ilvl="4" w:tplc="FFFFFFFF" w:tentative="1">
+      <w:start w:val="1"/>
+      <w:numFmt w:val="bullet"/>
+      <w:lvlText w:val="o"/>
+      <w:lvlJc w:val="left"/>
+      <w:pPr>
+        <w:ind w:left="4167" w:hanging="360"/>
+      </w:pPr>
+      <w:rPr>
+        <w:rFonts w:ascii="Courier New" w:hAnsi="Courier New" w:cs="Courier New" w:hint="default"/>
+      </w:rPr>
+    </w:lvl>
+    <w:lvl w:ilvl="5" w:tplc="FFFFFFFF" w:tentative="1">
+      <w:start w:val="1"/>
+      <w:numFmt w:val="bullet"/>
+      <w:lvlText w:val=""/>
+      <w:lvlJc w:val="left"/>
+      <w:pPr>
+        <w:ind w:left="4887" w:hanging="360"/>
+      </w:pPr>
+      <w:rPr>
+        <w:rFonts w:ascii="Wingdings" w:hAnsi="Wingdings" w:hint="default"/>
+      </w:rPr>
+    </w:lvl>
+    <w:lvl w:ilvl="6" w:tplc="FFFFFFFF" w:tentative="1">
+      <w:start w:val="1"/>
+      <w:numFmt w:val="bullet"/>
+      <w:lvlText w:val=""/>
+      <w:lvlJc w:val="left"/>
+      <w:pPr>
+        <w:ind w:left="5607" w:hanging="360"/>
+      </w:pPr>
+      <w:rPr>
+        <w:rFonts w:ascii="Symbol" w:hAnsi="Symbol" w:hint="default"/>
+      </w:rPr>
+    </w:lvl>
+    <w:lvl w:ilvl="7" w:tplc="FFFFFFFF" w:tentative="1">
+      <w:start w:val="1"/>
+      <w:numFmt w:val="bullet"/>
+      <w:lvlText w:val="o"/>
+      <w:lvlJc w:val="left"/>
+      <w:pPr>
+        <w:ind w:left="6327" w:hanging="360"/>
+      </w:pPr>
+      <w:rPr>
+        <w:rFonts w:ascii="Courier New" w:hAnsi="Courier New" w:cs="Courier New" w:hint="default"/>
+      </w:rPr>
+    </w:lvl>
+    <w:lvl w:ilvl="8" w:tplc="FFFFFFFF" w:tentative="1">
+      <w:start w:val="1"/>
+      <w:numFmt w:val="bullet"/>
+      <w:lvlText w:val=""/>
+      <w:lvlJc w:val="left"/>
+      <w:pPr>
+        <w:ind w:left="7047" w:hanging="360"/>
+      </w:pPr>
+      <w:rPr>
+        <w:rFonts w:ascii="Wingdings" w:hAnsi="Wingdings" w:hint="default"/>
+      </w:rPr>
+    </w:lvl>
+  </w:abstractNum>
+  <w:abstractNum w:abstractNumId="44" w15:restartNumberingAfterBreak="0">
     <w:nsid w:val="265D709E"/>
     <w:multiLevelType w:val="hybridMultilevel"/>
     <w:tmpl w:val="23BC51D0"/>
@@ -34447,7 +37894,7 @@
       </w:rPr>
     </w:lvl>
   </w:abstractNum>
-  <w:abstractNum w:abstractNumId="34" w15:restartNumberingAfterBreak="0">
+  <w:abstractNum w:abstractNumId="45" w15:restartNumberingAfterBreak="0">
     <w:nsid w:val="2787128E"/>
     <w:multiLevelType w:val="hybridMultilevel"/>
     <w:tmpl w:val="35D4703E"/>
@@ -34560,7 +38007,7 @@
       </w:rPr>
     </w:lvl>
   </w:abstractNum>
-  <w:abstractNum w:abstractNumId="35" w15:restartNumberingAfterBreak="0">
+  <w:abstractNum w:abstractNumId="46" w15:restartNumberingAfterBreak="0">
     <w:nsid w:val="283662E4"/>
     <w:multiLevelType w:val="hybridMultilevel"/>
     <w:tmpl w:val="1B722BE4"/>
@@ -34673,7 +38120,7 @@
       </w:rPr>
     </w:lvl>
   </w:abstractNum>
-  <w:abstractNum w:abstractNumId="36" w15:restartNumberingAfterBreak="0">
+  <w:abstractNum w:abstractNumId="47" w15:restartNumberingAfterBreak="0">
     <w:nsid w:val="28D233CE"/>
     <w:multiLevelType w:val="hybridMultilevel"/>
     <w:tmpl w:val="583EB2D8"/>
@@ -34786,7 +38233,7 @@
       </w:rPr>
     </w:lvl>
   </w:abstractNum>
-  <w:abstractNum w:abstractNumId="37" w15:restartNumberingAfterBreak="0">
+  <w:abstractNum w:abstractNumId="48" w15:restartNumberingAfterBreak="0">
     <w:nsid w:val="295029AE"/>
     <w:multiLevelType w:val="hybridMultilevel"/>
     <w:tmpl w:val="4BA2FBB0"/>
@@ -34899,7 +38346,120 @@
       </w:rPr>
     </w:lvl>
   </w:abstractNum>
-  <w:abstractNum w:abstractNumId="38" w15:restartNumberingAfterBreak="0">
+  <w:abstractNum w:abstractNumId="49" w15:restartNumberingAfterBreak="0">
+    <w:nsid w:val="29BE0C0E"/>
+    <w:multiLevelType w:val="hybridMultilevel"/>
+    <w:tmpl w:val="6B1C6CB6"/>
+    <w:lvl w:ilvl="0" w:tplc="04260003">
+      <w:start w:val="1"/>
+      <w:numFmt w:val="bullet"/>
+      <w:lvlText w:val="o"/>
+      <w:lvlJc w:val="left"/>
+      <w:pPr>
+        <w:ind w:left="1287" w:hanging="360"/>
+      </w:pPr>
+      <w:rPr>
+        <w:rFonts w:ascii="Courier New" w:hAnsi="Courier New" w:cs="Courier New" w:hint="default"/>
+      </w:rPr>
+    </w:lvl>
+    <w:lvl w:ilvl="1" w:tplc="04260003" w:tentative="1">
+      <w:start w:val="1"/>
+      <w:numFmt w:val="bullet"/>
+      <w:lvlText w:val="o"/>
+      <w:lvlJc w:val="left"/>
+      <w:pPr>
+        <w:ind w:left="2007" w:hanging="360"/>
+      </w:pPr>
+      <w:rPr>
+        <w:rFonts w:ascii="Courier New" w:hAnsi="Courier New" w:cs="Courier New" w:hint="default"/>
+      </w:rPr>
+    </w:lvl>
+    <w:lvl w:ilvl="2" w:tplc="04260005" w:tentative="1">
+      <w:start w:val="1"/>
+      <w:numFmt w:val="bullet"/>
+      <w:lvlText w:val=""/>
+      <w:lvlJc w:val="left"/>
+      <w:pPr>
+        <w:ind w:left="2727" w:hanging="360"/>
+      </w:pPr>
+      <w:rPr>
+        <w:rFonts w:ascii="Wingdings" w:hAnsi="Wingdings" w:hint="default"/>
+      </w:rPr>
+    </w:lvl>
+    <w:lvl w:ilvl="3" w:tplc="04260001" w:tentative="1">
+      <w:start w:val="1"/>
+      <w:numFmt w:val="bullet"/>
+      <w:lvlText w:val=""/>
+      <w:lvlJc w:val="left"/>
+      <w:pPr>
+        <w:ind w:left="3447" w:hanging="360"/>
+      </w:pPr>
+      <w:rPr>
+        <w:rFonts w:ascii="Symbol" w:hAnsi="Symbol" w:hint="default"/>
+      </w:rPr>
+    </w:lvl>
+    <w:lvl w:ilvl="4" w:tplc="04260003" w:tentative="1">
+      <w:start w:val="1"/>
+      <w:numFmt w:val="bullet"/>
+      <w:lvlText w:val="o"/>
+      <w:lvlJc w:val="left"/>
+      <w:pPr>
+        <w:ind w:left="4167" w:hanging="360"/>
+      </w:pPr>
+      <w:rPr>
+        <w:rFonts w:ascii="Courier New" w:hAnsi="Courier New" w:cs="Courier New" w:hint="default"/>
+      </w:rPr>
+    </w:lvl>
+    <w:lvl w:ilvl="5" w:tplc="04260005" w:tentative="1">
+      <w:start w:val="1"/>
+      <w:numFmt w:val="bullet"/>
+      <w:lvlText w:val=""/>
+      <w:lvlJc w:val="left"/>
+      <w:pPr>
+        <w:ind w:left="4887" w:hanging="360"/>
+      </w:pPr>
+      <w:rPr>
+        <w:rFonts w:ascii="Wingdings" w:hAnsi="Wingdings" w:hint="default"/>
+      </w:rPr>
+    </w:lvl>
+    <w:lvl w:ilvl="6" w:tplc="04260001" w:tentative="1">
+      <w:start w:val="1"/>
+      <w:numFmt w:val="bullet"/>
+      <w:lvlText w:val=""/>
+      <w:lvlJc w:val="left"/>
+      <w:pPr>
+        <w:ind w:left="5607" w:hanging="360"/>
+      </w:pPr>
+      <w:rPr>
+        <w:rFonts w:ascii="Symbol" w:hAnsi="Symbol" w:hint="default"/>
+      </w:rPr>
+    </w:lvl>
+    <w:lvl w:ilvl="7" w:tplc="04260003" w:tentative="1">
+      <w:start w:val="1"/>
+      <w:numFmt w:val="bullet"/>
+      <w:lvlText w:val="o"/>
+      <w:lvlJc w:val="left"/>
+      <w:pPr>
+        <w:ind w:left="6327" w:hanging="360"/>
+      </w:pPr>
+      <w:rPr>
+        <w:rFonts w:ascii="Courier New" w:hAnsi="Courier New" w:cs="Courier New" w:hint="default"/>
+      </w:rPr>
+    </w:lvl>
+    <w:lvl w:ilvl="8" w:tplc="04260005" w:tentative="1">
+      <w:start w:val="1"/>
+      <w:numFmt w:val="bullet"/>
+      <w:lvlText w:val=""/>
+      <w:lvlJc w:val="left"/>
+      <w:pPr>
+        <w:ind w:left="7047" w:hanging="360"/>
+      </w:pPr>
+      <w:rPr>
+        <w:rFonts w:ascii="Wingdings" w:hAnsi="Wingdings" w:hint="default"/>
+      </w:rPr>
+    </w:lvl>
+  </w:abstractNum>
+  <w:abstractNum w:abstractNumId="50" w15:restartNumberingAfterBreak="0">
     <w:nsid w:val="2A276718"/>
     <w:multiLevelType w:val="hybridMultilevel"/>
     <w:tmpl w:val="30B61CBE"/>
@@ -35012,7 +38572,233 @@
       </w:rPr>
     </w:lvl>
   </w:abstractNum>
-  <w:abstractNum w:abstractNumId="39" w15:restartNumberingAfterBreak="0">
+  <w:abstractNum w:abstractNumId="51" w15:restartNumberingAfterBreak="0">
+    <w:nsid w:val="2A5705BB"/>
+    <w:multiLevelType w:val="hybridMultilevel"/>
+    <w:tmpl w:val="F46A3F08"/>
+    <w:lvl w:ilvl="0" w:tplc="04260001">
+      <w:start w:val="1"/>
+      <w:numFmt w:val="bullet"/>
+      <w:lvlText w:val=""/>
+      <w:lvlJc w:val="left"/>
+      <w:pPr>
+        <w:ind w:left="1287" w:hanging="360"/>
+      </w:pPr>
+      <w:rPr>
+        <w:rFonts w:ascii="Symbol" w:hAnsi="Symbol" w:hint="default"/>
+      </w:rPr>
+    </w:lvl>
+    <w:lvl w:ilvl="1" w:tplc="04260003" w:tentative="1">
+      <w:start w:val="1"/>
+      <w:numFmt w:val="bullet"/>
+      <w:lvlText w:val="o"/>
+      <w:lvlJc w:val="left"/>
+      <w:pPr>
+        <w:ind w:left="2007" w:hanging="360"/>
+      </w:pPr>
+      <w:rPr>
+        <w:rFonts w:ascii="Courier New" w:hAnsi="Courier New" w:cs="Courier New" w:hint="default"/>
+      </w:rPr>
+    </w:lvl>
+    <w:lvl w:ilvl="2" w:tplc="04260005" w:tentative="1">
+      <w:start w:val="1"/>
+      <w:numFmt w:val="bullet"/>
+      <w:lvlText w:val=""/>
+      <w:lvlJc w:val="left"/>
+      <w:pPr>
+        <w:ind w:left="2727" w:hanging="360"/>
+      </w:pPr>
+      <w:rPr>
+        <w:rFonts w:ascii="Wingdings" w:hAnsi="Wingdings" w:hint="default"/>
+      </w:rPr>
+    </w:lvl>
+    <w:lvl w:ilvl="3" w:tplc="04260001" w:tentative="1">
+      <w:start w:val="1"/>
+      <w:numFmt w:val="bullet"/>
+      <w:lvlText w:val=""/>
+      <w:lvlJc w:val="left"/>
+      <w:pPr>
+        <w:ind w:left="3447" w:hanging="360"/>
+      </w:pPr>
+      <w:rPr>
+        <w:rFonts w:ascii="Symbol" w:hAnsi="Symbol" w:hint="default"/>
+      </w:rPr>
+    </w:lvl>
+    <w:lvl w:ilvl="4" w:tplc="04260003" w:tentative="1">
+      <w:start w:val="1"/>
+      <w:numFmt w:val="bullet"/>
+      <w:lvlText w:val="o"/>
+      <w:lvlJc w:val="left"/>
+      <w:pPr>
+        <w:ind w:left="4167" w:hanging="360"/>
+      </w:pPr>
+      <w:rPr>
+        <w:rFonts w:ascii="Courier New" w:hAnsi="Courier New" w:cs="Courier New" w:hint="default"/>
+      </w:rPr>
+    </w:lvl>
+    <w:lvl w:ilvl="5" w:tplc="04260005" w:tentative="1">
+      <w:start w:val="1"/>
+      <w:numFmt w:val="bullet"/>
+      <w:lvlText w:val=""/>
+      <w:lvlJc w:val="left"/>
+      <w:pPr>
+        <w:ind w:left="4887" w:hanging="360"/>
+      </w:pPr>
+      <w:rPr>
+        <w:rFonts w:ascii="Wingdings" w:hAnsi="Wingdings" w:hint="default"/>
+      </w:rPr>
+    </w:lvl>
+    <w:lvl w:ilvl="6" w:tplc="04260001" w:tentative="1">
+      <w:start w:val="1"/>
+      <w:numFmt w:val="bullet"/>
+      <w:lvlText w:val=""/>
+      <w:lvlJc w:val="left"/>
+      <w:pPr>
+        <w:ind w:left="5607" w:hanging="360"/>
+      </w:pPr>
+      <w:rPr>
+        <w:rFonts w:ascii="Symbol" w:hAnsi="Symbol" w:hint="default"/>
+      </w:rPr>
+    </w:lvl>
+    <w:lvl w:ilvl="7" w:tplc="04260003" w:tentative="1">
+      <w:start w:val="1"/>
+      <w:numFmt w:val="bullet"/>
+      <w:lvlText w:val="o"/>
+      <w:lvlJc w:val="left"/>
+      <w:pPr>
+        <w:ind w:left="6327" w:hanging="360"/>
+      </w:pPr>
+      <w:rPr>
+        <w:rFonts w:ascii="Courier New" w:hAnsi="Courier New" w:cs="Courier New" w:hint="default"/>
+      </w:rPr>
+    </w:lvl>
+    <w:lvl w:ilvl="8" w:tplc="04260005" w:tentative="1">
+      <w:start w:val="1"/>
+      <w:numFmt w:val="bullet"/>
+      <w:lvlText w:val=""/>
+      <w:lvlJc w:val="left"/>
+      <w:pPr>
+        <w:ind w:left="7047" w:hanging="360"/>
+      </w:pPr>
+      <w:rPr>
+        <w:rFonts w:ascii="Wingdings" w:hAnsi="Wingdings" w:hint="default"/>
+      </w:rPr>
+    </w:lvl>
+  </w:abstractNum>
+  <w:abstractNum w:abstractNumId="52" w15:restartNumberingAfterBreak="0">
+    <w:nsid w:val="2BB33000"/>
+    <w:multiLevelType w:val="hybridMultilevel"/>
+    <w:tmpl w:val="A506717C"/>
+    <w:lvl w:ilvl="0" w:tplc="04260001">
+      <w:start w:val="1"/>
+      <w:numFmt w:val="bullet"/>
+      <w:lvlText w:val=""/>
+      <w:lvlJc w:val="left"/>
+      <w:pPr>
+        <w:ind w:left="1287" w:hanging="360"/>
+      </w:pPr>
+      <w:rPr>
+        <w:rFonts w:ascii="Symbol" w:hAnsi="Symbol" w:hint="default"/>
+      </w:rPr>
+    </w:lvl>
+    <w:lvl w:ilvl="1" w:tplc="04260003" w:tentative="1">
+      <w:start w:val="1"/>
+      <w:numFmt w:val="bullet"/>
+      <w:lvlText w:val="o"/>
+      <w:lvlJc w:val="left"/>
+      <w:pPr>
+        <w:ind w:left="2007" w:hanging="360"/>
+      </w:pPr>
+      <w:rPr>
+        <w:rFonts w:ascii="Courier New" w:hAnsi="Courier New" w:cs="Courier New" w:hint="default"/>
+      </w:rPr>
+    </w:lvl>
+    <w:lvl w:ilvl="2" w:tplc="04260005" w:tentative="1">
+      <w:start w:val="1"/>
+      <w:numFmt w:val="bullet"/>
+      <w:lvlText w:val=""/>
+      <w:lvlJc w:val="left"/>
+      <w:pPr>
+        <w:ind w:left="2727" w:hanging="360"/>
+      </w:pPr>
+      <w:rPr>
+        <w:rFonts w:ascii="Wingdings" w:hAnsi="Wingdings" w:hint="default"/>
+      </w:rPr>
+    </w:lvl>
+    <w:lvl w:ilvl="3" w:tplc="04260001" w:tentative="1">
+      <w:start w:val="1"/>
+      <w:numFmt w:val="bullet"/>
+      <w:lvlText w:val=""/>
+      <w:lvlJc w:val="left"/>
+      <w:pPr>
+        <w:ind w:left="3447" w:hanging="360"/>
+      </w:pPr>
+      <w:rPr>
+        <w:rFonts w:ascii="Symbol" w:hAnsi="Symbol" w:hint="default"/>
+      </w:rPr>
+    </w:lvl>
+    <w:lvl w:ilvl="4" w:tplc="04260003" w:tentative="1">
+      <w:start w:val="1"/>
+      <w:numFmt w:val="bullet"/>
+      <w:lvlText w:val="o"/>
+      <w:lvlJc w:val="left"/>
+      <w:pPr>
+        <w:ind w:left="4167" w:hanging="360"/>
+      </w:pPr>
+      <w:rPr>
+        <w:rFonts w:ascii="Courier New" w:hAnsi="Courier New" w:cs="Courier New" w:hint="default"/>
+      </w:rPr>
+    </w:lvl>
+    <w:lvl w:ilvl="5" w:tplc="04260005" w:tentative="1">
+      <w:start w:val="1"/>
+      <w:numFmt w:val="bullet"/>
+      <w:lvlText w:val=""/>
+      <w:lvlJc w:val="left"/>
+      <w:pPr>
+        <w:ind w:left="4887" w:hanging="360"/>
+      </w:pPr>
+      <w:rPr>
+        <w:rFonts w:ascii="Wingdings" w:hAnsi="Wingdings" w:hint="default"/>
+      </w:rPr>
+    </w:lvl>
+    <w:lvl w:ilvl="6" w:tplc="04260001" w:tentative="1">
+      <w:start w:val="1"/>
+      <w:numFmt w:val="bullet"/>
+      <w:lvlText w:val=""/>
+      <w:lvlJc w:val="left"/>
+      <w:pPr>
+        <w:ind w:left="5607" w:hanging="360"/>
+      </w:pPr>
+      <w:rPr>
+        <w:rFonts w:ascii="Symbol" w:hAnsi="Symbol" w:hint="default"/>
+      </w:rPr>
+    </w:lvl>
+    <w:lvl w:ilvl="7" w:tplc="04260003" w:tentative="1">
+      <w:start w:val="1"/>
+      <w:numFmt w:val="bullet"/>
+      <w:lvlText w:val="o"/>
+      <w:lvlJc w:val="left"/>
+      <w:pPr>
+        <w:ind w:left="6327" w:hanging="360"/>
+      </w:pPr>
+      <w:rPr>
+        <w:rFonts w:ascii="Courier New" w:hAnsi="Courier New" w:cs="Courier New" w:hint="default"/>
+      </w:rPr>
+    </w:lvl>
+    <w:lvl w:ilvl="8" w:tplc="04260005" w:tentative="1">
+      <w:start w:val="1"/>
+      <w:numFmt w:val="bullet"/>
+      <w:lvlText w:val=""/>
+      <w:lvlJc w:val="left"/>
+      <w:pPr>
+        <w:ind w:left="7047" w:hanging="360"/>
+      </w:pPr>
+      <w:rPr>
+        <w:rFonts w:ascii="Wingdings" w:hAnsi="Wingdings" w:hint="default"/>
+      </w:rPr>
+    </w:lvl>
+  </w:abstractNum>
+  <w:abstractNum w:abstractNumId="53" w15:restartNumberingAfterBreak="0">
     <w:nsid w:val="2BD957C9"/>
     <w:multiLevelType w:val="hybridMultilevel"/>
     <w:tmpl w:val="F34E96AC"/>
@@ -35125,7 +38911,7 @@
       </w:rPr>
     </w:lvl>
   </w:abstractNum>
-  <w:abstractNum w:abstractNumId="40" w15:restartNumberingAfterBreak="0">
+  <w:abstractNum w:abstractNumId="54" w15:restartNumberingAfterBreak="0">
     <w:nsid w:val="2D657CFD"/>
     <w:multiLevelType w:val="hybridMultilevel"/>
     <w:tmpl w:val="86CA59E4"/>
@@ -35238,7 +39024,120 @@
       </w:rPr>
     </w:lvl>
   </w:abstractNum>
-  <w:abstractNum w:abstractNumId="41" w15:restartNumberingAfterBreak="0">
+  <w:abstractNum w:abstractNumId="55" w15:restartNumberingAfterBreak="0">
+    <w:nsid w:val="303F14F2"/>
+    <w:multiLevelType w:val="hybridMultilevel"/>
+    <w:tmpl w:val="0EA2C216"/>
+    <w:lvl w:ilvl="0" w:tplc="04260003">
+      <w:start w:val="1"/>
+      <w:numFmt w:val="bullet"/>
+      <w:lvlText w:val="o"/>
+      <w:lvlJc w:val="left"/>
+      <w:pPr>
+        <w:ind w:left="1287" w:hanging="360"/>
+      </w:pPr>
+      <w:rPr>
+        <w:rFonts w:ascii="Courier New" w:hAnsi="Courier New" w:cs="Courier New" w:hint="default"/>
+      </w:rPr>
+    </w:lvl>
+    <w:lvl w:ilvl="1" w:tplc="FFFFFFFF" w:tentative="1">
+      <w:start w:val="1"/>
+      <w:numFmt w:val="bullet"/>
+      <w:lvlText w:val="o"/>
+      <w:lvlJc w:val="left"/>
+      <w:pPr>
+        <w:ind w:left="2007" w:hanging="360"/>
+      </w:pPr>
+      <w:rPr>
+        <w:rFonts w:ascii="Courier New" w:hAnsi="Courier New" w:cs="Courier New" w:hint="default"/>
+      </w:rPr>
+    </w:lvl>
+    <w:lvl w:ilvl="2" w:tplc="FFFFFFFF" w:tentative="1">
+      <w:start w:val="1"/>
+      <w:numFmt w:val="bullet"/>
+      <w:lvlText w:val=""/>
+      <w:lvlJc w:val="left"/>
+      <w:pPr>
+        <w:ind w:left="2727" w:hanging="360"/>
+      </w:pPr>
+      <w:rPr>
+        <w:rFonts w:ascii="Wingdings" w:hAnsi="Wingdings" w:hint="default"/>
+      </w:rPr>
+    </w:lvl>
+    <w:lvl w:ilvl="3" w:tplc="FFFFFFFF" w:tentative="1">
+      <w:start w:val="1"/>
+      <w:numFmt w:val="bullet"/>
+      <w:lvlText w:val=""/>
+      <w:lvlJc w:val="left"/>
+      <w:pPr>
+        <w:ind w:left="3447" w:hanging="360"/>
+      </w:pPr>
+      <w:rPr>
+        <w:rFonts w:ascii="Symbol" w:hAnsi="Symbol" w:hint="default"/>
+      </w:rPr>
+    </w:lvl>
+    <w:lvl w:ilvl="4" w:tplc="FFFFFFFF" w:tentative="1">
+      <w:start w:val="1"/>
+      <w:numFmt w:val="bullet"/>
+      <w:lvlText w:val="o"/>
+      <w:lvlJc w:val="left"/>
+      <w:pPr>
+        <w:ind w:left="4167" w:hanging="360"/>
+      </w:pPr>
+      <w:rPr>
+        <w:rFonts w:ascii="Courier New" w:hAnsi="Courier New" w:cs="Courier New" w:hint="default"/>
+      </w:rPr>
+    </w:lvl>
+    <w:lvl w:ilvl="5" w:tplc="FFFFFFFF" w:tentative="1">
+      <w:start w:val="1"/>
+      <w:numFmt w:val="bullet"/>
+      <w:lvlText w:val=""/>
+      <w:lvlJc w:val="left"/>
+      <w:pPr>
+        <w:ind w:left="4887" w:hanging="360"/>
+      </w:pPr>
+      <w:rPr>
+        <w:rFonts w:ascii="Wingdings" w:hAnsi="Wingdings" w:hint="default"/>
+      </w:rPr>
+    </w:lvl>
+    <w:lvl w:ilvl="6" w:tplc="FFFFFFFF" w:tentative="1">
+      <w:start w:val="1"/>
+      <w:numFmt w:val="bullet"/>
+      <w:lvlText w:val=""/>
+      <w:lvlJc w:val="left"/>
+      <w:pPr>
+        <w:ind w:left="5607" w:hanging="360"/>
+      </w:pPr>
+      <w:rPr>
+        <w:rFonts w:ascii="Symbol" w:hAnsi="Symbol" w:hint="default"/>
+      </w:rPr>
+    </w:lvl>
+    <w:lvl w:ilvl="7" w:tplc="FFFFFFFF" w:tentative="1">
+      <w:start w:val="1"/>
+      <w:numFmt w:val="bullet"/>
+      <w:lvlText w:val="o"/>
+      <w:lvlJc w:val="left"/>
+      <w:pPr>
+        <w:ind w:left="6327" w:hanging="360"/>
+      </w:pPr>
+      <w:rPr>
+        <w:rFonts w:ascii="Courier New" w:hAnsi="Courier New" w:cs="Courier New" w:hint="default"/>
+      </w:rPr>
+    </w:lvl>
+    <w:lvl w:ilvl="8" w:tplc="FFFFFFFF" w:tentative="1">
+      <w:start w:val="1"/>
+      <w:numFmt w:val="bullet"/>
+      <w:lvlText w:val=""/>
+      <w:lvlJc w:val="left"/>
+      <w:pPr>
+        <w:ind w:left="7047" w:hanging="360"/>
+      </w:pPr>
+      <w:rPr>
+        <w:rFonts w:ascii="Wingdings" w:hAnsi="Wingdings" w:hint="default"/>
+      </w:rPr>
+    </w:lvl>
+  </w:abstractNum>
+  <w:abstractNum w:abstractNumId="56" w15:restartNumberingAfterBreak="0">
     <w:nsid w:val="31780824"/>
     <w:multiLevelType w:val="hybridMultilevel"/>
     <w:tmpl w:val="B69AAD00"/>
@@ -35331,7 +39230,7 @@
       </w:pPr>
     </w:lvl>
   </w:abstractNum>
-  <w:abstractNum w:abstractNumId="42" w15:restartNumberingAfterBreak="0">
+  <w:abstractNum w:abstractNumId="57" w15:restartNumberingAfterBreak="0">
     <w:nsid w:val="33480631"/>
     <w:multiLevelType w:val="hybridMultilevel"/>
     <w:tmpl w:val="8B0AA920"/>
@@ -35444,7 +39343,7 @@
       </w:rPr>
     </w:lvl>
   </w:abstractNum>
-  <w:abstractNum w:abstractNumId="43" w15:restartNumberingAfterBreak="0">
+  <w:abstractNum w:abstractNumId="58" w15:restartNumberingAfterBreak="0">
     <w:nsid w:val="33FE4E13"/>
     <w:multiLevelType w:val="hybridMultilevel"/>
     <w:tmpl w:val="D6F2B55C"/>
@@ -35556,7 +39455,233 @@
       </w:rPr>
     </w:lvl>
   </w:abstractNum>
-  <w:abstractNum w:abstractNumId="44" w15:restartNumberingAfterBreak="0">
+  <w:abstractNum w:abstractNumId="59" w15:restartNumberingAfterBreak="0">
+    <w:nsid w:val="3737068E"/>
+    <w:multiLevelType w:val="hybridMultilevel"/>
+    <w:tmpl w:val="72C80396"/>
+    <w:lvl w:ilvl="0" w:tplc="04260003">
+      <w:start w:val="1"/>
+      <w:numFmt w:val="bullet"/>
+      <w:lvlText w:val="o"/>
+      <w:lvlJc w:val="left"/>
+      <w:pPr>
+        <w:ind w:left="1287" w:hanging="360"/>
+      </w:pPr>
+      <w:rPr>
+        <w:rFonts w:ascii="Courier New" w:hAnsi="Courier New" w:cs="Courier New" w:hint="default"/>
+      </w:rPr>
+    </w:lvl>
+    <w:lvl w:ilvl="1" w:tplc="FFFFFFFF" w:tentative="1">
+      <w:start w:val="1"/>
+      <w:numFmt w:val="bullet"/>
+      <w:lvlText w:val="o"/>
+      <w:lvlJc w:val="left"/>
+      <w:pPr>
+        <w:ind w:left="2007" w:hanging="360"/>
+      </w:pPr>
+      <w:rPr>
+        <w:rFonts w:ascii="Courier New" w:hAnsi="Courier New" w:cs="Courier New" w:hint="default"/>
+      </w:rPr>
+    </w:lvl>
+    <w:lvl w:ilvl="2" w:tplc="FFFFFFFF" w:tentative="1">
+      <w:start w:val="1"/>
+      <w:numFmt w:val="bullet"/>
+      <w:lvlText w:val=""/>
+      <w:lvlJc w:val="left"/>
+      <w:pPr>
+        <w:ind w:left="2727" w:hanging="360"/>
+      </w:pPr>
+      <w:rPr>
+        <w:rFonts w:ascii="Wingdings" w:hAnsi="Wingdings" w:hint="default"/>
+      </w:rPr>
+    </w:lvl>
+    <w:lvl w:ilvl="3" w:tplc="FFFFFFFF" w:tentative="1">
+      <w:start w:val="1"/>
+      <w:numFmt w:val="bullet"/>
+      <w:lvlText w:val=""/>
+      <w:lvlJc w:val="left"/>
+      <w:pPr>
+        <w:ind w:left="3447" w:hanging="360"/>
+      </w:pPr>
+      <w:rPr>
+        <w:rFonts w:ascii="Symbol" w:hAnsi="Symbol" w:hint="default"/>
+      </w:rPr>
+    </w:lvl>
+    <w:lvl w:ilvl="4" w:tplc="FFFFFFFF" w:tentative="1">
+      <w:start w:val="1"/>
+      <w:numFmt w:val="bullet"/>
+      <w:lvlText w:val="o"/>
+      <w:lvlJc w:val="left"/>
+      <w:pPr>
+        <w:ind w:left="4167" w:hanging="360"/>
+      </w:pPr>
+      <w:rPr>
+        <w:rFonts w:ascii="Courier New" w:hAnsi="Courier New" w:cs="Courier New" w:hint="default"/>
+      </w:rPr>
+    </w:lvl>
+    <w:lvl w:ilvl="5" w:tplc="FFFFFFFF" w:tentative="1">
+      <w:start w:val="1"/>
+      <w:numFmt w:val="bullet"/>
+      <w:lvlText w:val=""/>
+      <w:lvlJc w:val="left"/>
+      <w:pPr>
+        <w:ind w:left="4887" w:hanging="360"/>
+      </w:pPr>
+      <w:rPr>
+        <w:rFonts w:ascii="Wingdings" w:hAnsi="Wingdings" w:hint="default"/>
+      </w:rPr>
+    </w:lvl>
+    <w:lvl w:ilvl="6" w:tplc="FFFFFFFF" w:tentative="1">
+      <w:start w:val="1"/>
+      <w:numFmt w:val="bullet"/>
+      <w:lvlText w:val=""/>
+      <w:lvlJc w:val="left"/>
+      <w:pPr>
+        <w:ind w:left="5607" w:hanging="360"/>
+      </w:pPr>
+      <w:rPr>
+        <w:rFonts w:ascii="Symbol" w:hAnsi="Symbol" w:hint="default"/>
+      </w:rPr>
+    </w:lvl>
+    <w:lvl w:ilvl="7" w:tplc="FFFFFFFF" w:tentative="1">
+      <w:start w:val="1"/>
+      <w:numFmt w:val="bullet"/>
+      <w:lvlText w:val="o"/>
+      <w:lvlJc w:val="left"/>
+      <w:pPr>
+        <w:ind w:left="6327" w:hanging="360"/>
+      </w:pPr>
+      <w:rPr>
+        <w:rFonts w:ascii="Courier New" w:hAnsi="Courier New" w:cs="Courier New" w:hint="default"/>
+      </w:rPr>
+    </w:lvl>
+    <w:lvl w:ilvl="8" w:tplc="FFFFFFFF" w:tentative="1">
+      <w:start w:val="1"/>
+      <w:numFmt w:val="bullet"/>
+      <w:lvlText w:val=""/>
+      <w:lvlJc w:val="left"/>
+      <w:pPr>
+        <w:ind w:left="7047" w:hanging="360"/>
+      </w:pPr>
+      <w:rPr>
+        <w:rFonts w:ascii="Wingdings" w:hAnsi="Wingdings" w:hint="default"/>
+      </w:rPr>
+    </w:lvl>
+  </w:abstractNum>
+  <w:abstractNum w:abstractNumId="60" w15:restartNumberingAfterBreak="0">
+    <w:nsid w:val="37782F22"/>
+    <w:multiLevelType w:val="hybridMultilevel"/>
+    <w:tmpl w:val="B9FEDFB0"/>
+    <w:lvl w:ilvl="0" w:tplc="04260003">
+      <w:start w:val="1"/>
+      <w:numFmt w:val="bullet"/>
+      <w:lvlText w:val="o"/>
+      <w:lvlJc w:val="left"/>
+      <w:pPr>
+        <w:ind w:left="720" w:hanging="360"/>
+      </w:pPr>
+      <w:rPr>
+        <w:rFonts w:ascii="Courier New" w:hAnsi="Courier New" w:cs="Courier New" w:hint="default"/>
+      </w:rPr>
+    </w:lvl>
+    <w:lvl w:ilvl="1" w:tplc="04260003" w:tentative="1">
+      <w:start w:val="1"/>
+      <w:numFmt w:val="bullet"/>
+      <w:lvlText w:val="o"/>
+      <w:lvlJc w:val="left"/>
+      <w:pPr>
+        <w:ind w:left="1440" w:hanging="360"/>
+      </w:pPr>
+      <w:rPr>
+        <w:rFonts w:ascii="Courier New" w:hAnsi="Courier New" w:cs="Courier New" w:hint="default"/>
+      </w:rPr>
+    </w:lvl>
+    <w:lvl w:ilvl="2" w:tplc="04260005" w:tentative="1">
+      <w:start w:val="1"/>
+      <w:numFmt w:val="bullet"/>
+      <w:lvlText w:val=""/>
+      <w:lvlJc w:val="left"/>
+      <w:pPr>
+        <w:ind w:left="2160" w:hanging="360"/>
+      </w:pPr>
+      <w:rPr>
+        <w:rFonts w:ascii="Wingdings" w:hAnsi="Wingdings" w:hint="default"/>
+      </w:rPr>
+    </w:lvl>
+    <w:lvl w:ilvl="3" w:tplc="04260001" w:tentative="1">
+      <w:start w:val="1"/>
+      <w:numFmt w:val="bullet"/>
+      <w:lvlText w:val=""/>
+      <w:lvlJc w:val="left"/>
+      <w:pPr>
+        <w:ind w:left="2880" w:hanging="360"/>
+      </w:pPr>
+      <w:rPr>
+        <w:rFonts w:ascii="Symbol" w:hAnsi="Symbol" w:hint="default"/>
+      </w:rPr>
+    </w:lvl>
+    <w:lvl w:ilvl="4" w:tplc="04260003" w:tentative="1">
+      <w:start w:val="1"/>
+      <w:numFmt w:val="bullet"/>
+      <w:lvlText w:val="o"/>
+      <w:lvlJc w:val="left"/>
+      <w:pPr>
+        <w:ind w:left="3600" w:hanging="360"/>
+      </w:pPr>
+      <w:rPr>
+        <w:rFonts w:ascii="Courier New" w:hAnsi="Courier New" w:cs="Courier New" w:hint="default"/>
+      </w:rPr>
+    </w:lvl>
+    <w:lvl w:ilvl="5" w:tplc="04260005" w:tentative="1">
+      <w:start w:val="1"/>
+      <w:numFmt w:val="bullet"/>
+      <w:lvlText w:val=""/>
+      <w:lvlJc w:val="left"/>
+      <w:pPr>
+        <w:ind w:left="4320" w:hanging="360"/>
+      </w:pPr>
+      <w:rPr>
+        <w:rFonts w:ascii="Wingdings" w:hAnsi="Wingdings" w:hint="default"/>
+      </w:rPr>
+    </w:lvl>
+    <w:lvl w:ilvl="6" w:tplc="04260001" w:tentative="1">
+      <w:start w:val="1"/>
+      <w:numFmt w:val="bullet"/>
+      <w:lvlText w:val=""/>
+      <w:lvlJc w:val="left"/>
+      <w:pPr>
+        <w:ind w:left="5040" w:hanging="360"/>
+      </w:pPr>
+      <w:rPr>
+        <w:rFonts w:ascii="Symbol" w:hAnsi="Symbol" w:hint="default"/>
+      </w:rPr>
+    </w:lvl>
+    <w:lvl w:ilvl="7" w:tplc="04260003" w:tentative="1">
+      <w:start w:val="1"/>
+      <w:numFmt w:val="bullet"/>
+      <w:lvlText w:val="o"/>
+      <w:lvlJc w:val="left"/>
+      <w:pPr>
+        <w:ind w:left="5760" w:hanging="360"/>
+      </w:pPr>
+      <w:rPr>
+        <w:rFonts w:ascii="Courier New" w:hAnsi="Courier New" w:cs="Courier New" w:hint="default"/>
+      </w:rPr>
+    </w:lvl>
+    <w:lvl w:ilvl="8" w:tplc="04260005" w:tentative="1">
+      <w:start w:val="1"/>
+      <w:numFmt w:val="bullet"/>
+      <w:lvlText w:val=""/>
+      <w:lvlJc w:val="left"/>
+      <w:pPr>
+        <w:ind w:left="6480" w:hanging="360"/>
+      </w:pPr>
+      <w:rPr>
+        <w:rFonts w:ascii="Wingdings" w:hAnsi="Wingdings" w:hint="default"/>
+      </w:rPr>
+    </w:lvl>
+  </w:abstractNum>
+  <w:abstractNum w:abstractNumId="61" w15:restartNumberingAfterBreak="0">
     <w:nsid w:val="37DC2F30"/>
     <w:multiLevelType w:val="hybridMultilevel"/>
     <w:tmpl w:val="12A6A77E"/>
@@ -35669,7 +39794,120 @@
       </w:rPr>
     </w:lvl>
   </w:abstractNum>
-  <w:abstractNum w:abstractNumId="45" w15:restartNumberingAfterBreak="0">
+  <w:abstractNum w:abstractNumId="62" w15:restartNumberingAfterBreak="0">
+    <w:nsid w:val="38247144"/>
+    <w:multiLevelType w:val="hybridMultilevel"/>
+    <w:tmpl w:val="1A4C39CA"/>
+    <w:lvl w:ilvl="0" w:tplc="04260003">
+      <w:start w:val="1"/>
+      <w:numFmt w:val="bullet"/>
+      <w:lvlText w:val="o"/>
+      <w:lvlJc w:val="left"/>
+      <w:pPr>
+        <w:ind w:left="1287" w:hanging="360"/>
+      </w:pPr>
+      <w:rPr>
+        <w:rFonts w:ascii="Courier New" w:hAnsi="Courier New" w:cs="Courier New" w:hint="default"/>
+      </w:rPr>
+    </w:lvl>
+    <w:lvl w:ilvl="1" w:tplc="04260003" w:tentative="1">
+      <w:start w:val="1"/>
+      <w:numFmt w:val="bullet"/>
+      <w:lvlText w:val="o"/>
+      <w:lvlJc w:val="left"/>
+      <w:pPr>
+        <w:ind w:left="2007" w:hanging="360"/>
+      </w:pPr>
+      <w:rPr>
+        <w:rFonts w:ascii="Courier New" w:hAnsi="Courier New" w:cs="Courier New" w:hint="default"/>
+      </w:rPr>
+    </w:lvl>
+    <w:lvl w:ilvl="2" w:tplc="04260005" w:tentative="1">
+      <w:start w:val="1"/>
+      <w:numFmt w:val="bullet"/>
+      <w:lvlText w:val=""/>
+      <w:lvlJc w:val="left"/>
+      <w:pPr>
+        <w:ind w:left="2727" w:hanging="360"/>
+      </w:pPr>
+      <w:rPr>
+        <w:rFonts w:ascii="Wingdings" w:hAnsi="Wingdings" w:hint="default"/>
+      </w:rPr>
+    </w:lvl>
+    <w:lvl w:ilvl="3" w:tplc="04260001" w:tentative="1">
+      <w:start w:val="1"/>
+      <w:numFmt w:val="bullet"/>
+      <w:lvlText w:val=""/>
+      <w:lvlJc w:val="left"/>
+      <w:pPr>
+        <w:ind w:left="3447" w:hanging="360"/>
+      </w:pPr>
+      <w:rPr>
+        <w:rFonts w:ascii="Symbol" w:hAnsi="Symbol" w:hint="default"/>
+      </w:rPr>
+    </w:lvl>
+    <w:lvl w:ilvl="4" w:tplc="04260003" w:tentative="1">
+      <w:start w:val="1"/>
+      <w:numFmt w:val="bullet"/>
+      <w:lvlText w:val="o"/>
+      <w:lvlJc w:val="left"/>
+      <w:pPr>
+        <w:ind w:left="4167" w:hanging="360"/>
+      </w:pPr>
+      <w:rPr>
+        <w:rFonts w:ascii="Courier New" w:hAnsi="Courier New" w:cs="Courier New" w:hint="default"/>
+      </w:rPr>
+    </w:lvl>
+    <w:lvl w:ilvl="5" w:tplc="04260005" w:tentative="1">
+      <w:start w:val="1"/>
+      <w:numFmt w:val="bullet"/>
+      <w:lvlText w:val=""/>
+      <w:lvlJc w:val="left"/>
+      <w:pPr>
+        <w:ind w:left="4887" w:hanging="360"/>
+      </w:pPr>
+      <w:rPr>
+        <w:rFonts w:ascii="Wingdings" w:hAnsi="Wingdings" w:hint="default"/>
+      </w:rPr>
+    </w:lvl>
+    <w:lvl w:ilvl="6" w:tplc="04260001" w:tentative="1">
+      <w:start w:val="1"/>
+      <w:numFmt w:val="bullet"/>
+      <w:lvlText w:val=""/>
+      <w:lvlJc w:val="left"/>
+      <w:pPr>
+        <w:ind w:left="5607" w:hanging="360"/>
+      </w:pPr>
+      <w:rPr>
+        <w:rFonts w:ascii="Symbol" w:hAnsi="Symbol" w:hint="default"/>
+      </w:rPr>
+    </w:lvl>
+    <w:lvl w:ilvl="7" w:tplc="04260003" w:tentative="1">
+      <w:start w:val="1"/>
+      <w:numFmt w:val="bullet"/>
+      <w:lvlText w:val="o"/>
+      <w:lvlJc w:val="left"/>
+      <w:pPr>
+        <w:ind w:left="6327" w:hanging="360"/>
+      </w:pPr>
+      <w:rPr>
+        <w:rFonts w:ascii="Courier New" w:hAnsi="Courier New" w:cs="Courier New" w:hint="default"/>
+      </w:rPr>
+    </w:lvl>
+    <w:lvl w:ilvl="8" w:tplc="04260005" w:tentative="1">
+      <w:start w:val="1"/>
+      <w:numFmt w:val="bullet"/>
+      <w:lvlText w:val=""/>
+      <w:lvlJc w:val="left"/>
+      <w:pPr>
+        <w:ind w:left="7047" w:hanging="360"/>
+      </w:pPr>
+      <w:rPr>
+        <w:rFonts w:ascii="Wingdings" w:hAnsi="Wingdings" w:hint="default"/>
+      </w:rPr>
+    </w:lvl>
+  </w:abstractNum>
+  <w:abstractNum w:abstractNumId="63" w15:restartNumberingAfterBreak="0">
     <w:nsid w:val="392C165E"/>
     <w:multiLevelType w:val="hybridMultilevel"/>
     <w:tmpl w:val="71C28DC0"/>
@@ -35782,7 +40020,120 @@
       </w:rPr>
     </w:lvl>
   </w:abstractNum>
-  <w:abstractNum w:abstractNumId="46" w15:restartNumberingAfterBreak="0">
+  <w:abstractNum w:abstractNumId="64" w15:restartNumberingAfterBreak="0">
+    <w:nsid w:val="39465FE5"/>
+    <w:multiLevelType w:val="hybridMultilevel"/>
+    <w:tmpl w:val="3E966EE8"/>
+    <w:lvl w:ilvl="0" w:tplc="04260003">
+      <w:start w:val="1"/>
+      <w:numFmt w:val="bullet"/>
+      <w:lvlText w:val="o"/>
+      <w:lvlJc w:val="left"/>
+      <w:pPr>
+        <w:ind w:left="1287" w:hanging="360"/>
+      </w:pPr>
+      <w:rPr>
+        <w:rFonts w:ascii="Courier New" w:hAnsi="Courier New" w:cs="Courier New" w:hint="default"/>
+      </w:rPr>
+    </w:lvl>
+    <w:lvl w:ilvl="1" w:tplc="04260003" w:tentative="1">
+      <w:start w:val="1"/>
+      <w:numFmt w:val="bullet"/>
+      <w:lvlText w:val="o"/>
+      <w:lvlJc w:val="left"/>
+      <w:pPr>
+        <w:ind w:left="2007" w:hanging="360"/>
+      </w:pPr>
+      <w:rPr>
+        <w:rFonts w:ascii="Courier New" w:hAnsi="Courier New" w:cs="Courier New" w:hint="default"/>
+      </w:rPr>
+    </w:lvl>
+    <w:lvl w:ilvl="2" w:tplc="04260005" w:tentative="1">
+      <w:start w:val="1"/>
+      <w:numFmt w:val="bullet"/>
+      <w:lvlText w:val=""/>
+      <w:lvlJc w:val="left"/>
+      <w:pPr>
+        <w:ind w:left="2727" w:hanging="360"/>
+      </w:pPr>
+      <w:rPr>
+        <w:rFonts w:ascii="Wingdings" w:hAnsi="Wingdings" w:hint="default"/>
+      </w:rPr>
+    </w:lvl>
+    <w:lvl w:ilvl="3" w:tplc="04260001" w:tentative="1">
+      <w:start w:val="1"/>
+      <w:numFmt w:val="bullet"/>
+      <w:lvlText w:val=""/>
+      <w:lvlJc w:val="left"/>
+      <w:pPr>
+        <w:ind w:left="3447" w:hanging="360"/>
+      </w:pPr>
+      <w:rPr>
+        <w:rFonts w:ascii="Symbol" w:hAnsi="Symbol" w:hint="default"/>
+      </w:rPr>
+    </w:lvl>
+    <w:lvl w:ilvl="4" w:tplc="04260003" w:tentative="1">
+      <w:start w:val="1"/>
+      <w:numFmt w:val="bullet"/>
+      <w:lvlText w:val="o"/>
+      <w:lvlJc w:val="left"/>
+      <w:pPr>
+        <w:ind w:left="4167" w:hanging="360"/>
+      </w:pPr>
+      <w:rPr>
+        <w:rFonts w:ascii="Courier New" w:hAnsi="Courier New" w:cs="Courier New" w:hint="default"/>
+      </w:rPr>
+    </w:lvl>
+    <w:lvl w:ilvl="5" w:tplc="04260005" w:tentative="1">
+      <w:start w:val="1"/>
+      <w:numFmt w:val="bullet"/>
+      <w:lvlText w:val=""/>
+      <w:lvlJc w:val="left"/>
+      <w:pPr>
+        <w:ind w:left="4887" w:hanging="360"/>
+      </w:pPr>
+      <w:rPr>
+        <w:rFonts w:ascii="Wingdings" w:hAnsi="Wingdings" w:hint="default"/>
+      </w:rPr>
+    </w:lvl>
+    <w:lvl w:ilvl="6" w:tplc="04260001" w:tentative="1">
+      <w:start w:val="1"/>
+      <w:numFmt w:val="bullet"/>
+      <w:lvlText w:val=""/>
+      <w:lvlJc w:val="left"/>
+      <w:pPr>
+        <w:ind w:left="5607" w:hanging="360"/>
+      </w:pPr>
+      <w:rPr>
+        <w:rFonts w:ascii="Symbol" w:hAnsi="Symbol" w:hint="default"/>
+      </w:rPr>
+    </w:lvl>
+    <w:lvl w:ilvl="7" w:tplc="04260003" w:tentative="1">
+      <w:start w:val="1"/>
+      <w:numFmt w:val="bullet"/>
+      <w:lvlText w:val="o"/>
+      <w:lvlJc w:val="left"/>
+      <w:pPr>
+        <w:ind w:left="6327" w:hanging="360"/>
+      </w:pPr>
+      <w:rPr>
+        <w:rFonts w:ascii="Courier New" w:hAnsi="Courier New" w:cs="Courier New" w:hint="default"/>
+      </w:rPr>
+    </w:lvl>
+    <w:lvl w:ilvl="8" w:tplc="04260005" w:tentative="1">
+      <w:start w:val="1"/>
+      <w:numFmt w:val="bullet"/>
+      <w:lvlText w:val=""/>
+      <w:lvlJc w:val="left"/>
+      <w:pPr>
+        <w:ind w:left="7047" w:hanging="360"/>
+      </w:pPr>
+      <w:rPr>
+        <w:rFonts w:ascii="Wingdings" w:hAnsi="Wingdings" w:hint="default"/>
+      </w:rPr>
+    </w:lvl>
+  </w:abstractNum>
+  <w:abstractNum w:abstractNumId="65" w15:restartNumberingAfterBreak="0">
     <w:nsid w:val="39C62D9B"/>
     <w:multiLevelType w:val="hybridMultilevel"/>
     <w:tmpl w:val="9DF2CDE2"/>
@@ -35895,7 +40246,7 @@
       </w:rPr>
     </w:lvl>
   </w:abstractNum>
-  <w:abstractNum w:abstractNumId="47" w15:restartNumberingAfterBreak="0">
+  <w:abstractNum w:abstractNumId="66" w15:restartNumberingAfterBreak="0">
     <w:nsid w:val="39EE0FEE"/>
     <w:multiLevelType w:val="hybridMultilevel"/>
     <w:tmpl w:val="42E83DDE"/>
@@ -36008,7 +40359,7 @@
       </w:rPr>
     </w:lvl>
   </w:abstractNum>
-  <w:abstractNum w:abstractNumId="48" w15:restartNumberingAfterBreak="0">
+  <w:abstractNum w:abstractNumId="67" w15:restartNumberingAfterBreak="0">
     <w:nsid w:val="3A0A5D88"/>
     <w:multiLevelType w:val="hybridMultilevel"/>
     <w:tmpl w:val="F10CE54A"/>
@@ -36121,7 +40472,7 @@
       </w:rPr>
     </w:lvl>
   </w:abstractNum>
-  <w:abstractNum w:abstractNumId="49" w15:restartNumberingAfterBreak="0">
+  <w:abstractNum w:abstractNumId="68" w15:restartNumberingAfterBreak="0">
     <w:nsid w:val="3A936649"/>
     <w:multiLevelType w:val="hybridMultilevel"/>
     <w:tmpl w:val="997EFC82"/>
@@ -36233,7 +40584,120 @@
       </w:rPr>
     </w:lvl>
   </w:abstractNum>
-  <w:abstractNum w:abstractNumId="50" w15:restartNumberingAfterBreak="0">
+  <w:abstractNum w:abstractNumId="69" w15:restartNumberingAfterBreak="0">
+    <w:nsid w:val="3AEA5C9C"/>
+    <w:multiLevelType w:val="hybridMultilevel"/>
+    <w:tmpl w:val="3EB2C6CC"/>
+    <w:lvl w:ilvl="0" w:tplc="04260003">
+      <w:start w:val="1"/>
+      <w:numFmt w:val="bullet"/>
+      <w:lvlText w:val="o"/>
+      <w:lvlJc w:val="left"/>
+      <w:pPr>
+        <w:ind w:left="1287" w:hanging="360"/>
+      </w:pPr>
+      <w:rPr>
+        <w:rFonts w:ascii="Courier New" w:hAnsi="Courier New" w:cs="Courier New" w:hint="default"/>
+      </w:rPr>
+    </w:lvl>
+    <w:lvl w:ilvl="1" w:tplc="04260003" w:tentative="1">
+      <w:start w:val="1"/>
+      <w:numFmt w:val="bullet"/>
+      <w:lvlText w:val="o"/>
+      <w:lvlJc w:val="left"/>
+      <w:pPr>
+        <w:ind w:left="2007" w:hanging="360"/>
+      </w:pPr>
+      <w:rPr>
+        <w:rFonts w:ascii="Courier New" w:hAnsi="Courier New" w:cs="Courier New" w:hint="default"/>
+      </w:rPr>
+    </w:lvl>
+    <w:lvl w:ilvl="2" w:tplc="04260005" w:tentative="1">
+      <w:start w:val="1"/>
+      <w:numFmt w:val="bullet"/>
+      <w:lvlText w:val=""/>
+      <w:lvlJc w:val="left"/>
+      <w:pPr>
+        <w:ind w:left="2727" w:hanging="360"/>
+      </w:pPr>
+      <w:rPr>
+        <w:rFonts w:ascii="Wingdings" w:hAnsi="Wingdings" w:hint="default"/>
+      </w:rPr>
+    </w:lvl>
+    <w:lvl w:ilvl="3" w:tplc="04260001" w:tentative="1">
+      <w:start w:val="1"/>
+      <w:numFmt w:val="bullet"/>
+      <w:lvlText w:val=""/>
+      <w:lvlJc w:val="left"/>
+      <w:pPr>
+        <w:ind w:left="3447" w:hanging="360"/>
+      </w:pPr>
+      <w:rPr>
+        <w:rFonts w:ascii="Symbol" w:hAnsi="Symbol" w:hint="default"/>
+      </w:rPr>
+    </w:lvl>
+    <w:lvl w:ilvl="4" w:tplc="04260003" w:tentative="1">
+      <w:start w:val="1"/>
+      <w:numFmt w:val="bullet"/>
+      <w:lvlText w:val="o"/>
+      <w:lvlJc w:val="left"/>
+      <w:pPr>
+        <w:ind w:left="4167" w:hanging="360"/>
+      </w:pPr>
+      <w:rPr>
+        <w:rFonts w:ascii="Courier New" w:hAnsi="Courier New" w:cs="Courier New" w:hint="default"/>
+      </w:rPr>
+    </w:lvl>
+    <w:lvl w:ilvl="5" w:tplc="04260005" w:tentative="1">
+      <w:start w:val="1"/>
+      <w:numFmt w:val="bullet"/>
+      <w:lvlText w:val=""/>
+      <w:lvlJc w:val="left"/>
+      <w:pPr>
+        <w:ind w:left="4887" w:hanging="360"/>
+      </w:pPr>
+      <w:rPr>
+        <w:rFonts w:ascii="Wingdings" w:hAnsi="Wingdings" w:hint="default"/>
+      </w:rPr>
+    </w:lvl>
+    <w:lvl w:ilvl="6" w:tplc="04260001" w:tentative="1">
+      <w:start w:val="1"/>
+      <w:numFmt w:val="bullet"/>
+      <w:lvlText w:val=""/>
+      <w:lvlJc w:val="left"/>
+      <w:pPr>
+        <w:ind w:left="5607" w:hanging="360"/>
+      </w:pPr>
+      <w:rPr>
+        <w:rFonts w:ascii="Symbol" w:hAnsi="Symbol" w:hint="default"/>
+      </w:rPr>
+    </w:lvl>
+    <w:lvl w:ilvl="7" w:tplc="04260003" w:tentative="1">
+      <w:start w:val="1"/>
+      <w:numFmt w:val="bullet"/>
+      <w:lvlText w:val="o"/>
+      <w:lvlJc w:val="left"/>
+      <w:pPr>
+        <w:ind w:left="6327" w:hanging="360"/>
+      </w:pPr>
+      <w:rPr>
+        <w:rFonts w:ascii="Courier New" w:hAnsi="Courier New" w:cs="Courier New" w:hint="default"/>
+      </w:rPr>
+    </w:lvl>
+    <w:lvl w:ilvl="8" w:tplc="04260005" w:tentative="1">
+      <w:start w:val="1"/>
+      <w:numFmt w:val="bullet"/>
+      <w:lvlText w:val=""/>
+      <w:lvlJc w:val="left"/>
+      <w:pPr>
+        <w:ind w:left="7047" w:hanging="360"/>
+      </w:pPr>
+      <w:rPr>
+        <w:rFonts w:ascii="Wingdings" w:hAnsi="Wingdings" w:hint="default"/>
+      </w:rPr>
+    </w:lvl>
+  </w:abstractNum>
+  <w:abstractNum w:abstractNumId="70" w15:restartNumberingAfterBreak="0">
     <w:nsid w:val="3DF71746"/>
     <w:multiLevelType w:val="hybridMultilevel"/>
     <w:tmpl w:val="0A1E63FA"/>
@@ -36346,7 +40810,7 @@
       </w:rPr>
     </w:lvl>
   </w:abstractNum>
-  <w:abstractNum w:abstractNumId="51" w15:restartNumberingAfterBreak="0">
+  <w:abstractNum w:abstractNumId="71" w15:restartNumberingAfterBreak="0">
     <w:nsid w:val="3E0D4881"/>
     <w:multiLevelType w:val="hybridMultilevel"/>
     <w:tmpl w:val="730C1752"/>
@@ -36432,7 +40896,7 @@
       </w:pPr>
     </w:lvl>
   </w:abstractNum>
-  <w:abstractNum w:abstractNumId="52" w15:restartNumberingAfterBreak="0">
+  <w:abstractNum w:abstractNumId="72" w15:restartNumberingAfterBreak="0">
     <w:nsid w:val="3EA458E8"/>
     <w:multiLevelType w:val="hybridMultilevel"/>
     <w:tmpl w:val="40D0E8BA"/>
@@ -36545,7 +41009,7 @@
       </w:rPr>
     </w:lvl>
   </w:abstractNum>
-  <w:abstractNum w:abstractNumId="53" w15:restartNumberingAfterBreak="0">
+  <w:abstractNum w:abstractNumId="73" w15:restartNumberingAfterBreak="0">
     <w:nsid w:val="3FBAD4B3"/>
     <w:multiLevelType w:val="hybridMultilevel"/>
     <w:tmpl w:val="B6742112"/>
@@ -36658,7 +41122,7 @@
       </w:rPr>
     </w:lvl>
   </w:abstractNum>
-  <w:abstractNum w:abstractNumId="54" w15:restartNumberingAfterBreak="0">
+  <w:abstractNum w:abstractNumId="74" w15:restartNumberingAfterBreak="0">
     <w:nsid w:val="40012ECE"/>
     <w:multiLevelType w:val="hybridMultilevel"/>
     <w:tmpl w:val="FFFFFFFF"/>
@@ -36771,7 +41235,7 @@
       </w:rPr>
     </w:lvl>
   </w:abstractNum>
-  <w:abstractNum w:abstractNumId="55" w15:restartNumberingAfterBreak="0">
+  <w:abstractNum w:abstractNumId="75" w15:restartNumberingAfterBreak="0">
     <w:nsid w:val="417A5EAB"/>
     <w:multiLevelType w:val="hybridMultilevel"/>
     <w:tmpl w:val="4FD61ECC"/>
@@ -36884,7 +41348,7 @@
       </w:rPr>
     </w:lvl>
   </w:abstractNum>
-  <w:abstractNum w:abstractNumId="56" w15:restartNumberingAfterBreak="0">
+  <w:abstractNum w:abstractNumId="76" w15:restartNumberingAfterBreak="0">
     <w:nsid w:val="418D7583"/>
     <w:multiLevelType w:val="hybridMultilevel"/>
     <w:tmpl w:val="C99E5266"/>
@@ -36997,7 +41461,7 @@
       </w:rPr>
     </w:lvl>
   </w:abstractNum>
-  <w:abstractNum w:abstractNumId="57" w15:restartNumberingAfterBreak="0">
+  <w:abstractNum w:abstractNumId="77" w15:restartNumberingAfterBreak="0">
     <w:nsid w:val="41BD2C76"/>
     <w:multiLevelType w:val="hybridMultilevel"/>
     <w:tmpl w:val="C43AA104"/>
@@ -37110,7 +41574,233 @@
       </w:rPr>
     </w:lvl>
   </w:abstractNum>
-  <w:abstractNum w:abstractNumId="58" w15:restartNumberingAfterBreak="0">
+  <w:abstractNum w:abstractNumId="78" w15:restartNumberingAfterBreak="0">
+    <w:nsid w:val="420B54EA"/>
+    <w:multiLevelType w:val="hybridMultilevel"/>
+    <w:tmpl w:val="B1F21BDE"/>
+    <w:lvl w:ilvl="0" w:tplc="04260001">
+      <w:start w:val="1"/>
+      <w:numFmt w:val="bullet"/>
+      <w:lvlText w:val=""/>
+      <w:lvlJc w:val="left"/>
+      <w:pPr>
+        <w:ind w:left="1287" w:hanging="360"/>
+      </w:pPr>
+      <w:rPr>
+        <w:rFonts w:ascii="Symbol" w:hAnsi="Symbol" w:hint="default"/>
+      </w:rPr>
+    </w:lvl>
+    <w:lvl w:ilvl="1" w:tplc="04260003" w:tentative="1">
+      <w:start w:val="1"/>
+      <w:numFmt w:val="bullet"/>
+      <w:lvlText w:val="o"/>
+      <w:lvlJc w:val="left"/>
+      <w:pPr>
+        <w:ind w:left="2007" w:hanging="360"/>
+      </w:pPr>
+      <w:rPr>
+        <w:rFonts w:ascii="Courier New" w:hAnsi="Courier New" w:cs="Courier New" w:hint="default"/>
+      </w:rPr>
+    </w:lvl>
+    <w:lvl w:ilvl="2" w:tplc="04260005" w:tentative="1">
+      <w:start w:val="1"/>
+      <w:numFmt w:val="bullet"/>
+      <w:lvlText w:val=""/>
+      <w:lvlJc w:val="left"/>
+      <w:pPr>
+        <w:ind w:left="2727" w:hanging="360"/>
+      </w:pPr>
+      <w:rPr>
+        <w:rFonts w:ascii="Wingdings" w:hAnsi="Wingdings" w:hint="default"/>
+      </w:rPr>
+    </w:lvl>
+    <w:lvl w:ilvl="3" w:tplc="04260001" w:tentative="1">
+      <w:start w:val="1"/>
+      <w:numFmt w:val="bullet"/>
+      <w:lvlText w:val=""/>
+      <w:lvlJc w:val="left"/>
+      <w:pPr>
+        <w:ind w:left="3447" w:hanging="360"/>
+      </w:pPr>
+      <w:rPr>
+        <w:rFonts w:ascii="Symbol" w:hAnsi="Symbol" w:hint="default"/>
+      </w:rPr>
+    </w:lvl>
+    <w:lvl w:ilvl="4" w:tplc="04260003" w:tentative="1">
+      <w:start w:val="1"/>
+      <w:numFmt w:val="bullet"/>
+      <w:lvlText w:val="o"/>
+      <w:lvlJc w:val="left"/>
+      <w:pPr>
+        <w:ind w:left="4167" w:hanging="360"/>
+      </w:pPr>
+      <w:rPr>
+        <w:rFonts w:ascii="Courier New" w:hAnsi="Courier New" w:cs="Courier New" w:hint="default"/>
+      </w:rPr>
+    </w:lvl>
+    <w:lvl w:ilvl="5" w:tplc="04260005" w:tentative="1">
+      <w:start w:val="1"/>
+      <w:numFmt w:val="bullet"/>
+      <w:lvlText w:val=""/>
+      <w:lvlJc w:val="left"/>
+      <w:pPr>
+        <w:ind w:left="4887" w:hanging="360"/>
+      </w:pPr>
+      <w:rPr>
+        <w:rFonts w:ascii="Wingdings" w:hAnsi="Wingdings" w:hint="default"/>
+      </w:rPr>
+    </w:lvl>
+    <w:lvl w:ilvl="6" w:tplc="04260001" w:tentative="1">
+      <w:start w:val="1"/>
+      <w:numFmt w:val="bullet"/>
+      <w:lvlText w:val=""/>
+      <w:lvlJc w:val="left"/>
+      <w:pPr>
+        <w:ind w:left="5607" w:hanging="360"/>
+      </w:pPr>
+      <w:rPr>
+        <w:rFonts w:ascii="Symbol" w:hAnsi="Symbol" w:hint="default"/>
+      </w:rPr>
+    </w:lvl>
+    <w:lvl w:ilvl="7" w:tplc="04260003" w:tentative="1">
+      <w:start w:val="1"/>
+      <w:numFmt w:val="bullet"/>
+      <w:lvlText w:val="o"/>
+      <w:lvlJc w:val="left"/>
+      <w:pPr>
+        <w:ind w:left="6327" w:hanging="360"/>
+      </w:pPr>
+      <w:rPr>
+        <w:rFonts w:ascii="Courier New" w:hAnsi="Courier New" w:cs="Courier New" w:hint="default"/>
+      </w:rPr>
+    </w:lvl>
+    <w:lvl w:ilvl="8" w:tplc="04260005" w:tentative="1">
+      <w:start w:val="1"/>
+      <w:numFmt w:val="bullet"/>
+      <w:lvlText w:val=""/>
+      <w:lvlJc w:val="left"/>
+      <w:pPr>
+        <w:ind w:left="7047" w:hanging="360"/>
+      </w:pPr>
+      <w:rPr>
+        <w:rFonts w:ascii="Wingdings" w:hAnsi="Wingdings" w:hint="default"/>
+      </w:rPr>
+    </w:lvl>
+  </w:abstractNum>
+  <w:abstractNum w:abstractNumId="79" w15:restartNumberingAfterBreak="0">
+    <w:nsid w:val="43D21BBE"/>
+    <w:multiLevelType w:val="hybridMultilevel"/>
+    <w:tmpl w:val="17C2AC56"/>
+    <w:lvl w:ilvl="0" w:tplc="04260003">
+      <w:start w:val="1"/>
+      <w:numFmt w:val="bullet"/>
+      <w:lvlText w:val="o"/>
+      <w:lvlJc w:val="left"/>
+      <w:pPr>
+        <w:ind w:left="1287" w:hanging="360"/>
+      </w:pPr>
+      <w:rPr>
+        <w:rFonts w:ascii="Courier New" w:hAnsi="Courier New" w:cs="Courier New" w:hint="default"/>
+      </w:rPr>
+    </w:lvl>
+    <w:lvl w:ilvl="1" w:tplc="04260003" w:tentative="1">
+      <w:start w:val="1"/>
+      <w:numFmt w:val="bullet"/>
+      <w:lvlText w:val="o"/>
+      <w:lvlJc w:val="left"/>
+      <w:pPr>
+        <w:ind w:left="2007" w:hanging="360"/>
+      </w:pPr>
+      <w:rPr>
+        <w:rFonts w:ascii="Courier New" w:hAnsi="Courier New" w:cs="Courier New" w:hint="default"/>
+      </w:rPr>
+    </w:lvl>
+    <w:lvl w:ilvl="2" w:tplc="04260005" w:tentative="1">
+      <w:start w:val="1"/>
+      <w:numFmt w:val="bullet"/>
+      <w:lvlText w:val=""/>
+      <w:lvlJc w:val="left"/>
+      <w:pPr>
+        <w:ind w:left="2727" w:hanging="360"/>
+      </w:pPr>
+      <w:rPr>
+        <w:rFonts w:ascii="Wingdings" w:hAnsi="Wingdings" w:hint="default"/>
+      </w:rPr>
+    </w:lvl>
+    <w:lvl w:ilvl="3" w:tplc="04260001" w:tentative="1">
+      <w:start w:val="1"/>
+      <w:numFmt w:val="bullet"/>
+      <w:lvlText w:val=""/>
+      <w:lvlJc w:val="left"/>
+      <w:pPr>
+        <w:ind w:left="3447" w:hanging="360"/>
+      </w:pPr>
+      <w:rPr>
+        <w:rFonts w:ascii="Symbol" w:hAnsi="Symbol" w:hint="default"/>
+      </w:rPr>
+    </w:lvl>
+    <w:lvl w:ilvl="4" w:tplc="04260003" w:tentative="1">
+      <w:start w:val="1"/>
+      <w:numFmt w:val="bullet"/>
+      <w:lvlText w:val="o"/>
+      <w:lvlJc w:val="left"/>
+      <w:pPr>
+        <w:ind w:left="4167" w:hanging="360"/>
+      </w:pPr>
+      <w:rPr>
+        <w:rFonts w:ascii="Courier New" w:hAnsi="Courier New" w:cs="Courier New" w:hint="default"/>
+      </w:rPr>
+    </w:lvl>
+    <w:lvl w:ilvl="5" w:tplc="04260005" w:tentative="1">
+      <w:start w:val="1"/>
+      <w:numFmt w:val="bullet"/>
+      <w:lvlText w:val=""/>
+      <w:lvlJc w:val="left"/>
+      <w:pPr>
+        <w:ind w:left="4887" w:hanging="360"/>
+      </w:pPr>
+      <w:rPr>
+        <w:rFonts w:ascii="Wingdings" w:hAnsi="Wingdings" w:hint="default"/>
+      </w:rPr>
+    </w:lvl>
+    <w:lvl w:ilvl="6" w:tplc="04260001" w:tentative="1">
+      <w:start w:val="1"/>
+      <w:numFmt w:val="bullet"/>
+      <w:lvlText w:val=""/>
+      <w:lvlJc w:val="left"/>
+      <w:pPr>
+        <w:ind w:left="5607" w:hanging="360"/>
+      </w:pPr>
+      <w:rPr>
+        <w:rFonts w:ascii="Symbol" w:hAnsi="Symbol" w:hint="default"/>
+      </w:rPr>
+    </w:lvl>
+    <w:lvl w:ilvl="7" w:tplc="04260003" w:tentative="1">
+      <w:start w:val="1"/>
+      <w:numFmt w:val="bullet"/>
+      <w:lvlText w:val="o"/>
+      <w:lvlJc w:val="left"/>
+      <w:pPr>
+        <w:ind w:left="6327" w:hanging="360"/>
+      </w:pPr>
+      <w:rPr>
+        <w:rFonts w:ascii="Courier New" w:hAnsi="Courier New" w:cs="Courier New" w:hint="default"/>
+      </w:rPr>
+    </w:lvl>
+    <w:lvl w:ilvl="8" w:tplc="04260005" w:tentative="1">
+      <w:start w:val="1"/>
+      <w:numFmt w:val="bullet"/>
+      <w:lvlText w:val=""/>
+      <w:lvlJc w:val="left"/>
+      <w:pPr>
+        <w:ind w:left="7047" w:hanging="360"/>
+      </w:pPr>
+      <w:rPr>
+        <w:rFonts w:ascii="Wingdings" w:hAnsi="Wingdings" w:hint="default"/>
+      </w:rPr>
+    </w:lvl>
+  </w:abstractNum>
+  <w:abstractNum w:abstractNumId="80" w15:restartNumberingAfterBreak="0">
     <w:nsid w:val="45E92E00"/>
     <w:multiLevelType w:val="hybridMultilevel"/>
     <w:tmpl w:val="E012BFFC"/>
@@ -37222,7 +41912,120 @@
       </w:rPr>
     </w:lvl>
   </w:abstractNum>
-  <w:abstractNum w:abstractNumId="59" w15:restartNumberingAfterBreak="0">
+  <w:abstractNum w:abstractNumId="81" w15:restartNumberingAfterBreak="0">
+    <w:nsid w:val="46184DDC"/>
+    <w:multiLevelType w:val="hybridMultilevel"/>
+    <w:tmpl w:val="6CF42A5C"/>
+    <w:lvl w:ilvl="0" w:tplc="04260001">
+      <w:start w:val="1"/>
+      <w:numFmt w:val="bullet"/>
+      <w:lvlText w:val=""/>
+      <w:lvlJc w:val="left"/>
+      <w:pPr>
+        <w:ind w:left="1287" w:hanging="360"/>
+      </w:pPr>
+      <w:rPr>
+        <w:rFonts w:ascii="Symbol" w:hAnsi="Symbol" w:hint="default"/>
+      </w:rPr>
+    </w:lvl>
+    <w:lvl w:ilvl="1" w:tplc="04260003" w:tentative="1">
+      <w:start w:val="1"/>
+      <w:numFmt w:val="bullet"/>
+      <w:lvlText w:val="o"/>
+      <w:lvlJc w:val="left"/>
+      <w:pPr>
+        <w:ind w:left="2007" w:hanging="360"/>
+      </w:pPr>
+      <w:rPr>
+        <w:rFonts w:ascii="Courier New" w:hAnsi="Courier New" w:cs="Courier New" w:hint="default"/>
+      </w:rPr>
+    </w:lvl>
+    <w:lvl w:ilvl="2" w:tplc="04260005" w:tentative="1">
+      <w:start w:val="1"/>
+      <w:numFmt w:val="bullet"/>
+      <w:lvlText w:val=""/>
+      <w:lvlJc w:val="left"/>
+      <w:pPr>
+        <w:ind w:left="2727" w:hanging="360"/>
+      </w:pPr>
+      <w:rPr>
+        <w:rFonts w:ascii="Wingdings" w:hAnsi="Wingdings" w:hint="default"/>
+      </w:rPr>
+    </w:lvl>
+    <w:lvl w:ilvl="3" w:tplc="04260001" w:tentative="1">
+      <w:start w:val="1"/>
+      <w:numFmt w:val="bullet"/>
+      <w:lvlText w:val=""/>
+      <w:lvlJc w:val="left"/>
+      <w:pPr>
+        <w:ind w:left="3447" w:hanging="360"/>
+      </w:pPr>
+      <w:rPr>
+        <w:rFonts w:ascii="Symbol" w:hAnsi="Symbol" w:hint="default"/>
+      </w:rPr>
+    </w:lvl>
+    <w:lvl w:ilvl="4" w:tplc="04260003" w:tentative="1">
+      <w:start w:val="1"/>
+      <w:numFmt w:val="bullet"/>
+      <w:lvlText w:val="o"/>
+      <w:lvlJc w:val="left"/>
+      <w:pPr>
+        <w:ind w:left="4167" w:hanging="360"/>
+      </w:pPr>
+      <w:rPr>
+        <w:rFonts w:ascii="Courier New" w:hAnsi="Courier New" w:cs="Courier New" w:hint="default"/>
+      </w:rPr>
+    </w:lvl>
+    <w:lvl w:ilvl="5" w:tplc="04260005" w:tentative="1">
+      <w:start w:val="1"/>
+      <w:numFmt w:val="bullet"/>
+      <w:lvlText w:val=""/>
+      <w:lvlJc w:val="left"/>
+      <w:pPr>
+        <w:ind w:left="4887" w:hanging="360"/>
+      </w:pPr>
+      <w:rPr>
+        <w:rFonts w:ascii="Wingdings" w:hAnsi="Wingdings" w:hint="default"/>
+      </w:rPr>
+    </w:lvl>
+    <w:lvl w:ilvl="6" w:tplc="04260001" w:tentative="1">
+      <w:start w:val="1"/>
+      <w:numFmt w:val="bullet"/>
+      <w:lvlText w:val=""/>
+      <w:lvlJc w:val="left"/>
+      <w:pPr>
+        <w:ind w:left="5607" w:hanging="360"/>
+      </w:pPr>
+      <w:rPr>
+        <w:rFonts w:ascii="Symbol" w:hAnsi="Symbol" w:hint="default"/>
+      </w:rPr>
+    </w:lvl>
+    <w:lvl w:ilvl="7" w:tplc="04260003" w:tentative="1">
+      <w:start w:val="1"/>
+      <w:numFmt w:val="bullet"/>
+      <w:lvlText w:val="o"/>
+      <w:lvlJc w:val="left"/>
+      <w:pPr>
+        <w:ind w:left="6327" w:hanging="360"/>
+      </w:pPr>
+      <w:rPr>
+        <w:rFonts w:ascii="Courier New" w:hAnsi="Courier New" w:cs="Courier New" w:hint="default"/>
+      </w:rPr>
+    </w:lvl>
+    <w:lvl w:ilvl="8" w:tplc="04260005" w:tentative="1">
+      <w:start w:val="1"/>
+      <w:numFmt w:val="bullet"/>
+      <w:lvlText w:val=""/>
+      <w:lvlJc w:val="left"/>
+      <w:pPr>
+        <w:ind w:left="7047" w:hanging="360"/>
+      </w:pPr>
+      <w:rPr>
+        <w:rFonts w:ascii="Wingdings" w:hAnsi="Wingdings" w:hint="default"/>
+      </w:rPr>
+    </w:lvl>
+  </w:abstractNum>
+  <w:abstractNum w:abstractNumId="82" w15:restartNumberingAfterBreak="0">
     <w:nsid w:val="4637300C"/>
     <w:multiLevelType w:val="hybridMultilevel"/>
     <w:tmpl w:val="FFFFFFFF"/>
@@ -37335,7 +42138,120 @@
       </w:rPr>
     </w:lvl>
   </w:abstractNum>
-  <w:abstractNum w:abstractNumId="60" w15:restartNumberingAfterBreak="0">
+  <w:abstractNum w:abstractNumId="83" w15:restartNumberingAfterBreak="0">
+    <w:nsid w:val="46A14747"/>
+    <w:multiLevelType w:val="hybridMultilevel"/>
+    <w:tmpl w:val="575494CA"/>
+    <w:lvl w:ilvl="0" w:tplc="04260001">
+      <w:start w:val="1"/>
+      <w:numFmt w:val="bullet"/>
+      <w:lvlText w:val=""/>
+      <w:lvlJc w:val="left"/>
+      <w:pPr>
+        <w:ind w:left="1287" w:hanging="360"/>
+      </w:pPr>
+      <w:rPr>
+        <w:rFonts w:ascii="Symbol" w:hAnsi="Symbol" w:hint="default"/>
+      </w:rPr>
+    </w:lvl>
+    <w:lvl w:ilvl="1" w:tplc="04260003" w:tentative="1">
+      <w:start w:val="1"/>
+      <w:numFmt w:val="bullet"/>
+      <w:lvlText w:val="o"/>
+      <w:lvlJc w:val="left"/>
+      <w:pPr>
+        <w:ind w:left="2007" w:hanging="360"/>
+      </w:pPr>
+      <w:rPr>
+        <w:rFonts w:ascii="Courier New" w:hAnsi="Courier New" w:cs="Courier New" w:hint="default"/>
+      </w:rPr>
+    </w:lvl>
+    <w:lvl w:ilvl="2" w:tplc="04260005" w:tentative="1">
+      <w:start w:val="1"/>
+      <w:numFmt w:val="bullet"/>
+      <w:lvlText w:val=""/>
+      <w:lvlJc w:val="left"/>
+      <w:pPr>
+        <w:ind w:left="2727" w:hanging="360"/>
+      </w:pPr>
+      <w:rPr>
+        <w:rFonts w:ascii="Wingdings" w:hAnsi="Wingdings" w:hint="default"/>
+      </w:rPr>
+    </w:lvl>
+    <w:lvl w:ilvl="3" w:tplc="04260001" w:tentative="1">
+      <w:start w:val="1"/>
+      <w:numFmt w:val="bullet"/>
+      <w:lvlText w:val=""/>
+      <w:lvlJc w:val="left"/>
+      <w:pPr>
+        <w:ind w:left="3447" w:hanging="360"/>
+      </w:pPr>
+      <w:rPr>
+        <w:rFonts w:ascii="Symbol" w:hAnsi="Symbol" w:hint="default"/>
+      </w:rPr>
+    </w:lvl>
+    <w:lvl w:ilvl="4" w:tplc="04260003" w:tentative="1">
+      <w:start w:val="1"/>
+      <w:numFmt w:val="bullet"/>
+      <w:lvlText w:val="o"/>
+      <w:lvlJc w:val="left"/>
+      <w:pPr>
+        <w:ind w:left="4167" w:hanging="360"/>
+      </w:pPr>
+      <w:rPr>
+        <w:rFonts w:ascii="Courier New" w:hAnsi="Courier New" w:cs="Courier New" w:hint="default"/>
+      </w:rPr>
+    </w:lvl>
+    <w:lvl w:ilvl="5" w:tplc="04260005" w:tentative="1">
+      <w:start w:val="1"/>
+      <w:numFmt w:val="bullet"/>
+      <w:lvlText w:val=""/>
+      <w:lvlJc w:val="left"/>
+      <w:pPr>
+        <w:ind w:left="4887" w:hanging="360"/>
+      </w:pPr>
+      <w:rPr>
+        <w:rFonts w:ascii="Wingdings" w:hAnsi="Wingdings" w:hint="default"/>
+      </w:rPr>
+    </w:lvl>
+    <w:lvl w:ilvl="6" w:tplc="04260001" w:tentative="1">
+      <w:start w:val="1"/>
+      <w:numFmt w:val="bullet"/>
+      <w:lvlText w:val=""/>
+      <w:lvlJc w:val="left"/>
+      <w:pPr>
+        <w:ind w:left="5607" w:hanging="360"/>
+      </w:pPr>
+      <w:rPr>
+        <w:rFonts w:ascii="Symbol" w:hAnsi="Symbol" w:hint="default"/>
+      </w:rPr>
+    </w:lvl>
+    <w:lvl w:ilvl="7" w:tplc="04260003" w:tentative="1">
+      <w:start w:val="1"/>
+      <w:numFmt w:val="bullet"/>
+      <w:lvlText w:val="o"/>
+      <w:lvlJc w:val="left"/>
+      <w:pPr>
+        <w:ind w:left="6327" w:hanging="360"/>
+      </w:pPr>
+      <w:rPr>
+        <w:rFonts w:ascii="Courier New" w:hAnsi="Courier New" w:cs="Courier New" w:hint="default"/>
+      </w:rPr>
+    </w:lvl>
+    <w:lvl w:ilvl="8" w:tplc="04260005" w:tentative="1">
+      <w:start w:val="1"/>
+      <w:numFmt w:val="bullet"/>
+      <w:lvlText w:val=""/>
+      <w:lvlJc w:val="left"/>
+      <w:pPr>
+        <w:ind w:left="7047" w:hanging="360"/>
+      </w:pPr>
+      <w:rPr>
+        <w:rFonts w:ascii="Wingdings" w:hAnsi="Wingdings" w:hint="default"/>
+      </w:rPr>
+    </w:lvl>
+  </w:abstractNum>
+  <w:abstractNum w:abstractNumId="84" w15:restartNumberingAfterBreak="0">
     <w:nsid w:val="46C81CCF"/>
     <w:multiLevelType w:val="hybridMultilevel"/>
     <w:tmpl w:val="A9E8AD4E"/>
@@ -37421,7 +42337,233 @@
       </w:pPr>
     </w:lvl>
   </w:abstractNum>
-  <w:abstractNum w:abstractNumId="61" w15:restartNumberingAfterBreak="0">
+  <w:abstractNum w:abstractNumId="85" w15:restartNumberingAfterBreak="0">
+    <w:nsid w:val="46E5098D"/>
+    <w:multiLevelType w:val="hybridMultilevel"/>
+    <w:tmpl w:val="0B2A9E40"/>
+    <w:lvl w:ilvl="0" w:tplc="04260003">
+      <w:start w:val="1"/>
+      <w:numFmt w:val="bullet"/>
+      <w:lvlText w:val="o"/>
+      <w:lvlJc w:val="left"/>
+      <w:pPr>
+        <w:ind w:left="1287" w:hanging="360"/>
+      </w:pPr>
+      <w:rPr>
+        <w:rFonts w:ascii="Courier New" w:hAnsi="Courier New" w:cs="Courier New" w:hint="default"/>
+      </w:rPr>
+    </w:lvl>
+    <w:lvl w:ilvl="1" w:tplc="04260003" w:tentative="1">
+      <w:start w:val="1"/>
+      <w:numFmt w:val="bullet"/>
+      <w:lvlText w:val="o"/>
+      <w:lvlJc w:val="left"/>
+      <w:pPr>
+        <w:ind w:left="2007" w:hanging="360"/>
+      </w:pPr>
+      <w:rPr>
+        <w:rFonts w:ascii="Courier New" w:hAnsi="Courier New" w:cs="Courier New" w:hint="default"/>
+      </w:rPr>
+    </w:lvl>
+    <w:lvl w:ilvl="2" w:tplc="04260005" w:tentative="1">
+      <w:start w:val="1"/>
+      <w:numFmt w:val="bullet"/>
+      <w:lvlText w:val=""/>
+      <w:lvlJc w:val="left"/>
+      <w:pPr>
+        <w:ind w:left="2727" w:hanging="360"/>
+      </w:pPr>
+      <w:rPr>
+        <w:rFonts w:ascii="Wingdings" w:hAnsi="Wingdings" w:hint="default"/>
+      </w:rPr>
+    </w:lvl>
+    <w:lvl w:ilvl="3" w:tplc="04260001" w:tentative="1">
+      <w:start w:val="1"/>
+      <w:numFmt w:val="bullet"/>
+      <w:lvlText w:val=""/>
+      <w:lvlJc w:val="left"/>
+      <w:pPr>
+        <w:ind w:left="3447" w:hanging="360"/>
+      </w:pPr>
+      <w:rPr>
+        <w:rFonts w:ascii="Symbol" w:hAnsi="Symbol" w:hint="default"/>
+      </w:rPr>
+    </w:lvl>
+    <w:lvl w:ilvl="4" w:tplc="04260003" w:tentative="1">
+      <w:start w:val="1"/>
+      <w:numFmt w:val="bullet"/>
+      <w:lvlText w:val="o"/>
+      <w:lvlJc w:val="left"/>
+      <w:pPr>
+        <w:ind w:left="4167" w:hanging="360"/>
+      </w:pPr>
+      <w:rPr>
+        <w:rFonts w:ascii="Courier New" w:hAnsi="Courier New" w:cs="Courier New" w:hint="default"/>
+      </w:rPr>
+    </w:lvl>
+    <w:lvl w:ilvl="5" w:tplc="04260005" w:tentative="1">
+      <w:start w:val="1"/>
+      <w:numFmt w:val="bullet"/>
+      <w:lvlText w:val=""/>
+      <w:lvlJc w:val="left"/>
+      <w:pPr>
+        <w:ind w:left="4887" w:hanging="360"/>
+      </w:pPr>
+      <w:rPr>
+        <w:rFonts w:ascii="Wingdings" w:hAnsi="Wingdings" w:hint="default"/>
+      </w:rPr>
+    </w:lvl>
+    <w:lvl w:ilvl="6" w:tplc="04260001" w:tentative="1">
+      <w:start w:val="1"/>
+      <w:numFmt w:val="bullet"/>
+      <w:lvlText w:val=""/>
+      <w:lvlJc w:val="left"/>
+      <w:pPr>
+        <w:ind w:left="5607" w:hanging="360"/>
+      </w:pPr>
+      <w:rPr>
+        <w:rFonts w:ascii="Symbol" w:hAnsi="Symbol" w:hint="default"/>
+      </w:rPr>
+    </w:lvl>
+    <w:lvl w:ilvl="7" w:tplc="04260003" w:tentative="1">
+      <w:start w:val="1"/>
+      <w:numFmt w:val="bullet"/>
+      <w:lvlText w:val="o"/>
+      <w:lvlJc w:val="left"/>
+      <w:pPr>
+        <w:ind w:left="6327" w:hanging="360"/>
+      </w:pPr>
+      <w:rPr>
+        <w:rFonts w:ascii="Courier New" w:hAnsi="Courier New" w:cs="Courier New" w:hint="default"/>
+      </w:rPr>
+    </w:lvl>
+    <w:lvl w:ilvl="8" w:tplc="04260005" w:tentative="1">
+      <w:start w:val="1"/>
+      <w:numFmt w:val="bullet"/>
+      <w:lvlText w:val=""/>
+      <w:lvlJc w:val="left"/>
+      <w:pPr>
+        <w:ind w:left="7047" w:hanging="360"/>
+      </w:pPr>
+      <w:rPr>
+        <w:rFonts w:ascii="Wingdings" w:hAnsi="Wingdings" w:hint="default"/>
+      </w:rPr>
+    </w:lvl>
+  </w:abstractNum>
+  <w:abstractNum w:abstractNumId="86" w15:restartNumberingAfterBreak="0">
+    <w:nsid w:val="475D08B2"/>
+    <w:multiLevelType w:val="hybridMultilevel"/>
+    <w:tmpl w:val="6FDEF6B6"/>
+    <w:lvl w:ilvl="0" w:tplc="04260001">
+      <w:start w:val="1"/>
+      <w:numFmt w:val="bullet"/>
+      <w:lvlText w:val=""/>
+      <w:lvlJc w:val="left"/>
+      <w:pPr>
+        <w:ind w:left="1287" w:hanging="360"/>
+      </w:pPr>
+      <w:rPr>
+        <w:rFonts w:ascii="Symbol" w:hAnsi="Symbol" w:hint="default"/>
+      </w:rPr>
+    </w:lvl>
+    <w:lvl w:ilvl="1" w:tplc="04260003" w:tentative="1">
+      <w:start w:val="1"/>
+      <w:numFmt w:val="bullet"/>
+      <w:lvlText w:val="o"/>
+      <w:lvlJc w:val="left"/>
+      <w:pPr>
+        <w:ind w:left="2007" w:hanging="360"/>
+      </w:pPr>
+      <w:rPr>
+        <w:rFonts w:ascii="Courier New" w:hAnsi="Courier New" w:cs="Courier New" w:hint="default"/>
+      </w:rPr>
+    </w:lvl>
+    <w:lvl w:ilvl="2" w:tplc="04260005" w:tentative="1">
+      <w:start w:val="1"/>
+      <w:numFmt w:val="bullet"/>
+      <w:lvlText w:val=""/>
+      <w:lvlJc w:val="left"/>
+      <w:pPr>
+        <w:ind w:left="2727" w:hanging="360"/>
+      </w:pPr>
+      <w:rPr>
+        <w:rFonts w:ascii="Wingdings" w:hAnsi="Wingdings" w:hint="default"/>
+      </w:rPr>
+    </w:lvl>
+    <w:lvl w:ilvl="3" w:tplc="04260001" w:tentative="1">
+      <w:start w:val="1"/>
+      <w:numFmt w:val="bullet"/>
+      <w:lvlText w:val=""/>
+      <w:lvlJc w:val="left"/>
+      <w:pPr>
+        <w:ind w:left="3447" w:hanging="360"/>
+      </w:pPr>
+      <w:rPr>
+        <w:rFonts w:ascii="Symbol" w:hAnsi="Symbol" w:hint="default"/>
+      </w:rPr>
+    </w:lvl>
+    <w:lvl w:ilvl="4" w:tplc="04260003" w:tentative="1">
+      <w:start w:val="1"/>
+      <w:numFmt w:val="bullet"/>
+      <w:lvlText w:val="o"/>
+      <w:lvlJc w:val="left"/>
+      <w:pPr>
+        <w:ind w:left="4167" w:hanging="360"/>
+      </w:pPr>
+      <w:rPr>
+        <w:rFonts w:ascii="Courier New" w:hAnsi="Courier New" w:cs="Courier New" w:hint="default"/>
+      </w:rPr>
+    </w:lvl>
+    <w:lvl w:ilvl="5" w:tplc="04260005" w:tentative="1">
+      <w:start w:val="1"/>
+      <w:numFmt w:val="bullet"/>
+      <w:lvlText w:val=""/>
+      <w:lvlJc w:val="left"/>
+      <w:pPr>
+        <w:ind w:left="4887" w:hanging="360"/>
+      </w:pPr>
+      <w:rPr>
+        <w:rFonts w:ascii="Wingdings" w:hAnsi="Wingdings" w:hint="default"/>
+      </w:rPr>
+    </w:lvl>
+    <w:lvl w:ilvl="6" w:tplc="04260001" w:tentative="1">
+      <w:start w:val="1"/>
+      <w:numFmt w:val="bullet"/>
+      <w:lvlText w:val=""/>
+      <w:lvlJc w:val="left"/>
+      <w:pPr>
+        <w:ind w:left="5607" w:hanging="360"/>
+      </w:pPr>
+      <w:rPr>
+        <w:rFonts w:ascii="Symbol" w:hAnsi="Symbol" w:hint="default"/>
+      </w:rPr>
+    </w:lvl>
+    <w:lvl w:ilvl="7" w:tplc="04260003" w:tentative="1">
+      <w:start w:val="1"/>
+      <w:numFmt w:val="bullet"/>
+      <w:lvlText w:val="o"/>
+      <w:lvlJc w:val="left"/>
+      <w:pPr>
+        <w:ind w:left="6327" w:hanging="360"/>
+      </w:pPr>
+      <w:rPr>
+        <w:rFonts w:ascii="Courier New" w:hAnsi="Courier New" w:cs="Courier New" w:hint="default"/>
+      </w:rPr>
+    </w:lvl>
+    <w:lvl w:ilvl="8" w:tplc="04260005" w:tentative="1">
+      <w:start w:val="1"/>
+      <w:numFmt w:val="bullet"/>
+      <w:lvlText w:val=""/>
+      <w:lvlJc w:val="left"/>
+      <w:pPr>
+        <w:ind w:left="7047" w:hanging="360"/>
+      </w:pPr>
+      <w:rPr>
+        <w:rFonts w:ascii="Wingdings" w:hAnsi="Wingdings" w:hint="default"/>
+      </w:rPr>
+    </w:lvl>
+  </w:abstractNum>
+  <w:abstractNum w:abstractNumId="87" w15:restartNumberingAfterBreak="0">
     <w:nsid w:val="47726039"/>
     <w:multiLevelType w:val="hybridMultilevel"/>
     <w:tmpl w:val="FFFFFFFF"/>
@@ -37534,7 +42676,7 @@
       </w:rPr>
     </w:lvl>
   </w:abstractNum>
-  <w:abstractNum w:abstractNumId="62" w15:restartNumberingAfterBreak="0">
+  <w:abstractNum w:abstractNumId="88" w15:restartNumberingAfterBreak="0">
     <w:nsid w:val="48586DA0"/>
     <w:multiLevelType w:val="hybridMultilevel"/>
     <w:tmpl w:val="76FC1952"/>
@@ -37647,7 +42789,7 @@
       </w:rPr>
     </w:lvl>
   </w:abstractNum>
-  <w:abstractNum w:abstractNumId="63" w15:restartNumberingAfterBreak="0">
+  <w:abstractNum w:abstractNumId="89" w15:restartNumberingAfterBreak="0">
     <w:nsid w:val="48E4A686"/>
     <w:multiLevelType w:val="hybridMultilevel"/>
     <w:tmpl w:val="9D6225F2"/>
@@ -37760,7 +42902,7 @@
       </w:rPr>
     </w:lvl>
   </w:abstractNum>
-  <w:abstractNum w:abstractNumId="64" w15:restartNumberingAfterBreak="0">
+  <w:abstractNum w:abstractNumId="90" w15:restartNumberingAfterBreak="0">
     <w:nsid w:val="4976A556"/>
     <w:multiLevelType w:val="hybridMultilevel"/>
     <w:tmpl w:val="F8765F3E"/>
@@ -37873,7 +43015,7 @@
       </w:rPr>
     </w:lvl>
   </w:abstractNum>
-  <w:abstractNum w:abstractNumId="65" w15:restartNumberingAfterBreak="0">
+  <w:abstractNum w:abstractNumId="91" w15:restartNumberingAfterBreak="0">
     <w:nsid w:val="4AADF9A8"/>
     <w:multiLevelType w:val="hybridMultilevel"/>
     <w:tmpl w:val="B2027B3C"/>
@@ -37986,7 +43128,7 @@
       </w:rPr>
     </w:lvl>
   </w:abstractNum>
-  <w:abstractNum w:abstractNumId="66" w15:restartNumberingAfterBreak="0">
+  <w:abstractNum w:abstractNumId="92" w15:restartNumberingAfterBreak="0">
     <w:nsid w:val="4AC360F4"/>
     <w:multiLevelType w:val="hybridMultilevel"/>
     <w:tmpl w:val="8D5A3592"/>
@@ -38099,7 +43241,7 @@
       </w:rPr>
     </w:lvl>
   </w:abstractNum>
-  <w:abstractNum w:abstractNumId="67" w15:restartNumberingAfterBreak="0">
+  <w:abstractNum w:abstractNumId="93" w15:restartNumberingAfterBreak="0">
     <w:nsid w:val="4B4D2026"/>
     <w:multiLevelType w:val="hybridMultilevel"/>
     <w:tmpl w:val="452AA8B4"/>
@@ -38211,7 +43353,120 @@
       </w:rPr>
     </w:lvl>
   </w:abstractNum>
-  <w:abstractNum w:abstractNumId="68" w15:restartNumberingAfterBreak="0">
+  <w:abstractNum w:abstractNumId="94" w15:restartNumberingAfterBreak="0">
+    <w:nsid w:val="4B8C06ED"/>
+    <w:multiLevelType w:val="hybridMultilevel"/>
+    <w:tmpl w:val="DA04642A"/>
+    <w:lvl w:ilvl="0" w:tplc="04260001">
+      <w:start w:val="1"/>
+      <w:numFmt w:val="bullet"/>
+      <w:lvlText w:val=""/>
+      <w:lvlJc w:val="left"/>
+      <w:pPr>
+        <w:ind w:left="1287" w:hanging="360"/>
+      </w:pPr>
+      <w:rPr>
+        <w:rFonts w:ascii="Symbol" w:hAnsi="Symbol" w:hint="default"/>
+      </w:rPr>
+    </w:lvl>
+    <w:lvl w:ilvl="1" w:tplc="04260003" w:tentative="1">
+      <w:start w:val="1"/>
+      <w:numFmt w:val="bullet"/>
+      <w:lvlText w:val="o"/>
+      <w:lvlJc w:val="left"/>
+      <w:pPr>
+        <w:ind w:left="2007" w:hanging="360"/>
+      </w:pPr>
+      <w:rPr>
+        <w:rFonts w:ascii="Courier New" w:hAnsi="Courier New" w:cs="Courier New" w:hint="default"/>
+      </w:rPr>
+    </w:lvl>
+    <w:lvl w:ilvl="2" w:tplc="04260005" w:tentative="1">
+      <w:start w:val="1"/>
+      <w:numFmt w:val="bullet"/>
+      <w:lvlText w:val=""/>
+      <w:lvlJc w:val="left"/>
+      <w:pPr>
+        <w:ind w:left="2727" w:hanging="360"/>
+      </w:pPr>
+      <w:rPr>
+        <w:rFonts w:ascii="Wingdings" w:hAnsi="Wingdings" w:hint="default"/>
+      </w:rPr>
+    </w:lvl>
+    <w:lvl w:ilvl="3" w:tplc="04260001" w:tentative="1">
+      <w:start w:val="1"/>
+      <w:numFmt w:val="bullet"/>
+      <w:lvlText w:val=""/>
+      <w:lvlJc w:val="left"/>
+      <w:pPr>
+        <w:ind w:left="3447" w:hanging="360"/>
+      </w:pPr>
+      <w:rPr>
+        <w:rFonts w:ascii="Symbol" w:hAnsi="Symbol" w:hint="default"/>
+      </w:rPr>
+    </w:lvl>
+    <w:lvl w:ilvl="4" w:tplc="04260003" w:tentative="1">
+      <w:start w:val="1"/>
+      <w:numFmt w:val="bullet"/>
+      <w:lvlText w:val="o"/>
+      <w:lvlJc w:val="left"/>
+      <w:pPr>
+        <w:ind w:left="4167" w:hanging="360"/>
+      </w:pPr>
+      <w:rPr>
+        <w:rFonts w:ascii="Courier New" w:hAnsi="Courier New" w:cs="Courier New" w:hint="default"/>
+      </w:rPr>
+    </w:lvl>
+    <w:lvl w:ilvl="5" w:tplc="04260005" w:tentative="1">
+      <w:start w:val="1"/>
+      <w:numFmt w:val="bullet"/>
+      <w:lvlText w:val=""/>
+      <w:lvlJc w:val="left"/>
+      <w:pPr>
+        <w:ind w:left="4887" w:hanging="360"/>
+      </w:pPr>
+      <w:rPr>
+        <w:rFonts w:ascii="Wingdings" w:hAnsi="Wingdings" w:hint="default"/>
+      </w:rPr>
+    </w:lvl>
+    <w:lvl w:ilvl="6" w:tplc="04260001" w:tentative="1">
+      <w:start w:val="1"/>
+      <w:numFmt w:val="bullet"/>
+      <w:lvlText w:val=""/>
+      <w:lvlJc w:val="left"/>
+      <w:pPr>
+        <w:ind w:left="5607" w:hanging="360"/>
+      </w:pPr>
+      <w:rPr>
+        <w:rFonts w:ascii="Symbol" w:hAnsi="Symbol" w:hint="default"/>
+      </w:rPr>
+    </w:lvl>
+    <w:lvl w:ilvl="7" w:tplc="04260003" w:tentative="1">
+      <w:start w:val="1"/>
+      <w:numFmt w:val="bullet"/>
+      <w:lvlText w:val="o"/>
+      <w:lvlJc w:val="left"/>
+      <w:pPr>
+        <w:ind w:left="6327" w:hanging="360"/>
+      </w:pPr>
+      <w:rPr>
+        <w:rFonts w:ascii="Courier New" w:hAnsi="Courier New" w:cs="Courier New" w:hint="default"/>
+      </w:rPr>
+    </w:lvl>
+    <w:lvl w:ilvl="8" w:tplc="04260005" w:tentative="1">
+      <w:start w:val="1"/>
+      <w:numFmt w:val="bullet"/>
+      <w:lvlText w:val=""/>
+      <w:lvlJc w:val="left"/>
+      <w:pPr>
+        <w:ind w:left="7047" w:hanging="360"/>
+      </w:pPr>
+      <w:rPr>
+        <w:rFonts w:ascii="Wingdings" w:hAnsi="Wingdings" w:hint="default"/>
+      </w:rPr>
+    </w:lvl>
+  </w:abstractNum>
+  <w:abstractNum w:abstractNumId="95" w15:restartNumberingAfterBreak="0">
     <w:nsid w:val="4D99228B"/>
     <w:multiLevelType w:val="hybridMultilevel"/>
     <w:tmpl w:val="F26E024C"/>
@@ -38324,7 +43579,120 @@
       </w:rPr>
     </w:lvl>
   </w:abstractNum>
-  <w:abstractNum w:abstractNumId="69" w15:restartNumberingAfterBreak="0">
+  <w:abstractNum w:abstractNumId="96" w15:restartNumberingAfterBreak="0">
+    <w:nsid w:val="4E5978E0"/>
+    <w:multiLevelType w:val="hybridMultilevel"/>
+    <w:tmpl w:val="EAAC4F42"/>
+    <w:lvl w:ilvl="0" w:tplc="04260001">
+      <w:start w:val="1"/>
+      <w:numFmt w:val="bullet"/>
+      <w:lvlText w:val=""/>
+      <w:lvlJc w:val="left"/>
+      <w:pPr>
+        <w:ind w:left="1287" w:hanging="360"/>
+      </w:pPr>
+      <w:rPr>
+        <w:rFonts w:ascii="Symbol" w:hAnsi="Symbol" w:hint="default"/>
+      </w:rPr>
+    </w:lvl>
+    <w:lvl w:ilvl="1" w:tplc="04260003" w:tentative="1">
+      <w:start w:val="1"/>
+      <w:numFmt w:val="bullet"/>
+      <w:lvlText w:val="o"/>
+      <w:lvlJc w:val="left"/>
+      <w:pPr>
+        <w:ind w:left="2007" w:hanging="360"/>
+      </w:pPr>
+      <w:rPr>
+        <w:rFonts w:ascii="Courier New" w:hAnsi="Courier New" w:cs="Courier New" w:hint="default"/>
+      </w:rPr>
+    </w:lvl>
+    <w:lvl w:ilvl="2" w:tplc="04260005" w:tentative="1">
+      <w:start w:val="1"/>
+      <w:numFmt w:val="bullet"/>
+      <w:lvlText w:val=""/>
+      <w:lvlJc w:val="left"/>
+      <w:pPr>
+        <w:ind w:left="2727" w:hanging="360"/>
+      </w:pPr>
+      <w:rPr>
+        <w:rFonts w:ascii="Wingdings" w:hAnsi="Wingdings" w:hint="default"/>
+      </w:rPr>
+    </w:lvl>
+    <w:lvl w:ilvl="3" w:tplc="04260001" w:tentative="1">
+      <w:start w:val="1"/>
+      <w:numFmt w:val="bullet"/>
+      <w:lvlText w:val=""/>
+      <w:lvlJc w:val="left"/>
+      <w:pPr>
+        <w:ind w:left="3447" w:hanging="360"/>
+      </w:pPr>
+      <w:rPr>
+        <w:rFonts w:ascii="Symbol" w:hAnsi="Symbol" w:hint="default"/>
+      </w:rPr>
+    </w:lvl>
+    <w:lvl w:ilvl="4" w:tplc="04260003" w:tentative="1">
+      <w:start w:val="1"/>
+      <w:numFmt w:val="bullet"/>
+      <w:lvlText w:val="o"/>
+      <w:lvlJc w:val="left"/>
+      <w:pPr>
+        <w:ind w:left="4167" w:hanging="360"/>
+      </w:pPr>
+      <w:rPr>
+        <w:rFonts w:ascii="Courier New" w:hAnsi="Courier New" w:cs="Courier New" w:hint="default"/>
+      </w:rPr>
+    </w:lvl>
+    <w:lvl w:ilvl="5" w:tplc="04260005" w:tentative="1">
+      <w:start w:val="1"/>
+      <w:numFmt w:val="bullet"/>
+      <w:lvlText w:val=""/>
+      <w:lvlJc w:val="left"/>
+      <w:pPr>
+        <w:ind w:left="4887" w:hanging="360"/>
+      </w:pPr>
+      <w:rPr>
+        <w:rFonts w:ascii="Wingdings" w:hAnsi="Wingdings" w:hint="default"/>
+      </w:rPr>
+    </w:lvl>
+    <w:lvl w:ilvl="6" w:tplc="04260001" w:tentative="1">
+      <w:start w:val="1"/>
+      <w:numFmt w:val="bullet"/>
+      <w:lvlText w:val=""/>
+      <w:lvlJc w:val="left"/>
+      <w:pPr>
+        <w:ind w:left="5607" w:hanging="360"/>
+      </w:pPr>
+      <w:rPr>
+        <w:rFonts w:ascii="Symbol" w:hAnsi="Symbol" w:hint="default"/>
+      </w:rPr>
+    </w:lvl>
+    <w:lvl w:ilvl="7" w:tplc="04260003" w:tentative="1">
+      <w:start w:val="1"/>
+      <w:numFmt w:val="bullet"/>
+      <w:lvlText w:val="o"/>
+      <w:lvlJc w:val="left"/>
+      <w:pPr>
+        <w:ind w:left="6327" w:hanging="360"/>
+      </w:pPr>
+      <w:rPr>
+        <w:rFonts w:ascii="Courier New" w:hAnsi="Courier New" w:cs="Courier New" w:hint="default"/>
+      </w:rPr>
+    </w:lvl>
+    <w:lvl w:ilvl="8" w:tplc="04260005" w:tentative="1">
+      <w:start w:val="1"/>
+      <w:numFmt w:val="bullet"/>
+      <w:lvlText w:val=""/>
+      <w:lvlJc w:val="left"/>
+      <w:pPr>
+        <w:ind w:left="7047" w:hanging="360"/>
+      </w:pPr>
+      <w:rPr>
+        <w:rFonts w:ascii="Wingdings" w:hAnsi="Wingdings" w:hint="default"/>
+      </w:rPr>
+    </w:lvl>
+  </w:abstractNum>
+  <w:abstractNum w:abstractNumId="97" w15:restartNumberingAfterBreak="0">
     <w:nsid w:val="4EB99D05"/>
     <w:multiLevelType w:val="hybridMultilevel"/>
     <w:tmpl w:val="FFFFFFFF"/>
@@ -38437,7 +43805,120 @@
       </w:rPr>
     </w:lvl>
   </w:abstractNum>
-  <w:abstractNum w:abstractNumId="70" w15:restartNumberingAfterBreak="0">
+  <w:abstractNum w:abstractNumId="98" w15:restartNumberingAfterBreak="0">
+    <w:nsid w:val="4EE32B80"/>
+    <w:multiLevelType w:val="hybridMultilevel"/>
+    <w:tmpl w:val="C840B17A"/>
+    <w:lvl w:ilvl="0" w:tplc="04260001">
+      <w:start w:val="1"/>
+      <w:numFmt w:val="bullet"/>
+      <w:lvlText w:val=""/>
+      <w:lvlJc w:val="left"/>
+      <w:pPr>
+        <w:ind w:left="1287" w:hanging="360"/>
+      </w:pPr>
+      <w:rPr>
+        <w:rFonts w:ascii="Symbol" w:hAnsi="Symbol" w:hint="default"/>
+      </w:rPr>
+    </w:lvl>
+    <w:lvl w:ilvl="1" w:tplc="FFFFFFFF" w:tentative="1">
+      <w:start w:val="1"/>
+      <w:numFmt w:val="bullet"/>
+      <w:lvlText w:val="o"/>
+      <w:lvlJc w:val="left"/>
+      <w:pPr>
+        <w:ind w:left="2007" w:hanging="360"/>
+      </w:pPr>
+      <w:rPr>
+        <w:rFonts w:ascii="Courier New" w:hAnsi="Courier New" w:cs="Courier New" w:hint="default"/>
+      </w:rPr>
+    </w:lvl>
+    <w:lvl w:ilvl="2" w:tplc="FFFFFFFF" w:tentative="1">
+      <w:start w:val="1"/>
+      <w:numFmt w:val="bullet"/>
+      <w:lvlText w:val=""/>
+      <w:lvlJc w:val="left"/>
+      <w:pPr>
+        <w:ind w:left="2727" w:hanging="360"/>
+      </w:pPr>
+      <w:rPr>
+        <w:rFonts w:ascii="Wingdings" w:hAnsi="Wingdings" w:hint="default"/>
+      </w:rPr>
+    </w:lvl>
+    <w:lvl w:ilvl="3" w:tplc="FFFFFFFF" w:tentative="1">
+      <w:start w:val="1"/>
+      <w:numFmt w:val="bullet"/>
+      <w:lvlText w:val=""/>
+      <w:lvlJc w:val="left"/>
+      <w:pPr>
+        <w:ind w:left="3447" w:hanging="360"/>
+      </w:pPr>
+      <w:rPr>
+        <w:rFonts w:ascii="Symbol" w:hAnsi="Symbol" w:hint="default"/>
+      </w:rPr>
+    </w:lvl>
+    <w:lvl w:ilvl="4" w:tplc="FFFFFFFF" w:tentative="1">
+      <w:start w:val="1"/>
+      <w:numFmt w:val="bullet"/>
+      <w:lvlText w:val="o"/>
+      <w:lvlJc w:val="left"/>
+      <w:pPr>
+        <w:ind w:left="4167" w:hanging="360"/>
+      </w:pPr>
+      <w:rPr>
+        <w:rFonts w:ascii="Courier New" w:hAnsi="Courier New" w:cs="Courier New" w:hint="default"/>
+      </w:rPr>
+    </w:lvl>
+    <w:lvl w:ilvl="5" w:tplc="FFFFFFFF" w:tentative="1">
+      <w:start w:val="1"/>
+      <w:numFmt w:val="bullet"/>
+      <w:lvlText w:val=""/>
+      <w:lvlJc w:val="left"/>
+      <w:pPr>
+        <w:ind w:left="4887" w:hanging="360"/>
+      </w:pPr>
+      <w:rPr>
+        <w:rFonts w:ascii="Wingdings" w:hAnsi="Wingdings" w:hint="default"/>
+      </w:rPr>
+    </w:lvl>
+    <w:lvl w:ilvl="6" w:tplc="FFFFFFFF" w:tentative="1">
+      <w:start w:val="1"/>
+      <w:numFmt w:val="bullet"/>
+      <w:lvlText w:val=""/>
+      <w:lvlJc w:val="left"/>
+      <w:pPr>
+        <w:ind w:left="5607" w:hanging="360"/>
+      </w:pPr>
+      <w:rPr>
+        <w:rFonts w:ascii="Symbol" w:hAnsi="Symbol" w:hint="default"/>
+      </w:rPr>
+    </w:lvl>
+    <w:lvl w:ilvl="7" w:tplc="FFFFFFFF" w:tentative="1">
+      <w:start w:val="1"/>
+      <w:numFmt w:val="bullet"/>
+      <w:lvlText w:val="o"/>
+      <w:lvlJc w:val="left"/>
+      <w:pPr>
+        <w:ind w:left="6327" w:hanging="360"/>
+      </w:pPr>
+      <w:rPr>
+        <w:rFonts w:ascii="Courier New" w:hAnsi="Courier New" w:cs="Courier New" w:hint="default"/>
+      </w:rPr>
+    </w:lvl>
+    <w:lvl w:ilvl="8" w:tplc="FFFFFFFF" w:tentative="1">
+      <w:start w:val="1"/>
+      <w:numFmt w:val="bullet"/>
+      <w:lvlText w:val=""/>
+      <w:lvlJc w:val="left"/>
+      <w:pPr>
+        <w:ind w:left="7047" w:hanging="360"/>
+      </w:pPr>
+      <w:rPr>
+        <w:rFonts w:ascii="Wingdings" w:hAnsi="Wingdings" w:hint="default"/>
+      </w:rPr>
+    </w:lvl>
+  </w:abstractNum>
+  <w:abstractNum w:abstractNumId="99" w15:restartNumberingAfterBreak="0">
     <w:nsid w:val="5085788C"/>
     <w:multiLevelType w:val="hybridMultilevel"/>
     <w:tmpl w:val="FFFFFFFF"/>
@@ -38550,7 +44031,7 @@
       </w:rPr>
     </w:lvl>
   </w:abstractNum>
-  <w:abstractNum w:abstractNumId="71" w15:restartNumberingAfterBreak="0">
+  <w:abstractNum w:abstractNumId="100" w15:restartNumberingAfterBreak="0">
     <w:nsid w:val="50CF61E6"/>
     <w:multiLevelType w:val="hybridMultilevel"/>
     <w:tmpl w:val="84620D2C"/>
@@ -38663,7 +44144,120 @@
       </w:rPr>
     </w:lvl>
   </w:abstractNum>
-  <w:abstractNum w:abstractNumId="72" w15:restartNumberingAfterBreak="0">
+  <w:abstractNum w:abstractNumId="101" w15:restartNumberingAfterBreak="0">
+    <w:nsid w:val="51352220"/>
+    <w:multiLevelType w:val="hybridMultilevel"/>
+    <w:tmpl w:val="A992BEE4"/>
+    <w:lvl w:ilvl="0" w:tplc="04260003">
+      <w:start w:val="1"/>
+      <w:numFmt w:val="bullet"/>
+      <w:lvlText w:val="o"/>
+      <w:lvlJc w:val="left"/>
+      <w:pPr>
+        <w:ind w:left="1287" w:hanging="360"/>
+      </w:pPr>
+      <w:rPr>
+        <w:rFonts w:ascii="Courier New" w:hAnsi="Courier New" w:cs="Courier New" w:hint="default"/>
+      </w:rPr>
+    </w:lvl>
+    <w:lvl w:ilvl="1" w:tplc="FFFFFFFF" w:tentative="1">
+      <w:start w:val="1"/>
+      <w:numFmt w:val="bullet"/>
+      <w:lvlText w:val="o"/>
+      <w:lvlJc w:val="left"/>
+      <w:pPr>
+        <w:ind w:left="2007" w:hanging="360"/>
+      </w:pPr>
+      <w:rPr>
+        <w:rFonts w:ascii="Courier New" w:hAnsi="Courier New" w:cs="Courier New" w:hint="default"/>
+      </w:rPr>
+    </w:lvl>
+    <w:lvl w:ilvl="2" w:tplc="FFFFFFFF" w:tentative="1">
+      <w:start w:val="1"/>
+      <w:numFmt w:val="bullet"/>
+      <w:lvlText w:val=""/>
+      <w:lvlJc w:val="left"/>
+      <w:pPr>
+        <w:ind w:left="2727" w:hanging="360"/>
+      </w:pPr>
+      <w:rPr>
+        <w:rFonts w:ascii="Wingdings" w:hAnsi="Wingdings" w:hint="default"/>
+      </w:rPr>
+    </w:lvl>
+    <w:lvl w:ilvl="3" w:tplc="FFFFFFFF" w:tentative="1">
+      <w:start w:val="1"/>
+      <w:numFmt w:val="bullet"/>
+      <w:lvlText w:val=""/>
+      <w:lvlJc w:val="left"/>
+      <w:pPr>
+        <w:ind w:left="3447" w:hanging="360"/>
+      </w:pPr>
+      <w:rPr>
+        <w:rFonts w:ascii="Symbol" w:hAnsi="Symbol" w:hint="default"/>
+      </w:rPr>
+    </w:lvl>
+    <w:lvl w:ilvl="4" w:tplc="FFFFFFFF" w:tentative="1">
+      <w:start w:val="1"/>
+      <w:numFmt w:val="bullet"/>
+      <w:lvlText w:val="o"/>
+      <w:lvlJc w:val="left"/>
+      <w:pPr>
+        <w:ind w:left="4167" w:hanging="360"/>
+      </w:pPr>
+      <w:rPr>
+        <w:rFonts w:ascii="Courier New" w:hAnsi="Courier New" w:cs="Courier New" w:hint="default"/>
+      </w:rPr>
+    </w:lvl>
+    <w:lvl w:ilvl="5" w:tplc="FFFFFFFF" w:tentative="1">
+      <w:start w:val="1"/>
+      <w:numFmt w:val="bullet"/>
+      <w:lvlText w:val=""/>
+      <w:lvlJc w:val="left"/>
+      <w:pPr>
+        <w:ind w:left="4887" w:hanging="360"/>
+      </w:pPr>
+      <w:rPr>
+        <w:rFonts w:ascii="Wingdings" w:hAnsi="Wingdings" w:hint="default"/>
+      </w:rPr>
+    </w:lvl>
+    <w:lvl w:ilvl="6" w:tplc="FFFFFFFF" w:tentative="1">
+      <w:start w:val="1"/>
+      <w:numFmt w:val="bullet"/>
+      <w:lvlText w:val=""/>
+      <w:lvlJc w:val="left"/>
+      <w:pPr>
+        <w:ind w:left="5607" w:hanging="360"/>
+      </w:pPr>
+      <w:rPr>
+        <w:rFonts w:ascii="Symbol" w:hAnsi="Symbol" w:hint="default"/>
+      </w:rPr>
+    </w:lvl>
+    <w:lvl w:ilvl="7" w:tplc="FFFFFFFF" w:tentative="1">
+      <w:start w:val="1"/>
+      <w:numFmt w:val="bullet"/>
+      <w:lvlText w:val="o"/>
+      <w:lvlJc w:val="left"/>
+      <w:pPr>
+        <w:ind w:left="6327" w:hanging="360"/>
+      </w:pPr>
+      <w:rPr>
+        <w:rFonts w:ascii="Courier New" w:hAnsi="Courier New" w:cs="Courier New" w:hint="default"/>
+      </w:rPr>
+    </w:lvl>
+    <w:lvl w:ilvl="8" w:tplc="FFFFFFFF" w:tentative="1">
+      <w:start w:val="1"/>
+      <w:numFmt w:val="bullet"/>
+      <w:lvlText w:val=""/>
+      <w:lvlJc w:val="left"/>
+      <w:pPr>
+        <w:ind w:left="7047" w:hanging="360"/>
+      </w:pPr>
+      <w:rPr>
+        <w:rFonts w:ascii="Wingdings" w:hAnsi="Wingdings" w:hint="default"/>
+      </w:rPr>
+    </w:lvl>
+  </w:abstractNum>
+  <w:abstractNum w:abstractNumId="102" w15:restartNumberingAfterBreak="0">
     <w:nsid w:val="518BEB42"/>
     <w:multiLevelType w:val="hybridMultilevel"/>
     <w:tmpl w:val="FFFFFFFF"/>
@@ -38776,7 +44370,7 @@
       </w:rPr>
     </w:lvl>
   </w:abstractNum>
-  <w:abstractNum w:abstractNumId="73" w15:restartNumberingAfterBreak="0">
+  <w:abstractNum w:abstractNumId="103" w15:restartNumberingAfterBreak="0">
     <w:nsid w:val="54F032AB"/>
     <w:multiLevelType w:val="hybridMultilevel"/>
     <w:tmpl w:val="0C206682"/>
@@ -38889,7 +44483,7 @@
       </w:rPr>
     </w:lvl>
   </w:abstractNum>
-  <w:abstractNum w:abstractNumId="74" w15:restartNumberingAfterBreak="0">
+  <w:abstractNum w:abstractNumId="104" w15:restartNumberingAfterBreak="0">
     <w:nsid w:val="55282244"/>
     <w:multiLevelType w:val="hybridMultilevel"/>
     <w:tmpl w:val="87BE2CEC"/>
@@ -39002,7 +44596,7 @@
       </w:rPr>
     </w:lvl>
   </w:abstractNum>
-  <w:abstractNum w:abstractNumId="75" w15:restartNumberingAfterBreak="0">
+  <w:abstractNum w:abstractNumId="105" w15:restartNumberingAfterBreak="0">
     <w:nsid w:val="566B178F"/>
     <w:multiLevelType w:val="hybridMultilevel"/>
     <w:tmpl w:val="2DB87126"/>
@@ -39115,7 +44709,7 @@
       </w:rPr>
     </w:lvl>
   </w:abstractNum>
-  <w:abstractNum w:abstractNumId="76" w15:restartNumberingAfterBreak="0">
+  <w:abstractNum w:abstractNumId="106" w15:restartNumberingAfterBreak="0">
     <w:nsid w:val="56A42B87"/>
     <w:multiLevelType w:val="hybridMultilevel"/>
     <w:tmpl w:val="0DAA82CC"/>
@@ -39228,7 +44822,7 @@
       </w:rPr>
     </w:lvl>
   </w:abstractNum>
-  <w:abstractNum w:abstractNumId="77" w15:restartNumberingAfterBreak="0">
+  <w:abstractNum w:abstractNumId="107" w15:restartNumberingAfterBreak="0">
     <w:nsid w:val="5903188D"/>
     <w:multiLevelType w:val="hybridMultilevel"/>
     <w:tmpl w:val="3E0487E4"/>
@@ -39321,7 +44915,7 @@
       </w:pPr>
     </w:lvl>
   </w:abstractNum>
-  <w:abstractNum w:abstractNumId="78" w15:restartNumberingAfterBreak="0">
+  <w:abstractNum w:abstractNumId="108" w15:restartNumberingAfterBreak="0">
     <w:nsid w:val="59D28385"/>
     <w:multiLevelType w:val="hybridMultilevel"/>
     <w:tmpl w:val="C298B5D4"/>
@@ -39434,7 +45028,7 @@
       </w:rPr>
     </w:lvl>
   </w:abstractNum>
-  <w:abstractNum w:abstractNumId="79" w15:restartNumberingAfterBreak="0">
+  <w:abstractNum w:abstractNumId="109" w15:restartNumberingAfterBreak="0">
     <w:nsid w:val="5A00685A"/>
     <w:multiLevelType w:val="hybridMultilevel"/>
     <w:tmpl w:val="1FBAAD8C"/>
@@ -39547,7 +45141,7 @@
       </w:rPr>
     </w:lvl>
   </w:abstractNum>
-  <w:abstractNum w:abstractNumId="80" w15:restartNumberingAfterBreak="0">
+  <w:abstractNum w:abstractNumId="110" w15:restartNumberingAfterBreak="0">
     <w:nsid w:val="5D7510D7"/>
     <w:multiLevelType w:val="hybridMultilevel"/>
     <w:tmpl w:val="33F80276"/>
@@ -39660,7 +45254,7 @@
       </w:rPr>
     </w:lvl>
   </w:abstractNum>
-  <w:abstractNum w:abstractNumId="81" w15:restartNumberingAfterBreak="0">
+  <w:abstractNum w:abstractNumId="111" w15:restartNumberingAfterBreak="0">
     <w:nsid w:val="5F90692D"/>
     <w:multiLevelType w:val="hybridMultilevel"/>
     <w:tmpl w:val="E7EE15A0"/>
@@ -39773,7 +45367,7 @@
       </w:rPr>
     </w:lvl>
   </w:abstractNum>
-  <w:abstractNum w:abstractNumId="82" w15:restartNumberingAfterBreak="0">
+  <w:abstractNum w:abstractNumId="112" w15:restartNumberingAfterBreak="0">
     <w:nsid w:val="61C806B2"/>
     <w:multiLevelType w:val="hybridMultilevel"/>
     <w:tmpl w:val="7B143314"/>
@@ -39886,7 +45480,572 @@
       </w:rPr>
     </w:lvl>
   </w:abstractNum>
-  <w:abstractNum w:abstractNumId="83" w15:restartNumberingAfterBreak="0">
+  <w:abstractNum w:abstractNumId="113" w15:restartNumberingAfterBreak="0">
+    <w:nsid w:val="62064EBF"/>
+    <w:multiLevelType w:val="hybridMultilevel"/>
+    <w:tmpl w:val="549E992E"/>
+    <w:lvl w:ilvl="0" w:tplc="04260001">
+      <w:start w:val="1"/>
+      <w:numFmt w:val="bullet"/>
+      <w:lvlText w:val=""/>
+      <w:lvlJc w:val="left"/>
+      <w:pPr>
+        <w:ind w:left="1287" w:hanging="360"/>
+      </w:pPr>
+      <w:rPr>
+        <w:rFonts w:ascii="Symbol" w:hAnsi="Symbol" w:hint="default"/>
+      </w:rPr>
+    </w:lvl>
+    <w:lvl w:ilvl="1" w:tplc="04260003" w:tentative="1">
+      <w:start w:val="1"/>
+      <w:numFmt w:val="bullet"/>
+      <w:lvlText w:val="o"/>
+      <w:lvlJc w:val="left"/>
+      <w:pPr>
+        <w:ind w:left="2007" w:hanging="360"/>
+      </w:pPr>
+      <w:rPr>
+        <w:rFonts w:ascii="Courier New" w:hAnsi="Courier New" w:cs="Courier New" w:hint="default"/>
+      </w:rPr>
+    </w:lvl>
+    <w:lvl w:ilvl="2" w:tplc="04260005" w:tentative="1">
+      <w:start w:val="1"/>
+      <w:numFmt w:val="bullet"/>
+      <w:lvlText w:val=""/>
+      <w:lvlJc w:val="left"/>
+      <w:pPr>
+        <w:ind w:left="2727" w:hanging="360"/>
+      </w:pPr>
+      <w:rPr>
+        <w:rFonts w:ascii="Wingdings" w:hAnsi="Wingdings" w:hint="default"/>
+      </w:rPr>
+    </w:lvl>
+    <w:lvl w:ilvl="3" w:tplc="04260001" w:tentative="1">
+      <w:start w:val="1"/>
+      <w:numFmt w:val="bullet"/>
+      <w:lvlText w:val=""/>
+      <w:lvlJc w:val="left"/>
+      <w:pPr>
+        <w:ind w:left="3447" w:hanging="360"/>
+      </w:pPr>
+      <w:rPr>
+        <w:rFonts w:ascii="Symbol" w:hAnsi="Symbol" w:hint="default"/>
+      </w:rPr>
+    </w:lvl>
+    <w:lvl w:ilvl="4" w:tplc="04260003" w:tentative="1">
+      <w:start w:val="1"/>
+      <w:numFmt w:val="bullet"/>
+      <w:lvlText w:val="o"/>
+      <w:lvlJc w:val="left"/>
+      <w:pPr>
+        <w:ind w:left="4167" w:hanging="360"/>
+      </w:pPr>
+      <w:rPr>
+        <w:rFonts w:ascii="Courier New" w:hAnsi="Courier New" w:cs="Courier New" w:hint="default"/>
+      </w:rPr>
+    </w:lvl>
+    <w:lvl w:ilvl="5" w:tplc="04260005" w:tentative="1">
+      <w:start w:val="1"/>
+      <w:numFmt w:val="bullet"/>
+      <w:lvlText w:val=""/>
+      <w:lvlJc w:val="left"/>
+      <w:pPr>
+        <w:ind w:left="4887" w:hanging="360"/>
+      </w:pPr>
+      <w:rPr>
+        <w:rFonts w:ascii="Wingdings" w:hAnsi="Wingdings" w:hint="default"/>
+      </w:rPr>
+    </w:lvl>
+    <w:lvl w:ilvl="6" w:tplc="04260001" w:tentative="1">
+      <w:start w:val="1"/>
+      <w:numFmt w:val="bullet"/>
+      <w:lvlText w:val=""/>
+      <w:lvlJc w:val="left"/>
+      <w:pPr>
+        <w:ind w:left="5607" w:hanging="360"/>
+      </w:pPr>
+      <w:rPr>
+        <w:rFonts w:ascii="Symbol" w:hAnsi="Symbol" w:hint="default"/>
+      </w:rPr>
+    </w:lvl>
+    <w:lvl w:ilvl="7" w:tplc="04260003" w:tentative="1">
+      <w:start w:val="1"/>
+      <w:numFmt w:val="bullet"/>
+      <w:lvlText w:val="o"/>
+      <w:lvlJc w:val="left"/>
+      <w:pPr>
+        <w:ind w:left="6327" w:hanging="360"/>
+      </w:pPr>
+      <w:rPr>
+        <w:rFonts w:ascii="Courier New" w:hAnsi="Courier New" w:cs="Courier New" w:hint="default"/>
+      </w:rPr>
+    </w:lvl>
+    <w:lvl w:ilvl="8" w:tplc="04260005" w:tentative="1">
+      <w:start w:val="1"/>
+      <w:numFmt w:val="bullet"/>
+      <w:lvlText w:val=""/>
+      <w:lvlJc w:val="left"/>
+      <w:pPr>
+        <w:ind w:left="7047" w:hanging="360"/>
+      </w:pPr>
+      <w:rPr>
+        <w:rFonts w:ascii="Wingdings" w:hAnsi="Wingdings" w:hint="default"/>
+      </w:rPr>
+    </w:lvl>
+  </w:abstractNum>
+  <w:abstractNum w:abstractNumId="114" w15:restartNumberingAfterBreak="0">
+    <w:nsid w:val="641F4F90"/>
+    <w:multiLevelType w:val="hybridMultilevel"/>
+    <w:tmpl w:val="15C22E16"/>
+    <w:lvl w:ilvl="0" w:tplc="04260003">
+      <w:start w:val="1"/>
+      <w:numFmt w:val="bullet"/>
+      <w:lvlText w:val="o"/>
+      <w:lvlJc w:val="left"/>
+      <w:pPr>
+        <w:ind w:left="1287" w:hanging="360"/>
+      </w:pPr>
+      <w:rPr>
+        <w:rFonts w:ascii="Courier New" w:hAnsi="Courier New" w:cs="Courier New" w:hint="default"/>
+      </w:rPr>
+    </w:lvl>
+    <w:lvl w:ilvl="1" w:tplc="04260003" w:tentative="1">
+      <w:start w:val="1"/>
+      <w:numFmt w:val="bullet"/>
+      <w:lvlText w:val="o"/>
+      <w:lvlJc w:val="left"/>
+      <w:pPr>
+        <w:ind w:left="2007" w:hanging="360"/>
+      </w:pPr>
+      <w:rPr>
+        <w:rFonts w:ascii="Courier New" w:hAnsi="Courier New" w:cs="Courier New" w:hint="default"/>
+      </w:rPr>
+    </w:lvl>
+    <w:lvl w:ilvl="2" w:tplc="04260005" w:tentative="1">
+      <w:start w:val="1"/>
+      <w:numFmt w:val="bullet"/>
+      <w:lvlText w:val=""/>
+      <w:lvlJc w:val="left"/>
+      <w:pPr>
+        <w:ind w:left="2727" w:hanging="360"/>
+      </w:pPr>
+      <w:rPr>
+        <w:rFonts w:ascii="Wingdings" w:hAnsi="Wingdings" w:hint="default"/>
+      </w:rPr>
+    </w:lvl>
+    <w:lvl w:ilvl="3" w:tplc="04260001" w:tentative="1">
+      <w:start w:val="1"/>
+      <w:numFmt w:val="bullet"/>
+      <w:lvlText w:val=""/>
+      <w:lvlJc w:val="left"/>
+      <w:pPr>
+        <w:ind w:left="3447" w:hanging="360"/>
+      </w:pPr>
+      <w:rPr>
+        <w:rFonts w:ascii="Symbol" w:hAnsi="Symbol" w:hint="default"/>
+      </w:rPr>
+    </w:lvl>
+    <w:lvl w:ilvl="4" w:tplc="04260003" w:tentative="1">
+      <w:start w:val="1"/>
+      <w:numFmt w:val="bullet"/>
+      <w:lvlText w:val="o"/>
+      <w:lvlJc w:val="left"/>
+      <w:pPr>
+        <w:ind w:left="4167" w:hanging="360"/>
+      </w:pPr>
+      <w:rPr>
+        <w:rFonts w:ascii="Courier New" w:hAnsi="Courier New" w:cs="Courier New" w:hint="default"/>
+      </w:rPr>
+    </w:lvl>
+    <w:lvl w:ilvl="5" w:tplc="04260005" w:tentative="1">
+      <w:start w:val="1"/>
+      <w:numFmt w:val="bullet"/>
+      <w:lvlText w:val=""/>
+      <w:lvlJc w:val="left"/>
+      <w:pPr>
+        <w:ind w:left="4887" w:hanging="360"/>
+      </w:pPr>
+      <w:rPr>
+        <w:rFonts w:ascii="Wingdings" w:hAnsi="Wingdings" w:hint="default"/>
+      </w:rPr>
+    </w:lvl>
+    <w:lvl w:ilvl="6" w:tplc="04260001" w:tentative="1">
+      <w:start w:val="1"/>
+      <w:numFmt w:val="bullet"/>
+      <w:lvlText w:val=""/>
+      <w:lvlJc w:val="left"/>
+      <w:pPr>
+        <w:ind w:left="5607" w:hanging="360"/>
+      </w:pPr>
+      <w:rPr>
+        <w:rFonts w:ascii="Symbol" w:hAnsi="Symbol" w:hint="default"/>
+      </w:rPr>
+    </w:lvl>
+    <w:lvl w:ilvl="7" w:tplc="04260003" w:tentative="1">
+      <w:start w:val="1"/>
+      <w:numFmt w:val="bullet"/>
+      <w:lvlText w:val="o"/>
+      <w:lvlJc w:val="left"/>
+      <w:pPr>
+        <w:ind w:left="6327" w:hanging="360"/>
+      </w:pPr>
+      <w:rPr>
+        <w:rFonts w:ascii="Courier New" w:hAnsi="Courier New" w:cs="Courier New" w:hint="default"/>
+      </w:rPr>
+    </w:lvl>
+    <w:lvl w:ilvl="8" w:tplc="04260005" w:tentative="1">
+      <w:start w:val="1"/>
+      <w:numFmt w:val="bullet"/>
+      <w:lvlText w:val=""/>
+      <w:lvlJc w:val="left"/>
+      <w:pPr>
+        <w:ind w:left="7047" w:hanging="360"/>
+      </w:pPr>
+      <w:rPr>
+        <w:rFonts w:ascii="Wingdings" w:hAnsi="Wingdings" w:hint="default"/>
+      </w:rPr>
+    </w:lvl>
+  </w:abstractNum>
+  <w:abstractNum w:abstractNumId="115" w15:restartNumberingAfterBreak="0">
+    <w:nsid w:val="644500C8"/>
+    <w:multiLevelType w:val="hybridMultilevel"/>
+    <w:tmpl w:val="674422A6"/>
+    <w:lvl w:ilvl="0" w:tplc="04260001">
+      <w:start w:val="1"/>
+      <w:numFmt w:val="bullet"/>
+      <w:lvlText w:val=""/>
+      <w:lvlJc w:val="left"/>
+      <w:pPr>
+        <w:ind w:left="1287" w:hanging="360"/>
+      </w:pPr>
+      <w:rPr>
+        <w:rFonts w:ascii="Symbol" w:hAnsi="Symbol" w:hint="default"/>
+      </w:rPr>
+    </w:lvl>
+    <w:lvl w:ilvl="1" w:tplc="04260003" w:tentative="1">
+      <w:start w:val="1"/>
+      <w:numFmt w:val="bullet"/>
+      <w:lvlText w:val="o"/>
+      <w:lvlJc w:val="left"/>
+      <w:pPr>
+        <w:ind w:left="2007" w:hanging="360"/>
+      </w:pPr>
+      <w:rPr>
+        <w:rFonts w:ascii="Courier New" w:hAnsi="Courier New" w:cs="Courier New" w:hint="default"/>
+      </w:rPr>
+    </w:lvl>
+    <w:lvl w:ilvl="2" w:tplc="04260005" w:tentative="1">
+      <w:start w:val="1"/>
+      <w:numFmt w:val="bullet"/>
+      <w:lvlText w:val=""/>
+      <w:lvlJc w:val="left"/>
+      <w:pPr>
+        <w:ind w:left="2727" w:hanging="360"/>
+      </w:pPr>
+      <w:rPr>
+        <w:rFonts w:ascii="Wingdings" w:hAnsi="Wingdings" w:hint="default"/>
+      </w:rPr>
+    </w:lvl>
+    <w:lvl w:ilvl="3" w:tplc="04260001" w:tentative="1">
+      <w:start w:val="1"/>
+      <w:numFmt w:val="bullet"/>
+      <w:lvlText w:val=""/>
+      <w:lvlJc w:val="left"/>
+      <w:pPr>
+        <w:ind w:left="3447" w:hanging="360"/>
+      </w:pPr>
+      <w:rPr>
+        <w:rFonts w:ascii="Symbol" w:hAnsi="Symbol" w:hint="default"/>
+      </w:rPr>
+    </w:lvl>
+    <w:lvl w:ilvl="4" w:tplc="04260003" w:tentative="1">
+      <w:start w:val="1"/>
+      <w:numFmt w:val="bullet"/>
+      <w:lvlText w:val="o"/>
+      <w:lvlJc w:val="left"/>
+      <w:pPr>
+        <w:ind w:left="4167" w:hanging="360"/>
+      </w:pPr>
+      <w:rPr>
+        <w:rFonts w:ascii="Courier New" w:hAnsi="Courier New" w:cs="Courier New" w:hint="default"/>
+      </w:rPr>
+    </w:lvl>
+    <w:lvl w:ilvl="5" w:tplc="04260005" w:tentative="1">
+      <w:start w:val="1"/>
+      <w:numFmt w:val="bullet"/>
+      <w:lvlText w:val=""/>
+      <w:lvlJc w:val="left"/>
+      <w:pPr>
+        <w:ind w:left="4887" w:hanging="360"/>
+      </w:pPr>
+      <w:rPr>
+        <w:rFonts w:ascii="Wingdings" w:hAnsi="Wingdings" w:hint="default"/>
+      </w:rPr>
+    </w:lvl>
+    <w:lvl w:ilvl="6" w:tplc="04260001" w:tentative="1">
+      <w:start w:val="1"/>
+      <w:numFmt w:val="bullet"/>
+      <w:lvlText w:val=""/>
+      <w:lvlJc w:val="left"/>
+      <w:pPr>
+        <w:ind w:left="5607" w:hanging="360"/>
+      </w:pPr>
+      <w:rPr>
+        <w:rFonts w:ascii="Symbol" w:hAnsi="Symbol" w:hint="default"/>
+      </w:rPr>
+    </w:lvl>
+    <w:lvl w:ilvl="7" w:tplc="04260003" w:tentative="1">
+      <w:start w:val="1"/>
+      <w:numFmt w:val="bullet"/>
+      <w:lvlText w:val="o"/>
+      <w:lvlJc w:val="left"/>
+      <w:pPr>
+        <w:ind w:left="6327" w:hanging="360"/>
+      </w:pPr>
+      <w:rPr>
+        <w:rFonts w:ascii="Courier New" w:hAnsi="Courier New" w:cs="Courier New" w:hint="default"/>
+      </w:rPr>
+    </w:lvl>
+    <w:lvl w:ilvl="8" w:tplc="04260005" w:tentative="1">
+      <w:start w:val="1"/>
+      <w:numFmt w:val="bullet"/>
+      <w:lvlText w:val=""/>
+      <w:lvlJc w:val="left"/>
+      <w:pPr>
+        <w:ind w:left="7047" w:hanging="360"/>
+      </w:pPr>
+      <w:rPr>
+        <w:rFonts w:ascii="Wingdings" w:hAnsi="Wingdings" w:hint="default"/>
+      </w:rPr>
+    </w:lvl>
+  </w:abstractNum>
+  <w:abstractNum w:abstractNumId="116" w15:restartNumberingAfterBreak="0">
+    <w:nsid w:val="65DB43A3"/>
+    <w:multiLevelType w:val="hybridMultilevel"/>
+    <w:tmpl w:val="E7A8A850"/>
+    <w:lvl w:ilvl="0" w:tplc="04260001">
+      <w:start w:val="1"/>
+      <w:numFmt w:val="bullet"/>
+      <w:lvlText w:val=""/>
+      <w:lvlJc w:val="left"/>
+      <w:pPr>
+        <w:ind w:left="1287" w:hanging="360"/>
+      </w:pPr>
+      <w:rPr>
+        <w:rFonts w:ascii="Symbol" w:hAnsi="Symbol" w:hint="default"/>
+      </w:rPr>
+    </w:lvl>
+    <w:lvl w:ilvl="1" w:tplc="FFFFFFFF" w:tentative="1">
+      <w:start w:val="1"/>
+      <w:numFmt w:val="bullet"/>
+      <w:lvlText w:val="o"/>
+      <w:lvlJc w:val="left"/>
+      <w:pPr>
+        <w:ind w:left="2007" w:hanging="360"/>
+      </w:pPr>
+      <w:rPr>
+        <w:rFonts w:ascii="Courier New" w:hAnsi="Courier New" w:cs="Courier New" w:hint="default"/>
+      </w:rPr>
+    </w:lvl>
+    <w:lvl w:ilvl="2" w:tplc="FFFFFFFF" w:tentative="1">
+      <w:start w:val="1"/>
+      <w:numFmt w:val="bullet"/>
+      <w:lvlText w:val=""/>
+      <w:lvlJc w:val="left"/>
+      <w:pPr>
+        <w:ind w:left="2727" w:hanging="360"/>
+      </w:pPr>
+      <w:rPr>
+        <w:rFonts w:ascii="Wingdings" w:hAnsi="Wingdings" w:hint="default"/>
+      </w:rPr>
+    </w:lvl>
+    <w:lvl w:ilvl="3" w:tplc="FFFFFFFF" w:tentative="1">
+      <w:start w:val="1"/>
+      <w:numFmt w:val="bullet"/>
+      <w:lvlText w:val=""/>
+      <w:lvlJc w:val="left"/>
+      <w:pPr>
+        <w:ind w:left="3447" w:hanging="360"/>
+      </w:pPr>
+      <w:rPr>
+        <w:rFonts w:ascii="Symbol" w:hAnsi="Symbol" w:hint="default"/>
+      </w:rPr>
+    </w:lvl>
+    <w:lvl w:ilvl="4" w:tplc="FFFFFFFF" w:tentative="1">
+      <w:start w:val="1"/>
+      <w:numFmt w:val="bullet"/>
+      <w:lvlText w:val="o"/>
+      <w:lvlJc w:val="left"/>
+      <w:pPr>
+        <w:ind w:left="4167" w:hanging="360"/>
+      </w:pPr>
+      <w:rPr>
+        <w:rFonts w:ascii="Courier New" w:hAnsi="Courier New" w:cs="Courier New" w:hint="default"/>
+      </w:rPr>
+    </w:lvl>
+    <w:lvl w:ilvl="5" w:tplc="FFFFFFFF" w:tentative="1">
+      <w:start w:val="1"/>
+      <w:numFmt w:val="bullet"/>
+      <w:lvlText w:val=""/>
+      <w:lvlJc w:val="left"/>
+      <w:pPr>
+        <w:ind w:left="4887" w:hanging="360"/>
+      </w:pPr>
+      <w:rPr>
+        <w:rFonts w:ascii="Wingdings" w:hAnsi="Wingdings" w:hint="default"/>
+      </w:rPr>
+    </w:lvl>
+    <w:lvl w:ilvl="6" w:tplc="FFFFFFFF" w:tentative="1">
+      <w:start w:val="1"/>
+      <w:numFmt w:val="bullet"/>
+      <w:lvlText w:val=""/>
+      <w:lvlJc w:val="left"/>
+      <w:pPr>
+        <w:ind w:left="5607" w:hanging="360"/>
+      </w:pPr>
+      <w:rPr>
+        <w:rFonts w:ascii="Symbol" w:hAnsi="Symbol" w:hint="default"/>
+      </w:rPr>
+    </w:lvl>
+    <w:lvl w:ilvl="7" w:tplc="FFFFFFFF" w:tentative="1">
+      <w:start w:val="1"/>
+      <w:numFmt w:val="bullet"/>
+      <w:lvlText w:val="o"/>
+      <w:lvlJc w:val="left"/>
+      <w:pPr>
+        <w:ind w:left="6327" w:hanging="360"/>
+      </w:pPr>
+      <w:rPr>
+        <w:rFonts w:ascii="Courier New" w:hAnsi="Courier New" w:cs="Courier New" w:hint="default"/>
+      </w:rPr>
+    </w:lvl>
+    <w:lvl w:ilvl="8" w:tplc="FFFFFFFF" w:tentative="1">
+      <w:start w:val="1"/>
+      <w:numFmt w:val="bullet"/>
+      <w:lvlText w:val=""/>
+      <w:lvlJc w:val="left"/>
+      <w:pPr>
+        <w:ind w:left="7047" w:hanging="360"/>
+      </w:pPr>
+      <w:rPr>
+        <w:rFonts w:ascii="Wingdings" w:hAnsi="Wingdings" w:hint="default"/>
+      </w:rPr>
+    </w:lvl>
+  </w:abstractNum>
+  <w:abstractNum w:abstractNumId="117" w15:restartNumberingAfterBreak="0">
+    <w:nsid w:val="66A33688"/>
+    <w:multiLevelType w:val="hybridMultilevel"/>
+    <w:tmpl w:val="5B540DAA"/>
+    <w:lvl w:ilvl="0" w:tplc="04260001">
+      <w:start w:val="1"/>
+      <w:numFmt w:val="bullet"/>
+      <w:lvlText w:val=""/>
+      <w:lvlJc w:val="left"/>
+      <w:pPr>
+        <w:ind w:left="1287" w:hanging="360"/>
+      </w:pPr>
+      <w:rPr>
+        <w:rFonts w:ascii="Symbol" w:hAnsi="Symbol" w:hint="default"/>
+      </w:rPr>
+    </w:lvl>
+    <w:lvl w:ilvl="1" w:tplc="04260003" w:tentative="1">
+      <w:start w:val="1"/>
+      <w:numFmt w:val="bullet"/>
+      <w:lvlText w:val="o"/>
+      <w:lvlJc w:val="left"/>
+      <w:pPr>
+        <w:ind w:left="2007" w:hanging="360"/>
+      </w:pPr>
+      <w:rPr>
+        <w:rFonts w:ascii="Courier New" w:hAnsi="Courier New" w:cs="Courier New" w:hint="default"/>
+      </w:rPr>
+    </w:lvl>
+    <w:lvl w:ilvl="2" w:tplc="04260005" w:tentative="1">
+      <w:start w:val="1"/>
+      <w:numFmt w:val="bullet"/>
+      <w:lvlText w:val=""/>
+      <w:lvlJc w:val="left"/>
+      <w:pPr>
+        <w:ind w:left="2727" w:hanging="360"/>
+      </w:pPr>
+      <w:rPr>
+        <w:rFonts w:ascii="Wingdings" w:hAnsi="Wingdings" w:hint="default"/>
+      </w:rPr>
+    </w:lvl>
+    <w:lvl w:ilvl="3" w:tplc="04260001" w:tentative="1">
+      <w:start w:val="1"/>
+      <w:numFmt w:val="bullet"/>
+      <w:lvlText w:val=""/>
+      <w:lvlJc w:val="left"/>
+      <w:pPr>
+        <w:ind w:left="3447" w:hanging="360"/>
+      </w:pPr>
+      <w:rPr>
+        <w:rFonts w:ascii="Symbol" w:hAnsi="Symbol" w:hint="default"/>
+      </w:rPr>
+    </w:lvl>
+    <w:lvl w:ilvl="4" w:tplc="04260003" w:tentative="1">
+      <w:start w:val="1"/>
+      <w:numFmt w:val="bullet"/>
+      <w:lvlText w:val="o"/>
+      <w:lvlJc w:val="left"/>
+      <w:pPr>
+        <w:ind w:left="4167" w:hanging="360"/>
+      </w:pPr>
+      <w:rPr>
+        <w:rFonts w:ascii="Courier New" w:hAnsi="Courier New" w:cs="Courier New" w:hint="default"/>
+      </w:rPr>
+    </w:lvl>
+    <w:lvl w:ilvl="5" w:tplc="04260005" w:tentative="1">
+      <w:start w:val="1"/>
+      <w:numFmt w:val="bullet"/>
+      <w:lvlText w:val=""/>
+      <w:lvlJc w:val="left"/>
+      <w:pPr>
+        <w:ind w:left="4887" w:hanging="360"/>
+      </w:pPr>
+      <w:rPr>
+        <w:rFonts w:ascii="Wingdings" w:hAnsi="Wingdings" w:hint="default"/>
+      </w:rPr>
+    </w:lvl>
+    <w:lvl w:ilvl="6" w:tplc="04260001" w:tentative="1">
+      <w:start w:val="1"/>
+      <w:numFmt w:val="bullet"/>
+      <w:lvlText w:val=""/>
+      <w:lvlJc w:val="left"/>
+      <w:pPr>
+        <w:ind w:left="5607" w:hanging="360"/>
+      </w:pPr>
+      <w:rPr>
+        <w:rFonts w:ascii="Symbol" w:hAnsi="Symbol" w:hint="default"/>
+      </w:rPr>
+    </w:lvl>
+    <w:lvl w:ilvl="7" w:tplc="04260003" w:tentative="1">
+      <w:start w:val="1"/>
+      <w:numFmt w:val="bullet"/>
+      <w:lvlText w:val="o"/>
+      <w:lvlJc w:val="left"/>
+      <w:pPr>
+        <w:ind w:left="6327" w:hanging="360"/>
+      </w:pPr>
+      <w:rPr>
+        <w:rFonts w:ascii="Courier New" w:hAnsi="Courier New" w:cs="Courier New" w:hint="default"/>
+      </w:rPr>
+    </w:lvl>
+    <w:lvl w:ilvl="8" w:tplc="04260005" w:tentative="1">
+      <w:start w:val="1"/>
+      <w:numFmt w:val="bullet"/>
+      <w:lvlText w:val=""/>
+      <w:lvlJc w:val="left"/>
+      <w:pPr>
+        <w:ind w:left="7047" w:hanging="360"/>
+      </w:pPr>
+      <w:rPr>
+        <w:rFonts w:ascii="Wingdings" w:hAnsi="Wingdings" w:hint="default"/>
+      </w:rPr>
+    </w:lvl>
+  </w:abstractNum>
+  <w:abstractNum w:abstractNumId="118" w15:restartNumberingAfterBreak="0">
     <w:nsid w:val="683851F3"/>
     <w:multiLevelType w:val="hybridMultilevel"/>
     <w:tmpl w:val="1EE0D268"/>
@@ -39999,7 +46158,120 @@
       </w:rPr>
     </w:lvl>
   </w:abstractNum>
-  <w:abstractNum w:abstractNumId="84" w15:restartNumberingAfterBreak="0">
+  <w:abstractNum w:abstractNumId="119" w15:restartNumberingAfterBreak="0">
+    <w:nsid w:val="68DC7E9D"/>
+    <w:multiLevelType w:val="hybridMultilevel"/>
+    <w:tmpl w:val="2F46FF76"/>
+    <w:lvl w:ilvl="0" w:tplc="04260001">
+      <w:start w:val="1"/>
+      <w:numFmt w:val="bullet"/>
+      <w:lvlText w:val=""/>
+      <w:lvlJc w:val="left"/>
+      <w:pPr>
+        <w:ind w:left="1287" w:hanging="360"/>
+      </w:pPr>
+      <w:rPr>
+        <w:rFonts w:ascii="Symbol" w:hAnsi="Symbol" w:hint="default"/>
+      </w:rPr>
+    </w:lvl>
+    <w:lvl w:ilvl="1" w:tplc="04260003" w:tentative="1">
+      <w:start w:val="1"/>
+      <w:numFmt w:val="bullet"/>
+      <w:lvlText w:val="o"/>
+      <w:lvlJc w:val="left"/>
+      <w:pPr>
+        <w:ind w:left="2007" w:hanging="360"/>
+      </w:pPr>
+      <w:rPr>
+        <w:rFonts w:ascii="Courier New" w:hAnsi="Courier New" w:cs="Courier New" w:hint="default"/>
+      </w:rPr>
+    </w:lvl>
+    <w:lvl w:ilvl="2" w:tplc="04260005" w:tentative="1">
+      <w:start w:val="1"/>
+      <w:numFmt w:val="bullet"/>
+      <w:lvlText w:val=""/>
+      <w:lvlJc w:val="left"/>
+      <w:pPr>
+        <w:ind w:left="2727" w:hanging="360"/>
+      </w:pPr>
+      <w:rPr>
+        <w:rFonts w:ascii="Wingdings" w:hAnsi="Wingdings" w:hint="default"/>
+      </w:rPr>
+    </w:lvl>
+    <w:lvl w:ilvl="3" w:tplc="04260001" w:tentative="1">
+      <w:start w:val="1"/>
+      <w:numFmt w:val="bullet"/>
+      <w:lvlText w:val=""/>
+      <w:lvlJc w:val="left"/>
+      <w:pPr>
+        <w:ind w:left="3447" w:hanging="360"/>
+      </w:pPr>
+      <w:rPr>
+        <w:rFonts w:ascii="Symbol" w:hAnsi="Symbol" w:hint="default"/>
+      </w:rPr>
+    </w:lvl>
+    <w:lvl w:ilvl="4" w:tplc="04260003" w:tentative="1">
+      <w:start w:val="1"/>
+      <w:numFmt w:val="bullet"/>
+      <w:lvlText w:val="o"/>
+      <w:lvlJc w:val="left"/>
+      <w:pPr>
+        <w:ind w:left="4167" w:hanging="360"/>
+      </w:pPr>
+      <w:rPr>
+        <w:rFonts w:ascii="Courier New" w:hAnsi="Courier New" w:cs="Courier New" w:hint="default"/>
+      </w:rPr>
+    </w:lvl>
+    <w:lvl w:ilvl="5" w:tplc="04260005" w:tentative="1">
+      <w:start w:val="1"/>
+      <w:numFmt w:val="bullet"/>
+      <w:lvlText w:val=""/>
+      <w:lvlJc w:val="left"/>
+      <w:pPr>
+        <w:ind w:left="4887" w:hanging="360"/>
+      </w:pPr>
+      <w:rPr>
+        <w:rFonts w:ascii="Wingdings" w:hAnsi="Wingdings" w:hint="default"/>
+      </w:rPr>
+    </w:lvl>
+    <w:lvl w:ilvl="6" w:tplc="04260001" w:tentative="1">
+      <w:start w:val="1"/>
+      <w:numFmt w:val="bullet"/>
+      <w:lvlText w:val=""/>
+      <w:lvlJc w:val="left"/>
+      <w:pPr>
+        <w:ind w:left="5607" w:hanging="360"/>
+      </w:pPr>
+      <w:rPr>
+        <w:rFonts w:ascii="Symbol" w:hAnsi="Symbol" w:hint="default"/>
+      </w:rPr>
+    </w:lvl>
+    <w:lvl w:ilvl="7" w:tplc="04260003" w:tentative="1">
+      <w:start w:val="1"/>
+      <w:numFmt w:val="bullet"/>
+      <w:lvlText w:val="o"/>
+      <w:lvlJc w:val="left"/>
+      <w:pPr>
+        <w:ind w:left="6327" w:hanging="360"/>
+      </w:pPr>
+      <w:rPr>
+        <w:rFonts w:ascii="Courier New" w:hAnsi="Courier New" w:cs="Courier New" w:hint="default"/>
+      </w:rPr>
+    </w:lvl>
+    <w:lvl w:ilvl="8" w:tplc="04260005" w:tentative="1">
+      <w:start w:val="1"/>
+      <w:numFmt w:val="bullet"/>
+      <w:lvlText w:val=""/>
+      <w:lvlJc w:val="left"/>
+      <w:pPr>
+        <w:ind w:left="7047" w:hanging="360"/>
+      </w:pPr>
+      <w:rPr>
+        <w:rFonts w:ascii="Wingdings" w:hAnsi="Wingdings" w:hint="default"/>
+      </w:rPr>
+    </w:lvl>
+  </w:abstractNum>
+  <w:abstractNum w:abstractNumId="120" w15:restartNumberingAfterBreak="0">
     <w:nsid w:val="68F4831E"/>
     <w:multiLevelType w:val="hybridMultilevel"/>
     <w:tmpl w:val="FFFFFFFF"/>
@@ -40112,7 +46384,7 @@
       </w:rPr>
     </w:lvl>
   </w:abstractNum>
-  <w:abstractNum w:abstractNumId="85" w15:restartNumberingAfterBreak="0">
+  <w:abstractNum w:abstractNumId="121" w15:restartNumberingAfterBreak="0">
     <w:nsid w:val="69583462"/>
     <w:multiLevelType w:val="hybridMultilevel"/>
     <w:tmpl w:val="A7F26198"/>
@@ -40225,7 +46497,7 @@
       </w:rPr>
     </w:lvl>
   </w:abstractNum>
-  <w:abstractNum w:abstractNumId="86" w15:restartNumberingAfterBreak="0">
+  <w:abstractNum w:abstractNumId="122" w15:restartNumberingAfterBreak="0">
     <w:nsid w:val="69D9129B"/>
     <w:multiLevelType w:val="hybridMultilevel"/>
     <w:tmpl w:val="314CA214"/>
@@ -40338,7 +46610,7 @@
       </w:rPr>
     </w:lvl>
   </w:abstractNum>
-  <w:abstractNum w:abstractNumId="87" w15:restartNumberingAfterBreak="0">
+  <w:abstractNum w:abstractNumId="123" w15:restartNumberingAfterBreak="0">
     <w:nsid w:val="69FF2044"/>
     <w:multiLevelType w:val="hybridMultilevel"/>
     <w:tmpl w:val="FB8E076C"/>
@@ -40451,7 +46723,7 @@
       </w:rPr>
     </w:lvl>
   </w:abstractNum>
-  <w:abstractNum w:abstractNumId="88" w15:restartNumberingAfterBreak="0">
+  <w:abstractNum w:abstractNumId="124" w15:restartNumberingAfterBreak="0">
     <w:nsid w:val="6A091E89"/>
     <w:multiLevelType w:val="hybridMultilevel"/>
     <w:tmpl w:val="64E2B46A"/>
@@ -40564,7 +46836,7 @@
       </w:rPr>
     </w:lvl>
   </w:abstractNum>
-  <w:abstractNum w:abstractNumId="89" w15:restartNumberingAfterBreak="0">
+  <w:abstractNum w:abstractNumId="125" w15:restartNumberingAfterBreak="0">
     <w:nsid w:val="6A3B22CB"/>
     <w:multiLevelType w:val="hybridMultilevel"/>
     <w:tmpl w:val="22EE6A68"/>
@@ -40677,7 +46949,7 @@
       </w:rPr>
     </w:lvl>
   </w:abstractNum>
-  <w:abstractNum w:abstractNumId="90" w15:restartNumberingAfterBreak="0">
+  <w:abstractNum w:abstractNumId="126" w15:restartNumberingAfterBreak="0">
     <w:nsid w:val="6CA93BB6"/>
     <w:multiLevelType w:val="hybridMultilevel"/>
     <w:tmpl w:val="FFFFFFFF"/>
@@ -40790,7 +47062,7 @@
       </w:rPr>
     </w:lvl>
   </w:abstractNum>
-  <w:abstractNum w:abstractNumId="91" w15:restartNumberingAfterBreak="0">
+  <w:abstractNum w:abstractNumId="127" w15:restartNumberingAfterBreak="0">
     <w:nsid w:val="6D3A4404"/>
     <w:multiLevelType w:val="hybridMultilevel"/>
     <w:tmpl w:val="FFFFFFFF"/>
@@ -40903,7 +47175,7 @@
       </w:rPr>
     </w:lvl>
   </w:abstractNum>
-  <w:abstractNum w:abstractNumId="92" w15:restartNumberingAfterBreak="0">
+  <w:abstractNum w:abstractNumId="128" w15:restartNumberingAfterBreak="0">
     <w:nsid w:val="6D44095F"/>
     <w:multiLevelType w:val="hybridMultilevel"/>
     <w:tmpl w:val="D646BE54"/>
@@ -41016,7 +47288,7 @@
       </w:rPr>
     </w:lvl>
   </w:abstractNum>
-  <w:abstractNum w:abstractNumId="93" w15:restartNumberingAfterBreak="0">
+  <w:abstractNum w:abstractNumId="129" w15:restartNumberingAfterBreak="0">
     <w:nsid w:val="6E515B70"/>
     <w:multiLevelType w:val="hybridMultilevel"/>
     <w:tmpl w:val="3028EFE6"/>
@@ -41129,7 +47401,7 @@
       </w:rPr>
     </w:lvl>
   </w:abstractNum>
-  <w:abstractNum w:abstractNumId="94" w15:restartNumberingAfterBreak="0">
+  <w:abstractNum w:abstractNumId="130" w15:restartNumberingAfterBreak="0">
     <w:nsid w:val="6EAA09B6"/>
     <w:multiLevelType w:val="hybridMultilevel"/>
     <w:tmpl w:val="06AE8866"/>
@@ -41242,7 +47514,7 @@
       </w:rPr>
     </w:lvl>
   </w:abstractNum>
-  <w:abstractNum w:abstractNumId="95" w15:restartNumberingAfterBreak="0">
+  <w:abstractNum w:abstractNumId="131" w15:restartNumberingAfterBreak="0">
     <w:nsid w:val="6ED373D3"/>
     <w:multiLevelType w:val="hybridMultilevel"/>
     <w:tmpl w:val="496662FA"/>
@@ -41355,7 +47627,7 @@
       </w:rPr>
     </w:lvl>
   </w:abstractNum>
-  <w:abstractNum w:abstractNumId="96" w15:restartNumberingAfterBreak="0">
+  <w:abstractNum w:abstractNumId="132" w15:restartNumberingAfterBreak="0">
     <w:nsid w:val="70166C97"/>
     <w:multiLevelType w:val="hybridMultilevel"/>
     <w:tmpl w:val="69B4ACEE"/>
@@ -41468,7 +47740,7 @@
       </w:rPr>
     </w:lvl>
   </w:abstractNum>
-  <w:abstractNum w:abstractNumId="97" w15:restartNumberingAfterBreak="0">
+  <w:abstractNum w:abstractNumId="133" w15:restartNumberingAfterBreak="0">
     <w:nsid w:val="7021C223"/>
     <w:multiLevelType w:val="hybridMultilevel"/>
     <w:tmpl w:val="68ACF310"/>
@@ -41581,7 +47853,120 @@
       </w:rPr>
     </w:lvl>
   </w:abstractNum>
-  <w:abstractNum w:abstractNumId="98" w15:restartNumberingAfterBreak="0">
+  <w:abstractNum w:abstractNumId="134" w15:restartNumberingAfterBreak="0">
+    <w:nsid w:val="70523D27"/>
+    <w:multiLevelType w:val="hybridMultilevel"/>
+    <w:tmpl w:val="2A9272CE"/>
+    <w:lvl w:ilvl="0" w:tplc="04260001">
+      <w:start w:val="1"/>
+      <w:numFmt w:val="bullet"/>
+      <w:lvlText w:val=""/>
+      <w:lvlJc w:val="left"/>
+      <w:pPr>
+        <w:ind w:left="1287" w:hanging="360"/>
+      </w:pPr>
+      <w:rPr>
+        <w:rFonts w:ascii="Symbol" w:hAnsi="Symbol" w:hint="default"/>
+      </w:rPr>
+    </w:lvl>
+    <w:lvl w:ilvl="1" w:tplc="FFFFFFFF" w:tentative="1">
+      <w:start w:val="1"/>
+      <w:numFmt w:val="bullet"/>
+      <w:lvlText w:val="o"/>
+      <w:lvlJc w:val="left"/>
+      <w:pPr>
+        <w:ind w:left="2007" w:hanging="360"/>
+      </w:pPr>
+      <w:rPr>
+        <w:rFonts w:ascii="Courier New" w:hAnsi="Courier New" w:cs="Courier New" w:hint="default"/>
+      </w:rPr>
+    </w:lvl>
+    <w:lvl w:ilvl="2" w:tplc="FFFFFFFF" w:tentative="1">
+      <w:start w:val="1"/>
+      <w:numFmt w:val="bullet"/>
+      <w:lvlText w:val=""/>
+      <w:lvlJc w:val="left"/>
+      <w:pPr>
+        <w:ind w:left="2727" w:hanging="360"/>
+      </w:pPr>
+      <w:rPr>
+        <w:rFonts w:ascii="Wingdings" w:hAnsi="Wingdings" w:hint="default"/>
+      </w:rPr>
+    </w:lvl>
+    <w:lvl w:ilvl="3" w:tplc="FFFFFFFF" w:tentative="1">
+      <w:start w:val="1"/>
+      <w:numFmt w:val="bullet"/>
+      <w:lvlText w:val=""/>
+      <w:lvlJc w:val="left"/>
+      <w:pPr>
+        <w:ind w:left="3447" w:hanging="360"/>
+      </w:pPr>
+      <w:rPr>
+        <w:rFonts w:ascii="Symbol" w:hAnsi="Symbol" w:hint="default"/>
+      </w:rPr>
+    </w:lvl>
+    <w:lvl w:ilvl="4" w:tplc="FFFFFFFF" w:tentative="1">
+      <w:start w:val="1"/>
+      <w:numFmt w:val="bullet"/>
+      <w:lvlText w:val="o"/>
+      <w:lvlJc w:val="left"/>
+      <w:pPr>
+        <w:ind w:left="4167" w:hanging="360"/>
+      </w:pPr>
+      <w:rPr>
+        <w:rFonts w:ascii="Courier New" w:hAnsi="Courier New" w:cs="Courier New" w:hint="default"/>
+      </w:rPr>
+    </w:lvl>
+    <w:lvl w:ilvl="5" w:tplc="FFFFFFFF" w:tentative="1">
+      <w:start w:val="1"/>
+      <w:numFmt w:val="bullet"/>
+      <w:lvlText w:val=""/>
+      <w:lvlJc w:val="left"/>
+      <w:pPr>
+        <w:ind w:left="4887" w:hanging="360"/>
+      </w:pPr>
+      <w:rPr>
+        <w:rFonts w:ascii="Wingdings" w:hAnsi="Wingdings" w:hint="default"/>
+      </w:rPr>
+    </w:lvl>
+    <w:lvl w:ilvl="6" w:tplc="FFFFFFFF" w:tentative="1">
+      <w:start w:val="1"/>
+      <w:numFmt w:val="bullet"/>
+      <w:lvlText w:val=""/>
+      <w:lvlJc w:val="left"/>
+      <w:pPr>
+        <w:ind w:left="5607" w:hanging="360"/>
+      </w:pPr>
+      <w:rPr>
+        <w:rFonts w:ascii="Symbol" w:hAnsi="Symbol" w:hint="default"/>
+      </w:rPr>
+    </w:lvl>
+    <w:lvl w:ilvl="7" w:tplc="FFFFFFFF" w:tentative="1">
+      <w:start w:val="1"/>
+      <w:numFmt w:val="bullet"/>
+      <w:lvlText w:val="o"/>
+      <w:lvlJc w:val="left"/>
+      <w:pPr>
+        <w:ind w:left="6327" w:hanging="360"/>
+      </w:pPr>
+      <w:rPr>
+        <w:rFonts w:ascii="Courier New" w:hAnsi="Courier New" w:cs="Courier New" w:hint="default"/>
+      </w:rPr>
+    </w:lvl>
+    <w:lvl w:ilvl="8" w:tplc="FFFFFFFF" w:tentative="1">
+      <w:start w:val="1"/>
+      <w:numFmt w:val="bullet"/>
+      <w:lvlText w:val=""/>
+      <w:lvlJc w:val="left"/>
+      <w:pPr>
+        <w:ind w:left="7047" w:hanging="360"/>
+      </w:pPr>
+      <w:rPr>
+        <w:rFonts w:ascii="Wingdings" w:hAnsi="Wingdings" w:hint="default"/>
+      </w:rPr>
+    </w:lvl>
+  </w:abstractNum>
+  <w:abstractNum w:abstractNumId="135" w15:restartNumberingAfterBreak="0">
     <w:nsid w:val="72100680"/>
     <w:multiLevelType w:val="hybridMultilevel"/>
     <w:tmpl w:val="FFFFFFFF"/>
@@ -41694,7 +48079,7 @@
       </w:rPr>
     </w:lvl>
   </w:abstractNum>
-  <w:abstractNum w:abstractNumId="99" w15:restartNumberingAfterBreak="0">
+  <w:abstractNum w:abstractNumId="136" w15:restartNumberingAfterBreak="0">
     <w:nsid w:val="7249EB80"/>
     <w:multiLevelType w:val="hybridMultilevel"/>
     <w:tmpl w:val="FC9803F6"/>
@@ -41807,7 +48192,7 @@
       </w:rPr>
     </w:lvl>
   </w:abstractNum>
-  <w:abstractNum w:abstractNumId="100" w15:restartNumberingAfterBreak="0">
+  <w:abstractNum w:abstractNumId="137" w15:restartNumberingAfterBreak="0">
     <w:nsid w:val="734911E4"/>
     <w:multiLevelType w:val="hybridMultilevel"/>
     <w:tmpl w:val="63448222"/>
@@ -41920,7 +48305,7 @@
       </w:rPr>
     </w:lvl>
   </w:abstractNum>
-  <w:abstractNum w:abstractNumId="101" w15:restartNumberingAfterBreak="0">
+  <w:abstractNum w:abstractNumId="138" w15:restartNumberingAfterBreak="0">
     <w:nsid w:val="746472AB"/>
     <w:multiLevelType w:val="hybridMultilevel"/>
     <w:tmpl w:val="D8446982"/>
@@ -42006,7 +48391,7 @@
       </w:pPr>
     </w:lvl>
   </w:abstractNum>
-  <w:abstractNum w:abstractNumId="102" w15:restartNumberingAfterBreak="0">
+  <w:abstractNum w:abstractNumId="139" w15:restartNumberingAfterBreak="0">
     <w:nsid w:val="7470407C"/>
     <w:multiLevelType w:val="hybridMultilevel"/>
     <w:tmpl w:val="017A0DC4"/>
@@ -42119,7 +48504,7 @@
       </w:rPr>
     </w:lvl>
   </w:abstractNum>
-  <w:abstractNum w:abstractNumId="103" w15:restartNumberingAfterBreak="0">
+  <w:abstractNum w:abstractNumId="140" w15:restartNumberingAfterBreak="0">
     <w:nsid w:val="753E0A74"/>
     <w:multiLevelType w:val="hybridMultilevel"/>
     <w:tmpl w:val="4AE0D4D2"/>
@@ -42208,7 +48593,7 @@
       </w:pPr>
     </w:lvl>
   </w:abstractNum>
-  <w:abstractNum w:abstractNumId="104" w15:restartNumberingAfterBreak="0">
+  <w:abstractNum w:abstractNumId="141" w15:restartNumberingAfterBreak="0">
     <w:nsid w:val="7613724B"/>
     <w:multiLevelType w:val="hybridMultilevel"/>
     <w:tmpl w:val="414A3CA8"/>
@@ -42321,7 +48706,120 @@
       </w:rPr>
     </w:lvl>
   </w:abstractNum>
-  <w:abstractNum w:abstractNumId="105" w15:restartNumberingAfterBreak="0">
+  <w:abstractNum w:abstractNumId="142" w15:restartNumberingAfterBreak="0">
+    <w:nsid w:val="76493327"/>
+    <w:multiLevelType w:val="hybridMultilevel"/>
+    <w:tmpl w:val="2A6AAD14"/>
+    <w:lvl w:ilvl="0" w:tplc="04260001">
+      <w:start w:val="1"/>
+      <w:numFmt w:val="bullet"/>
+      <w:lvlText w:val=""/>
+      <w:lvlJc w:val="left"/>
+      <w:pPr>
+        <w:ind w:left="1287" w:hanging="360"/>
+      </w:pPr>
+      <w:rPr>
+        <w:rFonts w:ascii="Symbol" w:hAnsi="Symbol" w:hint="default"/>
+      </w:rPr>
+    </w:lvl>
+    <w:lvl w:ilvl="1" w:tplc="04260003" w:tentative="1">
+      <w:start w:val="1"/>
+      <w:numFmt w:val="bullet"/>
+      <w:lvlText w:val="o"/>
+      <w:lvlJc w:val="left"/>
+      <w:pPr>
+        <w:ind w:left="2007" w:hanging="360"/>
+      </w:pPr>
+      <w:rPr>
+        <w:rFonts w:ascii="Courier New" w:hAnsi="Courier New" w:cs="Courier New" w:hint="default"/>
+      </w:rPr>
+    </w:lvl>
+    <w:lvl w:ilvl="2" w:tplc="04260005" w:tentative="1">
+      <w:start w:val="1"/>
+      <w:numFmt w:val="bullet"/>
+      <w:lvlText w:val=""/>
+      <w:lvlJc w:val="left"/>
+      <w:pPr>
+        <w:ind w:left="2727" w:hanging="360"/>
+      </w:pPr>
+      <w:rPr>
+        <w:rFonts w:ascii="Wingdings" w:hAnsi="Wingdings" w:hint="default"/>
+      </w:rPr>
+    </w:lvl>
+    <w:lvl w:ilvl="3" w:tplc="04260001" w:tentative="1">
+      <w:start w:val="1"/>
+      <w:numFmt w:val="bullet"/>
+      <w:lvlText w:val=""/>
+      <w:lvlJc w:val="left"/>
+      <w:pPr>
+        <w:ind w:left="3447" w:hanging="360"/>
+      </w:pPr>
+      <w:rPr>
+        <w:rFonts w:ascii="Symbol" w:hAnsi="Symbol" w:hint="default"/>
+      </w:rPr>
+    </w:lvl>
+    <w:lvl w:ilvl="4" w:tplc="04260003" w:tentative="1">
+      <w:start w:val="1"/>
+      <w:numFmt w:val="bullet"/>
+      <w:lvlText w:val="o"/>
+      <w:lvlJc w:val="left"/>
+      <w:pPr>
+        <w:ind w:left="4167" w:hanging="360"/>
+      </w:pPr>
+      <w:rPr>
+        <w:rFonts w:ascii="Courier New" w:hAnsi="Courier New" w:cs="Courier New" w:hint="default"/>
+      </w:rPr>
+    </w:lvl>
+    <w:lvl w:ilvl="5" w:tplc="04260005" w:tentative="1">
+      <w:start w:val="1"/>
+      <w:numFmt w:val="bullet"/>
+      <w:lvlText w:val=""/>
+      <w:lvlJc w:val="left"/>
+      <w:pPr>
+        <w:ind w:left="4887" w:hanging="360"/>
+      </w:pPr>
+      <w:rPr>
+        <w:rFonts w:ascii="Wingdings" w:hAnsi="Wingdings" w:hint="default"/>
+      </w:rPr>
+    </w:lvl>
+    <w:lvl w:ilvl="6" w:tplc="04260001" w:tentative="1">
+      <w:start w:val="1"/>
+      <w:numFmt w:val="bullet"/>
+      <w:lvlText w:val=""/>
+      <w:lvlJc w:val="left"/>
+      <w:pPr>
+        <w:ind w:left="5607" w:hanging="360"/>
+      </w:pPr>
+      <w:rPr>
+        <w:rFonts w:ascii="Symbol" w:hAnsi="Symbol" w:hint="default"/>
+      </w:rPr>
+    </w:lvl>
+    <w:lvl w:ilvl="7" w:tplc="04260003" w:tentative="1">
+      <w:start w:val="1"/>
+      <w:numFmt w:val="bullet"/>
+      <w:lvlText w:val="o"/>
+      <w:lvlJc w:val="left"/>
+      <w:pPr>
+        <w:ind w:left="6327" w:hanging="360"/>
+      </w:pPr>
+      <w:rPr>
+        <w:rFonts w:ascii="Courier New" w:hAnsi="Courier New" w:cs="Courier New" w:hint="default"/>
+      </w:rPr>
+    </w:lvl>
+    <w:lvl w:ilvl="8" w:tplc="04260005" w:tentative="1">
+      <w:start w:val="1"/>
+      <w:numFmt w:val="bullet"/>
+      <w:lvlText w:val=""/>
+      <w:lvlJc w:val="left"/>
+      <w:pPr>
+        <w:ind w:left="7047" w:hanging="360"/>
+      </w:pPr>
+      <w:rPr>
+        <w:rFonts w:ascii="Wingdings" w:hAnsi="Wingdings" w:hint="default"/>
+      </w:rPr>
+    </w:lvl>
+  </w:abstractNum>
+  <w:abstractNum w:abstractNumId="143" w15:restartNumberingAfterBreak="0">
     <w:nsid w:val="77694E3B"/>
     <w:multiLevelType w:val="hybridMultilevel"/>
     <w:tmpl w:val="FD7E65BA"/>
@@ -42407,7 +48905,7 @@
       </w:pPr>
     </w:lvl>
   </w:abstractNum>
-  <w:abstractNum w:abstractNumId="106" w15:restartNumberingAfterBreak="0">
+  <w:abstractNum w:abstractNumId="144" w15:restartNumberingAfterBreak="0">
     <w:nsid w:val="78424385"/>
     <w:multiLevelType w:val="hybridMultilevel"/>
     <w:tmpl w:val="F21A5EFC"/>
@@ -42520,7 +49018,7 @@
       </w:rPr>
     </w:lvl>
   </w:abstractNum>
-  <w:abstractNum w:abstractNumId="107" w15:restartNumberingAfterBreak="0">
+  <w:abstractNum w:abstractNumId="145" w15:restartNumberingAfterBreak="0">
     <w:nsid w:val="7904556B"/>
     <w:multiLevelType w:val="hybridMultilevel"/>
     <w:tmpl w:val="E02C7A0C"/>
@@ -42633,7 +49131,7 @@
       </w:rPr>
     </w:lvl>
   </w:abstractNum>
-  <w:abstractNum w:abstractNumId="108" w15:restartNumberingAfterBreak="0">
+  <w:abstractNum w:abstractNumId="146" w15:restartNumberingAfterBreak="0">
     <w:nsid w:val="79DA79B1"/>
     <w:multiLevelType w:val="multilevel"/>
     <w:tmpl w:val="BBA8A094"/>
@@ -42762,7 +49260,7 @@
       </w:rPr>
     </w:lvl>
   </w:abstractNum>
-  <w:abstractNum w:abstractNumId="109" w15:restartNumberingAfterBreak="0">
+  <w:abstractNum w:abstractNumId="147" w15:restartNumberingAfterBreak="0">
     <w:nsid w:val="7A447E63"/>
     <w:multiLevelType w:val="hybridMultilevel"/>
     <w:tmpl w:val="FFFFFFFF"/>
@@ -42875,7 +49373,120 @@
       </w:rPr>
     </w:lvl>
   </w:abstractNum>
-  <w:abstractNum w:abstractNumId="110" w15:restartNumberingAfterBreak="0">
+  <w:abstractNum w:abstractNumId="148" w15:restartNumberingAfterBreak="0">
+    <w:nsid w:val="7B320FDA"/>
+    <w:multiLevelType w:val="hybridMultilevel"/>
+    <w:tmpl w:val="951CE3DE"/>
+    <w:lvl w:ilvl="0" w:tplc="04260001">
+      <w:start w:val="1"/>
+      <w:numFmt w:val="bullet"/>
+      <w:lvlText w:val=""/>
+      <w:lvlJc w:val="left"/>
+      <w:pPr>
+        <w:ind w:left="1287" w:hanging="360"/>
+      </w:pPr>
+      <w:rPr>
+        <w:rFonts w:ascii="Symbol" w:hAnsi="Symbol" w:hint="default"/>
+      </w:rPr>
+    </w:lvl>
+    <w:lvl w:ilvl="1" w:tplc="04260003" w:tentative="1">
+      <w:start w:val="1"/>
+      <w:numFmt w:val="bullet"/>
+      <w:lvlText w:val="o"/>
+      <w:lvlJc w:val="left"/>
+      <w:pPr>
+        <w:ind w:left="2007" w:hanging="360"/>
+      </w:pPr>
+      <w:rPr>
+        <w:rFonts w:ascii="Courier New" w:hAnsi="Courier New" w:cs="Courier New" w:hint="default"/>
+      </w:rPr>
+    </w:lvl>
+    <w:lvl w:ilvl="2" w:tplc="04260005" w:tentative="1">
+      <w:start w:val="1"/>
+      <w:numFmt w:val="bullet"/>
+      <w:lvlText w:val=""/>
+      <w:lvlJc w:val="left"/>
+      <w:pPr>
+        <w:ind w:left="2727" w:hanging="360"/>
+      </w:pPr>
+      <w:rPr>
+        <w:rFonts w:ascii="Wingdings" w:hAnsi="Wingdings" w:hint="default"/>
+      </w:rPr>
+    </w:lvl>
+    <w:lvl w:ilvl="3" w:tplc="04260001" w:tentative="1">
+      <w:start w:val="1"/>
+      <w:numFmt w:val="bullet"/>
+      <w:lvlText w:val=""/>
+      <w:lvlJc w:val="left"/>
+      <w:pPr>
+        <w:ind w:left="3447" w:hanging="360"/>
+      </w:pPr>
+      <w:rPr>
+        <w:rFonts w:ascii="Symbol" w:hAnsi="Symbol" w:hint="default"/>
+      </w:rPr>
+    </w:lvl>
+    <w:lvl w:ilvl="4" w:tplc="04260003" w:tentative="1">
+      <w:start w:val="1"/>
+      <w:numFmt w:val="bullet"/>
+      <w:lvlText w:val="o"/>
+      <w:lvlJc w:val="left"/>
+      <w:pPr>
+        <w:ind w:left="4167" w:hanging="360"/>
+      </w:pPr>
+      <w:rPr>
+        <w:rFonts w:ascii="Courier New" w:hAnsi="Courier New" w:cs="Courier New" w:hint="default"/>
+      </w:rPr>
+    </w:lvl>
+    <w:lvl w:ilvl="5" w:tplc="04260005" w:tentative="1">
+      <w:start w:val="1"/>
+      <w:numFmt w:val="bullet"/>
+      <w:lvlText w:val=""/>
+      <w:lvlJc w:val="left"/>
+      <w:pPr>
+        <w:ind w:left="4887" w:hanging="360"/>
+      </w:pPr>
+      <w:rPr>
+        <w:rFonts w:ascii="Wingdings" w:hAnsi="Wingdings" w:hint="default"/>
+      </w:rPr>
+    </w:lvl>
+    <w:lvl w:ilvl="6" w:tplc="04260001" w:tentative="1">
+      <w:start w:val="1"/>
+      <w:numFmt w:val="bullet"/>
+      <w:lvlText w:val=""/>
+      <w:lvlJc w:val="left"/>
+      <w:pPr>
+        <w:ind w:left="5607" w:hanging="360"/>
+      </w:pPr>
+      <w:rPr>
+        <w:rFonts w:ascii="Symbol" w:hAnsi="Symbol" w:hint="default"/>
+      </w:rPr>
+    </w:lvl>
+    <w:lvl w:ilvl="7" w:tplc="04260003" w:tentative="1">
+      <w:start w:val="1"/>
+      <w:numFmt w:val="bullet"/>
+      <w:lvlText w:val="o"/>
+      <w:lvlJc w:val="left"/>
+      <w:pPr>
+        <w:ind w:left="6327" w:hanging="360"/>
+      </w:pPr>
+      <w:rPr>
+        <w:rFonts w:ascii="Courier New" w:hAnsi="Courier New" w:cs="Courier New" w:hint="default"/>
+      </w:rPr>
+    </w:lvl>
+    <w:lvl w:ilvl="8" w:tplc="04260005" w:tentative="1">
+      <w:start w:val="1"/>
+      <w:numFmt w:val="bullet"/>
+      <w:lvlText w:val=""/>
+      <w:lvlJc w:val="left"/>
+      <w:pPr>
+        <w:ind w:left="7047" w:hanging="360"/>
+      </w:pPr>
+      <w:rPr>
+        <w:rFonts w:ascii="Wingdings" w:hAnsi="Wingdings" w:hint="default"/>
+      </w:rPr>
+    </w:lvl>
+  </w:abstractNum>
+  <w:abstractNum w:abstractNumId="149" w15:restartNumberingAfterBreak="0">
     <w:nsid w:val="7CAB0247"/>
     <w:multiLevelType w:val="hybridMultilevel"/>
     <w:tmpl w:val="A8CC4628"/>
@@ -42988,338 +49599,687 @@
       </w:rPr>
     </w:lvl>
   </w:abstractNum>
+  <w:abstractNum w:abstractNumId="150" w15:restartNumberingAfterBreak="0">
+    <w:nsid w:val="7E804287"/>
+    <w:multiLevelType w:val="hybridMultilevel"/>
+    <w:tmpl w:val="0E288618"/>
+    <w:lvl w:ilvl="0" w:tplc="04260001">
+      <w:start w:val="1"/>
+      <w:numFmt w:val="bullet"/>
+      <w:lvlText w:val=""/>
+      <w:lvlJc w:val="left"/>
+      <w:pPr>
+        <w:ind w:left="1287" w:hanging="360"/>
+      </w:pPr>
+      <w:rPr>
+        <w:rFonts w:ascii="Symbol" w:hAnsi="Symbol" w:hint="default"/>
+      </w:rPr>
+    </w:lvl>
+    <w:lvl w:ilvl="1" w:tplc="04260003" w:tentative="1">
+      <w:start w:val="1"/>
+      <w:numFmt w:val="bullet"/>
+      <w:lvlText w:val="o"/>
+      <w:lvlJc w:val="left"/>
+      <w:pPr>
+        <w:ind w:left="2007" w:hanging="360"/>
+      </w:pPr>
+      <w:rPr>
+        <w:rFonts w:ascii="Courier New" w:hAnsi="Courier New" w:cs="Courier New" w:hint="default"/>
+      </w:rPr>
+    </w:lvl>
+    <w:lvl w:ilvl="2" w:tplc="04260005" w:tentative="1">
+      <w:start w:val="1"/>
+      <w:numFmt w:val="bullet"/>
+      <w:lvlText w:val=""/>
+      <w:lvlJc w:val="left"/>
+      <w:pPr>
+        <w:ind w:left="2727" w:hanging="360"/>
+      </w:pPr>
+      <w:rPr>
+        <w:rFonts w:ascii="Wingdings" w:hAnsi="Wingdings" w:hint="default"/>
+      </w:rPr>
+    </w:lvl>
+    <w:lvl w:ilvl="3" w:tplc="04260001" w:tentative="1">
+      <w:start w:val="1"/>
+      <w:numFmt w:val="bullet"/>
+      <w:lvlText w:val=""/>
+      <w:lvlJc w:val="left"/>
+      <w:pPr>
+        <w:ind w:left="3447" w:hanging="360"/>
+      </w:pPr>
+      <w:rPr>
+        <w:rFonts w:ascii="Symbol" w:hAnsi="Symbol" w:hint="default"/>
+      </w:rPr>
+    </w:lvl>
+    <w:lvl w:ilvl="4" w:tplc="04260003" w:tentative="1">
+      <w:start w:val="1"/>
+      <w:numFmt w:val="bullet"/>
+      <w:lvlText w:val="o"/>
+      <w:lvlJc w:val="left"/>
+      <w:pPr>
+        <w:ind w:left="4167" w:hanging="360"/>
+      </w:pPr>
+      <w:rPr>
+        <w:rFonts w:ascii="Courier New" w:hAnsi="Courier New" w:cs="Courier New" w:hint="default"/>
+      </w:rPr>
+    </w:lvl>
+    <w:lvl w:ilvl="5" w:tplc="04260005" w:tentative="1">
+      <w:start w:val="1"/>
+      <w:numFmt w:val="bullet"/>
+      <w:lvlText w:val=""/>
+      <w:lvlJc w:val="left"/>
+      <w:pPr>
+        <w:ind w:left="4887" w:hanging="360"/>
+      </w:pPr>
+      <w:rPr>
+        <w:rFonts w:ascii="Wingdings" w:hAnsi="Wingdings" w:hint="default"/>
+      </w:rPr>
+    </w:lvl>
+    <w:lvl w:ilvl="6" w:tplc="04260001" w:tentative="1">
+      <w:start w:val="1"/>
+      <w:numFmt w:val="bullet"/>
+      <w:lvlText w:val=""/>
+      <w:lvlJc w:val="left"/>
+      <w:pPr>
+        <w:ind w:left="5607" w:hanging="360"/>
+      </w:pPr>
+      <w:rPr>
+        <w:rFonts w:ascii="Symbol" w:hAnsi="Symbol" w:hint="default"/>
+      </w:rPr>
+    </w:lvl>
+    <w:lvl w:ilvl="7" w:tplc="04260003" w:tentative="1">
+      <w:start w:val="1"/>
+      <w:numFmt w:val="bullet"/>
+      <w:lvlText w:val="o"/>
+      <w:lvlJc w:val="left"/>
+      <w:pPr>
+        <w:ind w:left="6327" w:hanging="360"/>
+      </w:pPr>
+      <w:rPr>
+        <w:rFonts w:ascii="Courier New" w:hAnsi="Courier New" w:cs="Courier New" w:hint="default"/>
+      </w:rPr>
+    </w:lvl>
+    <w:lvl w:ilvl="8" w:tplc="04260005" w:tentative="1">
+      <w:start w:val="1"/>
+      <w:numFmt w:val="bullet"/>
+      <w:lvlText w:val=""/>
+      <w:lvlJc w:val="left"/>
+      <w:pPr>
+        <w:ind w:left="7047" w:hanging="360"/>
+      </w:pPr>
+      <w:rPr>
+        <w:rFonts w:ascii="Wingdings" w:hAnsi="Wingdings" w:hint="default"/>
+      </w:rPr>
+    </w:lvl>
+  </w:abstractNum>
+  <w:abstractNum w:abstractNumId="151" w15:restartNumberingAfterBreak="0">
+    <w:nsid w:val="7F1F11F5"/>
+    <w:multiLevelType w:val="hybridMultilevel"/>
+    <w:tmpl w:val="2AE858C4"/>
+    <w:lvl w:ilvl="0" w:tplc="04260001">
+      <w:start w:val="1"/>
+      <w:numFmt w:val="bullet"/>
+      <w:lvlText w:val=""/>
+      <w:lvlJc w:val="left"/>
+      <w:pPr>
+        <w:ind w:left="1287" w:hanging="360"/>
+      </w:pPr>
+      <w:rPr>
+        <w:rFonts w:ascii="Symbol" w:hAnsi="Symbol" w:hint="default"/>
+      </w:rPr>
+    </w:lvl>
+    <w:lvl w:ilvl="1" w:tplc="04260003" w:tentative="1">
+      <w:start w:val="1"/>
+      <w:numFmt w:val="bullet"/>
+      <w:lvlText w:val="o"/>
+      <w:lvlJc w:val="left"/>
+      <w:pPr>
+        <w:ind w:left="2007" w:hanging="360"/>
+      </w:pPr>
+      <w:rPr>
+        <w:rFonts w:ascii="Courier New" w:hAnsi="Courier New" w:cs="Courier New" w:hint="default"/>
+      </w:rPr>
+    </w:lvl>
+    <w:lvl w:ilvl="2" w:tplc="04260005" w:tentative="1">
+      <w:start w:val="1"/>
+      <w:numFmt w:val="bullet"/>
+      <w:lvlText w:val=""/>
+      <w:lvlJc w:val="left"/>
+      <w:pPr>
+        <w:ind w:left="2727" w:hanging="360"/>
+      </w:pPr>
+      <w:rPr>
+        <w:rFonts w:ascii="Wingdings" w:hAnsi="Wingdings" w:hint="default"/>
+      </w:rPr>
+    </w:lvl>
+    <w:lvl w:ilvl="3" w:tplc="04260001" w:tentative="1">
+      <w:start w:val="1"/>
+      <w:numFmt w:val="bullet"/>
+      <w:lvlText w:val=""/>
+      <w:lvlJc w:val="left"/>
+      <w:pPr>
+        <w:ind w:left="3447" w:hanging="360"/>
+      </w:pPr>
+      <w:rPr>
+        <w:rFonts w:ascii="Symbol" w:hAnsi="Symbol" w:hint="default"/>
+      </w:rPr>
+    </w:lvl>
+    <w:lvl w:ilvl="4" w:tplc="04260003" w:tentative="1">
+      <w:start w:val="1"/>
+      <w:numFmt w:val="bullet"/>
+      <w:lvlText w:val="o"/>
+      <w:lvlJc w:val="left"/>
+      <w:pPr>
+        <w:ind w:left="4167" w:hanging="360"/>
+      </w:pPr>
+      <w:rPr>
+        <w:rFonts w:ascii="Courier New" w:hAnsi="Courier New" w:cs="Courier New" w:hint="default"/>
+      </w:rPr>
+    </w:lvl>
+    <w:lvl w:ilvl="5" w:tplc="04260005" w:tentative="1">
+      <w:start w:val="1"/>
+      <w:numFmt w:val="bullet"/>
+      <w:lvlText w:val=""/>
+      <w:lvlJc w:val="left"/>
+      <w:pPr>
+        <w:ind w:left="4887" w:hanging="360"/>
+      </w:pPr>
+      <w:rPr>
+        <w:rFonts w:ascii="Wingdings" w:hAnsi="Wingdings" w:hint="default"/>
+      </w:rPr>
+    </w:lvl>
+    <w:lvl w:ilvl="6" w:tplc="04260001" w:tentative="1">
+      <w:start w:val="1"/>
+      <w:numFmt w:val="bullet"/>
+      <w:lvlText w:val=""/>
+      <w:lvlJc w:val="left"/>
+      <w:pPr>
+        <w:ind w:left="5607" w:hanging="360"/>
+      </w:pPr>
+      <w:rPr>
+        <w:rFonts w:ascii="Symbol" w:hAnsi="Symbol" w:hint="default"/>
+      </w:rPr>
+    </w:lvl>
+    <w:lvl w:ilvl="7" w:tplc="04260003" w:tentative="1">
+      <w:start w:val="1"/>
+      <w:numFmt w:val="bullet"/>
+      <w:lvlText w:val="o"/>
+      <w:lvlJc w:val="left"/>
+      <w:pPr>
+        <w:ind w:left="6327" w:hanging="360"/>
+      </w:pPr>
+      <w:rPr>
+        <w:rFonts w:ascii="Courier New" w:hAnsi="Courier New" w:cs="Courier New" w:hint="default"/>
+      </w:rPr>
+    </w:lvl>
+    <w:lvl w:ilvl="8" w:tplc="04260005" w:tentative="1">
+      <w:start w:val="1"/>
+      <w:numFmt w:val="bullet"/>
+      <w:lvlText w:val=""/>
+      <w:lvlJc w:val="left"/>
+      <w:pPr>
+        <w:ind w:left="7047" w:hanging="360"/>
+      </w:pPr>
+      <w:rPr>
+        <w:rFonts w:ascii="Wingdings" w:hAnsi="Wingdings" w:hint="default"/>
+      </w:rPr>
+    </w:lvl>
+  </w:abstractNum>
   <w:num w:numId="1" w16cid:durableId="126707921">
-    <w:abstractNumId w:val="23"/>
+    <w:abstractNumId w:val="33"/>
   </w:num>
   <w:num w:numId="2" w16cid:durableId="1591043927">
-    <w:abstractNumId w:val="34"/>
+    <w:abstractNumId w:val="45"/>
   </w:num>
   <w:num w:numId="3" w16cid:durableId="1200509161">
-    <w:abstractNumId w:val="30"/>
+    <w:abstractNumId w:val="40"/>
   </w:num>
   <w:num w:numId="4" w16cid:durableId="1805587114">
     <w:abstractNumId w:val="0"/>
   </w:num>
   <w:num w:numId="5" w16cid:durableId="1541355629">
-    <w:abstractNumId w:val="55"/>
+    <w:abstractNumId w:val="75"/>
   </w:num>
   <w:num w:numId="6" w16cid:durableId="1930890939">
-    <w:abstractNumId w:val="65"/>
+    <w:abstractNumId w:val="91"/>
   </w:num>
   <w:num w:numId="7" w16cid:durableId="1010067991">
-    <w:abstractNumId w:val="97"/>
+    <w:abstractNumId w:val="133"/>
   </w:num>
   <w:num w:numId="8" w16cid:durableId="799998400">
-    <w:abstractNumId w:val="31"/>
+    <w:abstractNumId w:val="41"/>
   </w:num>
   <w:num w:numId="9" w16cid:durableId="807282627">
-    <w:abstractNumId w:val="25"/>
+    <w:abstractNumId w:val="35"/>
   </w:num>
   <w:num w:numId="10" w16cid:durableId="1448811562">
-    <w:abstractNumId w:val="9"/>
+    <w:abstractNumId w:val="15"/>
   </w:num>
   <w:num w:numId="11" w16cid:durableId="114377106">
-    <w:abstractNumId w:val="78"/>
+    <w:abstractNumId w:val="108"/>
   </w:num>
   <w:num w:numId="12" w16cid:durableId="20011028">
-    <w:abstractNumId w:val="50"/>
+    <w:abstractNumId w:val="70"/>
   </w:num>
   <w:num w:numId="13" w16cid:durableId="1903787061">
-    <w:abstractNumId w:val="99"/>
+    <w:abstractNumId w:val="136"/>
   </w:num>
   <w:num w:numId="14" w16cid:durableId="1341154540">
-    <w:abstractNumId w:val="15"/>
+    <w:abstractNumId w:val="23"/>
   </w:num>
   <w:num w:numId="15" w16cid:durableId="1576743825">
     <w:abstractNumId w:val="1"/>
   </w:num>
   <w:num w:numId="16" w16cid:durableId="663242863">
+    <w:abstractNumId w:val="118"/>
+  </w:num>
+  <w:num w:numId="17" w16cid:durableId="1466194028">
+    <w:abstractNumId w:val="44"/>
+  </w:num>
+  <w:num w:numId="18" w16cid:durableId="2079395201">
+    <w:abstractNumId w:val="28"/>
+  </w:num>
+  <w:num w:numId="19" w16cid:durableId="366679957">
+    <w:abstractNumId w:val="99"/>
+  </w:num>
+  <w:num w:numId="20" w16cid:durableId="1372193856">
+    <w:abstractNumId w:val="87"/>
+  </w:num>
+  <w:num w:numId="21" w16cid:durableId="401634640">
+    <w:abstractNumId w:val="135"/>
+  </w:num>
+  <w:num w:numId="22" w16cid:durableId="2017002897">
+    <w:abstractNumId w:val="147"/>
+  </w:num>
+  <w:num w:numId="23" w16cid:durableId="1369145079">
+    <w:abstractNumId w:val="97"/>
+  </w:num>
+  <w:num w:numId="24" w16cid:durableId="1316911786">
+    <w:abstractNumId w:val="82"/>
+  </w:num>
+  <w:num w:numId="25" w16cid:durableId="1669137274">
+    <w:abstractNumId w:val="127"/>
+  </w:num>
+  <w:num w:numId="26" w16cid:durableId="2047367882">
+    <w:abstractNumId w:val="102"/>
+  </w:num>
+  <w:num w:numId="27" w16cid:durableId="887373258">
+    <w:abstractNumId w:val="120"/>
+  </w:num>
+  <w:num w:numId="28" w16cid:durableId="1955936030">
+    <w:abstractNumId w:val="126"/>
+  </w:num>
+  <w:num w:numId="29" w16cid:durableId="783499115">
+    <w:abstractNumId w:val="22"/>
+  </w:num>
+  <w:num w:numId="30" w16cid:durableId="715543890">
+    <w:abstractNumId w:val="37"/>
+  </w:num>
+  <w:num w:numId="31" w16cid:durableId="667178118">
+    <w:abstractNumId w:val="27"/>
+  </w:num>
+  <w:num w:numId="32" w16cid:durableId="1717001345">
+    <w:abstractNumId w:val="74"/>
+  </w:num>
+  <w:num w:numId="33" w16cid:durableId="739716037">
+    <w:abstractNumId w:val="4"/>
+  </w:num>
+  <w:num w:numId="34" w16cid:durableId="2024742320">
+    <w:abstractNumId w:val="103"/>
+  </w:num>
+  <w:num w:numId="35" w16cid:durableId="1848984340">
+    <w:abstractNumId w:val="48"/>
+  </w:num>
+  <w:num w:numId="36" w16cid:durableId="712536600">
+    <w:abstractNumId w:val="21"/>
+  </w:num>
+  <w:num w:numId="37" w16cid:durableId="1343631888">
+    <w:abstractNumId w:val="88"/>
+  </w:num>
+  <w:num w:numId="38" w16cid:durableId="1957054535">
+    <w:abstractNumId w:val="54"/>
+  </w:num>
+  <w:num w:numId="39" w16cid:durableId="720205278">
+    <w:abstractNumId w:val="73"/>
+  </w:num>
+  <w:num w:numId="40" w16cid:durableId="1304240654">
+    <w:abstractNumId w:val="89"/>
+  </w:num>
+  <w:num w:numId="41" w16cid:durableId="308630764">
+    <w:abstractNumId w:val="132"/>
+  </w:num>
+  <w:num w:numId="42" w16cid:durableId="1364020438">
+    <w:abstractNumId w:val="13"/>
+  </w:num>
+  <w:num w:numId="43" w16cid:durableId="1093017572">
+    <w:abstractNumId w:val="122"/>
+  </w:num>
+  <w:num w:numId="44" w16cid:durableId="790245982">
+    <w:abstractNumId w:val="9"/>
+  </w:num>
+  <w:num w:numId="45" w16cid:durableId="520900039">
+    <w:abstractNumId w:val="141"/>
+  </w:num>
+  <w:num w:numId="46" w16cid:durableId="811217364">
+    <w:abstractNumId w:val="130"/>
+  </w:num>
+  <w:num w:numId="47" w16cid:durableId="149562063">
+    <w:abstractNumId w:val="90"/>
+  </w:num>
+  <w:num w:numId="48" w16cid:durableId="647636603">
+    <w:abstractNumId w:val="100"/>
+  </w:num>
+  <w:num w:numId="49" w16cid:durableId="688336077">
+    <w:abstractNumId w:val="20"/>
+  </w:num>
+  <w:num w:numId="50" w16cid:durableId="122357066">
+    <w:abstractNumId w:val="12"/>
+  </w:num>
+  <w:num w:numId="51" w16cid:durableId="449591220">
+    <w:abstractNumId w:val="146"/>
+  </w:num>
+  <w:num w:numId="52" w16cid:durableId="1832720966">
+    <w:abstractNumId w:val="56"/>
+  </w:num>
+  <w:num w:numId="53" w16cid:durableId="418406575">
+    <w:abstractNumId w:val="105"/>
+  </w:num>
+  <w:num w:numId="54" w16cid:durableId="690230377">
+    <w:abstractNumId w:val="72"/>
+  </w:num>
+  <w:num w:numId="55" w16cid:durableId="488135710">
+    <w:abstractNumId w:val="65"/>
+  </w:num>
+  <w:num w:numId="56" w16cid:durableId="1251544982">
+    <w:abstractNumId w:val="30"/>
+  </w:num>
+  <w:num w:numId="57" w16cid:durableId="1115098470">
+    <w:abstractNumId w:val="47"/>
+  </w:num>
+  <w:num w:numId="58" w16cid:durableId="160776877">
+    <w:abstractNumId w:val="38"/>
+  </w:num>
+  <w:num w:numId="59" w16cid:durableId="1593204802">
+    <w:abstractNumId w:val="50"/>
+  </w:num>
+  <w:num w:numId="60" w16cid:durableId="1575241067">
+    <w:abstractNumId w:val="107"/>
+  </w:num>
+  <w:num w:numId="61" w16cid:durableId="1173029673">
+    <w:abstractNumId w:val="143"/>
+  </w:num>
+  <w:num w:numId="62" w16cid:durableId="1400443009">
+    <w:abstractNumId w:val="26"/>
+  </w:num>
+  <w:num w:numId="63" w16cid:durableId="2113042673">
+    <w:abstractNumId w:val="140"/>
+  </w:num>
+  <w:num w:numId="64" w16cid:durableId="2004503339">
+    <w:abstractNumId w:val="138"/>
+  </w:num>
+  <w:num w:numId="65" w16cid:durableId="345329990">
+    <w:abstractNumId w:val="71"/>
+  </w:num>
+  <w:num w:numId="66" w16cid:durableId="1657956709">
+    <w:abstractNumId w:val="19"/>
+  </w:num>
+  <w:num w:numId="67" w16cid:durableId="917443996">
+    <w:abstractNumId w:val="84"/>
+  </w:num>
+  <w:num w:numId="68" w16cid:durableId="1547176547">
+    <w:abstractNumId w:val="42"/>
+  </w:num>
+  <w:num w:numId="69" w16cid:durableId="1067847346">
+    <w:abstractNumId w:val="131"/>
+  </w:num>
+  <w:num w:numId="70" w16cid:durableId="1429497140">
+    <w:abstractNumId w:val="93"/>
+  </w:num>
+  <w:num w:numId="71" w16cid:durableId="2052224983">
+    <w:abstractNumId w:val="58"/>
+  </w:num>
+  <w:num w:numId="72" w16cid:durableId="1003364487">
+    <w:abstractNumId w:val="36"/>
+  </w:num>
+  <w:num w:numId="73" w16cid:durableId="1186140655">
+    <w:abstractNumId w:val="68"/>
+  </w:num>
+  <w:num w:numId="74" w16cid:durableId="1755275215">
+    <w:abstractNumId w:val="80"/>
+  </w:num>
+  <w:num w:numId="75" w16cid:durableId="1560828056">
+    <w:abstractNumId w:val="149"/>
+  </w:num>
+  <w:num w:numId="76" w16cid:durableId="603147434">
+    <w:abstractNumId w:val="128"/>
+  </w:num>
+  <w:num w:numId="77" w16cid:durableId="299575315">
+    <w:abstractNumId w:val="109"/>
+  </w:num>
+  <w:num w:numId="78" w16cid:durableId="1496729732">
+    <w:abstractNumId w:val="57"/>
+  </w:num>
+  <w:num w:numId="79" w16cid:durableId="1052922217">
+    <w:abstractNumId w:val="5"/>
+  </w:num>
+  <w:num w:numId="80" w16cid:durableId="353114403">
+    <w:abstractNumId w:val="6"/>
+  </w:num>
+  <w:num w:numId="81" w16cid:durableId="1307785760">
+    <w:abstractNumId w:val="53"/>
+  </w:num>
+  <w:num w:numId="82" w16cid:durableId="342438888">
+    <w:abstractNumId w:val="144"/>
+  </w:num>
+  <w:num w:numId="83" w16cid:durableId="1048185632">
+    <w:abstractNumId w:val="125"/>
+  </w:num>
+  <w:num w:numId="84" w16cid:durableId="42023555">
+    <w:abstractNumId w:val="121"/>
+  </w:num>
+  <w:num w:numId="85" w16cid:durableId="773330743">
+    <w:abstractNumId w:val="95"/>
+  </w:num>
+  <w:num w:numId="86" w16cid:durableId="1475218615">
+    <w:abstractNumId w:val="123"/>
+  </w:num>
+  <w:num w:numId="87" w16cid:durableId="670450446">
+    <w:abstractNumId w:val="39"/>
+  </w:num>
+  <w:num w:numId="88" w16cid:durableId="397946421">
+    <w:abstractNumId w:val="111"/>
+  </w:num>
+  <w:num w:numId="89" w16cid:durableId="537275888">
+    <w:abstractNumId w:val="29"/>
+  </w:num>
+  <w:num w:numId="90" w16cid:durableId="127863503">
+    <w:abstractNumId w:val="106"/>
+  </w:num>
+  <w:num w:numId="91" w16cid:durableId="1543593002">
+    <w:abstractNumId w:val="129"/>
+  </w:num>
+  <w:num w:numId="92" w16cid:durableId="1860002840">
+    <w:abstractNumId w:val="67"/>
+  </w:num>
+  <w:num w:numId="93" w16cid:durableId="2015718924">
+    <w:abstractNumId w:val="32"/>
+  </w:num>
+  <w:num w:numId="94" w16cid:durableId="1955363212">
+    <w:abstractNumId w:val="61"/>
+  </w:num>
+  <w:num w:numId="95" w16cid:durableId="1900939115">
+    <w:abstractNumId w:val="104"/>
+  </w:num>
+  <w:num w:numId="96" w16cid:durableId="657419083">
+    <w:abstractNumId w:val="145"/>
+  </w:num>
+  <w:num w:numId="97" w16cid:durableId="1638948641">
+    <w:abstractNumId w:val="92"/>
+  </w:num>
+  <w:num w:numId="98" w16cid:durableId="887256262">
+    <w:abstractNumId w:val="18"/>
+  </w:num>
+  <w:num w:numId="99" w16cid:durableId="1074282383">
+    <w:abstractNumId w:val="110"/>
+  </w:num>
+  <w:num w:numId="100" w16cid:durableId="1983460601">
+    <w:abstractNumId w:val="3"/>
+  </w:num>
+  <w:num w:numId="101" w16cid:durableId="918949839">
+    <w:abstractNumId w:val="63"/>
+  </w:num>
+  <w:num w:numId="102" w16cid:durableId="450830472">
+    <w:abstractNumId w:val="137"/>
+  </w:num>
+  <w:num w:numId="103" w16cid:durableId="1502040606">
+    <w:abstractNumId w:val="34"/>
+  </w:num>
+  <w:num w:numId="104" w16cid:durableId="1104301512">
+    <w:abstractNumId w:val="46"/>
+  </w:num>
+  <w:num w:numId="105" w16cid:durableId="55209415">
+    <w:abstractNumId w:val="76"/>
+  </w:num>
+  <w:num w:numId="106" w16cid:durableId="698119620">
+    <w:abstractNumId w:val="77"/>
+  </w:num>
+  <w:num w:numId="107" w16cid:durableId="1279987646">
+    <w:abstractNumId w:val="66"/>
+  </w:num>
+  <w:num w:numId="108" w16cid:durableId="75785233">
+    <w:abstractNumId w:val="112"/>
+  </w:num>
+  <w:num w:numId="109" w16cid:durableId="63719104">
+    <w:abstractNumId w:val="139"/>
+  </w:num>
+  <w:num w:numId="110" w16cid:durableId="1945648037">
+    <w:abstractNumId w:val="124"/>
+  </w:num>
+  <w:num w:numId="111" w16cid:durableId="1750038105">
+    <w:abstractNumId w:val="31"/>
+  </w:num>
+  <w:num w:numId="112" w16cid:durableId="926690701">
+    <w:abstractNumId w:val="78"/>
+  </w:num>
+  <w:num w:numId="113" w16cid:durableId="1583561985">
+    <w:abstractNumId w:val="8"/>
+  </w:num>
+  <w:num w:numId="114" w16cid:durableId="1381592130">
+    <w:abstractNumId w:val="142"/>
+  </w:num>
+  <w:num w:numId="115" w16cid:durableId="391006352">
+    <w:abstractNumId w:val="151"/>
+  </w:num>
+  <w:num w:numId="116" w16cid:durableId="431513139">
+    <w:abstractNumId w:val="24"/>
+  </w:num>
+  <w:num w:numId="117" w16cid:durableId="1628731655">
+    <w:abstractNumId w:val="101"/>
+  </w:num>
+  <w:num w:numId="118" w16cid:durableId="1488520100">
+    <w:abstractNumId w:val="117"/>
+  </w:num>
+  <w:num w:numId="119" w16cid:durableId="822964356">
+    <w:abstractNumId w:val="94"/>
+  </w:num>
+  <w:num w:numId="120" w16cid:durableId="501893418">
+    <w:abstractNumId w:val="10"/>
+  </w:num>
+  <w:num w:numId="121" w16cid:durableId="628752633">
+    <w:abstractNumId w:val="11"/>
+  </w:num>
+  <w:num w:numId="122" w16cid:durableId="41369725">
+    <w:abstractNumId w:val="51"/>
+  </w:num>
+  <w:num w:numId="123" w16cid:durableId="919021622">
+    <w:abstractNumId w:val="119"/>
+  </w:num>
+  <w:num w:numId="124" w16cid:durableId="1378774646">
+    <w:abstractNumId w:val="7"/>
+  </w:num>
+  <w:num w:numId="125" w16cid:durableId="469133387">
+    <w:abstractNumId w:val="79"/>
+  </w:num>
+  <w:num w:numId="126" w16cid:durableId="1002775859">
+    <w:abstractNumId w:val="14"/>
+  </w:num>
+  <w:num w:numId="127" w16cid:durableId="1414012765">
+    <w:abstractNumId w:val="115"/>
+  </w:num>
+  <w:num w:numId="128" w16cid:durableId="1871840354">
+    <w:abstractNumId w:val="81"/>
+  </w:num>
+  <w:num w:numId="129" w16cid:durableId="1903172662">
+    <w:abstractNumId w:val="150"/>
+  </w:num>
+  <w:num w:numId="130" w16cid:durableId="1880779657">
+    <w:abstractNumId w:val="52"/>
+  </w:num>
+  <w:num w:numId="131" w16cid:durableId="459956765">
+    <w:abstractNumId w:val="64"/>
+  </w:num>
+  <w:num w:numId="132" w16cid:durableId="725295260">
+    <w:abstractNumId w:val="62"/>
+  </w:num>
+  <w:num w:numId="133" w16cid:durableId="877089570">
+    <w:abstractNumId w:val="134"/>
+  </w:num>
+  <w:num w:numId="134" w16cid:durableId="515458108">
+    <w:abstractNumId w:val="113"/>
+  </w:num>
+  <w:num w:numId="135" w16cid:durableId="1601136333">
+    <w:abstractNumId w:val="2"/>
+  </w:num>
+  <w:num w:numId="136" w16cid:durableId="306055383">
+    <w:abstractNumId w:val="86"/>
+  </w:num>
+  <w:num w:numId="137" w16cid:durableId="460730040">
+    <w:abstractNumId w:val="16"/>
+  </w:num>
+  <w:num w:numId="138" w16cid:durableId="1434546825">
+    <w:abstractNumId w:val="85"/>
+  </w:num>
+  <w:num w:numId="139" w16cid:durableId="1095442195">
+    <w:abstractNumId w:val="96"/>
+  </w:num>
+  <w:num w:numId="140" w16cid:durableId="1151218708">
+    <w:abstractNumId w:val="43"/>
+  </w:num>
+  <w:num w:numId="141" w16cid:durableId="278798397">
+    <w:abstractNumId w:val="116"/>
+  </w:num>
+  <w:num w:numId="142" w16cid:durableId="1281566462">
+    <w:abstractNumId w:val="55"/>
+  </w:num>
+  <w:num w:numId="143" w16cid:durableId="2101019041">
+    <w:abstractNumId w:val="49"/>
+  </w:num>
+  <w:num w:numId="144" w16cid:durableId="127018801">
+    <w:abstractNumId w:val="98"/>
+  </w:num>
+  <w:num w:numId="145" w16cid:durableId="548228602">
+    <w:abstractNumId w:val="59"/>
+  </w:num>
+  <w:num w:numId="146" w16cid:durableId="14697632">
+    <w:abstractNumId w:val="25"/>
+  </w:num>
+  <w:num w:numId="147" w16cid:durableId="1358431313">
+    <w:abstractNumId w:val="60"/>
+  </w:num>
+  <w:num w:numId="148" w16cid:durableId="191725017">
+    <w:abstractNumId w:val="17"/>
+  </w:num>
+  <w:num w:numId="149" w16cid:durableId="193542630">
+    <w:abstractNumId w:val="114"/>
+  </w:num>
+  <w:num w:numId="150" w16cid:durableId="1156147545">
     <w:abstractNumId w:val="83"/>
   </w:num>
-  <w:num w:numId="17" w16cid:durableId="1466194028">
-    <w:abstractNumId w:val="33"/>
+  <w:num w:numId="151" w16cid:durableId="1137257324">
+    <w:abstractNumId w:val="148"/>
   </w:num>
-  <w:num w:numId="18" w16cid:durableId="2079395201">
-    <w:abstractNumId w:val="18"/>
-  </w:num>
-  <w:num w:numId="19" w16cid:durableId="366679957">
-    <w:abstractNumId w:val="70"/>
-  </w:num>
-  <w:num w:numId="20" w16cid:durableId="1372193856">
-    <w:abstractNumId w:val="61"/>
-  </w:num>
-  <w:num w:numId="21" w16cid:durableId="401634640">
-    <w:abstractNumId w:val="98"/>
-  </w:num>
-  <w:num w:numId="22" w16cid:durableId="2017002897">
-    <w:abstractNumId w:val="109"/>
-  </w:num>
-  <w:num w:numId="23" w16cid:durableId="1369145079">
+  <w:num w:numId="152" w16cid:durableId="1198349185">
     <w:abstractNumId w:val="69"/>
-  </w:num>
-  <w:num w:numId="24" w16cid:durableId="1316911786">
-    <w:abstractNumId w:val="59"/>
-  </w:num>
-  <w:num w:numId="25" w16cid:durableId="1669137274">
-    <w:abstractNumId w:val="91"/>
-  </w:num>
-  <w:num w:numId="26" w16cid:durableId="2047367882">
-    <w:abstractNumId w:val="72"/>
-  </w:num>
-  <w:num w:numId="27" w16cid:durableId="887373258">
-    <w:abstractNumId w:val="84"/>
-  </w:num>
-  <w:num w:numId="28" w16cid:durableId="1955936030">
-    <w:abstractNumId w:val="90"/>
-  </w:num>
-  <w:num w:numId="29" w16cid:durableId="783499115">
-    <w:abstractNumId w:val="14"/>
-  </w:num>
-  <w:num w:numId="30" w16cid:durableId="715543890">
-    <w:abstractNumId w:val="27"/>
-  </w:num>
-  <w:num w:numId="31" w16cid:durableId="667178118">
-    <w:abstractNumId w:val="17"/>
-  </w:num>
-  <w:num w:numId="32" w16cid:durableId="1717001345">
-    <w:abstractNumId w:val="54"/>
-  </w:num>
-  <w:num w:numId="33" w16cid:durableId="739716037">
-    <w:abstractNumId w:val="3"/>
-  </w:num>
-  <w:num w:numId="34" w16cid:durableId="2024742320">
-    <w:abstractNumId w:val="73"/>
-  </w:num>
-  <w:num w:numId="35" w16cid:durableId="1848984340">
-    <w:abstractNumId w:val="37"/>
-  </w:num>
-  <w:num w:numId="36" w16cid:durableId="712536600">
-    <w:abstractNumId w:val="13"/>
-  </w:num>
-  <w:num w:numId="37" w16cid:durableId="1343631888">
-    <w:abstractNumId w:val="62"/>
-  </w:num>
-  <w:num w:numId="38" w16cid:durableId="1957054535">
-    <w:abstractNumId w:val="40"/>
-  </w:num>
-  <w:num w:numId="39" w16cid:durableId="720205278">
-    <w:abstractNumId w:val="53"/>
-  </w:num>
-  <w:num w:numId="40" w16cid:durableId="1304240654">
-    <w:abstractNumId w:val="63"/>
-  </w:num>
-  <w:num w:numId="41" w16cid:durableId="308630764">
-    <w:abstractNumId w:val="96"/>
-  </w:num>
-  <w:num w:numId="42" w16cid:durableId="1364020438">
-    <w:abstractNumId w:val="8"/>
-  </w:num>
-  <w:num w:numId="43" w16cid:durableId="1093017572">
-    <w:abstractNumId w:val="86"/>
-  </w:num>
-  <w:num w:numId="44" w16cid:durableId="790245982">
-    <w:abstractNumId w:val="6"/>
-  </w:num>
-  <w:num w:numId="45" w16cid:durableId="520900039">
-    <w:abstractNumId w:val="104"/>
-  </w:num>
-  <w:num w:numId="46" w16cid:durableId="811217364">
-    <w:abstractNumId w:val="94"/>
-  </w:num>
-  <w:num w:numId="47" w16cid:durableId="149562063">
-    <w:abstractNumId w:val="64"/>
-  </w:num>
-  <w:num w:numId="48" w16cid:durableId="647636603">
-    <w:abstractNumId w:val="71"/>
-  </w:num>
-  <w:num w:numId="49" w16cid:durableId="688336077">
-    <w:abstractNumId w:val="12"/>
-  </w:num>
-  <w:num w:numId="50" w16cid:durableId="122357066">
-    <w:abstractNumId w:val="7"/>
-  </w:num>
-  <w:num w:numId="51" w16cid:durableId="449591220">
-    <w:abstractNumId w:val="108"/>
-  </w:num>
-  <w:num w:numId="52" w16cid:durableId="1832720966">
-    <w:abstractNumId w:val="41"/>
-  </w:num>
-  <w:num w:numId="53" w16cid:durableId="418406575">
-    <w:abstractNumId w:val="75"/>
-  </w:num>
-  <w:num w:numId="54" w16cid:durableId="690230377">
-    <w:abstractNumId w:val="52"/>
-  </w:num>
-  <w:num w:numId="55" w16cid:durableId="488135710">
-    <w:abstractNumId w:val="46"/>
-  </w:num>
-  <w:num w:numId="56" w16cid:durableId="1251544982">
-    <w:abstractNumId w:val="20"/>
-  </w:num>
-  <w:num w:numId="57" w16cid:durableId="1115098470">
-    <w:abstractNumId w:val="36"/>
-  </w:num>
-  <w:num w:numId="58" w16cid:durableId="160776877">
-    <w:abstractNumId w:val="28"/>
-  </w:num>
-  <w:num w:numId="59" w16cid:durableId="1593204802">
-    <w:abstractNumId w:val="38"/>
-  </w:num>
-  <w:num w:numId="60" w16cid:durableId="1575241067">
-    <w:abstractNumId w:val="77"/>
-  </w:num>
-  <w:num w:numId="61" w16cid:durableId="1173029673">
-    <w:abstractNumId w:val="105"/>
-  </w:num>
-  <w:num w:numId="62" w16cid:durableId="1400443009">
-    <w:abstractNumId w:val="16"/>
-  </w:num>
-  <w:num w:numId="63" w16cid:durableId="2113042673">
-    <w:abstractNumId w:val="103"/>
-  </w:num>
-  <w:num w:numId="64" w16cid:durableId="2004503339">
-    <w:abstractNumId w:val="101"/>
-  </w:num>
-  <w:num w:numId="65" w16cid:durableId="345329990">
-    <w:abstractNumId w:val="51"/>
-  </w:num>
-  <w:num w:numId="66" w16cid:durableId="1657956709">
-    <w:abstractNumId w:val="11"/>
-  </w:num>
-  <w:num w:numId="67" w16cid:durableId="917443996">
-    <w:abstractNumId w:val="60"/>
-  </w:num>
-  <w:num w:numId="68" w16cid:durableId="1547176547">
-    <w:abstractNumId w:val="32"/>
-  </w:num>
-  <w:num w:numId="69" w16cid:durableId="1067847346">
-    <w:abstractNumId w:val="95"/>
-  </w:num>
-  <w:num w:numId="70" w16cid:durableId="1429497140">
-    <w:abstractNumId w:val="67"/>
-  </w:num>
-  <w:num w:numId="71" w16cid:durableId="2052224983">
-    <w:abstractNumId w:val="43"/>
-  </w:num>
-  <w:num w:numId="72" w16cid:durableId="1003364487">
-    <w:abstractNumId w:val="26"/>
-  </w:num>
-  <w:num w:numId="73" w16cid:durableId="1186140655">
-    <w:abstractNumId w:val="49"/>
-  </w:num>
-  <w:num w:numId="74" w16cid:durableId="1755275215">
-    <w:abstractNumId w:val="58"/>
-  </w:num>
-  <w:num w:numId="75" w16cid:durableId="1560828056">
-    <w:abstractNumId w:val="110"/>
-  </w:num>
-  <w:num w:numId="76" w16cid:durableId="603147434">
-    <w:abstractNumId w:val="92"/>
-  </w:num>
-  <w:num w:numId="77" w16cid:durableId="299575315">
-    <w:abstractNumId w:val="79"/>
-  </w:num>
-  <w:num w:numId="78" w16cid:durableId="1496729732">
-    <w:abstractNumId w:val="42"/>
-  </w:num>
-  <w:num w:numId="79" w16cid:durableId="1052922217">
-    <w:abstractNumId w:val="4"/>
-  </w:num>
-  <w:num w:numId="80" w16cid:durableId="353114403">
-    <w:abstractNumId w:val="5"/>
-  </w:num>
-  <w:num w:numId="81" w16cid:durableId="1307785760">
-    <w:abstractNumId w:val="39"/>
-  </w:num>
-  <w:num w:numId="82" w16cid:durableId="342438888">
-    <w:abstractNumId w:val="106"/>
-  </w:num>
-  <w:num w:numId="83" w16cid:durableId="1048185632">
-    <w:abstractNumId w:val="89"/>
-  </w:num>
-  <w:num w:numId="84" w16cid:durableId="42023555">
-    <w:abstractNumId w:val="85"/>
-  </w:num>
-  <w:num w:numId="85" w16cid:durableId="773330743">
-    <w:abstractNumId w:val="68"/>
-  </w:num>
-  <w:num w:numId="86" w16cid:durableId="1475218615">
-    <w:abstractNumId w:val="87"/>
-  </w:num>
-  <w:num w:numId="87" w16cid:durableId="670450446">
-    <w:abstractNumId w:val="29"/>
-  </w:num>
-  <w:num w:numId="88" w16cid:durableId="397946421">
-    <w:abstractNumId w:val="81"/>
-  </w:num>
-  <w:num w:numId="89" w16cid:durableId="537275888">
-    <w:abstractNumId w:val="19"/>
-  </w:num>
-  <w:num w:numId="90" w16cid:durableId="127863503">
-    <w:abstractNumId w:val="76"/>
-  </w:num>
-  <w:num w:numId="91" w16cid:durableId="1543593002">
-    <w:abstractNumId w:val="93"/>
-  </w:num>
-  <w:num w:numId="92" w16cid:durableId="1860002840">
-    <w:abstractNumId w:val="48"/>
-  </w:num>
-  <w:num w:numId="93" w16cid:durableId="2015718924">
-    <w:abstractNumId w:val="22"/>
-  </w:num>
-  <w:num w:numId="94" w16cid:durableId="1955363212">
-    <w:abstractNumId w:val="44"/>
-  </w:num>
-  <w:num w:numId="95" w16cid:durableId="1900939115">
-    <w:abstractNumId w:val="74"/>
-  </w:num>
-  <w:num w:numId="96" w16cid:durableId="657419083">
-    <w:abstractNumId w:val="107"/>
-  </w:num>
-  <w:num w:numId="97" w16cid:durableId="1638948641">
-    <w:abstractNumId w:val="66"/>
-  </w:num>
-  <w:num w:numId="98" w16cid:durableId="887256262">
-    <w:abstractNumId w:val="10"/>
-  </w:num>
-  <w:num w:numId="99" w16cid:durableId="1074282383">
-    <w:abstractNumId w:val="80"/>
-  </w:num>
-  <w:num w:numId="100" w16cid:durableId="1983460601">
-    <w:abstractNumId w:val="2"/>
-  </w:num>
-  <w:num w:numId="101" w16cid:durableId="918949839">
-    <w:abstractNumId w:val="45"/>
-  </w:num>
-  <w:num w:numId="102" w16cid:durableId="450830472">
-    <w:abstractNumId w:val="100"/>
-  </w:num>
-  <w:num w:numId="103" w16cid:durableId="1502040606">
-    <w:abstractNumId w:val="24"/>
-  </w:num>
-  <w:num w:numId="104" w16cid:durableId="1104301512">
-    <w:abstractNumId w:val="35"/>
-  </w:num>
-  <w:num w:numId="105" w16cid:durableId="55209415">
-    <w:abstractNumId w:val="56"/>
-  </w:num>
-  <w:num w:numId="106" w16cid:durableId="698119620">
-    <w:abstractNumId w:val="57"/>
-  </w:num>
-  <w:num w:numId="107" w16cid:durableId="1279987646">
-    <w:abstractNumId w:val="47"/>
-  </w:num>
-  <w:num w:numId="108" w16cid:durableId="75785233">
-    <w:abstractNumId w:val="82"/>
-  </w:num>
-  <w:num w:numId="109" w16cid:durableId="63719104">
-    <w:abstractNumId w:val="102"/>
-  </w:num>
-  <w:num w:numId="110" w16cid:durableId="1945648037">
-    <w:abstractNumId w:val="88"/>
-  </w:num>
-  <w:num w:numId="111" w16cid:durableId="1750038105">
-    <w:abstractNumId w:val="21"/>
   </w:num>
   <w:numIdMacAtCleanup w:val="58"/>
 </w:numbering>

--- a/Viesturs Ivancovs Projekta darba dokumentācija 25.11.2025 (3).docx
+++ b/Viesturs Ivancovs Projekta darba dokumentācija 25.11.2025 (3).docx
@@ -2324,7 +2324,7 @@
             <w:noProof/>
             <w:webHidden/>
           </w:rPr>
-          <w:t>15</w:t>
+          <w:t>16</w:t>
         </w:r>
         <w:r>
           <w:rPr>
@@ -2419,7 +2419,7 @@
             <w:noProof/>
             <w:webHidden/>
           </w:rPr>
-          <w:t>15</w:t>
+          <w:t>16</w:t>
         </w:r>
         <w:r>
           <w:rPr>
@@ -2520,7 +2520,7 @@
             <w:noProof/>
             <w:webHidden/>
           </w:rPr>
-          <w:t>16</w:t>
+          <w:t>17</w:t>
         </w:r>
         <w:r>
           <w:rPr>
@@ -2615,7 +2615,7 @@
             <w:noProof/>
             <w:webHidden/>
           </w:rPr>
-          <w:t>16</w:t>
+          <w:t>17</w:t>
         </w:r>
         <w:r>
           <w:rPr>
@@ -2716,7 +2716,7 @@
             <w:noProof/>
             <w:webHidden/>
           </w:rPr>
-          <w:t>17</w:t>
+          <w:t>18</w:t>
         </w:r>
         <w:r>
           <w:rPr>
@@ -2812,7 +2812,7 @@
             <w:noProof/>
             <w:webHidden/>
           </w:rPr>
-          <w:t>18</w:t>
+          <w:t>19</w:t>
         </w:r>
         <w:r>
           <w:rPr>
@@ -2904,7 +2904,7 @@
             <w:noProof/>
             <w:webHidden/>
           </w:rPr>
-          <w:t>18</w:t>
+          <w:t>19</w:t>
         </w:r>
         <w:r>
           <w:rPr>
@@ -2996,7 +2996,7 @@
             <w:noProof/>
             <w:webHidden/>
           </w:rPr>
-          <w:t>18</w:t>
+          <w:t>19</w:t>
         </w:r>
         <w:r>
           <w:rPr>
@@ -3088,7 +3088,7 @@
             <w:noProof/>
             <w:webHidden/>
           </w:rPr>
-          <w:t>18</w:t>
+          <w:t>19</w:t>
         </w:r>
         <w:r>
           <w:rPr>
@@ -3180,7 +3180,7 @@
             <w:noProof/>
             <w:webHidden/>
           </w:rPr>
-          <w:t>18</w:t>
+          <w:t>19</w:t>
         </w:r>
         <w:r>
           <w:rPr>
@@ -3272,7 +3272,7 @@
             <w:noProof/>
             <w:webHidden/>
           </w:rPr>
-          <w:t>19</w:t>
+          <w:t>20</w:t>
         </w:r>
         <w:r>
           <w:rPr>
@@ -3364,7 +3364,7 @@
             <w:noProof/>
             <w:webHidden/>
           </w:rPr>
-          <w:t>19</w:t>
+          <w:t>20</w:t>
         </w:r>
         <w:r>
           <w:rPr>
@@ -3456,7 +3456,7 @@
             <w:noProof/>
             <w:webHidden/>
           </w:rPr>
-          <w:t>19</w:t>
+          <w:t>20</w:t>
         </w:r>
         <w:r>
           <w:rPr>
@@ -3548,7 +3548,7 @@
             <w:noProof/>
             <w:webHidden/>
           </w:rPr>
-          <w:t>19</w:t>
+          <w:t>20</w:t>
         </w:r>
         <w:r>
           <w:rPr>
@@ -3638,7 +3638,7 @@
             <w:noProof/>
             <w:webHidden/>
           </w:rPr>
-          <w:t>19</w:t>
+          <w:t>20</w:t>
         </w:r>
         <w:r>
           <w:rPr>
@@ -3728,7 +3728,7 @@
             <w:noProof/>
             <w:webHidden/>
           </w:rPr>
-          <w:t>20</w:t>
+          <w:t>21</w:t>
         </w:r>
         <w:r>
           <w:rPr>
@@ -3822,7 +3822,7 @@
             <w:noProof/>
             <w:webHidden/>
           </w:rPr>
-          <w:t>21</w:t>
+          <w:t>22</w:t>
         </w:r>
         <w:r>
           <w:rPr>
@@ -3912,7 +3912,7 @@
             <w:noProof/>
             <w:webHidden/>
           </w:rPr>
-          <w:t>21</w:t>
+          <w:t>22</w:t>
         </w:r>
         <w:r>
           <w:rPr>
@@ -4003,7 +4003,7 @@
             <w:noProof/>
             <w:webHidden/>
           </w:rPr>
-          <w:t>21</w:t>
+          <w:t>22</w:t>
         </w:r>
         <w:r>
           <w:rPr>
@@ -4095,7 +4095,7 @@
             <w:noProof/>
             <w:webHidden/>
           </w:rPr>
-          <w:t>23</w:t>
+          <w:t>24</w:t>
         </w:r>
         <w:r>
           <w:rPr>
@@ -4185,7 +4185,7 @@
             <w:noProof/>
             <w:webHidden/>
           </w:rPr>
-          <w:t>23</w:t>
+          <w:t>24</w:t>
         </w:r>
         <w:r>
           <w:rPr>
@@ -4275,7 +4275,7 @@
             <w:noProof/>
             <w:webHidden/>
           </w:rPr>
-          <w:t>24</w:t>
+          <w:t>25</w:t>
         </w:r>
         <w:r>
           <w:rPr>
@@ -4367,7 +4367,7 @@
             <w:noProof/>
             <w:webHidden/>
           </w:rPr>
-          <w:t>27</w:t>
+          <w:t>28</w:t>
         </w:r>
         <w:r>
           <w:rPr>
@@ -4457,7 +4457,7 @@
             <w:noProof/>
             <w:webHidden/>
           </w:rPr>
-          <w:t>27</w:t>
+          <w:t>28</w:t>
         </w:r>
         <w:r>
           <w:rPr>
@@ -4547,7 +4547,7 @@
             <w:noProof/>
             <w:webHidden/>
           </w:rPr>
-          <w:t>28</w:t>
+          <w:t>29</w:t>
         </w:r>
         <w:r>
           <w:rPr>
@@ -4639,7 +4639,7 @@
             <w:noProof/>
             <w:webHidden/>
           </w:rPr>
-          <w:t>28</w:t>
+          <w:t>32</w:t>
         </w:r>
         <w:r>
           <w:rPr>
@@ -4729,7 +4729,7 @@
             <w:noProof/>
             <w:webHidden/>
           </w:rPr>
-          <w:t>28</w:t>
+          <w:t>32</w:t>
         </w:r>
         <w:r>
           <w:rPr>
@@ -4819,7 +4819,7 @@
             <w:noProof/>
             <w:webHidden/>
           </w:rPr>
-          <w:t>29</w:t>
+          <w:t>33</w:t>
         </w:r>
         <w:r>
           <w:rPr>
@@ -4911,7 +4911,7 @@
             <w:noProof/>
             <w:webHidden/>
           </w:rPr>
-          <w:t>29</w:t>
+          <w:t>36</w:t>
         </w:r>
         <w:r>
           <w:rPr>
@@ -5001,7 +5001,7 @@
             <w:noProof/>
             <w:webHidden/>
           </w:rPr>
-          <w:t>29</w:t>
+          <w:t>36</w:t>
         </w:r>
         <w:r>
           <w:rPr>
@@ -5091,7 +5091,7 @@
             <w:noProof/>
             <w:webHidden/>
           </w:rPr>
-          <w:t>29</w:t>
+          <w:t>36</w:t>
         </w:r>
         <w:r>
           <w:rPr>
@@ -5183,7 +5183,7 @@
             <w:noProof/>
             <w:webHidden/>
           </w:rPr>
-          <w:t>29</w:t>
+          <w:t>39</w:t>
         </w:r>
         <w:r>
           <w:rPr>
@@ -5273,7 +5273,7 @@
             <w:noProof/>
             <w:webHidden/>
           </w:rPr>
-          <w:t>29</w:t>
+          <w:t>39</w:t>
         </w:r>
         <w:r>
           <w:rPr>
@@ -5363,7 +5363,7 @@
             <w:noProof/>
             <w:webHidden/>
           </w:rPr>
-          <w:t>29</w:t>
+          <w:t>39</w:t>
         </w:r>
         <w:r>
           <w:rPr>
@@ -5455,7 +5455,7 @@
             <w:noProof/>
             <w:webHidden/>
           </w:rPr>
-          <w:t>29</w:t>
+          <w:t>42</w:t>
         </w:r>
         <w:r>
           <w:rPr>
@@ -5547,7 +5547,7 @@
             <w:noProof/>
             <w:webHidden/>
           </w:rPr>
-          <w:t>29</w:t>
+          <w:t>42</w:t>
         </w:r>
         <w:r>
           <w:rPr>
@@ -5637,7 +5637,7 @@
             <w:noProof/>
             <w:webHidden/>
           </w:rPr>
-          <w:t>29</w:t>
+          <w:t>42</w:t>
         </w:r>
         <w:r>
           <w:rPr>
@@ -5727,7 +5727,7 @@
             <w:noProof/>
             <w:webHidden/>
           </w:rPr>
-          <w:t>29</w:t>
+          <w:t>42</w:t>
         </w:r>
         <w:r>
           <w:rPr>
@@ -5819,7 +5819,7 @@
             <w:noProof/>
             <w:webHidden/>
           </w:rPr>
-          <w:t>32</w:t>
+          <w:t>45</w:t>
         </w:r>
         <w:r>
           <w:rPr>
@@ -5909,7 +5909,7 @@
             <w:noProof/>
             <w:webHidden/>
           </w:rPr>
-          <w:t>32</w:t>
+          <w:t>45</w:t>
         </w:r>
         <w:r>
           <w:rPr>
@@ -5999,7 +5999,7 @@
             <w:noProof/>
             <w:webHidden/>
           </w:rPr>
-          <w:t>32</w:t>
+          <w:t>45</w:t>
         </w:r>
         <w:r>
           <w:rPr>
@@ -6091,7 +6091,7 @@
             <w:noProof/>
             <w:webHidden/>
           </w:rPr>
-          <w:t>34</w:t>
+          <w:t>47</w:t>
         </w:r>
         <w:r>
           <w:rPr>
@@ -6181,7 +6181,7 @@
             <w:noProof/>
             <w:webHidden/>
           </w:rPr>
-          <w:t>34</w:t>
+          <w:t>47</w:t>
         </w:r>
         <w:r>
           <w:rPr>
@@ -6273,7 +6273,7 @@
             <w:noProof/>
             <w:webHidden/>
           </w:rPr>
-          <w:t>36</w:t>
+          <w:t>49</w:t>
         </w:r>
         <w:r>
           <w:rPr>
@@ -6363,7 +6363,7 @@
             <w:noProof/>
             <w:webHidden/>
           </w:rPr>
-          <w:t>36</w:t>
+          <w:t>49</w:t>
         </w:r>
         <w:r>
           <w:rPr>
@@ -6459,7 +6459,7 @@
             <w:noProof/>
             <w:webHidden/>
           </w:rPr>
-          <w:t>39</w:t>
+          <w:t>52</w:t>
         </w:r>
         <w:r>
           <w:rPr>
@@ -6551,7 +6551,7 @@
             <w:noProof/>
             <w:webHidden/>
           </w:rPr>
-          <w:t>39</w:t>
+          <w:t>52</w:t>
         </w:r>
         <w:r>
           <w:rPr>
@@ -6643,7 +6643,7 @@
             <w:noProof/>
             <w:webHidden/>
           </w:rPr>
-          <w:t>39</w:t>
+          <w:t>52</w:t>
         </w:r>
         <w:r>
           <w:rPr>
@@ -6735,7 +6735,7 @@
             <w:noProof/>
             <w:webHidden/>
           </w:rPr>
-          <w:t>39</w:t>
+          <w:t>52</w:t>
         </w:r>
         <w:r>
           <w:rPr>
@@ -6827,7 +6827,7 @@
             <w:noProof/>
             <w:webHidden/>
           </w:rPr>
-          <w:t>39</w:t>
+          <w:t>52</w:t>
         </w:r>
         <w:r>
           <w:rPr>
@@ -6919,7 +6919,7 @@
             <w:noProof/>
             <w:webHidden/>
           </w:rPr>
-          <w:t>39</w:t>
+          <w:t>52</w:t>
         </w:r>
         <w:r>
           <w:rPr>
@@ -7011,7 +7011,7 @@
             <w:noProof/>
             <w:webHidden/>
           </w:rPr>
-          <w:t>40</w:t>
+          <w:t>53</w:t>
         </w:r>
         <w:r>
           <w:rPr>
@@ -7086,7 +7086,7 @@
             <w:noProof/>
             <w:webHidden/>
           </w:rPr>
-          <w:t>43</w:t>
+          <w:t>57</w:t>
         </w:r>
         <w:r>
           <w:rPr>
@@ -7160,7 +7160,7 @@
             <w:noProof/>
             <w:webHidden/>
           </w:rPr>
-          <w:t>44</w:t>
+          <w:t>58</w:t>
         </w:r>
         <w:r>
           <w:rPr>
@@ -7198,12 +7198,14 @@
           <w:tab w:val="right" w:leader="dot" w:pos="9055"/>
         </w:tabs>
         <w:rPr>
-          <w:rFonts w:ascii="Times New Roman" w:eastAsiaTheme="minorEastAsia" w:hAnsi="Times New Roman" w:cs="Times New Roman"/>
+          <w:rFonts w:eastAsiaTheme="minorEastAsia"/>
           <w:caps w:val="0"/>
           <w:noProof/>
+          <w:kern w:val="2"/>
           <w:sz w:val="24"/>
           <w:szCs w:val="24"/>
-          <w:lang w:eastAsia="en-GB"/>
+          <w:lang w:eastAsia="lv-LV"/>
+          <w14:ligatures w14:val="standardContextual"/>
         </w:rPr>
       </w:pPr>
       <w:r>
@@ -7224,7 +7226,7 @@
         </w:rPr>
         <w:fldChar w:fldCharType="separate"/>
       </w:r>
-      <w:hyperlink w:anchor="_Toc214434906" w:history="1">
+      <w:hyperlink w:anchor="_Toc225240660" w:history="1">
         <w:r>
           <w:rPr>
             <w:rStyle w:val="Hyperlink"/>
@@ -7245,7 +7247,6 @@
         </w:r>
         <w:r>
           <w:rPr>
-            <w:rFonts w:ascii="Times New Roman" w:hAnsi="Times New Roman" w:cs="Times New Roman"/>
             <w:noProof/>
             <w:webHidden/>
           </w:rPr>
@@ -7253,7 +7254,6 @@
         </w:r>
         <w:r>
           <w:rPr>
-            <w:rFonts w:ascii="Times New Roman" w:hAnsi="Times New Roman" w:cs="Times New Roman"/>
             <w:noProof/>
             <w:webHidden/>
           </w:rPr>
@@ -7261,22 +7261,19 @@
         </w:r>
         <w:r>
           <w:rPr>
-            <w:rFonts w:ascii="Times New Roman" w:hAnsi="Times New Roman" w:cs="Times New Roman"/>
-            <w:noProof/>
-            <w:webHidden/>
-          </w:rPr>
-          <w:instrText xml:space="preserve"> PAGEREF _Toc214434906 \h </w:instrText>
-        </w:r>
-        <w:r>
-          <w:rPr>
-            <w:rFonts w:ascii="Times New Roman" w:hAnsi="Times New Roman" w:cs="Times New Roman"/>
-            <w:noProof/>
-            <w:webHidden/>
-          </w:rPr>
-        </w:r>
-        <w:r>
-          <w:rPr>
-            <w:rFonts w:ascii="Times New Roman" w:hAnsi="Times New Roman" w:cs="Times New Roman"/>
+            <w:noProof/>
+            <w:webHidden/>
+          </w:rPr>
+          <w:instrText xml:space="preserve"> PAGEREF _Toc225240660 \h </w:instrText>
+        </w:r>
+        <w:r>
+          <w:rPr>
+            <w:noProof/>
+            <w:webHidden/>
+          </w:rPr>
+        </w:r>
+        <w:r>
+          <w:rPr>
             <w:noProof/>
             <w:webHidden/>
           </w:rPr>
@@ -7284,7 +7281,6 @@
         </w:r>
         <w:r>
           <w:rPr>
-            <w:rFonts w:ascii="Times New Roman" w:hAnsi="Times New Roman" w:cs="Times New Roman"/>
             <w:noProof/>
             <w:webHidden/>
           </w:rPr>
@@ -7292,7 +7288,6 @@
         </w:r>
         <w:r>
           <w:rPr>
-            <w:rFonts w:ascii="Times New Roman" w:hAnsi="Times New Roman" w:cs="Times New Roman"/>
             <w:noProof/>
             <w:webHidden/>
           </w:rPr>
@@ -7307,15 +7302,17 @@
           <w:tab w:val="right" w:leader="dot" w:pos="9055"/>
         </w:tabs>
         <w:rPr>
-          <w:rFonts w:ascii="Times New Roman" w:eastAsiaTheme="minorEastAsia" w:hAnsi="Times New Roman" w:cs="Times New Roman"/>
+          <w:rFonts w:eastAsiaTheme="minorEastAsia"/>
           <w:caps w:val="0"/>
           <w:noProof/>
+          <w:kern w:val="2"/>
           <w:sz w:val="24"/>
           <w:szCs w:val="24"/>
-          <w:lang w:eastAsia="en-GB"/>
-        </w:rPr>
-      </w:pPr>
-      <w:hyperlink w:anchor="_Toc214434907" w:history="1">
+          <w:lang w:eastAsia="lv-LV"/>
+          <w14:ligatures w14:val="standardContextual"/>
+        </w:rPr>
+      </w:pPr>
+      <w:hyperlink w:anchor="_Toc225240661" w:history="1">
         <w:r>
           <w:rPr>
             <w:rStyle w:val="Hyperlink"/>
@@ -7332,11 +7329,10 @@
             <w:bCs/>
             <w:noProof/>
           </w:rPr>
-          <w:t>Lumosity kognitīvo spēļu sadaļa</w:t>
-        </w:r>
-        <w:r>
-          <w:rPr>
-            <w:rFonts w:ascii="Times New Roman" w:hAnsi="Times New Roman" w:cs="Times New Roman"/>
+          <w:t>Lumosity kognitīvo spēļu sadaļa [8]</w:t>
+        </w:r>
+        <w:r>
+          <w:rPr>
             <w:noProof/>
             <w:webHidden/>
           </w:rPr>
@@ -7344,7 +7340,6 @@
         </w:r>
         <w:r>
           <w:rPr>
-            <w:rFonts w:ascii="Times New Roman" w:hAnsi="Times New Roman" w:cs="Times New Roman"/>
             <w:noProof/>
             <w:webHidden/>
           </w:rPr>
@@ -7352,22 +7347,19 @@
         </w:r>
         <w:r>
           <w:rPr>
-            <w:rFonts w:ascii="Times New Roman" w:hAnsi="Times New Roman" w:cs="Times New Roman"/>
-            <w:noProof/>
-            <w:webHidden/>
-          </w:rPr>
-          <w:instrText xml:space="preserve"> PAGEREF _Toc214434907 \h </w:instrText>
-        </w:r>
-        <w:r>
-          <w:rPr>
-            <w:rFonts w:ascii="Times New Roman" w:hAnsi="Times New Roman" w:cs="Times New Roman"/>
-            <w:noProof/>
-            <w:webHidden/>
-          </w:rPr>
-        </w:r>
-        <w:r>
-          <w:rPr>
-            <w:rFonts w:ascii="Times New Roman" w:hAnsi="Times New Roman" w:cs="Times New Roman"/>
+            <w:noProof/>
+            <w:webHidden/>
+          </w:rPr>
+          <w:instrText xml:space="preserve"> PAGEREF _Toc225240661 \h </w:instrText>
+        </w:r>
+        <w:r>
+          <w:rPr>
+            <w:noProof/>
+            <w:webHidden/>
+          </w:rPr>
+        </w:r>
+        <w:r>
+          <w:rPr>
             <w:noProof/>
             <w:webHidden/>
           </w:rPr>
@@ -7375,7 +7367,6 @@
         </w:r>
         <w:r>
           <w:rPr>
-            <w:rFonts w:ascii="Times New Roman" w:hAnsi="Times New Roman" w:cs="Times New Roman"/>
             <w:noProof/>
             <w:webHidden/>
           </w:rPr>
@@ -7383,7 +7374,6 @@
         </w:r>
         <w:r>
           <w:rPr>
-            <w:rFonts w:ascii="Times New Roman" w:hAnsi="Times New Roman" w:cs="Times New Roman"/>
             <w:noProof/>
             <w:webHidden/>
           </w:rPr>
@@ -7398,15 +7388,17 @@
           <w:tab w:val="right" w:leader="dot" w:pos="9055"/>
         </w:tabs>
         <w:rPr>
-          <w:rFonts w:ascii="Times New Roman" w:eastAsiaTheme="minorEastAsia" w:hAnsi="Times New Roman" w:cs="Times New Roman"/>
+          <w:rFonts w:eastAsiaTheme="minorEastAsia"/>
           <w:caps w:val="0"/>
           <w:noProof/>
+          <w:kern w:val="2"/>
           <w:sz w:val="24"/>
           <w:szCs w:val="24"/>
-          <w:lang w:eastAsia="en-GB"/>
-        </w:rPr>
-      </w:pPr>
-      <w:hyperlink w:anchor="_Toc214434908" w:history="1">
+          <w:lang w:eastAsia="lv-LV"/>
+          <w14:ligatures w14:val="standardContextual"/>
+        </w:rPr>
+      </w:pPr>
+      <w:hyperlink w:anchor="_Toc225240662" w:history="1">
         <w:r>
           <w:rPr>
             <w:rStyle w:val="Hyperlink"/>
@@ -7423,11 +7415,10 @@
             <w:bCs/>
             <w:noProof/>
           </w:rPr>
-          <w:t>Peak – Brain Training spēļu gaita</w:t>
-        </w:r>
-        <w:r>
-          <w:rPr>
-            <w:rFonts w:ascii="Times New Roman" w:hAnsi="Times New Roman" w:cs="Times New Roman"/>
+          <w:t>Peak - Brain Training spēļu gaita [9]</w:t>
+        </w:r>
+        <w:r>
+          <w:rPr>
             <w:noProof/>
             <w:webHidden/>
           </w:rPr>
@@ -7435,7 +7426,6 @@
         </w:r>
         <w:r>
           <w:rPr>
-            <w:rFonts w:ascii="Times New Roman" w:hAnsi="Times New Roman" w:cs="Times New Roman"/>
             <w:noProof/>
             <w:webHidden/>
           </w:rPr>
@@ -7443,22 +7433,19 @@
         </w:r>
         <w:r>
           <w:rPr>
-            <w:rFonts w:ascii="Times New Roman" w:hAnsi="Times New Roman" w:cs="Times New Roman"/>
-            <w:noProof/>
-            <w:webHidden/>
-          </w:rPr>
-          <w:instrText xml:space="preserve"> PAGEREF _Toc214434908 \h </w:instrText>
-        </w:r>
-        <w:r>
-          <w:rPr>
-            <w:rFonts w:ascii="Times New Roman" w:hAnsi="Times New Roman" w:cs="Times New Roman"/>
-            <w:noProof/>
-            <w:webHidden/>
-          </w:rPr>
-        </w:r>
-        <w:r>
-          <w:rPr>
-            <w:rFonts w:ascii="Times New Roman" w:hAnsi="Times New Roman" w:cs="Times New Roman"/>
+            <w:noProof/>
+            <w:webHidden/>
+          </w:rPr>
+          <w:instrText xml:space="preserve"> PAGEREF _Toc225240662 \h </w:instrText>
+        </w:r>
+        <w:r>
+          <w:rPr>
+            <w:noProof/>
+            <w:webHidden/>
+          </w:rPr>
+        </w:r>
+        <w:r>
+          <w:rPr>
             <w:noProof/>
             <w:webHidden/>
           </w:rPr>
@@ -7466,7 +7453,6 @@
         </w:r>
         <w:r>
           <w:rPr>
-            <w:rFonts w:ascii="Times New Roman" w:hAnsi="Times New Roman" w:cs="Times New Roman"/>
             <w:noProof/>
             <w:webHidden/>
           </w:rPr>
@@ -7474,7 +7460,6 @@
         </w:r>
         <w:r>
           <w:rPr>
-            <w:rFonts w:ascii="Times New Roman" w:hAnsi="Times New Roman" w:cs="Times New Roman"/>
             <w:noProof/>
             <w:webHidden/>
           </w:rPr>
@@ -7489,15 +7474,17 @@
           <w:tab w:val="right" w:leader="dot" w:pos="9055"/>
         </w:tabs>
         <w:rPr>
-          <w:rFonts w:ascii="Times New Roman" w:eastAsiaTheme="minorEastAsia" w:hAnsi="Times New Roman" w:cs="Times New Roman"/>
+          <w:rFonts w:eastAsiaTheme="minorEastAsia"/>
           <w:caps w:val="0"/>
           <w:noProof/>
+          <w:kern w:val="2"/>
           <w:sz w:val="24"/>
           <w:szCs w:val="24"/>
-          <w:lang w:eastAsia="en-GB"/>
-        </w:rPr>
-      </w:pPr>
-      <w:hyperlink w:anchor="_Toc214434909" w:history="1">
+          <w:lang w:eastAsia="lv-LV"/>
+          <w14:ligatures w14:val="standardContextual"/>
+        </w:rPr>
+      </w:pPr>
+      <w:hyperlink w:anchor="_Toc225240663" w:history="1">
         <w:r>
           <w:rPr>
             <w:rStyle w:val="Hyperlink"/>
@@ -7518,7 +7505,6 @@
         </w:r>
         <w:r>
           <w:rPr>
-            <w:rFonts w:ascii="Times New Roman" w:hAnsi="Times New Roman" w:cs="Times New Roman"/>
             <w:noProof/>
             <w:webHidden/>
           </w:rPr>
@@ -7526,7 +7512,6 @@
         </w:r>
         <w:r>
           <w:rPr>
-            <w:rFonts w:ascii="Times New Roman" w:hAnsi="Times New Roman" w:cs="Times New Roman"/>
             <w:noProof/>
             <w:webHidden/>
           </w:rPr>
@@ -7534,22 +7519,19 @@
         </w:r>
         <w:r>
           <w:rPr>
-            <w:rFonts w:ascii="Times New Roman" w:hAnsi="Times New Roman" w:cs="Times New Roman"/>
-            <w:noProof/>
-            <w:webHidden/>
-          </w:rPr>
-          <w:instrText xml:space="preserve"> PAGEREF _Toc214434909 \h </w:instrText>
-        </w:r>
-        <w:r>
-          <w:rPr>
-            <w:rFonts w:ascii="Times New Roman" w:hAnsi="Times New Roman" w:cs="Times New Roman"/>
-            <w:noProof/>
-            <w:webHidden/>
-          </w:rPr>
-        </w:r>
-        <w:r>
-          <w:rPr>
-            <w:rFonts w:ascii="Times New Roman" w:hAnsi="Times New Roman" w:cs="Times New Roman"/>
+            <w:noProof/>
+            <w:webHidden/>
+          </w:rPr>
+          <w:instrText xml:space="preserve"> PAGEREF _Toc225240663 \h </w:instrText>
+        </w:r>
+        <w:r>
+          <w:rPr>
+            <w:noProof/>
+            <w:webHidden/>
+          </w:rPr>
+        </w:r>
+        <w:r>
+          <w:rPr>
             <w:noProof/>
             <w:webHidden/>
           </w:rPr>
@@ -7557,7 +7539,6 @@
         </w:r>
         <w:r>
           <w:rPr>
-            <w:rFonts w:ascii="Times New Roman" w:hAnsi="Times New Roman" w:cs="Times New Roman"/>
             <w:noProof/>
             <w:webHidden/>
           </w:rPr>
@@ -7565,7 +7546,6 @@
         </w:r>
         <w:r>
           <w:rPr>
-            <w:rFonts w:ascii="Times New Roman" w:hAnsi="Times New Roman" w:cs="Times New Roman"/>
             <w:noProof/>
             <w:webHidden/>
           </w:rPr>
@@ -7580,15 +7560,17 @@
           <w:tab w:val="right" w:leader="dot" w:pos="9055"/>
         </w:tabs>
         <w:rPr>
-          <w:rFonts w:ascii="Times New Roman" w:eastAsiaTheme="minorEastAsia" w:hAnsi="Times New Roman" w:cs="Times New Roman"/>
+          <w:rFonts w:eastAsiaTheme="minorEastAsia"/>
           <w:caps w:val="0"/>
           <w:noProof/>
+          <w:kern w:val="2"/>
           <w:sz w:val="24"/>
           <w:szCs w:val="24"/>
-          <w:lang w:eastAsia="en-GB"/>
-        </w:rPr>
-      </w:pPr>
-      <w:hyperlink w:anchor="_Toc214434910" w:history="1">
+          <w:lang w:eastAsia="lv-LV"/>
+          <w14:ligatures w14:val="standardContextual"/>
+        </w:rPr>
+      </w:pPr>
+      <w:hyperlink w:anchor="_Toc225240664" w:history="1">
         <w:r>
           <w:rPr>
             <w:rStyle w:val="Hyperlink"/>
@@ -7609,7 +7591,6 @@
         </w:r>
         <w:r>
           <w:rPr>
-            <w:rFonts w:ascii="Times New Roman" w:hAnsi="Times New Roman" w:cs="Times New Roman"/>
             <w:noProof/>
             <w:webHidden/>
           </w:rPr>
@@ -7617,7 +7598,6 @@
         </w:r>
         <w:r>
           <w:rPr>
-            <w:rFonts w:ascii="Times New Roman" w:hAnsi="Times New Roman" w:cs="Times New Roman"/>
             <w:noProof/>
             <w:webHidden/>
           </w:rPr>
@@ -7625,22 +7605,19 @@
         </w:r>
         <w:r>
           <w:rPr>
-            <w:rFonts w:ascii="Times New Roman" w:hAnsi="Times New Roman" w:cs="Times New Roman"/>
-            <w:noProof/>
-            <w:webHidden/>
-          </w:rPr>
-          <w:instrText xml:space="preserve"> PAGEREF _Toc214434910 \h </w:instrText>
-        </w:r>
-        <w:r>
-          <w:rPr>
-            <w:rFonts w:ascii="Times New Roman" w:hAnsi="Times New Roman" w:cs="Times New Roman"/>
-            <w:noProof/>
-            <w:webHidden/>
-          </w:rPr>
-        </w:r>
-        <w:r>
-          <w:rPr>
-            <w:rFonts w:ascii="Times New Roman" w:hAnsi="Times New Roman" w:cs="Times New Roman"/>
+            <w:noProof/>
+            <w:webHidden/>
+          </w:rPr>
+          <w:instrText xml:space="preserve"> PAGEREF _Toc225240664 \h </w:instrText>
+        </w:r>
+        <w:r>
+          <w:rPr>
+            <w:noProof/>
+            <w:webHidden/>
+          </w:rPr>
+        </w:r>
+        <w:r>
+          <w:rPr>
             <w:noProof/>
             <w:webHidden/>
           </w:rPr>
@@ -7648,7 +7625,6 @@
         </w:r>
         <w:r>
           <w:rPr>
-            <w:rFonts w:ascii="Times New Roman" w:hAnsi="Times New Roman" w:cs="Times New Roman"/>
             <w:noProof/>
             <w:webHidden/>
           </w:rPr>
@@ -7656,7 +7632,6 @@
         </w:r>
         <w:r>
           <w:rPr>
-            <w:rFonts w:ascii="Times New Roman" w:hAnsi="Times New Roman" w:cs="Times New Roman"/>
             <w:noProof/>
             <w:webHidden/>
           </w:rPr>
@@ -7671,15 +7646,17 @@
           <w:tab w:val="right" w:leader="dot" w:pos="9055"/>
         </w:tabs>
         <w:rPr>
-          <w:rFonts w:ascii="Times New Roman" w:eastAsiaTheme="minorEastAsia" w:hAnsi="Times New Roman" w:cs="Times New Roman"/>
+          <w:rFonts w:eastAsiaTheme="minorEastAsia"/>
           <w:caps w:val="0"/>
           <w:noProof/>
+          <w:kern w:val="2"/>
           <w:sz w:val="24"/>
           <w:szCs w:val="24"/>
-          <w:lang w:eastAsia="en-GB"/>
-        </w:rPr>
-      </w:pPr>
-      <w:hyperlink w:anchor="_Toc214434911" w:history="1">
+          <w:lang w:eastAsia="lv-LV"/>
+          <w14:ligatures w14:val="standardContextual"/>
+        </w:rPr>
+      </w:pPr>
+      <w:hyperlink w:anchor="_Toc225240665" w:history="1">
         <w:r>
           <w:rPr>
             <w:rStyle w:val="Hyperlink"/>
@@ -7700,7 +7677,6 @@
         </w:r>
         <w:r>
           <w:rPr>
-            <w:rFonts w:ascii="Times New Roman" w:hAnsi="Times New Roman" w:cs="Times New Roman"/>
             <w:noProof/>
             <w:webHidden/>
           </w:rPr>
@@ -7708,7 +7684,6 @@
         </w:r>
         <w:r>
           <w:rPr>
-            <w:rFonts w:ascii="Times New Roman" w:hAnsi="Times New Roman" w:cs="Times New Roman"/>
             <w:noProof/>
             <w:webHidden/>
           </w:rPr>
@@ -7716,22 +7691,19 @@
         </w:r>
         <w:r>
           <w:rPr>
-            <w:rFonts w:ascii="Times New Roman" w:hAnsi="Times New Roman" w:cs="Times New Roman"/>
-            <w:noProof/>
-            <w:webHidden/>
-          </w:rPr>
-          <w:instrText xml:space="preserve"> PAGEREF _Toc214434911 \h </w:instrText>
-        </w:r>
-        <w:r>
-          <w:rPr>
-            <w:rFonts w:ascii="Times New Roman" w:hAnsi="Times New Roman" w:cs="Times New Roman"/>
-            <w:noProof/>
-            <w:webHidden/>
-          </w:rPr>
-        </w:r>
-        <w:r>
-          <w:rPr>
-            <w:rFonts w:ascii="Times New Roman" w:hAnsi="Times New Roman" w:cs="Times New Roman"/>
+            <w:noProof/>
+            <w:webHidden/>
+          </w:rPr>
+          <w:instrText xml:space="preserve"> PAGEREF _Toc225240665 \h </w:instrText>
+        </w:r>
+        <w:r>
+          <w:rPr>
+            <w:noProof/>
+            <w:webHidden/>
+          </w:rPr>
+        </w:r>
+        <w:r>
+          <w:rPr>
             <w:noProof/>
             <w:webHidden/>
           </w:rPr>
@@ -7739,7 +7711,6 @@
         </w:r>
         <w:r>
           <w:rPr>
-            <w:rFonts w:ascii="Times New Roman" w:hAnsi="Times New Roman" w:cs="Times New Roman"/>
             <w:noProof/>
             <w:webHidden/>
           </w:rPr>
@@ -7747,7 +7718,6 @@
         </w:r>
         <w:r>
           <w:rPr>
-            <w:rFonts w:ascii="Times New Roman" w:hAnsi="Times New Roman" w:cs="Times New Roman"/>
             <w:noProof/>
             <w:webHidden/>
           </w:rPr>
@@ -7762,15 +7732,17 @@
           <w:tab w:val="right" w:leader="dot" w:pos="9055"/>
         </w:tabs>
         <w:rPr>
-          <w:rFonts w:ascii="Times New Roman" w:eastAsiaTheme="minorEastAsia" w:hAnsi="Times New Roman" w:cs="Times New Roman"/>
+          <w:rFonts w:eastAsiaTheme="minorEastAsia"/>
           <w:caps w:val="0"/>
           <w:noProof/>
+          <w:kern w:val="2"/>
           <w:sz w:val="24"/>
           <w:szCs w:val="24"/>
-          <w:lang w:eastAsia="en-GB"/>
-        </w:rPr>
-      </w:pPr>
-      <w:hyperlink w:anchor="_Toc214434912" w:history="1">
+          <w:lang w:eastAsia="lv-LV"/>
+          <w14:ligatures w14:val="standardContextual"/>
+        </w:rPr>
+      </w:pPr>
+      <w:hyperlink w:anchor="_Toc225240666" w:history="1">
         <w:r>
           <w:rPr>
             <w:rStyle w:val="Hyperlink"/>
@@ -7791,7 +7763,6 @@
         </w:r>
         <w:r>
           <w:rPr>
-            <w:rFonts w:ascii="Times New Roman" w:hAnsi="Times New Roman" w:cs="Times New Roman"/>
             <w:noProof/>
             <w:webHidden/>
           </w:rPr>
@@ -7799,7 +7770,6 @@
         </w:r>
         <w:r>
           <w:rPr>
-            <w:rFonts w:ascii="Times New Roman" w:hAnsi="Times New Roman" w:cs="Times New Roman"/>
             <w:noProof/>
             <w:webHidden/>
           </w:rPr>
@@ -7807,22 +7777,19 @@
         </w:r>
         <w:r>
           <w:rPr>
-            <w:rFonts w:ascii="Times New Roman" w:hAnsi="Times New Roman" w:cs="Times New Roman"/>
-            <w:noProof/>
-            <w:webHidden/>
-          </w:rPr>
-          <w:instrText xml:space="preserve"> PAGEREF _Toc214434912 \h </w:instrText>
-        </w:r>
-        <w:r>
-          <w:rPr>
-            <w:rFonts w:ascii="Times New Roman" w:hAnsi="Times New Roman" w:cs="Times New Roman"/>
-            <w:noProof/>
-            <w:webHidden/>
-          </w:rPr>
-        </w:r>
-        <w:r>
-          <w:rPr>
-            <w:rFonts w:ascii="Times New Roman" w:hAnsi="Times New Roman" w:cs="Times New Roman"/>
+            <w:noProof/>
+            <w:webHidden/>
+          </w:rPr>
+          <w:instrText xml:space="preserve"> PAGEREF _Toc225240666 \h </w:instrText>
+        </w:r>
+        <w:r>
+          <w:rPr>
+            <w:noProof/>
+            <w:webHidden/>
+          </w:rPr>
+        </w:r>
+        <w:r>
+          <w:rPr>
             <w:noProof/>
             <w:webHidden/>
           </w:rPr>
@@ -7830,7 +7797,6 @@
         </w:r>
         <w:r>
           <w:rPr>
-            <w:rFonts w:ascii="Times New Roman" w:hAnsi="Times New Roman" w:cs="Times New Roman"/>
             <w:noProof/>
             <w:webHidden/>
           </w:rPr>
@@ -7838,7 +7804,6 @@
         </w:r>
         <w:r>
           <w:rPr>
-            <w:rFonts w:ascii="Times New Roman" w:hAnsi="Times New Roman" w:cs="Times New Roman"/>
             <w:noProof/>
             <w:webHidden/>
           </w:rPr>
@@ -7853,15 +7818,17 @@
           <w:tab w:val="right" w:leader="dot" w:pos="9055"/>
         </w:tabs>
         <w:rPr>
-          <w:rFonts w:ascii="Times New Roman" w:eastAsiaTheme="minorEastAsia" w:hAnsi="Times New Roman" w:cs="Times New Roman"/>
+          <w:rFonts w:eastAsiaTheme="minorEastAsia"/>
           <w:caps w:val="0"/>
           <w:noProof/>
+          <w:kern w:val="2"/>
           <w:sz w:val="24"/>
           <w:szCs w:val="24"/>
-          <w:lang w:eastAsia="en-GB"/>
-        </w:rPr>
-      </w:pPr>
-      <w:hyperlink w:anchor="_Toc214434913" w:history="1">
+          <w:lang w:eastAsia="lv-LV"/>
+          <w14:ligatures w14:val="standardContextual"/>
+        </w:rPr>
+      </w:pPr>
+      <w:hyperlink w:anchor="_Toc225240667" w:history="1">
         <w:r>
           <w:rPr>
             <w:rStyle w:val="Hyperlink"/>
@@ -7882,7 +7849,6 @@
         </w:r>
         <w:r>
           <w:rPr>
-            <w:rFonts w:ascii="Times New Roman" w:hAnsi="Times New Roman" w:cs="Times New Roman"/>
             <w:noProof/>
             <w:webHidden/>
           </w:rPr>
@@ -7890,7 +7856,6 @@
         </w:r>
         <w:r>
           <w:rPr>
-            <w:rFonts w:ascii="Times New Roman" w:hAnsi="Times New Roman" w:cs="Times New Roman"/>
             <w:noProof/>
             <w:webHidden/>
           </w:rPr>
@@ -7898,22 +7863,19 @@
         </w:r>
         <w:r>
           <w:rPr>
-            <w:rFonts w:ascii="Times New Roman" w:hAnsi="Times New Roman" w:cs="Times New Roman"/>
-            <w:noProof/>
-            <w:webHidden/>
-          </w:rPr>
-          <w:instrText xml:space="preserve"> PAGEREF _Toc214434913 \h </w:instrText>
-        </w:r>
-        <w:r>
-          <w:rPr>
-            <w:rFonts w:ascii="Times New Roman" w:hAnsi="Times New Roman" w:cs="Times New Roman"/>
-            <w:noProof/>
-            <w:webHidden/>
-          </w:rPr>
-        </w:r>
-        <w:r>
-          <w:rPr>
-            <w:rFonts w:ascii="Times New Roman" w:hAnsi="Times New Roman" w:cs="Times New Roman"/>
+            <w:noProof/>
+            <w:webHidden/>
+          </w:rPr>
+          <w:instrText xml:space="preserve"> PAGEREF _Toc225240667 \h </w:instrText>
+        </w:r>
+        <w:r>
+          <w:rPr>
+            <w:noProof/>
+            <w:webHidden/>
+          </w:rPr>
+        </w:r>
+        <w:r>
+          <w:rPr>
             <w:noProof/>
             <w:webHidden/>
           </w:rPr>
@@ -7921,15 +7883,13 @@
         </w:r>
         <w:r>
           <w:rPr>
-            <w:rFonts w:ascii="Times New Roman" w:hAnsi="Times New Roman" w:cs="Times New Roman"/>
-            <w:noProof/>
-            <w:webHidden/>
-          </w:rPr>
-          <w:t>28</w:t>
-        </w:r>
-        <w:r>
-          <w:rPr>
-            <w:rFonts w:ascii="Times New Roman" w:hAnsi="Times New Roman" w:cs="Times New Roman"/>
+            <w:noProof/>
+            <w:webHidden/>
+          </w:rPr>
+          <w:t>31</w:t>
+        </w:r>
+        <w:r>
+          <w:rPr>
             <w:noProof/>
             <w:webHidden/>
           </w:rPr>
@@ -7944,32 +7904,24 @@
           <w:tab w:val="right" w:leader="dot" w:pos="9055"/>
         </w:tabs>
         <w:rPr>
-          <w:rFonts w:ascii="Times New Roman" w:eastAsiaTheme="minorEastAsia" w:hAnsi="Times New Roman" w:cs="Times New Roman"/>
+          <w:rFonts w:eastAsiaTheme="minorEastAsia"/>
           <w:caps w:val="0"/>
           <w:noProof/>
+          <w:kern w:val="2"/>
           <w:sz w:val="24"/>
           <w:szCs w:val="24"/>
-          <w:lang w:eastAsia="en-GB"/>
-        </w:rPr>
-      </w:pPr>
-      <w:hyperlink w:anchor="_Toc214434914" w:history="1">
+          <w:lang w:eastAsia="lv-LV"/>
+          <w14:ligatures w14:val="standardContextual"/>
+        </w:rPr>
+      </w:pPr>
+      <w:hyperlink w:anchor="_Toc225240668" w:history="1">
         <w:r>
           <w:rPr>
             <w:rStyle w:val="Hyperlink"/>
             <w:rFonts w:ascii="Times New Roman" w:hAnsi="Times New Roman" w:cs="Times New Roman"/>
             <w:noProof/>
           </w:rPr>
-          <w:t>9. att</w:t>
-        </w:r>
-        <w:r>
-          <w:rPr>
-            <w:rStyle w:val="Hyperlink"/>
-            <w:rFonts w:ascii="Times New Roman" w:hAnsi="Times New Roman" w:cs="Times New Roman"/>
-            <w:i/>
-            <w:iCs/>
-            <w:noProof/>
-          </w:rPr>
-          <w:t xml:space="preserve"> </w:t>
+          <w:t xml:space="preserve">9. att. </w:t>
         </w:r>
         <w:r>
           <w:rPr>
@@ -7979,11 +7931,10 @@
             <w:bCs/>
             <w:noProof/>
           </w:rPr>
-          <w:t>Reģistrēšanās funkcijas blokshēma [Autora veidotais attēls]</w:t>
-        </w:r>
-        <w:r>
-          <w:rPr>
-            <w:rFonts w:ascii="Times New Roman" w:hAnsi="Times New Roman" w:cs="Times New Roman"/>
+          <w:t>Tests numuru atmiņa lapas izskats [Autora veidots attēls]</w:t>
+        </w:r>
+        <w:r>
+          <w:rPr>
             <w:noProof/>
             <w:webHidden/>
           </w:rPr>
@@ -7991,7 +7942,6 @@
         </w:r>
         <w:r>
           <w:rPr>
-            <w:rFonts w:ascii="Times New Roman" w:hAnsi="Times New Roman" w:cs="Times New Roman"/>
             <w:noProof/>
             <w:webHidden/>
           </w:rPr>
@@ -7999,22 +7949,19 @@
         </w:r>
         <w:r>
           <w:rPr>
-            <w:rFonts w:ascii="Times New Roman" w:hAnsi="Times New Roman" w:cs="Times New Roman"/>
-            <w:noProof/>
-            <w:webHidden/>
-          </w:rPr>
-          <w:instrText xml:space="preserve"> PAGEREF _Toc214434914 \h </w:instrText>
-        </w:r>
-        <w:r>
-          <w:rPr>
-            <w:rFonts w:ascii="Times New Roman" w:hAnsi="Times New Roman" w:cs="Times New Roman"/>
-            <w:noProof/>
-            <w:webHidden/>
-          </w:rPr>
-        </w:r>
-        <w:r>
-          <w:rPr>
-            <w:rFonts w:ascii="Times New Roman" w:hAnsi="Times New Roman" w:cs="Times New Roman"/>
+            <w:noProof/>
+            <w:webHidden/>
+          </w:rPr>
+          <w:instrText xml:space="preserve"> PAGEREF _Toc225240668 \h </w:instrText>
+        </w:r>
+        <w:r>
+          <w:rPr>
+            <w:noProof/>
+            <w:webHidden/>
+          </w:rPr>
+        </w:r>
+        <w:r>
+          <w:rPr>
             <w:noProof/>
             <w:webHidden/>
           </w:rPr>
@@ -8022,15 +7969,13 @@
         </w:r>
         <w:r>
           <w:rPr>
-            <w:rFonts w:ascii="Times New Roman" w:hAnsi="Times New Roman" w:cs="Times New Roman"/>
-            <w:noProof/>
-            <w:webHidden/>
-          </w:rPr>
-          <w:t>30</w:t>
-        </w:r>
-        <w:r>
-          <w:rPr>
-            <w:rFonts w:ascii="Times New Roman" w:hAnsi="Times New Roman" w:cs="Times New Roman"/>
+            <w:noProof/>
+            <w:webHidden/>
+          </w:rPr>
+          <w:t>35</w:t>
+        </w:r>
+        <w:r>
+          <w:rPr>
             <w:noProof/>
             <w:webHidden/>
           </w:rPr>
@@ -8045,15 +7990,130 @@
           <w:tab w:val="right" w:leader="dot" w:pos="9055"/>
         </w:tabs>
         <w:rPr>
-          <w:rFonts w:ascii="Times New Roman" w:eastAsiaTheme="minorEastAsia" w:hAnsi="Times New Roman" w:cs="Times New Roman"/>
+          <w:rFonts w:eastAsiaTheme="minorEastAsia"/>
           <w:caps w:val="0"/>
           <w:noProof/>
+          <w:kern w:val="2"/>
           <w:sz w:val="24"/>
           <w:szCs w:val="24"/>
-          <w:lang w:eastAsia="en-GB"/>
-        </w:rPr>
-      </w:pPr>
-      <w:hyperlink w:anchor="_Toc214434915" w:history="1">
+          <w:lang w:eastAsia="lv-LV"/>
+          <w14:ligatures w14:val="standardContextual"/>
+        </w:rPr>
+      </w:pPr>
+      <w:hyperlink w:anchor="_Toc225240669" w:history="1">
+        <w:r>
+          <w:rPr>
+            <w:rStyle w:val="Hyperlink"/>
+            <w:rFonts w:cs="Times New Roman"/>
+            <w:noProof/>
+          </w:rPr>
+          <w:t>9. att</w:t>
+        </w:r>
+        <w:r>
+          <w:rPr>
+            <w:rStyle w:val="Hyperlink"/>
+            <w:rFonts w:cs="Times New Roman"/>
+            <w:i/>
+            <w:iCs/>
+            <w:noProof/>
+          </w:rPr>
+          <w:t xml:space="preserve"> </w:t>
+        </w:r>
+        <w:r>
+          <w:rPr>
+            <w:rStyle w:val="Hyperlink"/>
+            <w:b/>
+            <w:bCs/>
+            <w:noProof/>
+          </w:rPr>
+          <w:t>Reģistr</w:t>
+        </w:r>
+        <w:r>
+          <w:rPr>
+            <w:rStyle w:val="Hyperlink"/>
+            <w:b/>
+            <w:bCs/>
+            <w:noProof/>
+          </w:rPr>
+          <w:t>ē</w:t>
+        </w:r>
+        <w:r>
+          <w:rPr>
+            <w:rStyle w:val="Hyperlink"/>
+            <w:b/>
+            <w:bCs/>
+            <w:noProof/>
+          </w:rPr>
+          <w:t>šanās funkcijas blokshēma [Autora veidotais attēls]</w:t>
+        </w:r>
+        <w:r>
+          <w:rPr>
+            <w:noProof/>
+            <w:webHidden/>
+          </w:rPr>
+          <w:tab/>
+        </w:r>
+        <w:r>
+          <w:rPr>
+            <w:noProof/>
+            <w:webHidden/>
+          </w:rPr>
+          <w:fldChar w:fldCharType="begin"/>
+        </w:r>
+        <w:r>
+          <w:rPr>
+            <w:noProof/>
+            <w:webHidden/>
+          </w:rPr>
+          <w:instrText xml:space="preserve"> PAGEREF _Toc225240669 \h </w:instrText>
+        </w:r>
+        <w:r>
+          <w:rPr>
+            <w:noProof/>
+            <w:webHidden/>
+          </w:rPr>
+        </w:r>
+        <w:r>
+          <w:rPr>
+            <w:noProof/>
+            <w:webHidden/>
+          </w:rPr>
+          <w:fldChar w:fldCharType="separate"/>
+        </w:r>
+        <w:r>
+          <w:rPr>
+            <w:noProof/>
+            <w:webHidden/>
+          </w:rPr>
+          <w:t>42</w:t>
+        </w:r>
+        <w:r>
+          <w:rPr>
+            <w:noProof/>
+            <w:webHidden/>
+          </w:rPr>
+          <w:fldChar w:fldCharType="end"/>
+        </w:r>
+      </w:hyperlink>
+    </w:p>
+    <w:p>
+      <w:pPr>
+        <w:pStyle w:val="TableofFigures"/>
+        <w:tabs>
+          <w:tab w:val="right" w:leader="dot" w:pos="9055"/>
+        </w:tabs>
+        <w:rPr>
+          <w:rFonts w:eastAsiaTheme="minorEastAsia"/>
+          <w:caps w:val="0"/>
+          <w:noProof/>
+          <w:kern w:val="2"/>
+          <w:sz w:val="24"/>
+          <w:szCs w:val="24"/>
+          <w:lang w:eastAsia="lv-LV"/>
+          <w14:ligatures w14:val="standardContextual"/>
+        </w:rPr>
+      </w:pPr>
+      <w:hyperlink w:anchor="_Toc225240670" w:history="1">
         <w:r>
           <w:rPr>
             <w:rStyle w:val="Hyperlink"/>
@@ -8074,7 +8134,6 @@
         </w:r>
         <w:r>
           <w:rPr>
-            <w:rFonts w:ascii="Times New Roman" w:hAnsi="Times New Roman" w:cs="Times New Roman"/>
             <w:noProof/>
             <w:webHidden/>
           </w:rPr>
@@ -8082,7 +8141,6 @@
         </w:r>
         <w:r>
           <w:rPr>
-            <w:rFonts w:ascii="Times New Roman" w:hAnsi="Times New Roman" w:cs="Times New Roman"/>
             <w:noProof/>
             <w:webHidden/>
           </w:rPr>
@@ -8090,22 +8148,19 @@
         </w:r>
         <w:r>
           <w:rPr>
-            <w:rFonts w:ascii="Times New Roman" w:hAnsi="Times New Roman" w:cs="Times New Roman"/>
-            <w:noProof/>
-            <w:webHidden/>
-          </w:rPr>
-          <w:instrText xml:space="preserve"> PAGEREF _Toc214434915 \h </w:instrText>
-        </w:r>
-        <w:r>
-          <w:rPr>
-            <w:rFonts w:ascii="Times New Roman" w:hAnsi="Times New Roman" w:cs="Times New Roman"/>
-            <w:noProof/>
-            <w:webHidden/>
-          </w:rPr>
-        </w:r>
-        <w:r>
-          <w:rPr>
-            <w:rFonts w:ascii="Times New Roman" w:hAnsi="Times New Roman" w:cs="Times New Roman"/>
+            <w:noProof/>
+            <w:webHidden/>
+          </w:rPr>
+          <w:instrText xml:space="preserve"> PAGEREF _Toc225240670 \h </w:instrText>
+        </w:r>
+        <w:r>
+          <w:rPr>
+            <w:noProof/>
+            <w:webHidden/>
+          </w:rPr>
+        </w:r>
+        <w:r>
+          <w:rPr>
             <w:noProof/>
             <w:webHidden/>
           </w:rPr>
@@ -8113,15 +8168,13 @@
         </w:r>
         <w:r>
           <w:rPr>
-            <w:rFonts w:ascii="Times New Roman" w:hAnsi="Times New Roman" w:cs="Times New Roman"/>
-            <w:noProof/>
-            <w:webHidden/>
-          </w:rPr>
-          <w:t>32</w:t>
-        </w:r>
-        <w:r>
-          <w:rPr>
-            <w:rFonts w:ascii="Times New Roman" w:hAnsi="Times New Roman" w:cs="Times New Roman"/>
+            <w:noProof/>
+            <w:webHidden/>
+          </w:rPr>
+          <w:t>44</w:t>
+        </w:r>
+        <w:r>
+          <w:rPr>
             <w:noProof/>
             <w:webHidden/>
           </w:rPr>
@@ -8136,15 +8189,17 @@
           <w:tab w:val="right" w:leader="dot" w:pos="9055"/>
         </w:tabs>
         <w:rPr>
-          <w:rFonts w:ascii="Times New Roman" w:eastAsiaTheme="minorEastAsia" w:hAnsi="Times New Roman" w:cs="Times New Roman"/>
+          <w:rFonts w:eastAsiaTheme="minorEastAsia"/>
           <w:caps w:val="0"/>
           <w:noProof/>
+          <w:kern w:val="2"/>
           <w:sz w:val="24"/>
           <w:szCs w:val="24"/>
-          <w:lang w:eastAsia="en-GB"/>
-        </w:rPr>
-      </w:pPr>
-      <w:hyperlink w:anchor="_Toc214434916" w:history="1">
+          <w:lang w:eastAsia="lv-LV"/>
+          <w14:ligatures w14:val="standardContextual"/>
+        </w:rPr>
+      </w:pPr>
+      <w:hyperlink w:anchor="_Toc225240671" w:history="1">
         <w:r>
           <w:rPr>
             <w:rStyle w:val="Hyperlink"/>
@@ -8165,7 +8220,6 @@
         </w:r>
         <w:r>
           <w:rPr>
-            <w:rFonts w:ascii="Times New Roman" w:hAnsi="Times New Roman" w:cs="Times New Roman"/>
             <w:noProof/>
             <w:webHidden/>
           </w:rPr>
@@ -8173,7 +8227,6 @@
         </w:r>
         <w:r>
           <w:rPr>
-            <w:rFonts w:ascii="Times New Roman" w:hAnsi="Times New Roman" w:cs="Times New Roman"/>
             <w:noProof/>
             <w:webHidden/>
           </w:rPr>
@@ -8181,22 +8234,19 @@
         </w:r>
         <w:r>
           <w:rPr>
-            <w:rFonts w:ascii="Times New Roman" w:hAnsi="Times New Roman" w:cs="Times New Roman"/>
-            <w:noProof/>
-            <w:webHidden/>
-          </w:rPr>
-          <w:instrText xml:space="preserve"> PAGEREF _Toc214434916 \h </w:instrText>
-        </w:r>
-        <w:r>
-          <w:rPr>
-            <w:rFonts w:ascii="Times New Roman" w:hAnsi="Times New Roman" w:cs="Times New Roman"/>
-            <w:noProof/>
-            <w:webHidden/>
-          </w:rPr>
-        </w:r>
-        <w:r>
-          <w:rPr>
-            <w:rFonts w:ascii="Times New Roman" w:hAnsi="Times New Roman" w:cs="Times New Roman"/>
+            <w:noProof/>
+            <w:webHidden/>
+          </w:rPr>
+          <w:instrText xml:space="preserve"> PAGEREF _Toc225240671 \h </w:instrText>
+        </w:r>
+        <w:r>
+          <w:rPr>
+            <w:noProof/>
+            <w:webHidden/>
+          </w:rPr>
+        </w:r>
+        <w:r>
+          <w:rPr>
             <w:noProof/>
             <w:webHidden/>
           </w:rPr>
@@ -8204,15 +8254,13 @@
         </w:r>
         <w:r>
           <w:rPr>
-            <w:rFonts w:ascii="Times New Roman" w:hAnsi="Times New Roman" w:cs="Times New Roman"/>
-            <w:noProof/>
-            <w:webHidden/>
-          </w:rPr>
-          <w:t>34</w:t>
-        </w:r>
-        <w:r>
-          <w:rPr>
-            <w:rFonts w:ascii="Times New Roman" w:hAnsi="Times New Roman" w:cs="Times New Roman"/>
+            <w:noProof/>
+            <w:webHidden/>
+          </w:rPr>
+          <w:t>46</w:t>
+        </w:r>
+        <w:r>
+          <w:rPr>
             <w:noProof/>
             <w:webHidden/>
           </w:rPr>
@@ -8227,15 +8275,17 @@
           <w:tab w:val="right" w:leader="dot" w:pos="9055"/>
         </w:tabs>
         <w:rPr>
-          <w:rFonts w:ascii="Times New Roman" w:eastAsiaTheme="minorEastAsia" w:hAnsi="Times New Roman" w:cs="Times New Roman"/>
+          <w:rFonts w:eastAsiaTheme="minorEastAsia"/>
           <w:caps w:val="0"/>
           <w:noProof/>
+          <w:kern w:val="2"/>
           <w:sz w:val="24"/>
           <w:szCs w:val="24"/>
-          <w:lang w:eastAsia="en-GB"/>
-        </w:rPr>
-      </w:pPr>
-      <w:hyperlink w:anchor="_Toc214434917" w:history="1">
+          <w:lang w:eastAsia="lv-LV"/>
+          <w14:ligatures w14:val="standardContextual"/>
+        </w:rPr>
+      </w:pPr>
+      <w:hyperlink w:anchor="_Toc225240672" w:history="1">
         <w:r>
           <w:rPr>
             <w:rStyle w:val="Hyperlink"/>
@@ -8256,7 +8306,6 @@
         </w:r>
         <w:r>
           <w:rPr>
-            <w:rFonts w:ascii="Times New Roman" w:hAnsi="Times New Roman" w:cs="Times New Roman"/>
             <w:noProof/>
             <w:webHidden/>
           </w:rPr>
@@ -8264,7 +8313,6 @@
         </w:r>
         <w:r>
           <w:rPr>
-            <w:rFonts w:ascii="Times New Roman" w:hAnsi="Times New Roman" w:cs="Times New Roman"/>
             <w:noProof/>
             <w:webHidden/>
           </w:rPr>
@@ -8272,22 +8320,19 @@
         </w:r>
         <w:r>
           <w:rPr>
-            <w:rFonts w:ascii="Times New Roman" w:hAnsi="Times New Roman" w:cs="Times New Roman"/>
-            <w:noProof/>
-            <w:webHidden/>
-          </w:rPr>
-          <w:instrText xml:space="preserve"> PAGEREF _Toc214434917 \h </w:instrText>
-        </w:r>
-        <w:r>
-          <w:rPr>
-            <w:rFonts w:ascii="Times New Roman" w:hAnsi="Times New Roman" w:cs="Times New Roman"/>
-            <w:noProof/>
-            <w:webHidden/>
-          </w:rPr>
-        </w:r>
-        <w:r>
-          <w:rPr>
-            <w:rFonts w:ascii="Times New Roman" w:hAnsi="Times New Roman" w:cs="Times New Roman"/>
+            <w:noProof/>
+            <w:webHidden/>
+          </w:rPr>
+          <w:instrText xml:space="preserve"> PAGEREF _Toc225240672 \h </w:instrText>
+        </w:r>
+        <w:r>
+          <w:rPr>
+            <w:noProof/>
+            <w:webHidden/>
+          </w:rPr>
+        </w:r>
+        <w:r>
+          <w:rPr>
             <w:noProof/>
             <w:webHidden/>
           </w:rPr>
@@ -8295,15 +8340,13 @@
         </w:r>
         <w:r>
           <w:rPr>
-            <w:rFonts w:ascii="Times New Roman" w:hAnsi="Times New Roman" w:cs="Times New Roman"/>
-            <w:noProof/>
-            <w:webHidden/>
-          </w:rPr>
-          <w:t>36</w:t>
-        </w:r>
-        <w:r>
-          <w:rPr>
-            <w:rFonts w:ascii="Times New Roman" w:hAnsi="Times New Roman" w:cs="Times New Roman"/>
+            <w:noProof/>
+            <w:webHidden/>
+          </w:rPr>
+          <w:t>48</w:t>
+        </w:r>
+        <w:r>
+          <w:rPr>
             <w:noProof/>
             <w:webHidden/>
           </w:rPr>
@@ -12743,7 +12786,7 @@
           <w:sz w:val="24"/>
           <w:szCs w:val="24"/>
         </w:rPr>
-        <w:instrText xml:space="preserve"> SEQ ._att \* ARABIC </w:instrText>
+        <w:instrText xml:space="preserve"> </w:instrText>
       </w:r>
       <w:r>
         <w:rPr>
@@ -12754,10 +12797,21 @@
           <w:sz w:val="24"/>
           <w:szCs w:val="24"/>
         </w:rPr>
+        <w:instrText xml:space="preserve">SEQ att. \* ARABIC </w:instrText>
+      </w:r>
+      <w:r>
+        <w:rPr>
+          <w:rFonts w:ascii="Times New Roman" w:hAnsi="Times New Roman" w:cs="Times New Roman"/>
+          <w:i w:val="0"/>
+          <w:iCs w:val="0"/>
+          <w:color w:val="000000" w:themeColor="text1"/>
+          <w:sz w:val="24"/>
+          <w:szCs w:val="24"/>
+        </w:rPr>
         <w:fldChar w:fldCharType="separate"/>
       </w:r>
       <w:bookmarkStart w:id="26" w:name="_Toc212723435"/>
-      <w:bookmarkStart w:id="27" w:name="_Toc214434906"/>
+      <w:bookmarkStart w:id="27" w:name="_Toc225240660"/>
       <w:r>
         <w:rPr>
           <w:rFonts w:ascii="Times New Roman" w:hAnsi="Times New Roman" w:cs="Times New Roman"/>
@@ -13218,7 +13272,7 @@
           <w:sz w:val="24"/>
           <w:szCs w:val="24"/>
         </w:rPr>
-        <w:instrText xml:space="preserve"> SEQ ._att \* ARABIC </w:instrText>
+        <w:instrText xml:space="preserve"> </w:instrText>
       </w:r>
       <w:r>
         <w:rPr>
@@ -13229,10 +13283,21 @@
           <w:sz w:val="24"/>
           <w:szCs w:val="24"/>
         </w:rPr>
+        <w:instrText xml:space="preserve">SEQ att. \* ARABIC </w:instrText>
+      </w:r>
+      <w:r>
+        <w:rPr>
+          <w:rFonts w:ascii="Times New Roman" w:hAnsi="Times New Roman" w:cs="Times New Roman"/>
+          <w:i w:val="0"/>
+          <w:iCs w:val="0"/>
+          <w:color w:val="000000" w:themeColor="text1"/>
+          <w:sz w:val="24"/>
+          <w:szCs w:val="24"/>
+        </w:rPr>
         <w:fldChar w:fldCharType="separate"/>
       </w:r>
       <w:bookmarkStart w:id="33" w:name="_Toc212723436"/>
-      <w:bookmarkStart w:id="34" w:name="_Toc214434907"/>
+      <w:bookmarkStart w:id="34" w:name="_Toc225240661"/>
       <w:r>
         <w:rPr>
           <w:rFonts w:ascii="Times New Roman" w:hAnsi="Times New Roman" w:cs="Times New Roman"/>
@@ -13317,7 +13382,6 @@
       </w:r>
       <w:bookmarkEnd w:id="32"/>
       <w:bookmarkEnd w:id="33"/>
-      <w:bookmarkEnd w:id="34"/>
       <w:r>
         <w:rPr>
           <w:rFonts w:ascii="Times New Roman" w:hAnsi="Times New Roman" w:cs="Times New Roman"/>
@@ -13485,6 +13549,7 @@
         </w:rPr>
         <w:t>]</w:t>
       </w:r>
+      <w:bookmarkEnd w:id="34"/>
     </w:p>
     <w:p>
       <w:pPr>
@@ -13883,7 +13948,7 @@
           <w:sz w:val="24"/>
           <w:szCs w:val="24"/>
         </w:rPr>
-        <w:instrText xml:space="preserve"> SEQ ._att \* ARABIC </w:instrText>
+        <w:instrText xml:space="preserve"> </w:instrText>
       </w:r>
       <w:r>
         <w:rPr>
@@ -13894,10 +13959,21 @@
           <w:sz w:val="24"/>
           <w:szCs w:val="24"/>
         </w:rPr>
+        <w:instrText xml:space="preserve">SEQ att. \* ARABIC </w:instrText>
+      </w:r>
+      <w:r>
+        <w:rPr>
+          <w:rFonts w:ascii="Times New Roman" w:hAnsi="Times New Roman" w:cs="Times New Roman"/>
+          <w:i w:val="0"/>
+          <w:iCs w:val="0"/>
+          <w:color w:val="000000" w:themeColor="text1"/>
+          <w:sz w:val="24"/>
+          <w:szCs w:val="24"/>
+        </w:rPr>
         <w:fldChar w:fldCharType="separate"/>
       </w:r>
       <w:bookmarkStart w:id="40" w:name="_Toc212723437"/>
-      <w:bookmarkStart w:id="41" w:name="_Toc214434908"/>
+      <w:bookmarkStart w:id="41" w:name="_Toc225240662"/>
       <w:r>
         <w:rPr>
           <w:rFonts w:ascii="Times New Roman" w:hAnsi="Times New Roman" w:cs="Times New Roman"/>
@@ -14028,7 +14104,6 @@
       </w:r>
       <w:bookmarkEnd w:id="39"/>
       <w:bookmarkEnd w:id="40"/>
-      <w:bookmarkEnd w:id="41"/>
       <w:r>
         <w:rPr>
           <w:rFonts w:ascii="Times New Roman" w:hAnsi="Times New Roman" w:cs="Times New Roman"/>
@@ -14132,6 +14207,7 @@
         </w:rPr>
         <w:t>]</w:t>
       </w:r>
+      <w:bookmarkEnd w:id="41"/>
     </w:p>
     <w:p>
       <w:pPr>
@@ -14683,7 +14759,7 @@
           <w:sz w:val="24"/>
           <w:szCs w:val="24"/>
         </w:rPr>
-        <w:instrText xml:space="preserve"> SEQ ._att \* ARABIC </w:instrText>
+        <w:instrText xml:space="preserve"> </w:instrText>
       </w:r>
       <w:r>
         <w:rPr>
@@ -14694,8 +14770,20 @@
           <w:sz w:val="24"/>
           <w:szCs w:val="24"/>
         </w:rPr>
+        <w:instrText xml:space="preserve">SEQ att. \* ARABIC </w:instrText>
+      </w:r>
+      <w:r>
+        <w:rPr>
+          <w:rFonts w:ascii="Times New Roman" w:hAnsi="Times New Roman" w:cs="Times New Roman"/>
+          <w:i w:val="0"/>
+          <w:iCs w:val="0"/>
+          <w:color w:val="000000" w:themeColor="text1"/>
+          <w:sz w:val="24"/>
+          <w:szCs w:val="24"/>
+        </w:rPr>
         <w:fldChar w:fldCharType="separate"/>
       </w:r>
+      <w:bookmarkStart w:id="53" w:name="_Toc225240663"/>
       <w:r>
         <w:rPr>
           <w:rFonts w:ascii="Times New Roman" w:hAnsi="Times New Roman" w:cs="Times New Roman"/>
@@ -14765,6 +14853,7 @@
         </w:rPr>
         <w:t>Reģistrēšanās lapas izskats [Autora veidots attēls]</w:t>
       </w:r>
+      <w:bookmarkEnd w:id="53"/>
     </w:p>
     <w:p>
       <w:pPr>
@@ -14909,12 +14998,12 @@
       <w:pPr>
         <w:pStyle w:val="Iedaljums4lmenis410"/>
       </w:pPr>
-      <w:bookmarkStart w:id="53" w:name="_Toc214981556"/>
+      <w:bookmarkStart w:id="54" w:name="_Toc214981556"/>
       <w:r>
         <w:lastRenderedPageBreak/>
         <w:t>Noformējums</w:t>
       </w:r>
-      <w:bookmarkEnd w:id="53"/>
+      <w:bookmarkEnd w:id="54"/>
     </w:p>
     <w:p>
       <w:pPr>
@@ -14986,89 +15075,11 @@
           <w:lang w:val="en-US"/>
         </w:rPr>
       </w:pPr>
-      <w:proofErr w:type="spellStart"/>
       <w:r>
         <w:rPr>
           <w:lang w:val="en-US"/>
         </w:rPr>
-        <w:t>Izvietojums</w:t>
-      </w:r>
-      <w:proofErr w:type="spellEnd"/>
-      <w:r>
-        <w:rPr>
-          <w:lang w:val="en-US"/>
-        </w:rPr>
-        <w:t xml:space="preserve">: </w:t>
-      </w:r>
-      <w:proofErr w:type="spellStart"/>
-      <w:r>
-        <w:rPr>
-          <w:lang w:val="en-US"/>
-        </w:rPr>
-        <w:t>centrēts</w:t>
-      </w:r>
-      <w:proofErr w:type="spellEnd"/>
-      <w:r>
-        <w:rPr>
-          <w:lang w:val="en-US"/>
-        </w:rPr>
-        <w:t xml:space="preserve"> </w:t>
-      </w:r>
-      <w:proofErr w:type="spellStart"/>
-      <w:r>
-        <w:rPr>
-          <w:lang w:val="en-US"/>
-        </w:rPr>
-        <w:t>gan</w:t>
-      </w:r>
-      <w:proofErr w:type="spellEnd"/>
-      <w:r>
-        <w:rPr>
-          <w:lang w:val="en-US"/>
-        </w:rPr>
-        <w:t xml:space="preserve"> </w:t>
-      </w:r>
-      <w:proofErr w:type="spellStart"/>
-      <w:r>
-        <w:rPr>
-          <w:lang w:val="en-US"/>
-        </w:rPr>
-        <w:t>horizontāli</w:t>
-      </w:r>
-      <w:proofErr w:type="spellEnd"/>
-      <w:r>
-        <w:rPr>
-          <w:lang w:val="en-US"/>
-        </w:rPr>
-        <w:t xml:space="preserve">, </w:t>
-      </w:r>
-      <w:proofErr w:type="spellStart"/>
-      <w:r>
-        <w:rPr>
-          <w:lang w:val="en-US"/>
-        </w:rPr>
-        <w:t>gan</w:t>
-      </w:r>
-      <w:proofErr w:type="spellEnd"/>
-      <w:r>
-        <w:rPr>
-          <w:lang w:val="en-US"/>
-        </w:rPr>
-        <w:t xml:space="preserve"> </w:t>
-      </w:r>
-      <w:proofErr w:type="spellStart"/>
-      <w:r>
-        <w:rPr>
-          <w:lang w:val="en-US"/>
-        </w:rPr>
-        <w:t>vertikāli</w:t>
-      </w:r>
-      <w:proofErr w:type="spellEnd"/>
-      <w:r>
-        <w:rPr>
-          <w:lang w:val="en-US"/>
-        </w:rPr>
-        <w:t>.</w:t>
+        <w:t>Izvietojums: centrēts gan horizontāli, gan vertikāli.</w:t>
       </w:r>
     </w:p>
     <w:p>
@@ -15080,23 +15091,13 @@
           <w:lang w:val="en-US"/>
         </w:rPr>
       </w:pPr>
-      <w:proofErr w:type="spellStart"/>
       <w:r>
         <w:rPr>
           <w:b/>
           <w:bCs/>
           <w:lang w:val="en-US"/>
         </w:rPr>
-        <w:t>Konteineris</w:t>
-      </w:r>
-      <w:proofErr w:type="spellEnd"/>
-      <w:r>
-        <w:rPr>
-          <w:b/>
-          <w:bCs/>
-          <w:lang w:val="en-US"/>
-        </w:rPr>
-        <w:t>:</w:t>
+        <w:t>Konteineris:</w:t>
       </w:r>
     </w:p>
     <w:p>
@@ -15111,33 +15112,11 @@
           <w:lang w:val="en-US"/>
         </w:rPr>
       </w:pPr>
-      <w:proofErr w:type="spellStart"/>
       <w:r>
         <w:rPr>
           <w:lang w:val="en-US"/>
         </w:rPr>
-        <w:t>Maksimālais</w:t>
-      </w:r>
-      <w:proofErr w:type="spellEnd"/>
-      <w:r>
-        <w:rPr>
-          <w:lang w:val="en-US"/>
-        </w:rPr>
-        <w:t xml:space="preserve"> </w:t>
-      </w:r>
-      <w:proofErr w:type="spellStart"/>
-      <w:r>
-        <w:rPr>
-          <w:lang w:val="en-US"/>
-        </w:rPr>
-        <w:t>platums</w:t>
-      </w:r>
-      <w:proofErr w:type="spellEnd"/>
-      <w:r>
-        <w:rPr>
-          <w:lang w:val="en-US"/>
-        </w:rPr>
-        <w:t>: 448px.</w:t>
+        <w:t>Maksimālais platums: 448px.</w:t>
       </w:r>
     </w:p>
     <w:p>
@@ -15151,19 +15130,11 @@
           <w:lang w:val="en-US"/>
         </w:rPr>
       </w:pPr>
-      <w:proofErr w:type="spellStart"/>
       <w:r>
         <w:rPr>
           <w:lang w:val="en-US"/>
         </w:rPr>
-        <w:t>Iekšējās</w:t>
-      </w:r>
-      <w:proofErr w:type="spellEnd"/>
-      <w:r>
-        <w:rPr>
-          <w:lang w:val="en-US"/>
-        </w:rPr>
-        <w:t xml:space="preserve"> malas: 24px</w:t>
+        <w:t>Iekšējās malas: 24px</w:t>
       </w:r>
     </w:p>
     <w:p>
@@ -15182,49 +15153,7 @@
         <w:rPr>
           <w:lang w:val="en-US"/>
         </w:rPr>
-        <w:t xml:space="preserve">Fons: </w:t>
-      </w:r>
-      <w:proofErr w:type="spellStart"/>
-      <w:r>
-        <w:rPr>
-          <w:lang w:val="en-US"/>
-        </w:rPr>
-        <w:t>gradienta</w:t>
-      </w:r>
-      <w:proofErr w:type="spellEnd"/>
-      <w:r>
-        <w:rPr>
-          <w:lang w:val="en-US"/>
-        </w:rPr>
-        <w:t xml:space="preserve"> </w:t>
-      </w:r>
-      <w:proofErr w:type="spellStart"/>
-      <w:r>
-        <w:rPr>
-          <w:lang w:val="en-US"/>
-        </w:rPr>
-        <w:t>tumši</w:t>
-      </w:r>
-      <w:proofErr w:type="spellEnd"/>
-      <w:r>
-        <w:rPr>
-          <w:lang w:val="en-US"/>
-        </w:rPr>
-        <w:t xml:space="preserve"> </w:t>
-      </w:r>
-      <w:proofErr w:type="spellStart"/>
-      <w:r>
-        <w:rPr>
-          <w:lang w:val="en-US"/>
-        </w:rPr>
-        <w:t>pelēks</w:t>
-      </w:r>
-      <w:proofErr w:type="spellEnd"/>
-      <w:r>
-        <w:rPr>
-          <w:lang w:val="en-US"/>
-        </w:rPr>
-        <w:t>.</w:t>
+        <w:t>Fons: gradienta tumši pelēks.</w:t>
       </w:r>
     </w:p>
     <w:p>
@@ -15241,51 +15170,19 @@
           <w:lang w:val="en-US"/>
         </w:rPr>
       </w:pPr>
-      <w:proofErr w:type="spellStart"/>
       <w:r>
         <w:rPr>
           <w:lang w:val="en-US"/>
         </w:rPr>
-        <w:t>Stūru</w:t>
-      </w:r>
-      <w:proofErr w:type="spellEnd"/>
-      <w:r>
-        <w:rPr>
-          <w:lang w:val="en-US"/>
-        </w:rPr>
-        <w:t xml:space="preserve"> </w:t>
-      </w:r>
-      <w:proofErr w:type="spellStart"/>
-      <w:r>
-        <w:rPr>
-          <w:lang w:val="en-US"/>
-        </w:rPr>
-        <w:t>noapaļojums</w:t>
-      </w:r>
-      <w:proofErr w:type="spellEnd"/>
-      <w:r>
-        <w:rPr>
-          <w:lang w:val="en-US"/>
-        </w:rPr>
-        <w:t xml:space="preserve">: </w:t>
-      </w:r>
-      <w:proofErr w:type="gramStart"/>
+        <w:t xml:space="preserve">Stūru noapaļojums: </w:t>
+      </w:r>
       <w:r>
         <w:rPr>
           <w:i/>
           <w:iCs/>
           <w:lang w:val="en-US"/>
         </w:rPr>
-        <w:t>rounded-xl</w:t>
-      </w:r>
-      <w:proofErr w:type="gramEnd"/>
-      <w:r>
-        <w:rPr>
-          <w:i/>
-          <w:iCs/>
-          <w:lang w:val="en-US"/>
-        </w:rPr>
-        <w:t>.</w:t>
+        <w:t>rounded-xl.</w:t>
       </w:r>
     </w:p>
     <w:p>
@@ -15302,19 +15199,11 @@
           <w:lang w:val="en-US"/>
         </w:rPr>
       </w:pPr>
-      <w:proofErr w:type="spellStart"/>
       <w:r>
         <w:rPr>
           <w:lang w:val="en-US"/>
         </w:rPr>
-        <w:t>Ēna</w:t>
-      </w:r>
-      <w:proofErr w:type="spellEnd"/>
-      <w:r>
-        <w:rPr>
-          <w:lang w:val="en-US"/>
-        </w:rPr>
-        <w:t xml:space="preserve">: </w:t>
+        <w:t xml:space="preserve">Ēna: </w:t>
       </w:r>
       <w:r>
         <w:rPr>
@@ -15322,18 +15211,8 @@
           <w:iCs/>
           <w:lang w:val="en-US"/>
         </w:rPr>
-        <w:t>shadow-</w:t>
-      </w:r>
-      <w:proofErr w:type="spellStart"/>
-      <w:r>
-        <w:rPr>
-          <w:i/>
-          <w:iCs/>
-          <w:lang w:val="en-US"/>
-        </w:rPr>
-        <w:t>md.</w:t>
-      </w:r>
-      <w:proofErr w:type="spellEnd"/>
+        <w:t>shadow-md.</w:t>
+      </w:r>
     </w:p>
     <w:p>
       <w:pPr>
@@ -15351,25 +15230,7 @@
           <w:bCs/>
           <w:lang w:val="en-US"/>
         </w:rPr>
-        <w:t xml:space="preserve">Formas </w:t>
-      </w:r>
-      <w:proofErr w:type="spellStart"/>
-      <w:r>
-        <w:rPr>
-          <w:b/>
-          <w:bCs/>
-          <w:lang w:val="en-US"/>
-        </w:rPr>
-        <w:t>lauki</w:t>
-      </w:r>
-      <w:proofErr w:type="spellEnd"/>
-      <w:r>
-        <w:rPr>
-          <w:b/>
-          <w:bCs/>
-          <w:lang w:val="en-US"/>
-        </w:rPr>
-        <w:t xml:space="preserve"> (Email / Parole):</w:t>
+        <w:t>Formas lauki (Email / Parole):</w:t>
       </w:r>
     </w:p>
     <w:p>
@@ -15384,33 +15245,11 @@
           <w:lang w:val="en-US"/>
         </w:rPr>
       </w:pPr>
-      <w:proofErr w:type="spellStart"/>
       <w:r>
         <w:rPr>
           <w:lang w:val="en-US"/>
         </w:rPr>
-        <w:t>Ievades</w:t>
-      </w:r>
-      <w:proofErr w:type="spellEnd"/>
-      <w:r>
-        <w:rPr>
-          <w:lang w:val="en-US"/>
-        </w:rPr>
-        <w:t xml:space="preserve"> </w:t>
-      </w:r>
-      <w:proofErr w:type="spellStart"/>
-      <w:r>
-        <w:rPr>
-          <w:lang w:val="en-US"/>
-        </w:rPr>
-        <w:t>lauki</w:t>
-      </w:r>
-      <w:proofErr w:type="spellEnd"/>
-      <w:r>
-        <w:rPr>
-          <w:lang w:val="en-US"/>
-        </w:rPr>
-        <w:t xml:space="preserve"> (</w:t>
+        <w:t>Ievades lauki (</w:t>
       </w:r>
       <w:r>
         <w:rPr>
@@ -15439,33 +15278,11 @@
           <w:lang w:val="en-US"/>
         </w:rPr>
       </w:pPr>
-      <w:proofErr w:type="spellStart"/>
       <w:r>
         <w:rPr>
           <w:lang w:val="en-US"/>
         </w:rPr>
-        <w:t>Pilna</w:t>
-      </w:r>
-      <w:proofErr w:type="spellEnd"/>
-      <w:r>
-        <w:rPr>
-          <w:lang w:val="en-US"/>
-        </w:rPr>
-        <w:t xml:space="preserve"> </w:t>
-      </w:r>
-      <w:proofErr w:type="spellStart"/>
-      <w:r>
-        <w:rPr>
-          <w:lang w:val="en-US"/>
-        </w:rPr>
-        <w:t>platuma</w:t>
-      </w:r>
-      <w:proofErr w:type="spellEnd"/>
-      <w:r>
-        <w:rPr>
-          <w:lang w:val="en-US"/>
-        </w:rPr>
-        <w:t xml:space="preserve"> (</w:t>
+        <w:t>Pilna platuma (</w:t>
       </w:r>
       <w:r>
         <w:rPr>
@@ -15497,35 +15314,7 @@
         <w:rPr>
           <w:lang w:val="en-US"/>
         </w:rPr>
-        <w:t xml:space="preserve">Fona </w:t>
-      </w:r>
-      <w:proofErr w:type="spellStart"/>
-      <w:r>
-        <w:rPr>
-          <w:lang w:val="en-US"/>
-        </w:rPr>
-        <w:t>krāsa</w:t>
-      </w:r>
-      <w:proofErr w:type="spellEnd"/>
-      <w:r>
-        <w:rPr>
-          <w:lang w:val="en-US"/>
-        </w:rPr>
-        <w:t xml:space="preserve">: </w:t>
-      </w:r>
-      <w:proofErr w:type="spellStart"/>
-      <w:r>
-        <w:rPr>
-          <w:lang w:val="en-US"/>
-        </w:rPr>
-        <w:t>tumši</w:t>
-      </w:r>
-      <w:proofErr w:type="spellEnd"/>
-      <w:r>
-        <w:rPr>
-          <w:lang w:val="en-US"/>
-        </w:rPr>
-        <w:t xml:space="preserve"> (#111827)</w:t>
+        <w:t>Fona krāsa: tumši (#111827)</w:t>
       </w:r>
     </w:p>
     <w:p>
@@ -15540,61 +15329,11 @@
           <w:lang w:val="en-US"/>
         </w:rPr>
       </w:pPr>
-      <w:proofErr w:type="spellStart"/>
       <w:r>
         <w:rPr>
           <w:lang w:val="en-US"/>
         </w:rPr>
-        <w:t>Teksta</w:t>
-      </w:r>
-      <w:proofErr w:type="spellEnd"/>
-      <w:r>
-        <w:rPr>
-          <w:lang w:val="en-US"/>
-        </w:rPr>
-        <w:t xml:space="preserve"> </w:t>
-      </w:r>
-      <w:proofErr w:type="spellStart"/>
-      <w:r>
-        <w:rPr>
-          <w:lang w:val="en-US"/>
-        </w:rPr>
-        <w:t>krāsa</w:t>
-      </w:r>
-      <w:proofErr w:type="spellEnd"/>
-      <w:r>
-        <w:rPr>
-          <w:lang w:val="en-US"/>
-        </w:rPr>
-        <w:t xml:space="preserve">: </w:t>
-      </w:r>
-      <w:proofErr w:type="spellStart"/>
-      <w:r>
-        <w:rPr>
-          <w:lang w:val="en-US"/>
-        </w:rPr>
-        <w:t>gaiši</w:t>
-      </w:r>
-      <w:proofErr w:type="spellEnd"/>
-      <w:r>
-        <w:rPr>
-          <w:lang w:val="en-US"/>
-        </w:rPr>
-        <w:t xml:space="preserve"> </w:t>
-      </w:r>
-      <w:proofErr w:type="spellStart"/>
-      <w:r>
-        <w:rPr>
-          <w:lang w:val="en-US"/>
-        </w:rPr>
-        <w:t>pelēka</w:t>
-      </w:r>
-      <w:proofErr w:type="spellEnd"/>
-      <w:r>
-        <w:rPr>
-          <w:lang w:val="en-US"/>
-        </w:rPr>
-        <w:t xml:space="preserve"> (#EEEEEE).</w:t>
+        <w:t>Teksta krāsa: gaiši pelēka (#EEEEEE).</w:t>
       </w:r>
     </w:p>
     <w:p>
@@ -15613,49 +15352,7 @@
         <w:rPr>
           <w:lang w:val="en-US"/>
         </w:rPr>
-        <w:t xml:space="preserve">Robeža: </w:t>
-      </w:r>
-      <w:proofErr w:type="spellStart"/>
-      <w:r>
-        <w:rPr>
-          <w:lang w:val="en-US"/>
-        </w:rPr>
-        <w:t>smalka</w:t>
-      </w:r>
-      <w:proofErr w:type="spellEnd"/>
-      <w:r>
-        <w:rPr>
-          <w:lang w:val="en-US"/>
-        </w:rPr>
-        <w:t xml:space="preserve">, </w:t>
-      </w:r>
-      <w:proofErr w:type="spellStart"/>
-      <w:r>
-        <w:rPr>
-          <w:lang w:val="en-US"/>
-        </w:rPr>
-        <w:t>gaiši</w:t>
-      </w:r>
-      <w:proofErr w:type="spellEnd"/>
-      <w:r>
-        <w:rPr>
-          <w:lang w:val="en-US"/>
-        </w:rPr>
-        <w:t xml:space="preserve"> </w:t>
-      </w:r>
-      <w:proofErr w:type="spellStart"/>
-      <w:r>
-        <w:rPr>
-          <w:lang w:val="en-US"/>
-        </w:rPr>
-        <w:t>pelēka</w:t>
-      </w:r>
-      <w:proofErr w:type="spellEnd"/>
-      <w:r>
-        <w:rPr>
-          <w:lang w:val="en-US"/>
-        </w:rPr>
-        <w:t xml:space="preserve"> (#616161).</w:t>
+        <w:t>Robeža: smalka, gaiši pelēka (#616161).</w:t>
       </w:r>
     </w:p>
     <w:p>
@@ -15670,33 +15367,11 @@
           <w:lang w:val="en-US"/>
         </w:rPr>
       </w:pPr>
-      <w:proofErr w:type="spellStart"/>
       <w:r>
         <w:rPr>
           <w:lang w:val="en-US"/>
         </w:rPr>
-        <w:t>Stūru</w:t>
-      </w:r>
-      <w:proofErr w:type="spellEnd"/>
-      <w:r>
-        <w:rPr>
-          <w:lang w:val="en-US"/>
-        </w:rPr>
-        <w:t xml:space="preserve"> </w:t>
-      </w:r>
-      <w:proofErr w:type="spellStart"/>
-      <w:r>
-        <w:rPr>
-          <w:lang w:val="en-US"/>
-        </w:rPr>
-        <w:t>noapaļojums</w:t>
-      </w:r>
-      <w:proofErr w:type="spellEnd"/>
-      <w:r>
-        <w:rPr>
-          <w:lang w:val="en-US"/>
-        </w:rPr>
-        <w:t xml:space="preserve">: </w:t>
+        <w:t xml:space="preserve">Stūru noapaļojums: </w:t>
       </w:r>
       <w:r>
         <w:rPr>
@@ -15704,18 +15379,41 @@
           <w:iCs/>
           <w:lang w:val="en-US"/>
         </w:rPr>
-        <w:t>rounded-</w:t>
-      </w:r>
-      <w:proofErr w:type="spellStart"/>
+        <w:t>rounded-md.</w:t>
+      </w:r>
+    </w:p>
+    <w:p>
+      <w:pPr>
+        <w:pStyle w:val="Pamatteksts410"/>
+        <w:numPr>
+          <w:ilvl w:val="0"/>
+          <w:numId w:val="34"/>
+        </w:numPr>
+        <w:rPr>
+          <w:rFonts w:ascii="Calibri" w:eastAsia="Calibri" w:hAnsi="Calibri" w:cs="Arial"/>
+          <w:lang w:val="en-US"/>
+        </w:rPr>
+      </w:pPr>
+      <w:r>
+        <w:rPr>
+          <w:lang w:val="en-US"/>
+        </w:rPr>
+        <w:t xml:space="preserve">Fonta izmērs: </w:t>
+      </w:r>
       <w:r>
         <w:rPr>
           <w:i/>
           <w:iCs/>
           <w:lang w:val="en-US"/>
         </w:rPr>
-        <w:t>md.</w:t>
-      </w:r>
-      <w:proofErr w:type="spellEnd"/>
+        <w:t>text-sm</w:t>
+      </w:r>
+      <w:r>
+        <w:rPr>
+          <w:lang w:val="en-US"/>
+        </w:rPr>
+        <w:t>.</w:t>
+      </w:r>
     </w:p>
     <w:p>
       <w:pPr>
@@ -15733,90 +15431,7 @@
         <w:rPr>
           <w:lang w:val="en-US"/>
         </w:rPr>
-        <w:t xml:space="preserve">Fonta </w:t>
-      </w:r>
-      <w:proofErr w:type="spellStart"/>
-      <w:r>
-        <w:rPr>
-          <w:lang w:val="en-US"/>
-        </w:rPr>
-        <w:t>izmērs</w:t>
-      </w:r>
-      <w:proofErr w:type="spellEnd"/>
-      <w:r>
-        <w:rPr>
-          <w:lang w:val="en-US"/>
-        </w:rPr>
-        <w:t xml:space="preserve">: </w:t>
-      </w:r>
-      <w:r>
-        <w:rPr>
-          <w:i/>
-          <w:iCs/>
-          <w:lang w:val="en-US"/>
-        </w:rPr>
-        <w:t>text-sm</w:t>
-      </w:r>
-      <w:r>
-        <w:rPr>
-          <w:lang w:val="en-US"/>
-        </w:rPr>
-        <w:t>.</w:t>
-      </w:r>
-    </w:p>
-    <w:p>
-      <w:pPr>
-        <w:pStyle w:val="Pamatteksts410"/>
-        <w:numPr>
-          <w:ilvl w:val="0"/>
-          <w:numId w:val="34"/>
-        </w:numPr>
-        <w:rPr>
-          <w:rFonts w:ascii="Calibri" w:eastAsia="Calibri" w:hAnsi="Calibri" w:cs="Arial"/>
-          <w:lang w:val="en-US"/>
-        </w:rPr>
-      </w:pPr>
-      <w:proofErr w:type="spellStart"/>
-      <w:r>
-        <w:rPr>
-          <w:lang w:val="en-US"/>
-        </w:rPr>
-        <w:t>Krāsa</w:t>
-      </w:r>
-      <w:proofErr w:type="spellEnd"/>
-      <w:r>
-        <w:rPr>
-          <w:lang w:val="en-US"/>
-        </w:rPr>
-        <w:t xml:space="preserve">: </w:t>
-      </w:r>
-      <w:proofErr w:type="spellStart"/>
-      <w:r>
-        <w:rPr>
-          <w:lang w:val="en-US"/>
-        </w:rPr>
-        <w:t>gaiši</w:t>
-      </w:r>
-      <w:proofErr w:type="spellEnd"/>
-      <w:r>
-        <w:rPr>
-          <w:lang w:val="en-US"/>
-        </w:rPr>
-        <w:t xml:space="preserve"> </w:t>
-      </w:r>
-      <w:proofErr w:type="spellStart"/>
-      <w:r>
-        <w:rPr>
-          <w:lang w:val="en-US"/>
-        </w:rPr>
-        <w:t>pelēka</w:t>
-      </w:r>
-      <w:proofErr w:type="spellEnd"/>
-      <w:r>
-        <w:rPr>
-          <w:lang w:val="en-US"/>
-        </w:rPr>
-        <w:t xml:space="preserve"> (#BDBDBD).</w:t>
+        <w:t>Krāsa: gaiši pelēka (#BDBDBD).</w:t>
       </w:r>
     </w:p>
     <w:p>
@@ -15829,23 +15444,13 @@
           <w:lang w:val="en-US"/>
         </w:rPr>
       </w:pPr>
-      <w:proofErr w:type="spellStart"/>
       <w:r>
         <w:rPr>
           <w:b/>
           <w:bCs/>
           <w:lang w:val="en-US"/>
         </w:rPr>
-        <w:t>Pogas</w:t>
-      </w:r>
-      <w:proofErr w:type="spellEnd"/>
-      <w:r>
-        <w:rPr>
-          <w:b/>
-          <w:bCs/>
-          <w:lang w:val="en-US"/>
-        </w:rPr>
-        <w:t>:</w:t>
+        <w:t>Pogas:</w:t>
       </w:r>
     </w:p>
     <w:p>
@@ -15860,47 +15465,11 @@
           <w:lang w:val="en-US"/>
         </w:rPr>
       </w:pPr>
-      <w:proofErr w:type="spellStart"/>
       <w:r>
         <w:rPr>
           <w:lang w:val="en-US"/>
         </w:rPr>
-        <w:t>Ielogoties</w:t>
-      </w:r>
-      <w:proofErr w:type="spellEnd"/>
-      <w:r>
-        <w:rPr>
-          <w:lang w:val="en-US"/>
-        </w:rPr>
-        <w:t xml:space="preserve"> / </w:t>
-      </w:r>
-      <w:proofErr w:type="spellStart"/>
-      <w:r>
-        <w:rPr>
-          <w:lang w:val="en-US"/>
-        </w:rPr>
-        <w:t>Izveidot</w:t>
-      </w:r>
-      <w:proofErr w:type="spellEnd"/>
-      <w:r>
-        <w:rPr>
-          <w:lang w:val="en-US"/>
-        </w:rPr>
-        <w:t xml:space="preserve"> </w:t>
-      </w:r>
-      <w:proofErr w:type="spellStart"/>
-      <w:r>
-        <w:rPr>
-          <w:lang w:val="en-US"/>
-        </w:rPr>
-        <w:t>kontu</w:t>
-      </w:r>
-      <w:proofErr w:type="spellEnd"/>
-      <w:r>
-        <w:rPr>
-          <w:lang w:val="en-US"/>
-        </w:rPr>
-        <w:t>:</w:t>
+        <w:t>Ielogoties / Izveidot kontu:</w:t>
       </w:r>
     </w:p>
     <w:p>
@@ -15915,33 +15484,11 @@
           <w:lang w:val="en-US"/>
         </w:rPr>
       </w:pPr>
-      <w:proofErr w:type="spellStart"/>
       <w:r>
         <w:rPr>
           <w:lang w:val="en-US"/>
         </w:rPr>
-        <w:t>Pilna</w:t>
-      </w:r>
-      <w:proofErr w:type="spellEnd"/>
-      <w:r>
-        <w:rPr>
-          <w:lang w:val="en-US"/>
-        </w:rPr>
-        <w:t xml:space="preserve"> </w:t>
-      </w:r>
-      <w:proofErr w:type="spellStart"/>
-      <w:r>
-        <w:rPr>
-          <w:lang w:val="en-US"/>
-        </w:rPr>
-        <w:t>platuma</w:t>
-      </w:r>
-      <w:proofErr w:type="spellEnd"/>
-      <w:r>
-        <w:rPr>
-          <w:lang w:val="en-US"/>
-        </w:rPr>
-        <w:t>.</w:t>
+        <w:t>Pilna platuma.</w:t>
       </w:r>
     </w:p>
     <w:p>
@@ -15956,33 +15503,11 @@
           <w:lang w:val="en-US"/>
         </w:rPr>
       </w:pPr>
-      <w:proofErr w:type="spellStart"/>
       <w:r>
         <w:rPr>
           <w:lang w:val="en-US"/>
         </w:rPr>
-        <w:t>Krāsa</w:t>
-      </w:r>
-      <w:proofErr w:type="spellEnd"/>
-      <w:r>
-        <w:rPr>
-          <w:lang w:val="en-US"/>
-        </w:rPr>
-        <w:t xml:space="preserve">: </w:t>
-      </w:r>
-      <w:proofErr w:type="spellStart"/>
-      <w:r>
-        <w:rPr>
-          <w:lang w:val="en-US"/>
-        </w:rPr>
-        <w:t>violeta</w:t>
-      </w:r>
-      <w:proofErr w:type="spellEnd"/>
-      <w:r>
-        <w:rPr>
-          <w:lang w:val="en-US"/>
-        </w:rPr>
-        <w:t xml:space="preserve"> (#8B5CF6).</w:t>
+        <w:t>Krāsa: violeta (#8B5CF6).</w:t>
       </w:r>
     </w:p>
     <w:p>
@@ -16001,39 +15526,48 @@
         <w:rPr>
           <w:lang w:val="en-US"/>
         </w:rPr>
-        <w:t xml:space="preserve">Hover </w:t>
-      </w:r>
-      <w:proofErr w:type="spellStart"/>
-      <w:r>
-        <w:rPr>
-          <w:lang w:val="en-US"/>
-        </w:rPr>
-        <w:t>efekts</w:t>
-      </w:r>
-      <w:proofErr w:type="spellEnd"/>
-      <w:r>
-        <w:rPr>
-          <w:lang w:val="en-US"/>
-        </w:rPr>
-        <w:t xml:space="preserve">: </w:t>
-      </w:r>
-      <w:proofErr w:type="spellStart"/>
+        <w:t xml:space="preserve">Hover efekts: </w:t>
+      </w:r>
       <w:r>
         <w:rPr>
           <w:i/>
           <w:iCs/>
           <w:lang w:val="en-US"/>
         </w:rPr>
-        <w:t>hover:bg-cognitive-primary</w:t>
-      </w:r>
-      <w:proofErr w:type="spellEnd"/>
+        <w:t>hover:bg-cognitive-primary/80.</w:t>
+      </w:r>
+    </w:p>
+    <w:p>
+      <w:pPr>
+        <w:pStyle w:val="Pamatteksts410"/>
+        <w:numPr>
+          <w:ilvl w:val="0"/>
+          <w:numId w:val="36"/>
+        </w:numPr>
+        <w:rPr>
+          <w:rFonts w:ascii="Calibri" w:eastAsia="Calibri" w:hAnsi="Calibri" w:cs="Arial"/>
+          <w:lang w:val="en-US"/>
+        </w:rPr>
+      </w:pPr>
+      <w:r>
+        <w:rPr>
+          <w:lang w:val="en-US"/>
+        </w:rPr>
+        <w:t>Teksta krāsa: balta (</w:t>
+      </w:r>
       <w:r>
         <w:rPr>
           <w:i/>
           <w:iCs/>
           <w:lang w:val="en-US"/>
         </w:rPr>
-        <w:t>/80.</w:t>
+        <w:t>text-white</w:t>
+      </w:r>
+      <w:r>
+        <w:rPr>
+          <w:lang w:val="en-US"/>
+        </w:rPr>
+        <w:t>).</w:t>
       </w:r>
     </w:p>
     <w:p>
@@ -16048,47 +15582,11 @@
           <w:lang w:val="en-US"/>
         </w:rPr>
       </w:pPr>
-      <w:proofErr w:type="spellStart"/>
       <w:r>
         <w:rPr>
           <w:lang w:val="en-US"/>
         </w:rPr>
-        <w:t>Teksta</w:t>
-      </w:r>
-      <w:proofErr w:type="spellEnd"/>
-      <w:r>
-        <w:rPr>
-          <w:lang w:val="en-US"/>
-        </w:rPr>
-        <w:t xml:space="preserve"> </w:t>
-      </w:r>
-      <w:proofErr w:type="spellStart"/>
-      <w:r>
-        <w:rPr>
-          <w:lang w:val="en-US"/>
-        </w:rPr>
-        <w:t>krāsa</w:t>
-      </w:r>
-      <w:proofErr w:type="spellEnd"/>
-      <w:r>
-        <w:rPr>
-          <w:lang w:val="en-US"/>
-        </w:rPr>
-        <w:t xml:space="preserve">: </w:t>
-      </w:r>
-      <w:proofErr w:type="spellStart"/>
-      <w:r>
-        <w:rPr>
-          <w:lang w:val="en-US"/>
-        </w:rPr>
-        <w:t>balta</w:t>
-      </w:r>
-      <w:proofErr w:type="spellEnd"/>
-      <w:r>
-        <w:rPr>
-          <w:lang w:val="en-US"/>
-        </w:rPr>
-        <w:t xml:space="preserve"> (</w:t>
+        <w:t xml:space="preserve">Stūru noapaļojums: </w:t>
       </w:r>
       <w:r>
         <w:rPr>
@@ -16096,13 +15594,7 @@
           <w:iCs/>
           <w:lang w:val="en-US"/>
         </w:rPr>
-        <w:t>text-white</w:t>
-      </w:r>
-      <w:r>
-        <w:rPr>
-          <w:lang w:val="en-US"/>
-        </w:rPr>
-        <w:t>).</w:t>
+        <w:t>rounded-lg.</w:t>
       </w:r>
     </w:p>
     <w:p>
@@ -16113,37 +15605,14 @@
           <w:numId w:val="36"/>
         </w:numPr>
         <w:rPr>
-          <w:rFonts w:ascii="Calibri" w:eastAsia="Calibri" w:hAnsi="Calibri" w:cs="Arial"/>
           <w:lang w:val="en-US"/>
         </w:rPr>
       </w:pPr>
-      <w:proofErr w:type="spellStart"/>
       <w:r>
         <w:rPr>
           <w:lang w:val="en-US"/>
         </w:rPr>
-        <w:t>Stūru</w:t>
-      </w:r>
-      <w:proofErr w:type="spellEnd"/>
-      <w:r>
-        <w:rPr>
-          <w:lang w:val="en-US"/>
-        </w:rPr>
-        <w:t xml:space="preserve"> </w:t>
-      </w:r>
-      <w:proofErr w:type="spellStart"/>
-      <w:r>
-        <w:rPr>
-          <w:lang w:val="en-US"/>
-        </w:rPr>
-        <w:t>noapaļojums</w:t>
-      </w:r>
-      <w:proofErr w:type="spellEnd"/>
-      <w:r>
-        <w:rPr>
-          <w:lang w:val="en-US"/>
-        </w:rPr>
-        <w:t xml:space="preserve">: </w:t>
+        <w:t>Augstums: aptuveni 44px (</w:t>
       </w:r>
       <w:r>
         <w:rPr>
@@ -16151,54 +15620,6 @@
           <w:iCs/>
           <w:lang w:val="en-US"/>
         </w:rPr>
-        <w:t>rounded-lg.</w:t>
-      </w:r>
-    </w:p>
-    <w:p>
-      <w:pPr>
-        <w:pStyle w:val="Pamatteksts410"/>
-        <w:numPr>
-          <w:ilvl w:val="0"/>
-          <w:numId w:val="36"/>
-        </w:numPr>
-        <w:rPr>
-          <w:lang w:val="en-US"/>
-        </w:rPr>
-      </w:pPr>
-      <w:proofErr w:type="spellStart"/>
-      <w:r>
-        <w:rPr>
-          <w:lang w:val="en-US"/>
-        </w:rPr>
-        <w:t>Augstums</w:t>
-      </w:r>
-      <w:proofErr w:type="spellEnd"/>
-      <w:r>
-        <w:rPr>
-          <w:lang w:val="en-US"/>
-        </w:rPr>
-        <w:t xml:space="preserve">: </w:t>
-      </w:r>
-      <w:proofErr w:type="spellStart"/>
-      <w:r>
-        <w:rPr>
-          <w:lang w:val="en-US"/>
-        </w:rPr>
-        <w:t>aptuveni</w:t>
-      </w:r>
-      <w:proofErr w:type="spellEnd"/>
-      <w:r>
-        <w:rPr>
-          <w:lang w:val="en-US"/>
-        </w:rPr>
-        <w:t xml:space="preserve"> 44px (</w:t>
-      </w:r>
-      <w:r>
-        <w:rPr>
-          <w:i/>
-          <w:iCs/>
-          <w:lang w:val="en-US"/>
-        </w:rPr>
         <w:t>h-11</w:t>
       </w:r>
       <w:r>
@@ -16231,22 +15652,22 @@
           <w:lang w:val="en-US"/>
         </w:rPr>
       </w:pPr>
-      <w:bookmarkStart w:id="54" w:name="_Toc214981557"/>
+      <w:bookmarkStart w:id="55" w:name="_Toc214981557"/>
       <w:r>
         <w:lastRenderedPageBreak/>
         <w:t>Pierakstīšanās lapas elementi un to raksturojums</w:t>
       </w:r>
-      <w:bookmarkEnd w:id="54"/>
+      <w:bookmarkEnd w:id="55"/>
     </w:p>
     <w:p>
       <w:pPr>
         <w:pStyle w:val="Iedaljums4lmenis410"/>
       </w:pPr>
-      <w:bookmarkStart w:id="55" w:name="_Toc214981558"/>
+      <w:bookmarkStart w:id="56" w:name="_Toc214981558"/>
       <w:r>
         <w:t>Ievads</w:t>
       </w:r>
-      <w:bookmarkEnd w:id="55"/>
+      <w:bookmarkEnd w:id="56"/>
     </w:p>
     <w:p>
       <w:pPr>
@@ -16386,7 +15807,7 @@
           </wp:inline>
         </w:drawing>
       </w:r>
-      <w:bookmarkStart w:id="56" w:name="_Ref213830863"/>
+      <w:bookmarkStart w:id="57" w:name="_Ref213830863"/>
     </w:p>
     <w:p>
       <w:pPr>
@@ -16421,7 +15842,7 @@
           <w:sz w:val="24"/>
           <w:szCs w:val="24"/>
         </w:rPr>
-        <w:instrText xml:space="preserve"> SEQ ._att \* ARABIC </w:instrText>
+        <w:instrText xml:space="preserve"> </w:instrText>
       </w:r>
       <w:r>
         <w:rPr>
@@ -16432,10 +15853,21 @@
           <w:sz w:val="24"/>
           <w:szCs w:val="24"/>
         </w:rPr>
+        <w:instrText xml:space="preserve">SEQ att. \* ARABIC </w:instrText>
+      </w:r>
+      <w:r>
+        <w:rPr>
+          <w:rFonts w:ascii="Times New Roman" w:hAnsi="Times New Roman" w:cs="Times New Roman"/>
+          <w:i w:val="0"/>
+          <w:iCs w:val="0"/>
+          <w:color w:val="000000" w:themeColor="text1"/>
+          <w:sz w:val="24"/>
+          <w:szCs w:val="24"/>
+        </w:rPr>
         <w:fldChar w:fldCharType="separate"/>
       </w:r>
-      <w:bookmarkStart w:id="57" w:name="_Toc212723439"/>
-      <w:bookmarkStart w:id="58" w:name="_Toc214434910"/>
+      <w:bookmarkStart w:id="58" w:name="_Toc212723439"/>
+      <w:bookmarkStart w:id="59" w:name="_Toc225240664"/>
       <w:r>
         <w:rPr>
           <w:rFonts w:ascii="Times New Roman" w:hAnsi="Times New Roman" w:cs="Times New Roman"/>
@@ -16507,9 +15939,9 @@
         </w:rPr>
         <w:t xml:space="preserve"> [Autora veidots attēls]</w:t>
       </w:r>
-      <w:bookmarkEnd w:id="56"/>
       <w:bookmarkEnd w:id="57"/>
       <w:bookmarkEnd w:id="58"/>
+      <w:bookmarkEnd w:id="59"/>
     </w:p>
     <w:p>
       <w:pPr>
@@ -16576,11 +16008,11 @@
           <w:szCs w:val="24"/>
         </w:rPr>
       </w:pPr>
-      <w:bookmarkStart w:id="59" w:name="_Toc214981559"/>
+      <w:bookmarkStart w:id="60" w:name="_Toc214981559"/>
       <w:r>
         <w:t>Noformējums</w:t>
       </w:r>
-      <w:bookmarkEnd w:id="59"/>
+      <w:bookmarkEnd w:id="60"/>
     </w:p>
     <w:p>
       <w:pPr>
@@ -16685,84 +16117,12 @@
           <w:lang w:val="en-US"/>
         </w:rPr>
       </w:pPr>
-      <w:proofErr w:type="spellStart"/>
       <w:r>
         <w:rPr>
           <w:lang w:val="en-US"/>
         </w:rPr>
-        <w:t>Izvietojums</w:t>
-      </w:r>
-      <w:proofErr w:type="spellEnd"/>
-      <w:r>
-        <w:rPr>
-          <w:lang w:val="en-US"/>
-        </w:rPr>
-        <w:t xml:space="preserve">: </w:t>
-      </w:r>
-      <w:proofErr w:type="spellStart"/>
-      <w:r>
-        <w:rPr>
-          <w:lang w:val="en-US"/>
-        </w:rPr>
-        <w:t>centrēts</w:t>
-      </w:r>
-      <w:proofErr w:type="spellEnd"/>
-      <w:r>
-        <w:rPr>
-          <w:lang w:val="en-US"/>
-        </w:rPr>
-        <w:t xml:space="preserve"> </w:t>
-      </w:r>
-      <w:proofErr w:type="spellStart"/>
-      <w:r>
-        <w:rPr>
-          <w:lang w:val="en-US"/>
-        </w:rPr>
-        <w:t>gan</w:t>
-      </w:r>
-      <w:proofErr w:type="spellEnd"/>
-      <w:r>
-        <w:rPr>
-          <w:lang w:val="en-US"/>
-        </w:rPr>
-        <w:t xml:space="preserve"> </w:t>
-      </w:r>
-      <w:proofErr w:type="spellStart"/>
-      <w:r>
-        <w:rPr>
-          <w:lang w:val="en-US"/>
-        </w:rPr>
-        <w:t>horizontāli</w:t>
-      </w:r>
-      <w:proofErr w:type="spellEnd"/>
-      <w:r>
-        <w:rPr>
-          <w:lang w:val="en-US"/>
-        </w:rPr>
-        <w:t xml:space="preserve">, </w:t>
-      </w:r>
-      <w:proofErr w:type="spellStart"/>
-      <w:r>
-        <w:rPr>
-          <w:lang w:val="en-US"/>
-        </w:rPr>
-        <w:t>gan</w:t>
-      </w:r>
-      <w:proofErr w:type="spellEnd"/>
-      <w:r>
-        <w:rPr>
-          <w:lang w:val="en-US"/>
-        </w:rPr>
-        <w:t xml:space="preserve"> </w:t>
-      </w:r>
-      <w:proofErr w:type="spellStart"/>
-      <w:r>
-        <w:rPr>
-          <w:lang w:val="en-US"/>
-        </w:rPr>
-        <w:t>vertikāli</w:t>
-      </w:r>
-      <w:proofErr w:type="spellEnd"/>
+        <w:t>Izvietojums: centrēts gan horizontāli, gan vertikāli</w:t>
+      </w:r>
       <w:r>
         <w:rPr>
           <w:lang w:val="en-US"/>
@@ -16779,7 +16139,6 @@
           <w:lang w:val="en-US"/>
         </w:rPr>
       </w:pPr>
-      <w:proofErr w:type="spellStart"/>
       <w:r>
         <w:rPr>
           <w:b/>
@@ -16788,7 +16147,6 @@
         </w:rPr>
         <w:t>Konteineris</w:t>
       </w:r>
-      <w:proofErr w:type="spellEnd"/>
       <w:r>
         <w:rPr>
           <w:b/>
@@ -16810,33 +16168,11 @@
           <w:lang w:val="en-US"/>
         </w:rPr>
       </w:pPr>
-      <w:proofErr w:type="spellStart"/>
       <w:r>
         <w:rPr>
           <w:lang w:val="en-US"/>
         </w:rPr>
-        <w:t>Maksimālais</w:t>
-      </w:r>
-      <w:proofErr w:type="spellEnd"/>
-      <w:r>
-        <w:rPr>
-          <w:lang w:val="en-US"/>
-        </w:rPr>
-        <w:t xml:space="preserve"> </w:t>
-      </w:r>
-      <w:proofErr w:type="spellStart"/>
-      <w:r>
-        <w:rPr>
-          <w:lang w:val="en-US"/>
-        </w:rPr>
-        <w:t>platums</w:t>
-      </w:r>
-      <w:proofErr w:type="spellEnd"/>
-      <w:r>
-        <w:rPr>
-          <w:lang w:val="en-US"/>
-        </w:rPr>
-        <w:t>: 448px.</w:t>
+        <w:t>Maksimālais platums: 448px.</w:t>
       </w:r>
     </w:p>
     <w:p>
@@ -16850,19 +16186,11 @@
           <w:lang w:val="en-US"/>
         </w:rPr>
       </w:pPr>
-      <w:proofErr w:type="spellStart"/>
       <w:r>
         <w:rPr>
           <w:lang w:val="en-US"/>
         </w:rPr>
-        <w:t>Iekšējās</w:t>
-      </w:r>
-      <w:proofErr w:type="spellEnd"/>
-      <w:r>
-        <w:rPr>
-          <w:lang w:val="en-US"/>
-        </w:rPr>
-        <w:t xml:space="preserve"> malas:</w:t>
+        <w:t>Iekšējās malas:</w:t>
       </w:r>
       <w:r>
         <w:rPr>
@@ -16893,49 +16221,7 @@
         <w:rPr>
           <w:lang w:val="en-US"/>
         </w:rPr>
-        <w:t xml:space="preserve">Fons: </w:t>
-      </w:r>
-      <w:proofErr w:type="spellStart"/>
-      <w:r>
-        <w:rPr>
-          <w:lang w:val="en-US"/>
-        </w:rPr>
-        <w:t>gradienta</w:t>
-      </w:r>
-      <w:proofErr w:type="spellEnd"/>
-      <w:r>
-        <w:rPr>
-          <w:lang w:val="en-US"/>
-        </w:rPr>
-        <w:t xml:space="preserve"> </w:t>
-      </w:r>
-      <w:proofErr w:type="spellStart"/>
-      <w:r>
-        <w:rPr>
-          <w:lang w:val="en-US"/>
-        </w:rPr>
-        <w:t>tumši</w:t>
-      </w:r>
-      <w:proofErr w:type="spellEnd"/>
-      <w:r>
-        <w:rPr>
-          <w:lang w:val="en-US"/>
-        </w:rPr>
-        <w:t xml:space="preserve"> </w:t>
-      </w:r>
-      <w:proofErr w:type="spellStart"/>
-      <w:r>
-        <w:rPr>
-          <w:lang w:val="en-US"/>
-        </w:rPr>
-        <w:t>pelēks</w:t>
-      </w:r>
-      <w:proofErr w:type="spellEnd"/>
-      <w:r>
-        <w:rPr>
-          <w:lang w:val="en-US"/>
-        </w:rPr>
-        <w:t>.</w:t>
+        <w:t>Fons: gradienta tumši pelēks.</w:t>
       </w:r>
     </w:p>
     <w:p>
@@ -16950,36 +16236,13 @@
           <w:lang w:val="en-US"/>
         </w:rPr>
       </w:pPr>
-      <w:proofErr w:type="spellStart"/>
       <w:r>
         <w:rPr>
           <w:lang w:val="en-US"/>
         </w:rPr>
         <w:lastRenderedPageBreak/>
-        <w:t>Stūru</w:t>
-      </w:r>
-      <w:proofErr w:type="spellEnd"/>
-      <w:r>
-        <w:rPr>
-          <w:lang w:val="en-US"/>
-        </w:rPr>
-        <w:t xml:space="preserve"> </w:t>
-      </w:r>
-      <w:proofErr w:type="spellStart"/>
-      <w:r>
-        <w:rPr>
-          <w:lang w:val="en-US"/>
-        </w:rPr>
-        <w:t>noapaļojums</w:t>
-      </w:r>
-      <w:proofErr w:type="spellEnd"/>
-      <w:r>
-        <w:rPr>
-          <w:lang w:val="en-US"/>
-        </w:rPr>
-        <w:t xml:space="preserve">: </w:t>
-      </w:r>
-      <w:proofErr w:type="gramStart"/>
+        <w:t xml:space="preserve">Stūru noapaļojums: </w:t>
+      </w:r>
       <w:r>
         <w:rPr>
           <w:i/>
@@ -16988,7 +16251,6 @@
         </w:rPr>
         <w:t>rounded-xl</w:t>
       </w:r>
-      <w:proofErr w:type="gramEnd"/>
       <w:r>
         <w:rPr>
           <w:lang w:val="en-US"/>
@@ -17008,19 +16270,11 @@
           <w:lang w:val="en-US"/>
         </w:rPr>
       </w:pPr>
-      <w:proofErr w:type="spellStart"/>
       <w:r>
         <w:rPr>
           <w:lang w:val="en-US"/>
         </w:rPr>
-        <w:t>Ēna</w:t>
-      </w:r>
-      <w:proofErr w:type="spellEnd"/>
-      <w:r>
-        <w:rPr>
-          <w:lang w:val="en-US"/>
-        </w:rPr>
-        <w:t xml:space="preserve">: </w:t>
+        <w:t xml:space="preserve">Ēna: </w:t>
       </w:r>
       <w:r>
         <w:rPr>
@@ -17028,18 +16282,8 @@
           <w:iCs/>
           <w:lang w:val="en-US"/>
         </w:rPr>
-        <w:t>shadow-</w:t>
-      </w:r>
-      <w:proofErr w:type="spellStart"/>
-      <w:r>
-        <w:rPr>
-          <w:i/>
-          <w:iCs/>
-          <w:lang w:val="en-US"/>
-        </w:rPr>
-        <w:t>md.</w:t>
-      </w:r>
-      <w:proofErr w:type="spellEnd"/>
+        <w:t>shadow-md.</w:t>
+      </w:r>
     </w:p>
     <w:p>
       <w:pPr>
@@ -17057,40 +16301,22 @@
           <w:bCs/>
           <w:lang w:val="en-US"/>
         </w:rPr>
-        <w:t xml:space="preserve">Formas </w:t>
-      </w:r>
-      <w:proofErr w:type="spellStart"/>
+        <w:t>Formas lauki (</w:t>
+      </w:r>
       <w:r>
         <w:rPr>
           <w:b/>
           <w:bCs/>
           <w:lang w:val="en-US"/>
         </w:rPr>
-        <w:t>lauki</w:t>
-      </w:r>
-      <w:proofErr w:type="spellEnd"/>
+        <w:t>E-pasts</w:t>
+      </w:r>
       <w:r>
         <w:rPr>
           <w:b/>
           <w:bCs/>
           <w:lang w:val="en-US"/>
         </w:rPr>
-        <w:t xml:space="preserve"> (</w:t>
-      </w:r>
-      <w:r>
-        <w:rPr>
-          <w:b/>
-          <w:bCs/>
-          <w:lang w:val="en-US"/>
-        </w:rPr>
-        <w:t>E-pasts</w:t>
-      </w:r>
-      <w:r>
-        <w:rPr>
-          <w:b/>
-          <w:bCs/>
-          <w:lang w:val="en-US"/>
-        </w:rPr>
         <w:t xml:space="preserve"> / Parole):</w:t>
       </w:r>
     </w:p>
@@ -17106,33 +16332,11 @@
           <w:lang w:val="en-US"/>
         </w:rPr>
       </w:pPr>
-      <w:proofErr w:type="spellStart"/>
       <w:r>
         <w:rPr>
           <w:lang w:val="en-US"/>
         </w:rPr>
-        <w:t>Ievades</w:t>
-      </w:r>
-      <w:proofErr w:type="spellEnd"/>
-      <w:r>
-        <w:rPr>
-          <w:lang w:val="en-US"/>
-        </w:rPr>
-        <w:t xml:space="preserve"> </w:t>
-      </w:r>
-      <w:proofErr w:type="spellStart"/>
-      <w:r>
-        <w:rPr>
-          <w:lang w:val="en-US"/>
-        </w:rPr>
-        <w:t>lauki</w:t>
-      </w:r>
-      <w:proofErr w:type="spellEnd"/>
-      <w:r>
-        <w:rPr>
-          <w:lang w:val="en-US"/>
-        </w:rPr>
-        <w:t xml:space="preserve"> (</w:t>
+        <w:t>Ievades lauki (</w:t>
       </w:r>
       <w:r>
         <w:rPr>
@@ -17161,33 +16365,11 @@
           <w:lang w:val="en-US"/>
         </w:rPr>
       </w:pPr>
-      <w:proofErr w:type="spellStart"/>
       <w:r>
         <w:rPr>
           <w:lang w:val="en-US"/>
         </w:rPr>
-        <w:t>Pilna</w:t>
-      </w:r>
-      <w:proofErr w:type="spellEnd"/>
-      <w:r>
-        <w:rPr>
-          <w:lang w:val="en-US"/>
-        </w:rPr>
-        <w:t xml:space="preserve"> </w:t>
-      </w:r>
-      <w:proofErr w:type="spellStart"/>
-      <w:r>
-        <w:rPr>
-          <w:lang w:val="en-US"/>
-        </w:rPr>
-        <w:t>platuma</w:t>
-      </w:r>
-      <w:proofErr w:type="spellEnd"/>
-      <w:r>
-        <w:rPr>
-          <w:lang w:val="en-US"/>
-        </w:rPr>
-        <w:t xml:space="preserve"> (</w:t>
+        <w:t>Pilna platuma (</w:t>
       </w:r>
       <w:r>
         <w:rPr>
@@ -17219,35 +16401,7 @@
         <w:rPr>
           <w:lang w:val="en-US"/>
         </w:rPr>
-        <w:t xml:space="preserve">Fona </w:t>
-      </w:r>
-      <w:proofErr w:type="spellStart"/>
-      <w:r>
-        <w:rPr>
-          <w:lang w:val="en-US"/>
-        </w:rPr>
-        <w:t>krāsa</w:t>
-      </w:r>
-      <w:proofErr w:type="spellEnd"/>
-      <w:r>
-        <w:rPr>
-          <w:lang w:val="en-US"/>
-        </w:rPr>
-        <w:t xml:space="preserve">: </w:t>
-      </w:r>
-      <w:proofErr w:type="spellStart"/>
-      <w:r>
-        <w:rPr>
-          <w:lang w:val="en-US"/>
-        </w:rPr>
-        <w:t>tumši</w:t>
-      </w:r>
-      <w:proofErr w:type="spellEnd"/>
-      <w:r>
-        <w:rPr>
-          <w:lang w:val="en-US"/>
-        </w:rPr>
-        <w:t xml:space="preserve"> (#111827</w:t>
+        <w:t>Fona krāsa: tumši (#111827</w:t>
       </w:r>
       <w:r>
         <w:rPr>
@@ -17268,61 +16422,11 @@
           <w:lang w:val="en-US"/>
         </w:rPr>
       </w:pPr>
-      <w:proofErr w:type="spellStart"/>
       <w:r>
         <w:rPr>
           <w:lang w:val="en-US"/>
         </w:rPr>
-        <w:t>Teksta</w:t>
-      </w:r>
-      <w:proofErr w:type="spellEnd"/>
-      <w:r>
-        <w:rPr>
-          <w:lang w:val="en-US"/>
-        </w:rPr>
-        <w:t xml:space="preserve"> </w:t>
-      </w:r>
-      <w:proofErr w:type="spellStart"/>
-      <w:r>
-        <w:rPr>
-          <w:lang w:val="en-US"/>
-        </w:rPr>
-        <w:t>krāsa</w:t>
-      </w:r>
-      <w:proofErr w:type="spellEnd"/>
-      <w:r>
-        <w:rPr>
-          <w:lang w:val="en-US"/>
-        </w:rPr>
-        <w:t xml:space="preserve">: </w:t>
-      </w:r>
-      <w:proofErr w:type="spellStart"/>
-      <w:r>
-        <w:rPr>
-          <w:lang w:val="en-US"/>
-        </w:rPr>
-        <w:t>gaiši</w:t>
-      </w:r>
-      <w:proofErr w:type="spellEnd"/>
-      <w:r>
-        <w:rPr>
-          <w:lang w:val="en-US"/>
-        </w:rPr>
-        <w:t xml:space="preserve"> </w:t>
-      </w:r>
-      <w:proofErr w:type="spellStart"/>
-      <w:r>
-        <w:rPr>
-          <w:lang w:val="en-US"/>
-        </w:rPr>
-        <w:t>pelēka</w:t>
-      </w:r>
-      <w:proofErr w:type="spellEnd"/>
-      <w:r>
-        <w:rPr>
-          <w:lang w:val="en-US"/>
-        </w:rPr>
-        <w:t xml:space="preserve"> (</w:t>
+        <w:t>Teksta krāsa: gaiši pelēka (</w:t>
       </w:r>
       <w:r>
         <w:rPr>
@@ -17353,49 +16457,7 @@
         <w:rPr>
           <w:lang w:val="en-US"/>
         </w:rPr>
-        <w:t xml:space="preserve">Robeža: </w:t>
-      </w:r>
-      <w:proofErr w:type="spellStart"/>
-      <w:r>
-        <w:rPr>
-          <w:lang w:val="en-US"/>
-        </w:rPr>
-        <w:t>smalka</w:t>
-      </w:r>
-      <w:proofErr w:type="spellEnd"/>
-      <w:r>
-        <w:rPr>
-          <w:lang w:val="en-US"/>
-        </w:rPr>
-        <w:t xml:space="preserve">, </w:t>
-      </w:r>
-      <w:proofErr w:type="spellStart"/>
-      <w:r>
-        <w:rPr>
-          <w:lang w:val="en-US"/>
-        </w:rPr>
-        <w:t>gaiši</w:t>
-      </w:r>
-      <w:proofErr w:type="spellEnd"/>
-      <w:r>
-        <w:rPr>
-          <w:lang w:val="en-US"/>
-        </w:rPr>
-        <w:t xml:space="preserve"> </w:t>
-      </w:r>
-      <w:proofErr w:type="spellStart"/>
-      <w:r>
-        <w:rPr>
-          <w:lang w:val="en-US"/>
-        </w:rPr>
-        <w:t>pelēka</w:t>
-      </w:r>
-      <w:proofErr w:type="spellEnd"/>
-      <w:r>
-        <w:rPr>
-          <w:lang w:val="en-US"/>
-        </w:rPr>
-        <w:t xml:space="preserve"> (</w:t>
+        <w:t>Robeža: smalka, gaiši pelēka (</w:t>
       </w:r>
       <w:r>
         <w:rPr>
@@ -17422,33 +16484,11 @@
           <w:lang w:val="en-US"/>
         </w:rPr>
       </w:pPr>
-      <w:proofErr w:type="spellStart"/>
       <w:r>
         <w:rPr>
           <w:lang w:val="en-US"/>
         </w:rPr>
-        <w:t>Stūru</w:t>
-      </w:r>
-      <w:proofErr w:type="spellEnd"/>
-      <w:r>
-        <w:rPr>
-          <w:lang w:val="en-US"/>
-        </w:rPr>
-        <w:t xml:space="preserve"> </w:t>
-      </w:r>
-      <w:proofErr w:type="spellStart"/>
-      <w:r>
-        <w:rPr>
-          <w:lang w:val="en-US"/>
-        </w:rPr>
-        <w:t>noapaļojums</w:t>
-      </w:r>
-      <w:proofErr w:type="spellEnd"/>
-      <w:r>
-        <w:rPr>
-          <w:lang w:val="en-US"/>
-        </w:rPr>
-        <w:t xml:space="preserve">: </w:t>
+        <w:t xml:space="preserve">Stūru noapaļojums: </w:t>
       </w:r>
       <w:r>
         <w:rPr>
@@ -17456,18 +16496,8 @@
           <w:iCs/>
           <w:lang w:val="en-US"/>
         </w:rPr>
-        <w:t>rounded-</w:t>
-      </w:r>
-      <w:proofErr w:type="spellStart"/>
-      <w:r>
-        <w:rPr>
-          <w:i/>
-          <w:iCs/>
-          <w:lang w:val="en-US"/>
-        </w:rPr>
-        <w:t>md.</w:t>
-      </w:r>
-      <w:proofErr w:type="spellEnd"/>
+        <w:t>rounded-md.</w:t>
+      </w:r>
     </w:p>
     <w:p>
       <w:pPr>
@@ -17487,21 +16517,7 @@
         <w:rPr>
           <w:lang w:val="en-US"/>
         </w:rPr>
-        <w:t xml:space="preserve">Fonta </w:t>
-      </w:r>
-      <w:proofErr w:type="spellStart"/>
-      <w:r>
-        <w:rPr>
-          <w:lang w:val="en-US"/>
-        </w:rPr>
-        <w:t>izmērs</w:t>
-      </w:r>
-      <w:proofErr w:type="spellEnd"/>
-      <w:r>
-        <w:rPr>
-          <w:lang w:val="en-US"/>
-        </w:rPr>
-        <w:t xml:space="preserve">: </w:t>
+        <w:t xml:space="preserve">Fonta izmērs: </w:t>
       </w:r>
       <w:r>
         <w:rPr>
@@ -17524,47 +16540,11 @@
           <w:lang w:val="en-US"/>
         </w:rPr>
       </w:pPr>
-      <w:proofErr w:type="spellStart"/>
       <w:r>
         <w:rPr>
           <w:lang w:val="en-US"/>
         </w:rPr>
-        <w:t>Krāsa</w:t>
-      </w:r>
-      <w:proofErr w:type="spellEnd"/>
-      <w:r>
-        <w:rPr>
-          <w:lang w:val="en-US"/>
-        </w:rPr>
-        <w:t xml:space="preserve">: </w:t>
-      </w:r>
-      <w:proofErr w:type="spellStart"/>
-      <w:r>
-        <w:rPr>
-          <w:lang w:val="en-US"/>
-        </w:rPr>
-        <w:t>gaiši</w:t>
-      </w:r>
-      <w:proofErr w:type="spellEnd"/>
-      <w:r>
-        <w:rPr>
-          <w:lang w:val="en-US"/>
-        </w:rPr>
-        <w:t xml:space="preserve"> </w:t>
-      </w:r>
-      <w:proofErr w:type="spellStart"/>
-      <w:r>
-        <w:rPr>
-          <w:lang w:val="en-US"/>
-        </w:rPr>
-        <w:t>pelēka</w:t>
-      </w:r>
-      <w:proofErr w:type="spellEnd"/>
-      <w:r>
-        <w:rPr>
-          <w:lang w:val="en-US"/>
-        </w:rPr>
-        <w:t xml:space="preserve"> (</w:t>
+        <w:t>Krāsa: gaiši pelēka (</w:t>
       </w:r>
       <w:r>
         <w:rPr>
@@ -17589,23 +16569,13 @@
           <w:lang w:val="en-US"/>
         </w:rPr>
       </w:pPr>
-      <w:proofErr w:type="spellStart"/>
       <w:r>
         <w:rPr>
           <w:b/>
           <w:bCs/>
           <w:lang w:val="en-US"/>
         </w:rPr>
-        <w:t>Pogas</w:t>
-      </w:r>
-      <w:proofErr w:type="spellEnd"/>
-      <w:r>
-        <w:rPr>
-          <w:b/>
-          <w:bCs/>
-          <w:lang w:val="en-US"/>
-        </w:rPr>
-        <w:t>:</w:t>
+        <w:t>Pogas:</w:t>
       </w:r>
     </w:p>
     <w:p>
@@ -17620,47 +16590,11 @@
           <w:lang w:val="en-US"/>
         </w:rPr>
       </w:pPr>
-      <w:proofErr w:type="spellStart"/>
       <w:r>
         <w:rPr>
           <w:lang w:val="en-US"/>
         </w:rPr>
-        <w:t>Ielogoties</w:t>
-      </w:r>
-      <w:proofErr w:type="spellEnd"/>
-      <w:r>
-        <w:rPr>
-          <w:lang w:val="en-US"/>
-        </w:rPr>
-        <w:t xml:space="preserve"> / </w:t>
-      </w:r>
-      <w:proofErr w:type="spellStart"/>
-      <w:r>
-        <w:rPr>
-          <w:lang w:val="en-US"/>
-        </w:rPr>
-        <w:t>Izveidot</w:t>
-      </w:r>
-      <w:proofErr w:type="spellEnd"/>
-      <w:r>
-        <w:rPr>
-          <w:lang w:val="en-US"/>
-        </w:rPr>
-        <w:t xml:space="preserve"> </w:t>
-      </w:r>
-      <w:proofErr w:type="spellStart"/>
-      <w:r>
-        <w:rPr>
-          <w:lang w:val="en-US"/>
-        </w:rPr>
-        <w:t>kontu</w:t>
-      </w:r>
-      <w:proofErr w:type="spellEnd"/>
-      <w:r>
-        <w:rPr>
-          <w:lang w:val="en-US"/>
-        </w:rPr>
-        <w:t>:</w:t>
+        <w:t>Ielogoties / Izveidot kontu:</w:t>
       </w:r>
     </w:p>
     <w:p>
@@ -17675,33 +16609,11 @@
           <w:lang w:val="en-US"/>
         </w:rPr>
       </w:pPr>
-      <w:proofErr w:type="spellStart"/>
       <w:r>
         <w:rPr>
           <w:lang w:val="en-US"/>
         </w:rPr>
-        <w:t>Pilna</w:t>
-      </w:r>
-      <w:proofErr w:type="spellEnd"/>
-      <w:r>
-        <w:rPr>
-          <w:lang w:val="en-US"/>
-        </w:rPr>
-        <w:t xml:space="preserve"> </w:t>
-      </w:r>
-      <w:proofErr w:type="spellStart"/>
-      <w:r>
-        <w:rPr>
-          <w:lang w:val="en-US"/>
-        </w:rPr>
-        <w:t>platuma</w:t>
-      </w:r>
-      <w:proofErr w:type="spellEnd"/>
-      <w:r>
-        <w:rPr>
-          <w:lang w:val="en-US"/>
-        </w:rPr>
-        <w:t>.</w:t>
+        <w:t>Pilna platuma.</w:t>
       </w:r>
     </w:p>
     <w:p>
@@ -17716,48 +16628,18 @@
           <w:lang w:val="en-US"/>
         </w:rPr>
       </w:pPr>
-      <w:proofErr w:type="spellStart"/>
       <w:r>
         <w:rPr>
           <w:lang w:val="en-US"/>
         </w:rPr>
-        <w:t>Krāsa</w:t>
-      </w:r>
-      <w:proofErr w:type="spellEnd"/>
+        <w:t>Krāsa: violeta (#8B5CF6).</w:t>
+      </w:r>
       <w:r>
         <w:rPr>
           <w:lang w:val="en-US"/>
         </w:rPr>
-        <w:t xml:space="preserve">: </w:t>
-      </w:r>
-      <w:proofErr w:type="spellStart"/>
-      <w:r>
-        <w:rPr>
-          <w:lang w:val="en-US"/>
-        </w:rPr>
-        <w:t>violeta</w:t>
-      </w:r>
-      <w:proofErr w:type="spellEnd"/>
-      <w:r>
-        <w:rPr>
-          <w:lang w:val="en-US"/>
-        </w:rPr>
-        <w:t xml:space="preserve"> (#8B5CF6</w:t>
-      </w:r>
-      <w:proofErr w:type="gramStart"/>
-      <w:r>
-        <w:rPr>
-          <w:lang w:val="en-US"/>
-        </w:rPr>
-        <w:t>).</w:t>
-      </w:r>
-      <w:r>
-        <w:rPr>
-          <w:lang w:val="en-US"/>
-        </w:rPr>
         <w:t>d</w:t>
       </w:r>
-      <w:proofErr w:type="gramEnd"/>
     </w:p>
     <w:p>
       <w:pPr>
@@ -17777,39 +16659,48 @@
         <w:rPr>
           <w:lang w:val="en-US"/>
         </w:rPr>
-        <w:t xml:space="preserve">Hover </w:t>
-      </w:r>
-      <w:proofErr w:type="spellStart"/>
-      <w:r>
-        <w:rPr>
-          <w:lang w:val="en-US"/>
-        </w:rPr>
-        <w:t>efekts</w:t>
-      </w:r>
-      <w:proofErr w:type="spellEnd"/>
-      <w:r>
-        <w:rPr>
-          <w:lang w:val="en-US"/>
-        </w:rPr>
-        <w:t xml:space="preserve">: </w:t>
-      </w:r>
-      <w:proofErr w:type="spellStart"/>
+        <w:t xml:space="preserve">Hover efekts: </w:t>
+      </w:r>
       <w:r>
         <w:rPr>
           <w:i/>
           <w:iCs/>
           <w:lang w:val="en-US"/>
         </w:rPr>
-        <w:t>hover:bg-cognitive-primary</w:t>
-      </w:r>
-      <w:proofErr w:type="spellEnd"/>
+        <w:t>hover:bg-cognitive-primary/80.</w:t>
+      </w:r>
+    </w:p>
+    <w:p>
+      <w:pPr>
+        <w:pStyle w:val="Pamatteksts410"/>
+        <w:numPr>
+          <w:ilvl w:val="0"/>
+          <w:numId w:val="36"/>
+        </w:numPr>
+        <w:rPr>
+          <w:rFonts w:ascii="Calibri" w:eastAsia="Calibri" w:hAnsi="Calibri" w:cs="Arial"/>
+          <w:lang w:val="en-US"/>
+        </w:rPr>
+      </w:pPr>
+      <w:r>
+        <w:rPr>
+          <w:lang w:val="en-US"/>
+        </w:rPr>
+        <w:t>Teksta krāsa: balta (</w:t>
+      </w:r>
       <w:r>
         <w:rPr>
           <w:i/>
           <w:iCs/>
           <w:lang w:val="en-US"/>
         </w:rPr>
-        <w:t>/80.</w:t>
+        <w:t>text-white</w:t>
+      </w:r>
+      <w:r>
+        <w:rPr>
+          <w:lang w:val="en-US"/>
+        </w:rPr>
+        <w:t>).</w:t>
       </w:r>
     </w:p>
     <w:p>
@@ -17824,47 +16715,11 @@
           <w:lang w:val="en-US"/>
         </w:rPr>
       </w:pPr>
-      <w:proofErr w:type="spellStart"/>
       <w:r>
         <w:rPr>
           <w:lang w:val="en-US"/>
         </w:rPr>
-        <w:t>Teksta</w:t>
-      </w:r>
-      <w:proofErr w:type="spellEnd"/>
-      <w:r>
-        <w:rPr>
-          <w:lang w:val="en-US"/>
-        </w:rPr>
-        <w:t xml:space="preserve"> </w:t>
-      </w:r>
-      <w:proofErr w:type="spellStart"/>
-      <w:r>
-        <w:rPr>
-          <w:lang w:val="en-US"/>
-        </w:rPr>
-        <w:t>krāsa</w:t>
-      </w:r>
-      <w:proofErr w:type="spellEnd"/>
-      <w:r>
-        <w:rPr>
-          <w:lang w:val="en-US"/>
-        </w:rPr>
-        <w:t xml:space="preserve">: </w:t>
-      </w:r>
-      <w:proofErr w:type="spellStart"/>
-      <w:r>
-        <w:rPr>
-          <w:lang w:val="en-US"/>
-        </w:rPr>
-        <w:t>balta</w:t>
-      </w:r>
-      <w:proofErr w:type="spellEnd"/>
-      <w:r>
-        <w:rPr>
-          <w:lang w:val="en-US"/>
-        </w:rPr>
-        <w:t xml:space="preserve"> (</w:t>
+        <w:t xml:space="preserve">Stūru noapaļojums: </w:t>
       </w:r>
       <w:r>
         <w:rPr>
@@ -17872,13 +16727,7 @@
           <w:iCs/>
           <w:lang w:val="en-US"/>
         </w:rPr>
-        <w:t>text-white</w:t>
-      </w:r>
-      <w:r>
-        <w:rPr>
-          <w:lang w:val="en-US"/>
-        </w:rPr>
-        <w:t>).</w:t>
+        <w:t>rounded-lg.</w:t>
       </w:r>
     </w:p>
     <w:p>
@@ -17893,33 +16742,11 @@
           <w:lang w:val="en-US"/>
         </w:rPr>
       </w:pPr>
-      <w:proofErr w:type="spellStart"/>
       <w:r>
         <w:rPr>
           <w:lang w:val="en-US"/>
         </w:rPr>
-        <w:t>Stūru</w:t>
-      </w:r>
-      <w:proofErr w:type="spellEnd"/>
-      <w:r>
-        <w:rPr>
-          <w:lang w:val="en-US"/>
-        </w:rPr>
-        <w:t xml:space="preserve"> </w:t>
-      </w:r>
-      <w:proofErr w:type="spellStart"/>
-      <w:r>
-        <w:rPr>
-          <w:lang w:val="en-US"/>
-        </w:rPr>
-        <w:t>noapaļojums</w:t>
-      </w:r>
-      <w:proofErr w:type="spellEnd"/>
-      <w:r>
-        <w:rPr>
-          <w:lang w:val="en-US"/>
-        </w:rPr>
-        <w:t xml:space="preserve">: </w:t>
+        <w:t>Augstums: aptuveni 44px (</w:t>
       </w:r>
       <w:r>
         <w:rPr>
@@ -17927,55 +16754,6 @@
           <w:iCs/>
           <w:lang w:val="en-US"/>
         </w:rPr>
-        <w:t>rounded-lg.</w:t>
-      </w:r>
-    </w:p>
-    <w:p>
-      <w:pPr>
-        <w:pStyle w:val="Pamatteksts410"/>
-        <w:numPr>
-          <w:ilvl w:val="0"/>
-          <w:numId w:val="36"/>
-        </w:numPr>
-        <w:rPr>
-          <w:rFonts w:ascii="Calibri" w:eastAsia="Calibri" w:hAnsi="Calibri" w:cs="Arial"/>
-          <w:lang w:val="en-US"/>
-        </w:rPr>
-      </w:pPr>
-      <w:proofErr w:type="spellStart"/>
-      <w:r>
-        <w:rPr>
-          <w:lang w:val="en-US"/>
-        </w:rPr>
-        <w:t>Augstums</w:t>
-      </w:r>
-      <w:proofErr w:type="spellEnd"/>
-      <w:r>
-        <w:rPr>
-          <w:lang w:val="en-US"/>
-        </w:rPr>
-        <w:t xml:space="preserve">: </w:t>
-      </w:r>
-      <w:proofErr w:type="spellStart"/>
-      <w:r>
-        <w:rPr>
-          <w:lang w:val="en-US"/>
-        </w:rPr>
-        <w:t>aptuveni</w:t>
-      </w:r>
-      <w:proofErr w:type="spellEnd"/>
-      <w:r>
-        <w:rPr>
-          <w:lang w:val="en-US"/>
-        </w:rPr>
-        <w:t xml:space="preserve"> 44px (</w:t>
-      </w:r>
-      <w:r>
-        <w:rPr>
-          <w:i/>
-          <w:iCs/>
-          <w:lang w:val="en-US"/>
-        </w:rPr>
         <w:t>h-11</w:t>
       </w:r>
       <w:r>
@@ -17995,22 +16773,22 @@
         <w:pStyle w:val="Iedaljums410"/>
         <w:spacing w:after="120"/>
       </w:pPr>
-      <w:bookmarkStart w:id="60" w:name="_Toc214981560"/>
+      <w:bookmarkStart w:id="61" w:name="_Toc214981560"/>
       <w:r>
         <w:lastRenderedPageBreak/>
         <w:t>Galvenās lapas elementi un to raksturojums</w:t>
       </w:r>
-      <w:bookmarkEnd w:id="60"/>
+      <w:bookmarkEnd w:id="61"/>
     </w:p>
     <w:p>
       <w:pPr>
         <w:pStyle w:val="Iedaljums4lmenis410"/>
       </w:pPr>
-      <w:bookmarkStart w:id="61" w:name="_Toc214981561"/>
+      <w:bookmarkStart w:id="62" w:name="_Toc214981561"/>
       <w:r>
         <w:t>Ievads</w:t>
       </w:r>
-      <w:bookmarkEnd w:id="61"/>
+      <w:bookmarkEnd w:id="62"/>
     </w:p>
     <w:p>
       <w:pPr>
@@ -18181,7 +16959,7 @@
           <w:sz w:val="24"/>
           <w:szCs w:val="24"/>
         </w:rPr>
-        <w:instrText xml:space="preserve"> SEQ ._att \* ARABIC </w:instrText>
+        <w:instrText xml:space="preserve"> </w:instrText>
       </w:r>
       <w:r>
         <w:rPr>
@@ -18192,8 +16970,20 @@
           <w:sz w:val="24"/>
           <w:szCs w:val="24"/>
         </w:rPr>
+        <w:instrText xml:space="preserve">SEQ att. \* ARABIC </w:instrText>
+      </w:r>
+      <w:r>
+        <w:rPr>
+          <w:rFonts w:ascii="Times New Roman" w:hAnsi="Times New Roman" w:cs="Times New Roman"/>
+          <w:i w:val="0"/>
+          <w:iCs w:val="0"/>
+          <w:color w:val="000000" w:themeColor="text1"/>
+          <w:sz w:val="24"/>
+          <w:szCs w:val="24"/>
+        </w:rPr>
         <w:fldChar w:fldCharType="separate"/>
       </w:r>
+      <w:bookmarkStart w:id="63" w:name="_Toc225240665"/>
       <w:r>
         <w:rPr>
           <w:rFonts w:ascii="Times New Roman" w:hAnsi="Times New Roman" w:cs="Times New Roman"/>
@@ -18252,6 +17042,7 @@
         </w:rPr>
         <w:t>Galvenās lapas izskats [Autora veidots attēls]</w:t>
       </w:r>
+      <w:bookmarkEnd w:id="63"/>
     </w:p>
     <w:p>
       <w:pPr>
@@ -18592,12 +17383,12 @@
       <w:pPr>
         <w:pStyle w:val="Iedaljums4lmenis410"/>
       </w:pPr>
-      <w:bookmarkStart w:id="62" w:name="_Toc214981562"/>
+      <w:bookmarkStart w:id="64" w:name="_Toc214981562"/>
       <w:r>
         <w:lastRenderedPageBreak/>
         <w:t>Noformējums</w:t>
       </w:r>
-      <w:bookmarkEnd w:id="62"/>
+      <w:bookmarkEnd w:id="64"/>
     </w:p>
     <w:p>
       <w:pPr>
@@ -18907,19 +17698,11 @@
           <w:rFonts w:ascii="Calibri" w:eastAsia="Calibri" w:hAnsi="Calibri" w:cs="Calibri"/>
         </w:rPr>
       </w:pPr>
-      <w:proofErr w:type="spellStart"/>
       <w:r>
         <w:rPr>
           <w:lang w:val="en-US"/>
         </w:rPr>
-        <w:t>Izvietojums</w:t>
-      </w:r>
-      <w:proofErr w:type="spellEnd"/>
-      <w:r>
-        <w:rPr>
-          <w:lang w:val="en-US"/>
-        </w:rPr>
-        <w:t xml:space="preserve">: </w:t>
+        <w:t xml:space="preserve">Izvietojums: </w:t>
       </w:r>
       <w:r>
         <w:rPr>
@@ -18933,21 +17716,7 @@
         <w:rPr>
           <w:lang w:val="en-US"/>
         </w:rPr>
-        <w:t xml:space="preserve">, </w:t>
-      </w:r>
-      <w:proofErr w:type="spellStart"/>
-      <w:r>
-        <w:rPr>
-          <w:lang w:val="en-US"/>
-        </w:rPr>
-        <w:t>ar</w:t>
-      </w:r>
-      <w:proofErr w:type="spellEnd"/>
-      <w:r>
-        <w:rPr>
-          <w:lang w:val="en-US"/>
-        </w:rPr>
-        <w:t xml:space="preserve"> </w:t>
+        <w:t xml:space="preserve">, ar </w:t>
       </w:r>
       <w:r>
         <w:rPr>
@@ -18989,47 +17758,11 @@
           <w:rFonts w:ascii="Calibri" w:eastAsia="Calibri" w:hAnsi="Calibri" w:cs="Calibri"/>
         </w:rPr>
       </w:pPr>
-      <w:proofErr w:type="spellStart"/>
       <w:r>
         <w:rPr>
           <w:lang w:val="en-US"/>
         </w:rPr>
-        <w:t>Atstarpe</w:t>
-      </w:r>
-      <w:proofErr w:type="spellEnd"/>
-      <w:r>
-        <w:rPr>
-          <w:lang w:val="en-US"/>
-        </w:rPr>
-        <w:t xml:space="preserve"> </w:t>
-      </w:r>
-      <w:proofErr w:type="spellStart"/>
-      <w:r>
-        <w:rPr>
-          <w:lang w:val="en-US"/>
-        </w:rPr>
-        <w:t>starp</w:t>
-      </w:r>
-      <w:proofErr w:type="spellEnd"/>
-      <w:r>
-        <w:rPr>
-          <w:lang w:val="en-US"/>
-        </w:rPr>
-        <w:t xml:space="preserve"> </w:t>
-      </w:r>
-      <w:proofErr w:type="spellStart"/>
-      <w:r>
-        <w:rPr>
-          <w:lang w:val="en-US"/>
-        </w:rPr>
-        <w:t>elementiem</w:t>
-      </w:r>
-      <w:proofErr w:type="spellEnd"/>
-      <w:r>
-        <w:rPr>
-          <w:lang w:val="en-US"/>
-        </w:rPr>
-        <w:t xml:space="preserve">: </w:t>
+        <w:t xml:space="preserve">Atstarpe starp elementiem: </w:t>
       </w:r>
       <w:r>
         <w:rPr>
@@ -19413,35 +18146,12 @@
           <w:lang w:val="en-US"/>
         </w:rPr>
       </w:pPr>
-      <w:proofErr w:type="spellStart"/>
       <w:r>
         <w:rPr>
           <w:lang w:val="en-US"/>
         </w:rPr>
-        <w:t>Stūru</w:t>
-      </w:r>
-      <w:proofErr w:type="spellEnd"/>
-      <w:r>
-        <w:rPr>
-          <w:lang w:val="en-US"/>
-        </w:rPr>
-        <w:t xml:space="preserve"> </w:t>
-      </w:r>
-      <w:proofErr w:type="spellStart"/>
-      <w:r>
-        <w:rPr>
-          <w:lang w:val="en-US"/>
-        </w:rPr>
-        <w:t>noapaļojums</w:t>
-      </w:r>
-      <w:proofErr w:type="spellEnd"/>
-      <w:r>
-        <w:rPr>
-          <w:lang w:val="en-US"/>
-        </w:rPr>
-        <w:t xml:space="preserve">: </w:t>
-      </w:r>
-      <w:proofErr w:type="gramStart"/>
+        <w:t xml:space="preserve">Stūru noapaļojums: </w:t>
+      </w:r>
       <w:r>
         <w:rPr>
           <w:i/>
@@ -19450,7 +18160,6 @@
         </w:rPr>
         <w:t>rounded-xl</w:t>
       </w:r>
-      <w:proofErr w:type="gramEnd"/>
       <w:r>
         <w:rPr>
           <w:lang w:val="en-US"/>
@@ -19470,19 +18179,11 @@
           <w:lang w:val="en-US"/>
         </w:rPr>
       </w:pPr>
-      <w:proofErr w:type="spellStart"/>
       <w:r>
         <w:rPr>
           <w:lang w:val="en-US"/>
         </w:rPr>
-        <w:t>Iekšējās</w:t>
-      </w:r>
-      <w:proofErr w:type="spellEnd"/>
-      <w:r>
-        <w:rPr>
-          <w:lang w:val="en-US"/>
-        </w:rPr>
-        <w:t xml:space="preserve"> malas: </w:t>
+        <w:t xml:space="preserve">Iekšējās malas: </w:t>
       </w:r>
       <w:r>
         <w:rPr>
@@ -19511,33 +18212,11 @@
           <w:lang w:val="en-US"/>
         </w:rPr>
       </w:pPr>
-      <w:proofErr w:type="spellStart"/>
       <w:r>
         <w:rPr>
           <w:lang w:val="en-US"/>
         </w:rPr>
-        <w:t>Ēna</w:t>
-      </w:r>
-      <w:proofErr w:type="spellEnd"/>
-      <w:r>
-        <w:rPr>
-          <w:lang w:val="en-US"/>
-        </w:rPr>
-        <w:t xml:space="preserve">: </w:t>
-      </w:r>
-      <w:proofErr w:type="spellStart"/>
-      <w:r>
-        <w:rPr>
-          <w:lang w:val="en-US"/>
-        </w:rPr>
-        <w:t>viegla</w:t>
-      </w:r>
-      <w:proofErr w:type="spellEnd"/>
-      <w:r>
-        <w:rPr>
-          <w:lang w:val="en-US"/>
-        </w:rPr>
-        <w:t xml:space="preserve"> (</w:t>
+        <w:t>Ēna: viegla (</w:t>
       </w:r>
       <w:r>
         <w:rPr>
@@ -20050,22 +18729,22 @@
         <w:pStyle w:val="Iedaljums410"/>
         <w:spacing w:after="120"/>
       </w:pPr>
-      <w:bookmarkStart w:id="63" w:name="_Toc214981563"/>
+      <w:bookmarkStart w:id="65" w:name="_Toc214981563"/>
       <w:r>
         <w:lastRenderedPageBreak/>
         <w:t>Tests reakcijas laika lapas elementi un to noformējums</w:t>
       </w:r>
-      <w:bookmarkEnd w:id="63"/>
+      <w:bookmarkEnd w:id="65"/>
     </w:p>
     <w:p>
       <w:pPr>
         <w:pStyle w:val="Iedaljums4lmenis410"/>
       </w:pPr>
-      <w:bookmarkStart w:id="64" w:name="_Toc214981564"/>
+      <w:bookmarkStart w:id="66" w:name="_Toc214981564"/>
       <w:r>
         <w:t>Ievads</w:t>
       </w:r>
-      <w:bookmarkEnd w:id="64"/>
+      <w:bookmarkEnd w:id="66"/>
     </w:p>
     <w:p>
       <w:pPr>
@@ -20186,7 +18865,7 @@
           </wp:inline>
         </w:drawing>
       </w:r>
-      <w:bookmarkStart w:id="65" w:name="_Ref213831209"/>
+      <w:bookmarkStart w:id="67" w:name="_Ref213831209"/>
     </w:p>
     <w:p>
       <w:pPr>
@@ -20221,7 +18900,7 @@
           <w:sz w:val="24"/>
           <w:szCs w:val="24"/>
         </w:rPr>
-        <w:instrText xml:space="preserve"> SEQ ._att \* ARABIC </w:instrText>
+        <w:instrText xml:space="preserve"> </w:instrText>
       </w:r>
       <w:r>
         <w:rPr>
@@ -20232,10 +18911,21 @@
           <w:sz w:val="24"/>
           <w:szCs w:val="24"/>
         </w:rPr>
+        <w:instrText xml:space="preserve">SEQ att. \* ARABIC </w:instrText>
+      </w:r>
+      <w:r>
+        <w:rPr>
+          <w:rFonts w:ascii="Times New Roman" w:hAnsi="Times New Roman" w:cs="Times New Roman"/>
+          <w:i w:val="0"/>
+          <w:iCs w:val="0"/>
+          <w:color w:val="000000" w:themeColor="text1"/>
+          <w:sz w:val="24"/>
+          <w:szCs w:val="24"/>
+        </w:rPr>
         <w:fldChar w:fldCharType="separate"/>
       </w:r>
-      <w:bookmarkStart w:id="66" w:name="_Toc212723441"/>
-      <w:bookmarkStart w:id="67" w:name="_Toc214434912"/>
+      <w:bookmarkStart w:id="68" w:name="_Toc212723441"/>
+      <w:bookmarkStart w:id="69" w:name="_Toc225240666"/>
       <w:r>
         <w:rPr>
           <w:rFonts w:ascii="Times New Roman" w:hAnsi="Times New Roman" w:cs="Times New Roman"/>
@@ -20294,9 +18984,9 @@
         </w:rPr>
         <w:t>Tests reakcija laika lapa izskats [Autora veidots attēls]</w:t>
       </w:r>
-      <w:bookmarkEnd w:id="65"/>
-      <w:bookmarkEnd w:id="66"/>
       <w:bookmarkEnd w:id="67"/>
+      <w:bookmarkEnd w:id="68"/>
+      <w:bookmarkEnd w:id="69"/>
     </w:p>
     <w:p>
       <w:pPr>
@@ -20358,12 +19048,12 @@
       <w:pPr>
         <w:pStyle w:val="Iedaljums4lmenis410"/>
       </w:pPr>
-      <w:bookmarkStart w:id="68" w:name="_Toc214981565"/>
+      <w:bookmarkStart w:id="70" w:name="_Toc214981565"/>
       <w:r>
         <w:lastRenderedPageBreak/>
         <w:t>Noformējums</w:t>
       </w:r>
-      <w:bookmarkEnd w:id="68"/>
+      <w:bookmarkEnd w:id="70"/>
     </w:p>
     <w:p>
       <w:pPr>
@@ -21256,22 +19946,22 @@
         <w:pStyle w:val="Iedaljums410"/>
         <w:spacing w:after="120"/>
       </w:pPr>
-      <w:bookmarkStart w:id="69" w:name="_Toc214981566"/>
+      <w:bookmarkStart w:id="71" w:name="_Toc214981566"/>
       <w:r>
         <w:lastRenderedPageBreak/>
         <w:t>Tests vizuāla atmiņa lapas elementi un to noformējums</w:t>
       </w:r>
-      <w:bookmarkEnd w:id="69"/>
+      <w:bookmarkEnd w:id="71"/>
     </w:p>
     <w:p>
       <w:pPr>
         <w:pStyle w:val="Iedaljums4lmenis410"/>
       </w:pPr>
-      <w:bookmarkStart w:id="70" w:name="_Toc214981567"/>
+      <w:bookmarkStart w:id="72" w:name="_Toc214981567"/>
       <w:r>
         <w:t>Ievads</w:t>
       </w:r>
-      <w:bookmarkEnd w:id="70"/>
+      <w:bookmarkEnd w:id="72"/>
     </w:p>
     <w:p>
       <w:pPr>
@@ -21426,7 +20116,7 @@
           <w:sz w:val="24"/>
           <w:szCs w:val="24"/>
         </w:rPr>
-        <w:instrText xml:space="preserve"> SEQ ._att \* ARABIC </w:instrText>
+        <w:instrText xml:space="preserve"> </w:instrText>
       </w:r>
       <w:r>
         <w:rPr>
@@ -21437,10 +20127,21 @@
           <w:sz w:val="24"/>
           <w:szCs w:val="24"/>
         </w:rPr>
+        <w:instrText xml:space="preserve">SEQ att. \* ARABIC </w:instrText>
+      </w:r>
+      <w:r>
+        <w:rPr>
+          <w:rFonts w:ascii="Times New Roman" w:hAnsi="Times New Roman" w:cs="Times New Roman"/>
+          <w:i w:val="0"/>
+          <w:iCs w:val="0"/>
+          <w:color w:val="000000" w:themeColor="text1"/>
+          <w:sz w:val="24"/>
+          <w:szCs w:val="24"/>
+        </w:rPr>
         <w:fldChar w:fldCharType="separate"/>
       </w:r>
-      <w:bookmarkStart w:id="71" w:name="_Toc212723442"/>
-      <w:bookmarkStart w:id="72" w:name="_Toc214434913"/>
+      <w:bookmarkStart w:id="73" w:name="_Toc212723442"/>
+      <w:bookmarkStart w:id="74" w:name="_Toc225240667"/>
       <w:r>
         <w:rPr>
           <w:rFonts w:ascii="Times New Roman" w:hAnsi="Times New Roman" w:cs="Times New Roman"/>
@@ -21499,8 +20200,8 @@
         </w:rPr>
         <w:t>Tests vizuāla atmiņa lapas izskats [Autora veidots attēls]</w:t>
       </w:r>
-      <w:bookmarkEnd w:id="71"/>
-      <w:bookmarkEnd w:id="72"/>
+      <w:bookmarkEnd w:id="73"/>
+      <w:bookmarkEnd w:id="74"/>
     </w:p>
     <w:p>
       <w:pPr>
@@ -21532,9 +20233,9 @@
         </w:rPr>
         <w:t xml:space="preserve"> </w:t>
       </w:r>
-      <w:bookmarkStart w:id="73" w:name="_Ref213831248"/>
-    </w:p>
-    <w:bookmarkEnd w:id="73"/>
+      <w:bookmarkStart w:id="75" w:name="_Ref213831248"/>
+    </w:p>
+    <w:bookmarkEnd w:id="75"/>
     <w:p>
       <w:pPr>
         <w:pStyle w:val="Pamatteksts410"/>
@@ -21580,12 +20281,12 @@
         <w:pStyle w:val="Iedaljums4lmenis410"/>
         <w:spacing w:after="280"/>
       </w:pPr>
-      <w:bookmarkStart w:id="74" w:name="_Toc214981568"/>
+      <w:bookmarkStart w:id="76" w:name="_Toc214981568"/>
       <w:r>
         <w:lastRenderedPageBreak/>
         <w:t>Noformējums</w:t>
       </w:r>
-      <w:bookmarkEnd w:id="74"/>
+      <w:bookmarkEnd w:id="76"/>
     </w:p>
     <w:p>
       <w:pPr>
@@ -22732,11 +21433,11 @@
         <w:spacing w:after="320"/>
         <w:jc w:val="both"/>
       </w:pPr>
-      <w:bookmarkStart w:id="75" w:name="_Toc214981569"/>
+      <w:bookmarkStart w:id="77" w:name="_Toc214981569"/>
       <w:r>
         <w:t>Tests numuru atmiņa lapas elementi un to noformējums</w:t>
       </w:r>
-      <w:bookmarkEnd w:id="75"/>
+      <w:bookmarkEnd w:id="77"/>
     </w:p>
     <w:p>
       <w:pPr>
@@ -22744,11 +21445,312 @@
         <w:spacing w:after="280"/>
         <w:jc w:val="both"/>
       </w:pPr>
-      <w:bookmarkStart w:id="76" w:name="_Toc214981570"/>
+      <w:bookmarkStart w:id="78" w:name="_Toc214981570"/>
       <w:r>
         <w:t>Ievads</w:t>
       </w:r>
-      <w:bookmarkEnd w:id="76"/>
+      <w:bookmarkEnd w:id="78"/>
+    </w:p>
+    <w:p>
+      <w:pPr>
+        <w:pStyle w:val="Pamatteksts410"/>
+      </w:pPr>
+      <w:r>
+        <w:t>Kad lietotājs izvēlas skaitļu atmiņas testu, viņš tiek novirzīts uz šī testa lapu (skatīt</w:t>
+      </w:r>
+      <w:r>
+        <w:t xml:space="preserve"> </w:t>
+      </w:r>
+      <w:r>
+        <w:fldChar w:fldCharType="begin"/>
+      </w:r>
+      <w:r>
+        <w:instrText xml:space="preserve"> REF _Ref225241369 \h </w:instrText>
+      </w:r>
+      <w:r>
+        <w:instrText xml:space="preserve"> \* MERGEFORMAT </w:instrText>
+      </w:r>
+      <w:r>
+        <w:fldChar w:fldCharType="separate"/>
+      </w:r>
+      <w:r>
+        <w:rPr>
+          <w:rFonts w:cs="Times New Roman"/>
+          <w:noProof/>
+          <w:color w:val="000000" w:themeColor="text1"/>
+        </w:rPr>
+        <w:t>9</w:t>
+      </w:r>
+      <w:r>
+        <w:rPr>
+          <w:rFonts w:cs="Times New Roman"/>
+          <w:color w:val="000000" w:themeColor="text1"/>
+        </w:rPr>
+        <w:t xml:space="preserve">. att. </w:t>
+      </w:r>
+      <w:r>
+        <w:rPr>
+          <w:rFonts w:cs="Times New Roman"/>
+          <w:b/>
+          <w:bCs/>
+          <w:color w:val="000000" w:themeColor="text1"/>
+        </w:rPr>
+        <w:t>Tests numuru atmiņa lapas</w:t>
+      </w:r>
+      <w:r>
+        <w:rPr>
+          <w:rFonts w:cs="Times New Roman"/>
+          <w:b/>
+          <w:bCs/>
+          <w:color w:val="000000" w:themeColor="text1"/>
+        </w:rPr>
+        <w:t xml:space="preserve"> izskats [Autora veidots attēls]</w:t>
+      </w:r>
+      <w:r>
+        <w:fldChar w:fldCharType="end"/>
+      </w:r>
+      <w:r>
+        <w:t>)</w:t>
+      </w:r>
+    </w:p>
+    <w:p>
+      <w:pPr>
+        <w:keepNext/>
+        <w:jc w:val="center"/>
+      </w:pPr>
+      <w:r>
+        <w:rPr>
+          <w:noProof/>
+          <w:sz w:val="18"/>
+          <w:szCs w:val="18"/>
+        </w:rPr>
+        <w:drawing>
+          <wp:inline distT="0" distB="0" distL="0" distR="0" wp14:anchorId="577AC1BF" wp14:editId="7FEE5A48">
+            <wp:extent cx="4350791" cy="2447290"/>
+            <wp:effectExtent l="0" t="0" r="0" b="0"/>
+            <wp:docPr id="747875005" name="Picture 1"/>
+            <wp:cNvGraphicFramePr>
+              <a:graphicFrameLocks xmlns:a="http://schemas.openxmlformats.org/drawingml/2006/main" noChangeAspect="1"/>
+            </wp:cNvGraphicFramePr>
+            <a:graphic xmlns:a="http://schemas.openxmlformats.org/drawingml/2006/main">
+              <a:graphicData uri="http://schemas.openxmlformats.org/drawingml/2006/picture">
+                <pic:pic xmlns:pic="http://schemas.openxmlformats.org/drawingml/2006/picture">
+                  <pic:nvPicPr>
+                    <pic:cNvPr id="747875005" name=""/>
+                    <pic:cNvPicPr/>
+                  </pic:nvPicPr>
+                  <pic:blipFill>
+                    <a:blip r:embed="rId25"/>
+                    <a:stretch>
+                      <a:fillRect/>
+                    </a:stretch>
+                  </pic:blipFill>
+                  <pic:spPr>
+                    <a:xfrm>
+                      <a:off x="0" y="0"/>
+                      <a:ext cx="4362282" cy="2453754"/>
+                    </a:xfrm>
+                    <a:prstGeom prst="rect">
+                      <a:avLst/>
+                    </a:prstGeom>
+                  </pic:spPr>
+                </pic:pic>
+              </a:graphicData>
+            </a:graphic>
+          </wp:inline>
+        </w:drawing>
+      </w:r>
+    </w:p>
+    <w:bookmarkStart w:id="79" w:name="_Toc225240668"/>
+    <w:bookmarkStart w:id="80" w:name="_Ref225241369"/>
+    <w:p>
+      <w:pPr>
+        <w:pStyle w:val="Caption"/>
+        <w:jc w:val="center"/>
+        <w:rPr>
+          <w:rFonts w:ascii="Times New Roman" w:hAnsi="Times New Roman" w:cs="Times New Roman"/>
+          <w:b/>
+          <w:bCs/>
+          <w:i w:val="0"/>
+          <w:iCs w:val="0"/>
+          <w:color w:val="000000" w:themeColor="text1"/>
+          <w:sz w:val="24"/>
+          <w:szCs w:val="24"/>
+        </w:rPr>
+      </w:pPr>
+      <w:r>
+        <w:rPr>
+          <w:rFonts w:ascii="Times New Roman" w:hAnsi="Times New Roman" w:cs="Times New Roman"/>
+          <w:i w:val="0"/>
+          <w:iCs w:val="0"/>
+          <w:color w:val="000000" w:themeColor="text1"/>
+          <w:sz w:val="24"/>
+          <w:szCs w:val="24"/>
+        </w:rPr>
+        <w:fldChar w:fldCharType="begin"/>
+      </w:r>
+      <w:r>
+        <w:rPr>
+          <w:rFonts w:ascii="Times New Roman" w:hAnsi="Times New Roman" w:cs="Times New Roman"/>
+          <w:i w:val="0"/>
+          <w:iCs w:val="0"/>
+          <w:color w:val="000000" w:themeColor="text1"/>
+          <w:sz w:val="24"/>
+          <w:szCs w:val="24"/>
+        </w:rPr>
+        <w:instrText xml:space="preserve"> </w:instrText>
+      </w:r>
+      <w:r>
+        <w:rPr>
+          <w:rFonts w:ascii="Times New Roman" w:hAnsi="Times New Roman" w:cs="Times New Roman"/>
+          <w:i w:val="0"/>
+          <w:iCs w:val="0"/>
+          <w:color w:val="000000" w:themeColor="text1"/>
+          <w:sz w:val="24"/>
+          <w:szCs w:val="24"/>
+        </w:rPr>
+        <w:instrText xml:space="preserve">SEQ att. \* ARABIC </w:instrText>
+      </w:r>
+      <w:r>
+        <w:rPr>
+          <w:rFonts w:ascii="Times New Roman" w:hAnsi="Times New Roman" w:cs="Times New Roman"/>
+          <w:i w:val="0"/>
+          <w:iCs w:val="0"/>
+          <w:color w:val="000000" w:themeColor="text1"/>
+          <w:sz w:val="24"/>
+          <w:szCs w:val="24"/>
+        </w:rPr>
+        <w:fldChar w:fldCharType="separate"/>
+      </w:r>
+      <w:r>
+        <w:rPr>
+          <w:rFonts w:ascii="Times New Roman" w:hAnsi="Times New Roman" w:cs="Times New Roman"/>
+          <w:i w:val="0"/>
+          <w:iCs w:val="0"/>
+          <w:noProof/>
+          <w:color w:val="000000" w:themeColor="text1"/>
+          <w:sz w:val="24"/>
+          <w:szCs w:val="24"/>
+        </w:rPr>
+        <w:t>9</w:t>
+      </w:r>
+      <w:r>
+        <w:rPr>
+          <w:rFonts w:ascii="Times New Roman" w:hAnsi="Times New Roman" w:cs="Times New Roman"/>
+          <w:i w:val="0"/>
+          <w:iCs w:val="0"/>
+          <w:color w:val="000000" w:themeColor="text1"/>
+          <w:sz w:val="24"/>
+          <w:szCs w:val="24"/>
+        </w:rPr>
+        <w:fldChar w:fldCharType="end"/>
+      </w:r>
+      <w:r>
+        <w:rPr>
+          <w:rFonts w:ascii="Times New Roman" w:hAnsi="Times New Roman" w:cs="Times New Roman"/>
+          <w:i w:val="0"/>
+          <w:iCs w:val="0"/>
+          <w:color w:val="000000" w:themeColor="text1"/>
+          <w:sz w:val="24"/>
+          <w:szCs w:val="24"/>
+        </w:rPr>
+        <w:t xml:space="preserve">. att. </w:t>
+      </w:r>
+      <w:r>
+        <w:rPr>
+          <w:rFonts w:ascii="Times New Roman" w:hAnsi="Times New Roman" w:cs="Times New Roman"/>
+          <w:b/>
+          <w:bCs/>
+          <w:i w:val="0"/>
+          <w:iCs w:val="0"/>
+          <w:color w:val="000000" w:themeColor="text1"/>
+          <w:sz w:val="24"/>
+          <w:szCs w:val="24"/>
+        </w:rPr>
+        <w:t>Tests numuru atmiņa lapas</w:t>
+      </w:r>
+      <w:r>
+        <w:rPr>
+          <w:rFonts w:ascii="Times New Roman" w:hAnsi="Times New Roman" w:cs="Times New Roman"/>
+          <w:b/>
+          <w:bCs/>
+          <w:i w:val="0"/>
+          <w:iCs w:val="0"/>
+          <w:color w:val="000000" w:themeColor="text1"/>
+          <w:sz w:val="24"/>
+          <w:szCs w:val="24"/>
+        </w:rPr>
+        <w:t xml:space="preserve"> izskats [Autora veidots attēls]</w:t>
+      </w:r>
+      <w:bookmarkEnd w:id="79"/>
+      <w:bookmarkEnd w:id="80"/>
+    </w:p>
+    <w:p>
+      <w:pPr>
+        <w:pStyle w:val="Pamatteksts410"/>
+      </w:pPr>
+      <w:r>
+        <w:t>Lapas augšpusē atrodas poga “Atpakaļ”, kas ļauj lietotājam atgriezties galvenajā “BenchmarkMe” sākuma lapā, kā arī testa nosaukums “Skaitļu atmiņas tests”, kas skaidri norāda, kuru uzdevumu lietotājs pašlaik veic.</w:t>
+      </w:r>
+    </w:p>
+    <w:p>
+      <w:pPr>
+        <w:pStyle w:val="Pamatteksts410"/>
+      </w:pPr>
+      <w:r>
+        <w:t xml:space="preserve">Zem virsraksta izvietota informācijas josla, kurā redzami trīs parametri: Līmenis, Rezultāts un Cipari. Šie rādītāji dinamiski mainās atkarībā no lietotāja progresa testā. Līmenis norāda pašreizējo grūtības pakāpi, rezultāts atspoguļo iegūtos punktus, </w:t>
+      </w:r>
+      <w:r>
+        <w:t xml:space="preserve"> </w:t>
+      </w:r>
+      <w:r>
+        <w:t>ciparu skaits parāda, cik garš skaitlis lietotājam ir jāiegaumē konkrētajā līmenī.</w:t>
+      </w:r>
+    </w:p>
+    <w:p>
+      <w:pPr>
+        <w:pStyle w:val="Pamatteksts410"/>
+      </w:pPr>
+      <w:r>
+        <w:t xml:space="preserve">Lapas centrālajā daļā atrodas galvenais testa laukums, kas sākotnēji rāda paziņojumu “Gatavs iegaumēt?”. Pēc testa uzsākšanas lietotājam uz noteiktu laiku tiek parādīts skaitlis, kuru </w:t>
+      </w:r>
+      <w:r>
+        <w:t xml:space="preserve">vajag </w:t>
+      </w:r>
+      <w:r>
+        <w:t xml:space="preserve">iegaumēt. Kad rādīšanas laiks beidzas, skaitlis pazūd un lietotājam ievades laukā tas jāieraksta no </w:t>
+      </w:r>
+      <w:r>
+        <w:t>galvas</w:t>
+      </w:r>
+      <w:r>
+        <w:t>. Šādā veidā tiek pārbaudīta lietotāja spēja īslaicīgi saglabāt un precīzi atcerēties skaitlisku informāciju.</w:t>
+      </w:r>
+    </w:p>
+    <w:p>
+      <w:pPr>
+        <w:rPr>
+          <w:rFonts w:ascii="Times New Roman" w:hAnsi="Times New Roman"/>
+        </w:rPr>
+      </w:pPr>
+      <w:r>
+        <w:br w:type="page"/>
+      </w:r>
+    </w:p>
+    <w:p>
+      <w:pPr>
+        <w:pStyle w:val="Pamatteksts410"/>
+      </w:pPr>
+      <w:r>
+        <w:lastRenderedPageBreak/>
+        <w:t>Lapas apakšējā daļā sākumā atrodas poga “Sāk</w:t>
+      </w:r>
+      <w:r>
+        <w:t>t</w:t>
+      </w:r>
+      <w:r>
+        <w:t>”, kas uzsāk testu. Pēc katra mēģinājuma lietotājam tiek parādīts rezultāts, un atkarībā no atbildes pareizības ir iespējams turpināt uz nākamo līmeni vai sākt testu no jauna. Papildus tam zem galvenā testa laukuma tiek attēlota arī rezultātu sadaļa, kurā redzama snieguma statistika, piemēram, mēģinājumu skaits, precizitāte, labākais sasniegtais līmenis un kopējais rezultāts.</w:t>
+      </w:r>
     </w:p>
     <w:p>
       <w:pPr>
@@ -22756,11 +21758,11 @@
         <w:spacing w:after="280"/>
         <w:jc w:val="both"/>
       </w:pPr>
-      <w:bookmarkStart w:id="77" w:name="_Toc214981571"/>
+      <w:bookmarkStart w:id="81" w:name="_Toc214981571"/>
       <w:r>
         <w:t>Noformējums</w:t>
       </w:r>
-      <w:bookmarkEnd w:id="77"/>
+      <w:bookmarkEnd w:id="81"/>
     </w:p>
     <w:p>
       <w:pPr>
@@ -23087,7 +22089,6 @@
         </w:numPr>
       </w:pPr>
       <w:r>
-        <w:lastRenderedPageBreak/>
         <w:t>Fons: bg-gradient-card (tumšs gradients).</w:t>
       </w:r>
     </w:p>
@@ -23100,6 +22101,7 @@
         </w:numPr>
       </w:pPr>
       <w:r>
+        <w:lastRenderedPageBreak/>
         <w:t>Robeža: border-border/50 (1px, 50% caurspīdīgums).</w:t>
       </w:r>
     </w:p>
@@ -23771,42 +22773,220 @@
     </w:p>
     <w:p>
       <w:pPr>
-        <w:pStyle w:val="Pamatteksts410"/>
-        <w:jc w:val="left"/>
-      </w:pPr>
+        <w:rPr>
+          <w:rFonts w:ascii="Times New Roman" w:hAnsi="Times New Roman"/>
+        </w:rPr>
+      </w:pPr>
+      <w:r>
+        <w:br w:type="page"/>
+      </w:r>
     </w:p>
     <w:p>
       <w:pPr>
         <w:pStyle w:val="Iedaljums410"/>
         <w:spacing w:after="320"/>
       </w:pPr>
-      <w:bookmarkStart w:id="78" w:name="_Toc214981572"/>
-      <w:r>
+      <w:bookmarkStart w:id="82" w:name="_Toc214981572"/>
+      <w:r>
+        <w:lastRenderedPageBreak/>
         <w:t>Tests rakstīšanas ātrums lapas elementi un to noformējums</w:t>
       </w:r>
-      <w:bookmarkEnd w:id="78"/>
+      <w:bookmarkEnd w:id="82"/>
+    </w:p>
+    <w:p>
+      <w:pPr>
+        <w:pStyle w:val="Iedaljums4lmenis410"/>
+        <w:keepNext/>
+        <w:spacing w:after="280"/>
+      </w:pPr>
+      <w:bookmarkStart w:id="83" w:name="_Toc214981573"/>
+      <w:r>
+        <w:t>Ievads</w:t>
+      </w:r>
+      <w:bookmarkEnd w:id="83"/>
+    </w:p>
+    <w:p>
+      <w:pPr>
+        <w:pStyle w:val="Pamatteksts410"/>
+      </w:pPr>
+      <w:r>
+        <w:t xml:space="preserve">Kad lietotājs izvēlas rakstīšanas ātruma testu, viņš tiek novirzīts uz šī testa lapu (skatīt </w:t>
+      </w:r>
+      <w:r>
+        <w:fldChar w:fldCharType="begin"/>
+      </w:r>
+      <w:r>
+        <w:instrText xml:space="preserve"> REF _Ref225244702 \h </w:instrText>
+      </w:r>
+      <w:r>
+        <w:fldChar w:fldCharType="separate"/>
+      </w:r>
+      <w:r>
+        <w:rPr>
+          <w:noProof/>
+        </w:rPr>
+        <w:t>10</w:t>
+      </w:r>
+      <w:r>
+        <w:t xml:space="preserve">. att. </w:t>
+      </w:r>
+      <w:r>
+        <w:rPr>
+          <w:b/>
+          <w:bCs/>
+        </w:rPr>
+        <w:t>Tests rakstīšanas ātrums lapas izskats [Autora veidots attēls]</w:t>
+      </w:r>
+      <w:r>
+        <w:fldChar w:fldCharType="end"/>
+      </w:r>
+      <w:r>
+        <w:t>)</w:t>
+      </w:r>
+    </w:p>
+    <w:p>
+      <w:pPr>
+        <w:pStyle w:val="Iedaljums4lmenis410"/>
+        <w:keepNext/>
+        <w:numPr>
+          <w:ilvl w:val="0"/>
+          <w:numId w:val="0"/>
+        </w:numPr>
+        <w:spacing w:after="280"/>
+        <w:ind w:left="357"/>
+        <w:jc w:val="center"/>
+      </w:pPr>
+      <w:r>
+        <w:rPr>
+          <w:noProof/>
+        </w:rPr>
+        <w:drawing>
+          <wp:inline distT="0" distB="0" distL="0" distR="0" wp14:anchorId="4B0251CC" wp14:editId="757D791D">
+            <wp:extent cx="5756275" cy="2687320"/>
+            <wp:effectExtent l="0" t="0" r="0" b="0"/>
+            <wp:docPr id="1844425248" name="Picture 1"/>
+            <wp:cNvGraphicFramePr>
+              <a:graphicFrameLocks xmlns:a="http://schemas.openxmlformats.org/drawingml/2006/main" noChangeAspect="1"/>
+            </wp:cNvGraphicFramePr>
+            <a:graphic xmlns:a="http://schemas.openxmlformats.org/drawingml/2006/main">
+              <a:graphicData uri="http://schemas.openxmlformats.org/drawingml/2006/picture">
+                <pic:pic xmlns:pic="http://schemas.openxmlformats.org/drawingml/2006/picture">
+                  <pic:nvPicPr>
+                    <pic:cNvPr id="1844425248" name=""/>
+                    <pic:cNvPicPr/>
+                  </pic:nvPicPr>
+                  <pic:blipFill>
+                    <a:blip r:embed="rId26"/>
+                    <a:stretch>
+                      <a:fillRect/>
+                    </a:stretch>
+                  </pic:blipFill>
+                  <pic:spPr>
+                    <a:xfrm>
+                      <a:off x="0" y="0"/>
+                      <a:ext cx="5756275" cy="2687320"/>
+                    </a:xfrm>
+                    <a:prstGeom prst="rect">
+                      <a:avLst/>
+                    </a:prstGeom>
+                  </pic:spPr>
+                </pic:pic>
+              </a:graphicData>
+            </a:graphic>
+          </wp:inline>
+        </w:drawing>
+      </w:r>
+    </w:p>
+    <w:bookmarkStart w:id="84" w:name="_Ref225244702"/>
+    <w:p>
+      <w:pPr>
+        <w:pStyle w:val="Pamatteksts410"/>
+        <w:jc w:val="center"/>
+        <w:rPr>
+          <w:b/>
+          <w:bCs/>
+        </w:rPr>
+      </w:pPr>
+      <w:r>
+        <w:fldChar w:fldCharType="begin"/>
+      </w:r>
+      <w:r>
+        <w:instrText xml:space="preserve"> SEQ att. \* ARABIC </w:instrText>
+      </w:r>
+      <w:r>
+        <w:fldChar w:fldCharType="separate"/>
+      </w:r>
+      <w:r>
+        <w:rPr>
+          <w:noProof/>
+        </w:rPr>
+        <w:t>10</w:t>
+      </w:r>
+      <w:r>
+        <w:fldChar w:fldCharType="end"/>
+      </w:r>
+      <w:r>
+        <w:t xml:space="preserve">. att. </w:t>
+      </w:r>
+      <w:r>
+        <w:rPr>
+          <w:b/>
+          <w:bCs/>
+        </w:rPr>
+        <w:t>Tests rakstīšanas ātrums lapas izskats [Autora veidots attēls]</w:t>
+      </w:r>
+      <w:bookmarkEnd w:id="84"/>
+    </w:p>
+    <w:p>
+      <w:pPr>
+        <w:pStyle w:val="Pamatteksts410"/>
+      </w:pPr>
+      <w:r>
+        <w:t>Lapas augšpusē atrodas poga “Atpakaļ”, kas ļauj atgriezties galvenajā “BenchmarkMe” sākuma lapā, un testa nosaukums “Rakstīšanas ātruma tests”, kas norāda pašreiz aktīvo testu.</w:t>
+      </w:r>
+    </w:p>
+    <w:p>
+      <w:pPr>
+        <w:pStyle w:val="Pamatteksts410"/>
+      </w:pPr>
+      <w:r>
+        <w:t>Zem virsraksta izvietota informācijas josla ar četriem dinamiskiem rādītājiem: Laiks, VM (vārdi minūtē), Precizitāte un Progress. Šie parametri testa laikā nepārtraukti atjaunojas, sniedzot lietotājam tūlītēju pārskatu par sniegumu.</w:t>
+      </w:r>
+    </w:p>
+    <w:p>
+      <w:pPr>
+        <w:pStyle w:val="Pamatteksts410"/>
+      </w:pPr>
+      <w:r>
+        <w:t>Lapas centrālajā daļā atrodas galvenais testa laukums. Sākumā tiek parādīts paziņojums “Gatavs rakstīt?” un poga “Sākt rakstīšanas testu”. Pēc pogas nospiešanas aktivizējas īss priekšskaites atpakaļskaitījums (“Sagatavojies!”), pēc kura sākas 60 sekunžu tests. Lietotājam tiek parādīts parauga teksts, kas jāievada zemāk esošajā ievades laukā. Rakstīšanas laikā sistēma vizuāli izceļ ievadīto tekstu un kļūdas, palīdzot sekot līdzi precizitātei un tempam.</w:t>
+      </w:r>
+    </w:p>
+    <w:p>
+      <w:pPr>
+        <w:pStyle w:val="Pamatteksts410"/>
+      </w:pPr>
+      <w:r>
+        <w:t>Kad tests beidzas, tiek attēlots gala rezultāts ar VM rādītāju un precizitāti, kā arī snieguma novērtējums. Lietotājs var izvēlēties “Mēģināt vēlreiz” vai “Atiestatīt” testu.</w:t>
+      </w:r>
+    </w:p>
+    <w:p>
+      <w:pPr>
+        <w:pStyle w:val="Pamatteksts410"/>
+      </w:pPr>
+      <w:r>
+        <w:t>Lapas apakšdaļā pieejama rezultātu sadaļa “Tavi rezultāti”, kur redzama rakstīšanas snieguma vēsture: veikto testu skaits, vidējais VM, labākais VM, vidējā precizitāte un jaunāko mēģinājumu saraksts.</w:t>
+      </w:r>
     </w:p>
     <w:p>
       <w:pPr>
         <w:pStyle w:val="Iedaljums4lmenis410"/>
         <w:spacing w:after="280"/>
       </w:pPr>
-      <w:bookmarkStart w:id="79" w:name="_Toc214981573"/>
-      <w:r>
-        <w:t>Ievads</w:t>
-      </w:r>
-      <w:bookmarkEnd w:id="79"/>
-    </w:p>
-    <w:p>
-      <w:pPr>
-        <w:pStyle w:val="Iedaljums4lmenis410"/>
-        <w:spacing w:after="280"/>
-      </w:pPr>
-      <w:bookmarkStart w:id="80" w:name="_Toc214981574"/>
+      <w:bookmarkStart w:id="85" w:name="_Toc214981574"/>
       <w:r>
         <w:t>Noformējums</w:t>
       </w:r>
-      <w:bookmarkEnd w:id="80"/>
+      <w:bookmarkEnd w:id="85"/>
     </w:p>
     <w:p>
       <w:pPr>
@@ -23818,6 +22998,7 @@
           <w:b/>
           <w:bCs/>
         </w:rPr>
+        <w:lastRenderedPageBreak/>
         <w:t>Paša lapa:</w:t>
       </w:r>
     </w:p>
@@ -25043,18 +24224,18 @@
         <w:pStyle w:val="Apaknodaa410"/>
         <w:spacing w:after="120"/>
       </w:pPr>
-      <w:bookmarkStart w:id="81" w:name="_Toc214981575"/>
+      <w:bookmarkStart w:id="86" w:name="_Toc214981575"/>
       <w:r>
         <w:t>Funkcionālās prasības</w:t>
       </w:r>
-      <w:bookmarkEnd w:id="81"/>
+      <w:bookmarkEnd w:id="86"/>
     </w:p>
     <w:p>
       <w:pPr>
         <w:pStyle w:val="Iedaljums410"/>
         <w:spacing w:after="120"/>
       </w:pPr>
-      <w:bookmarkStart w:id="82" w:name="_Toc214981576"/>
+      <w:bookmarkStart w:id="87" w:name="_Toc214981576"/>
       <w:r>
         <w:t xml:space="preserve">Lietotāja </w:t>
       </w:r>
@@ -25064,17 +24245,17 @@
       <w:r>
         <w:t xml:space="preserve"> funkcijas</w:t>
       </w:r>
-      <w:bookmarkEnd w:id="82"/>
+      <w:bookmarkEnd w:id="87"/>
     </w:p>
     <w:p>
       <w:pPr>
         <w:pStyle w:val="Iedaljums4lmenis410"/>
       </w:pPr>
-      <w:bookmarkStart w:id="83" w:name="_Toc214981577"/>
+      <w:bookmarkStart w:id="88" w:name="_Toc214981577"/>
       <w:r>
         <w:t>Ievads</w:t>
       </w:r>
-      <w:bookmarkEnd w:id="83"/>
+      <w:bookmarkEnd w:id="88"/>
     </w:p>
     <w:p>
       <w:pPr>
@@ -25088,14 +24269,14 @@
       <w:pPr>
         <w:pStyle w:val="Iedaljums4lmenis410"/>
       </w:pPr>
-      <w:bookmarkStart w:id="84" w:name="_Toc214981578"/>
+      <w:bookmarkStart w:id="89" w:name="_Toc214981578"/>
       <w:r>
         <w:t>Reģistrēšanās</w:t>
       </w:r>
       <w:r>
         <w:t xml:space="preserve"> funkcionalitāte</w:t>
       </w:r>
-      <w:bookmarkEnd w:id="84"/>
+      <w:bookmarkEnd w:id="89"/>
     </w:p>
     <w:p>
       <w:pPr>
@@ -25308,7 +24489,7 @@
           <w:noProof/>
         </w:rPr>
         <w:drawing>
-          <wp:inline distT="0" distB="0" distL="0" distR="0" wp14:anchorId="7245B1A4" wp14:editId="235A5B90">
+          <wp:inline distT="0" distB="0" distL="0" distR="0" wp14:anchorId="7245B1A4" wp14:editId="7B73A0EE">
             <wp:extent cx="5762625" cy="3533775"/>
             <wp:effectExtent l="0" t="0" r="0" b="0"/>
             <wp:docPr id="1944356905" name="drawing"/>
@@ -25323,7 +24504,7 @@
                     <pic:cNvPicPr/>
                   </pic:nvPicPr>
                   <pic:blipFill>
-                    <a:blip r:embed="rId25" cstate="print">
+                    <a:blip r:embed="rId27" cstate="print">
                       <a:extLst>
                         <a:ext uri="{28A0092B-C50C-407E-A947-70E740481C1C}">
                           <a14:useLocalDpi xmlns:a14="http://schemas.microsoft.com/office/drawing/2010/main" val="0"/>
@@ -25350,7 +24531,7 @@
         </w:drawing>
       </w:r>
     </w:p>
-    <w:bookmarkStart w:id="85" w:name="_Ref213831987"/>
+    <w:bookmarkStart w:id="90" w:name="_Ref213831987"/>
     <w:p>
       <w:pPr>
         <w:pStyle w:val="Pamatteksts410"/>
@@ -25372,23 +24553,30 @@
           <w:rFonts w:cs="Times New Roman"/>
           <w:color w:val="000000" w:themeColor="text1"/>
         </w:rPr>
-        <w:instrText xml:space="preserve"> SEQ ._att \* ARABIC </w:instrText>
+        <w:instrText xml:space="preserve"> </w:instrText>
       </w:r>
       <w:r>
         <w:rPr>
           <w:rFonts w:cs="Times New Roman"/>
           <w:color w:val="000000" w:themeColor="text1"/>
         </w:rPr>
+        <w:instrText xml:space="preserve">SEQ att. \* ARABIC </w:instrText>
+      </w:r>
+      <w:r>
+        <w:rPr>
+          <w:rFonts w:cs="Times New Roman"/>
+          <w:color w:val="000000" w:themeColor="text1"/>
+        </w:rPr>
         <w:fldChar w:fldCharType="separate"/>
       </w:r>
-      <w:bookmarkStart w:id="86" w:name="_Toc214434914"/>
+      <w:bookmarkStart w:id="91" w:name="_Toc225240669"/>
       <w:r>
         <w:rPr>
           <w:rFonts w:cs="Times New Roman"/>
           <w:noProof/>
           <w:color w:val="000000" w:themeColor="text1"/>
         </w:rPr>
-        <w:t>9</w:t>
+        <w:t>11</w:t>
       </w:r>
       <w:r>
         <w:rPr>
@@ -25434,8 +24622,8 @@
         </w:rPr>
         <w:t xml:space="preserve"> [Autora veidotais attēls]</w:t>
       </w:r>
-      <w:bookmarkEnd w:id="85"/>
-      <w:bookmarkEnd w:id="86"/>
+      <w:bookmarkEnd w:id="90"/>
+      <w:bookmarkEnd w:id="91"/>
     </w:p>
     <w:p>
       <w:pPr>
@@ -25922,22 +25110,22 @@
         <w:pStyle w:val="Iedaljums410"/>
         <w:spacing w:after="120"/>
       </w:pPr>
-      <w:bookmarkStart w:id="87" w:name="_Toc214981579"/>
+      <w:bookmarkStart w:id="92" w:name="_Toc214981579"/>
       <w:r>
         <w:lastRenderedPageBreak/>
         <w:t>Pierakstīšanās lapas funkcijas</w:t>
       </w:r>
-      <w:bookmarkEnd w:id="87"/>
+      <w:bookmarkEnd w:id="92"/>
     </w:p>
     <w:p>
       <w:pPr>
         <w:pStyle w:val="Iedaljums4lmenis410"/>
       </w:pPr>
-      <w:bookmarkStart w:id="88" w:name="_Toc214981580"/>
+      <w:bookmarkStart w:id="93" w:name="_Toc214981580"/>
       <w:r>
         <w:t>Ievads</w:t>
       </w:r>
-      <w:bookmarkEnd w:id="88"/>
+      <w:bookmarkEnd w:id="93"/>
     </w:p>
     <w:p>
       <w:pPr>
@@ -25954,11 +25142,11 @@
       <w:pPr>
         <w:pStyle w:val="Iedaljums4lmenis410"/>
       </w:pPr>
-      <w:bookmarkStart w:id="89" w:name="_Toc214981581"/>
+      <w:bookmarkStart w:id="94" w:name="_Toc214981581"/>
       <w:r>
         <w:t>Pierakstīšanās funkcionalitāte</w:t>
       </w:r>
-      <w:bookmarkEnd w:id="89"/>
+      <w:bookmarkEnd w:id="94"/>
     </w:p>
     <w:p>
       <w:pPr>
@@ -26197,7 +25385,7 @@
           <w:noProof/>
         </w:rPr>
         <w:drawing>
-          <wp:inline distT="0" distB="0" distL="0" distR="0" wp14:anchorId="586F8249" wp14:editId="33CB8FDA">
+          <wp:inline distT="0" distB="0" distL="0" distR="0" wp14:anchorId="586F8249" wp14:editId="2408AA22">
             <wp:extent cx="5080264" cy="3736723"/>
             <wp:effectExtent l="0" t="0" r="0" b="0"/>
             <wp:docPr id="1856994966" name="drawing"/>
@@ -26212,7 +25400,7 @@
                     <pic:cNvPicPr/>
                   </pic:nvPicPr>
                   <pic:blipFill>
-                    <a:blip r:embed="rId26" cstate="print">
+                    <a:blip r:embed="rId28" cstate="print">
                       <a:extLst>
                         <a:ext uri="{28A0092B-C50C-407E-A947-70E740481C1C}">
                           <a14:useLocalDpi xmlns:a14="http://schemas.microsoft.com/office/drawing/2010/main" val="0"/>
@@ -26239,7 +25427,7 @@
         </w:drawing>
       </w:r>
     </w:p>
-    <w:bookmarkStart w:id="90" w:name="_Ref213832250"/>
+    <w:bookmarkStart w:id="95" w:name="_Ref213832250"/>
     <w:p>
       <w:pPr>
         <w:pStyle w:val="Caption"/>
@@ -26273,7 +25461,7 @@
           <w:sz w:val="24"/>
           <w:szCs w:val="24"/>
         </w:rPr>
-        <w:instrText xml:space="preserve"> SEQ ._att \* ARABIC </w:instrText>
+        <w:instrText xml:space="preserve"> </w:instrText>
       </w:r>
       <w:r>
         <w:rPr>
@@ -26284,9 +25472,20 @@
           <w:sz w:val="24"/>
           <w:szCs w:val="24"/>
         </w:rPr>
+        <w:instrText xml:space="preserve">SEQ att. \* ARABIC </w:instrText>
+      </w:r>
+      <w:r>
+        <w:rPr>
+          <w:rFonts w:ascii="Times New Roman" w:hAnsi="Times New Roman" w:cs="Times New Roman"/>
+          <w:i w:val="0"/>
+          <w:iCs w:val="0"/>
+          <w:color w:val="000000" w:themeColor="text1"/>
+          <w:sz w:val="24"/>
+          <w:szCs w:val="24"/>
+        </w:rPr>
         <w:fldChar w:fldCharType="separate"/>
       </w:r>
-      <w:bookmarkStart w:id="91" w:name="_Toc214434915"/>
+      <w:bookmarkStart w:id="96" w:name="_Toc225240670"/>
       <w:r>
         <w:rPr>
           <w:rFonts w:ascii="Times New Roman" w:hAnsi="Times New Roman" w:cs="Times New Roman"/>
@@ -26297,7 +25496,7 @@
           <w:sz w:val="24"/>
           <w:szCs w:val="24"/>
         </w:rPr>
-        <w:t>10</w:t>
+        <w:t>12</w:t>
       </w:r>
       <w:r>
         <w:rPr>
@@ -26334,8 +25533,8 @@
         </w:rPr>
         <w:t>Pierakstīšanās funkcijas blokshēma [Autora veidots attēls]</w:t>
       </w:r>
-      <w:bookmarkEnd w:id="90"/>
-      <w:bookmarkEnd w:id="91"/>
+      <w:bookmarkEnd w:id="95"/>
+      <w:bookmarkEnd w:id="96"/>
     </w:p>
     <w:p>
       <w:pPr>
@@ -26833,7 +26032,7 @@
         <w:pStyle w:val="Iedaljums410"/>
         <w:spacing w:after="120"/>
       </w:pPr>
-      <w:bookmarkStart w:id="92" w:name="_Toc214981582"/>
+      <w:bookmarkStart w:id="97" w:name="_Toc214981582"/>
       <w:r>
         <w:t xml:space="preserve">Reakcijas </w:t>
       </w:r>
@@ -26849,17 +26048,17 @@
       <w:r>
         <w:t xml:space="preserve"> funkcionalitāte</w:t>
       </w:r>
-      <w:bookmarkEnd w:id="92"/>
+      <w:bookmarkEnd w:id="97"/>
     </w:p>
     <w:p>
       <w:pPr>
         <w:pStyle w:val="Iedaljums4lmenis410"/>
       </w:pPr>
-      <w:bookmarkStart w:id="93" w:name="_Toc214981583"/>
+      <w:bookmarkStart w:id="98" w:name="_Toc214981583"/>
       <w:r>
         <w:t>Ievads</w:t>
       </w:r>
-      <w:bookmarkEnd w:id="93"/>
+      <w:bookmarkEnd w:id="98"/>
     </w:p>
     <w:p>
       <w:pPr>
@@ -26983,7 +26182,7 @@
           <w:noProof/>
         </w:rPr>
         <w:drawing>
-          <wp:inline distT="0" distB="0" distL="0" distR="0" wp14:anchorId="188E50D0" wp14:editId="09E1BAE5">
+          <wp:inline distT="0" distB="0" distL="0" distR="0" wp14:anchorId="188E50D0" wp14:editId="0A7ACC9F">
             <wp:extent cx="1364822" cy="3092573"/>
             <wp:effectExtent l="0" t="0" r="0" b="0"/>
             <wp:docPr id="1786999841" name="drawing"/>
@@ -26998,7 +26197,7 @@
                     <pic:cNvPicPr/>
                   </pic:nvPicPr>
                   <pic:blipFill>
-                    <a:blip r:embed="rId27" cstate="print">
+                    <a:blip r:embed="rId29" cstate="print">
                       <a:extLst>
                         <a:ext uri="{28A0092B-C50C-407E-A947-70E740481C1C}">
                           <a14:useLocalDpi xmlns:a14="http://schemas.microsoft.com/office/drawing/2010/main" val="0"/>
@@ -27025,7 +26224,7 @@
         </w:drawing>
       </w:r>
     </w:p>
-    <w:bookmarkStart w:id="94" w:name="_Ref213832779"/>
+    <w:bookmarkStart w:id="99" w:name="_Ref213832779"/>
     <w:p>
       <w:pPr>
         <w:pStyle w:val="Caption"/>
@@ -27061,7 +26260,7 @@
           <w:sz w:val="24"/>
           <w:szCs w:val="24"/>
         </w:rPr>
-        <w:instrText xml:space="preserve"> SEQ ._att \* ARABIC </w:instrText>
+        <w:instrText xml:space="preserve"> </w:instrText>
       </w:r>
       <w:r>
         <w:rPr>
@@ -27072,9 +26271,20 @@
           <w:sz w:val="24"/>
           <w:szCs w:val="24"/>
         </w:rPr>
+        <w:instrText xml:space="preserve">SEQ att. \* ARABIC </w:instrText>
+      </w:r>
+      <w:r>
+        <w:rPr>
+          <w:rFonts w:ascii="Times New Roman" w:hAnsi="Times New Roman" w:cs="Times New Roman"/>
+          <w:i w:val="0"/>
+          <w:iCs w:val="0"/>
+          <w:color w:val="000000" w:themeColor="text1"/>
+          <w:sz w:val="24"/>
+          <w:szCs w:val="24"/>
+        </w:rPr>
         <w:fldChar w:fldCharType="separate"/>
       </w:r>
-      <w:bookmarkStart w:id="95" w:name="_Toc214434916"/>
+      <w:bookmarkStart w:id="100" w:name="_Toc225240671"/>
       <w:r>
         <w:rPr>
           <w:rFonts w:ascii="Times New Roman" w:hAnsi="Times New Roman" w:cs="Times New Roman"/>
@@ -27085,7 +26295,7 @@
           <w:sz w:val="24"/>
           <w:szCs w:val="24"/>
         </w:rPr>
-        <w:t>11</w:t>
+        <w:t>13</w:t>
       </w:r>
       <w:r>
         <w:rPr>
@@ -27135,8 +26345,8 @@
         </w:rPr>
         <w:t xml:space="preserve"> [Autora veidots attēls]</w:t>
       </w:r>
-      <w:bookmarkEnd w:id="94"/>
-      <w:bookmarkEnd w:id="95"/>
+      <w:bookmarkEnd w:id="99"/>
+      <w:bookmarkEnd w:id="100"/>
     </w:p>
     <w:p>
       <w:r>
@@ -27577,7 +26787,7 @@
         <w:pStyle w:val="Iedaljums410"/>
         <w:spacing w:after="120"/>
       </w:pPr>
-      <w:bookmarkStart w:id="96" w:name="_Toc214981584"/>
+      <w:bookmarkStart w:id="101" w:name="_Toc214981584"/>
       <w:r>
         <w:t xml:space="preserve">Numuru </w:t>
       </w:r>
@@ -27596,17 +26806,17 @@
       <w:r>
         <w:t>jas</w:t>
       </w:r>
-      <w:bookmarkEnd w:id="96"/>
+      <w:bookmarkEnd w:id="101"/>
     </w:p>
     <w:p>
       <w:pPr>
         <w:pStyle w:val="Iedaljums4lmenis410"/>
       </w:pPr>
-      <w:bookmarkStart w:id="97" w:name="_Toc214981585"/>
+      <w:bookmarkStart w:id="102" w:name="_Toc214981585"/>
       <w:r>
         <w:t>Ievads</w:t>
       </w:r>
-      <w:bookmarkEnd w:id="97"/>
+      <w:bookmarkEnd w:id="102"/>
     </w:p>
     <w:p>
       <w:pPr>
@@ -27701,7 +26911,7 @@
                     <pic:cNvPicPr/>
                   </pic:nvPicPr>
                   <pic:blipFill>
-                    <a:blip r:embed="rId28">
+                    <a:blip r:embed="rId30">
                       <a:extLst>
                         <a:ext uri="{28A0092B-C50C-407E-A947-70E740481C1C}">
                           <a14:useLocalDpi xmlns:a14="http://schemas.microsoft.com/office/drawing/2010/main"/>
@@ -27728,7 +26938,7 @@
         </w:drawing>
       </w:r>
     </w:p>
-    <w:bookmarkStart w:id="98" w:name="_Ref214434172"/>
+    <w:bookmarkStart w:id="103" w:name="_Ref214434172"/>
     <w:p>
       <w:pPr>
         <w:pStyle w:val="Caption"/>
@@ -27764,7 +26974,7 @@
           <w:sz w:val="24"/>
           <w:szCs w:val="24"/>
         </w:rPr>
-        <w:instrText xml:space="preserve"> SEQ ._att \* ARABIC </w:instrText>
+        <w:instrText xml:space="preserve"> </w:instrText>
       </w:r>
       <w:r>
         <w:rPr>
@@ -27775,9 +26985,20 @@
           <w:sz w:val="24"/>
           <w:szCs w:val="24"/>
         </w:rPr>
+        <w:instrText xml:space="preserve">SEQ att. \* ARABIC </w:instrText>
+      </w:r>
+      <w:r>
+        <w:rPr>
+          <w:rFonts w:ascii="Times New Roman" w:hAnsi="Times New Roman" w:cs="Times New Roman"/>
+          <w:i w:val="0"/>
+          <w:iCs w:val="0"/>
+          <w:color w:val="000000" w:themeColor="text1"/>
+          <w:sz w:val="24"/>
+          <w:szCs w:val="24"/>
+        </w:rPr>
         <w:fldChar w:fldCharType="separate"/>
       </w:r>
-      <w:bookmarkStart w:id="99" w:name="_Toc214434917"/>
+      <w:bookmarkStart w:id="104" w:name="_Toc225240672"/>
       <w:r>
         <w:rPr>
           <w:rFonts w:ascii="Times New Roman" w:hAnsi="Times New Roman" w:cs="Times New Roman"/>
@@ -27788,7 +27009,7 @@
           <w:sz w:val="24"/>
           <w:szCs w:val="24"/>
         </w:rPr>
-        <w:t>12</w:t>
+        <w:t>14</w:t>
       </w:r>
       <w:r>
         <w:rPr>
@@ -27851,8 +27072,8 @@
         </w:rPr>
         <w:t>blokshēma [Autora veidots attēls]</w:t>
       </w:r>
-      <w:bookmarkEnd w:id="98"/>
-      <w:bookmarkEnd w:id="99"/>
+      <w:bookmarkEnd w:id="103"/>
+      <w:bookmarkEnd w:id="104"/>
     </w:p>
     <w:p>
       <w:pPr>
@@ -28544,22 +27765,22 @@
       <w:pPr>
         <w:pStyle w:val="Nodaa410"/>
       </w:pPr>
-      <w:bookmarkStart w:id="100" w:name="_Toc214981586"/>
+      <w:bookmarkStart w:id="105" w:name="_Toc214981586"/>
       <w:r>
         <w:lastRenderedPageBreak/>
         <w:t>TESTĒŠANA</w:t>
       </w:r>
-      <w:bookmarkEnd w:id="100"/>
+      <w:bookmarkEnd w:id="105"/>
     </w:p>
     <w:p>
       <w:pPr>
         <w:pStyle w:val="Apaknodaa410"/>
       </w:pPr>
-      <w:bookmarkStart w:id="101" w:name="_Toc214981587"/>
+      <w:bookmarkStart w:id="106" w:name="_Toc214981587"/>
       <w:r>
         <w:t>Ievads</w:t>
       </w:r>
-      <w:bookmarkEnd w:id="101"/>
+      <w:bookmarkEnd w:id="106"/>
     </w:p>
     <w:p>
       <w:pPr>
@@ -28576,11 +27797,11 @@
       <w:pPr>
         <w:pStyle w:val="Apaknodaa410"/>
       </w:pPr>
-      <w:bookmarkStart w:id="102" w:name="_Toc214981588"/>
+      <w:bookmarkStart w:id="107" w:name="_Toc214981588"/>
       <w:r>
         <w:t>Testēšanas kritēriji</w:t>
       </w:r>
-      <w:bookmarkEnd w:id="102"/>
+      <w:bookmarkEnd w:id="107"/>
     </w:p>
     <w:p>
       <w:pPr>
@@ -28632,11 +27853,11 @@
       <w:pPr>
         <w:pStyle w:val="Apaknodaa410"/>
       </w:pPr>
-      <w:bookmarkStart w:id="103" w:name="_Toc214981589"/>
+      <w:bookmarkStart w:id="108" w:name="_Toc214981589"/>
       <w:r>
         <w:t>Testēšanas rīki un veidi</w:t>
       </w:r>
-      <w:bookmarkEnd w:id="103"/>
+      <w:bookmarkEnd w:id="108"/>
     </w:p>
     <w:p>
       <w:pPr>
@@ -28674,21 +27895,21 @@
         <w:pStyle w:val="Apaknodaa410"/>
         <w:spacing w:after="120"/>
       </w:pPr>
-      <w:bookmarkStart w:id="104" w:name="_Toc214981590"/>
+      <w:bookmarkStart w:id="109" w:name="_Toc214981590"/>
       <w:r>
         <w:t>Lietotāja reģistrēšanas funkciju testēšana</w:t>
       </w:r>
-      <w:bookmarkEnd w:id="104"/>
+      <w:bookmarkEnd w:id="109"/>
     </w:p>
     <w:p>
       <w:pPr>
         <w:pStyle w:val="Iedaljums410"/>
       </w:pPr>
-      <w:bookmarkStart w:id="105" w:name="_Toc214981591"/>
+      <w:bookmarkStart w:id="110" w:name="_Toc214981591"/>
       <w:r>
         <w:t>Testa mērķis</w:t>
       </w:r>
-      <w:bookmarkEnd w:id="105"/>
+      <w:bookmarkEnd w:id="110"/>
     </w:p>
     <w:p>
       <w:pPr>
@@ -28712,12 +27933,12 @@
       <w:pPr>
         <w:pStyle w:val="Iedaljums410"/>
       </w:pPr>
-      <w:bookmarkStart w:id="106" w:name="_Toc214981592"/>
+      <w:bookmarkStart w:id="111" w:name="_Toc214981592"/>
       <w:r>
         <w:lastRenderedPageBreak/>
         <w:t>Lietotāja reģistrēšanas testēšana process</w:t>
       </w:r>
-      <w:bookmarkEnd w:id="106"/>
+      <w:bookmarkEnd w:id="111"/>
     </w:p>
     <w:p>
       <w:pPr>
@@ -28780,7 +28001,7 @@
         </w:rPr>
         <w:fldChar w:fldCharType="separate"/>
       </w:r>
-      <w:bookmarkStart w:id="107" w:name="_Toc214437843"/>
+      <w:bookmarkStart w:id="112" w:name="_Toc214437843"/>
       <w:r>
         <w:rPr>
           <w:rFonts w:ascii="Times New Roman" w:hAnsi="Times New Roman" w:cs="Times New Roman"/>
@@ -28854,7 +28075,7 @@
         </w:rPr>
         <w:t>stēšana</w:t>
       </w:r>
-      <w:bookmarkEnd w:id="107"/>
+      <w:bookmarkEnd w:id="112"/>
     </w:p>
     <w:tbl>
       <w:tblPr>
@@ -28981,6 +28202,25 @@
     </w:p>
     <w:p>
       <w:pPr>
+        <w:pStyle w:val="Nodaa410"/>
+      </w:pPr>
+      <w:r>
+        <w:lastRenderedPageBreak/>
+        <w:t>LIETOTĀJU CEĻVEDIS</w:t>
+      </w:r>
+    </w:p>
+    <w:p>
+      <w:pPr>
+        <w:rPr>
+          <w:rFonts w:ascii="Times New Roman" w:hAnsi="Times New Roman"/>
+        </w:rPr>
+      </w:pPr>
+      <w:r>
+        <w:br w:type="page"/>
+      </w:r>
+    </w:p>
+    <w:p>
+      <w:pPr>
         <w:pStyle w:val="Virsraksts410"/>
       </w:pPr>
       <w:r>
@@ -29010,7 +28250,7 @@
         </w:numPr>
         <w:ind w:left="284"/>
       </w:pPr>
-      <w:bookmarkStart w:id="108" w:name="_Ref214460726"/>
+      <w:bookmarkStart w:id="113" w:name="_Ref214460726"/>
       <w:r>
         <w:t>Jānis WD.</w:t>
       </w:r>
@@ -29037,7 +28277,7 @@
       <w:r>
         <w:t xml:space="preserve"> Pieejams: </w:t>
       </w:r>
-      <w:hyperlink r:id="rId29" w:tgtFrame="_new" w:history="1">
+      <w:hyperlink r:id="rId31" w:tgtFrame="_new" w:history="1">
         <w:r>
           <w:rPr>
             <w:rStyle w:val="Hyperlink"/>
@@ -29048,7 +28288,7 @@
       <w:r>
         <w:t xml:space="preserve"> [Skatīts 19.11.2025]</w:t>
       </w:r>
-      <w:bookmarkEnd w:id="108"/>
+      <w:bookmarkEnd w:id="113"/>
     </w:p>
     <w:p>
       <w:pPr>
@@ -29059,7 +28299,7 @@
         </w:numPr>
         <w:ind w:left="284"/>
       </w:pPr>
-      <w:bookmarkStart w:id="109" w:name="_Ref214460936"/>
+      <w:bookmarkStart w:id="114" w:name="_Ref214460936"/>
       <w:r>
         <w:rPr>
           <w:i/>
@@ -29076,7 +28316,7 @@
       <w:r>
         <w:t xml:space="preserve"> Pieejams: </w:t>
       </w:r>
-      <w:hyperlink r:id="rId30" w:tgtFrame="_new" w:history="1">
+      <w:hyperlink r:id="rId32" w:tgtFrame="_new" w:history="1">
         <w:r>
           <w:rPr>
             <w:rStyle w:val="Hyperlink"/>
@@ -29087,7 +28327,7 @@
       <w:r>
         <w:t xml:space="preserve"> [Skatīts 15.09.2025]</w:t>
       </w:r>
-      <w:bookmarkEnd w:id="109"/>
+      <w:bookmarkEnd w:id="114"/>
     </w:p>
     <w:p>
       <w:pPr>
@@ -29098,7 +28338,7 @@
         </w:numPr>
         <w:ind w:left="284"/>
       </w:pPr>
-      <w:bookmarkStart w:id="110" w:name="_Ref214460630"/>
+      <w:bookmarkStart w:id="115" w:name="_Ref214460630"/>
       <w:r>
         <w:rPr>
           <w:i/>
@@ -29126,7 +28366,7 @@
       <w:r>
         <w:t xml:space="preserve">Pieejams: </w:t>
       </w:r>
-      <w:hyperlink r:id="rId31" w:tgtFrame="_new" w:history="1">
+      <w:hyperlink r:id="rId33" w:tgtFrame="_new" w:history="1">
         <w:r>
           <w:rPr>
             <w:rStyle w:val="Hyperlink"/>
@@ -29137,7 +28377,7 @@
       <w:r>
         <w:t xml:space="preserve"> [Skatīts 19.11.2025]</w:t>
       </w:r>
-      <w:bookmarkEnd w:id="110"/>
+      <w:bookmarkEnd w:id="115"/>
     </w:p>
     <w:p>
       <w:pPr>
@@ -29164,7 +28404,7 @@
       <w:r>
         <w:t xml:space="preserve">Pieejams: </w:t>
       </w:r>
-      <w:hyperlink r:id="rId32" w:tgtFrame="_new" w:history="1">
+      <w:hyperlink r:id="rId34" w:tgtFrame="_new" w:history="1">
         <w:r>
           <w:rPr>
             <w:rStyle w:val="Hyperlink"/>
@@ -29185,7 +28425,7 @@
         </w:numPr>
         <w:ind w:left="284"/>
       </w:pPr>
-      <w:bookmarkStart w:id="111" w:name="_Ref214460744"/>
+      <w:bookmarkStart w:id="116" w:name="_Ref214460744"/>
       <w:r>
         <w:rPr>
           <w:i/>
@@ -29209,7 +28449,7 @@
       <w:r>
         <w:t xml:space="preserve"> Pieejams: </w:t>
       </w:r>
-      <w:hyperlink r:id="rId33" w:tgtFrame="_new" w:history="1">
+      <w:hyperlink r:id="rId35" w:tgtFrame="_new" w:history="1">
         <w:r>
           <w:rPr>
             <w:rStyle w:val="Hyperlink"/>
@@ -29220,7 +28460,7 @@
       <w:r>
         <w:t xml:space="preserve"> [Skatīts 19.11.2025]</w:t>
       </w:r>
-      <w:bookmarkEnd w:id="111"/>
+      <w:bookmarkEnd w:id="116"/>
     </w:p>
     <w:p>
       <w:pPr>
@@ -29231,7 +28471,7 @@
         </w:numPr>
         <w:ind w:left="284"/>
       </w:pPr>
-      <w:bookmarkStart w:id="112" w:name="_Ref214460649"/>
+      <w:bookmarkStart w:id="117" w:name="_Ref214460649"/>
       <w:r>
         <w:t>Vadim Pavlovich</w:t>
       </w:r>
@@ -29257,7 +28497,7 @@
       <w:r>
         <w:t xml:space="preserve">Pieejams: </w:t>
       </w:r>
-      <w:hyperlink r:id="rId34" w:tgtFrame="_new" w:history="1">
+      <w:hyperlink r:id="rId36" w:tgtFrame="_new" w:history="1">
         <w:r>
           <w:rPr>
             <w:rStyle w:val="Hyperlink"/>
@@ -29268,7 +28508,7 @@
       <w:r>
         <w:t xml:space="preserve"> [Skatīts 19.11.2025]</w:t>
       </w:r>
-      <w:bookmarkEnd w:id="112"/>
+      <w:bookmarkEnd w:id="117"/>
     </w:p>
     <w:p>
       <w:pPr>
@@ -29279,7 +28519,7 @@
         </w:numPr>
         <w:ind w:left="284"/>
       </w:pPr>
-      <w:bookmarkStart w:id="113" w:name="_Ref214460717"/>
+      <w:bookmarkStart w:id="118" w:name="_Ref214460717"/>
       <w:r>
         <w:t xml:space="preserve">Kas ir </w:t>
       </w:r>
@@ -29302,7 +28542,7 @@
       <w:r>
         <w:t xml:space="preserve"> Pieejams: </w:t>
       </w:r>
-      <w:hyperlink r:id="rId35" w:tgtFrame="_new" w:history="1">
+      <w:hyperlink r:id="rId37" w:tgtFrame="_new" w:history="1">
         <w:r>
           <w:rPr>
             <w:rStyle w:val="Hyperlink"/>
@@ -29313,7 +28553,7 @@
       <w:r>
         <w:t xml:space="preserve"> [Skatīts 19.11.2025]</w:t>
       </w:r>
-      <w:bookmarkEnd w:id="113"/>
+      <w:bookmarkEnd w:id="118"/>
     </w:p>
     <w:p>
       <w:pPr>
@@ -29324,7 +28564,7 @@
         </w:numPr>
         <w:ind w:left="284"/>
       </w:pPr>
-      <w:bookmarkStart w:id="114" w:name="_Ref214460958"/>
+      <w:bookmarkStart w:id="119" w:name="_Ref214460958"/>
       <w:r>
         <w:rPr>
           <w:i/>
@@ -29341,7 +28581,7 @@
       <w:r>
         <w:t xml:space="preserve"> Pieejams: </w:t>
       </w:r>
-      <w:hyperlink r:id="rId36" w:tgtFrame="_new" w:history="1">
+      <w:hyperlink r:id="rId38" w:tgtFrame="_new" w:history="1">
         <w:r>
           <w:rPr>
             <w:rStyle w:val="Hyperlink"/>
@@ -29352,7 +28592,7 @@
       <w:r>
         <w:t xml:space="preserve"> [Skatīts 15.09.2025]</w:t>
       </w:r>
-      <w:bookmarkEnd w:id="114"/>
+      <w:bookmarkEnd w:id="119"/>
     </w:p>
     <w:p>
       <w:pPr>
@@ -29363,7 +28603,7 @@
         </w:numPr>
         <w:ind w:left="284"/>
       </w:pPr>
-      <w:bookmarkStart w:id="115" w:name="_Ref214460972"/>
+      <w:bookmarkStart w:id="120" w:name="_Ref214460972"/>
       <w:r>
         <w:rPr>
           <w:i/>
@@ -29390,7 +28630,7 @@
       <w:r>
         <w:t xml:space="preserve">Pieejams: </w:t>
       </w:r>
-      <w:hyperlink r:id="rId37" w:tgtFrame="_new" w:history="1">
+      <w:hyperlink r:id="rId39" w:tgtFrame="_new" w:history="1">
         <w:r>
           <w:rPr>
             <w:rStyle w:val="Hyperlink"/>
@@ -29401,7 +28641,7 @@
       <w:r>
         <w:t xml:space="preserve"> [Skatīts 15.09.2025]</w:t>
       </w:r>
-      <w:bookmarkEnd w:id="115"/>
+      <w:bookmarkEnd w:id="120"/>
     </w:p>
     <w:p>
       <w:pPr>
@@ -29412,7 +28652,7 @@
         </w:numPr>
         <w:ind w:left="284"/>
       </w:pPr>
-      <w:bookmarkStart w:id="116" w:name="_Ref214460739"/>
+      <w:bookmarkStart w:id="121" w:name="_Ref214460739"/>
       <w:r>
         <w:rPr>
           <w:i/>
@@ -29429,7 +28669,7 @@
       <w:r>
         <w:t xml:space="preserve">Pieejams: </w:t>
       </w:r>
-      <w:hyperlink r:id="rId38" w:history="1">
+      <w:hyperlink r:id="rId40" w:history="1">
         <w:r>
           <w:rPr>
             <w:rStyle w:val="Hyperlink"/>
@@ -29443,7 +28683,7 @@
       <w:r>
         <w:t xml:space="preserve"> [Skatīts 19.11.2025]</w:t>
       </w:r>
-      <w:bookmarkEnd w:id="116"/>
+      <w:bookmarkEnd w:id="121"/>
     </w:p>
     <w:p>
       <w:pPr>
@@ -29454,7 +28694,7 @@
         </w:numPr>
         <w:ind w:left="284"/>
       </w:pPr>
-      <w:bookmarkStart w:id="117" w:name="_Ref214460730"/>
+      <w:bookmarkStart w:id="122" w:name="_Ref214460730"/>
       <w:r>
         <w:rPr>
           <w:i/>
@@ -29471,7 +28711,7 @@
       <w:r>
         <w:t xml:space="preserve">Pieejams: </w:t>
       </w:r>
-      <w:hyperlink r:id="rId39" w:tgtFrame="_new" w:history="1">
+      <w:hyperlink r:id="rId41" w:tgtFrame="_new" w:history="1">
         <w:r>
           <w:rPr>
             <w:rStyle w:val="Hyperlink"/>
@@ -29482,7 +28722,7 @@
       <w:r>
         <w:t xml:space="preserve"> [Skatīts 19.11.2025]</w:t>
       </w:r>
-      <w:bookmarkEnd w:id="117"/>
+      <w:bookmarkEnd w:id="122"/>
     </w:p>
     <w:p>
       <w:pPr>
@@ -29493,9 +28733,9 @@
         </w:numPr>
         <w:ind w:left="284"/>
         <w:sectPr>
-          <w:headerReference w:type="default" r:id="rId40"/>
-          <w:footerReference w:type="default" r:id="rId41"/>
-          <w:footerReference w:type="first" r:id="rId42"/>
+          <w:headerReference w:type="default" r:id="rId42"/>
+          <w:footerReference w:type="default" r:id="rId43"/>
+          <w:footerReference w:type="first" r:id="rId44"/>
           <w:pgSz w:w="11900" w:h="16840"/>
           <w:pgMar w:top="1418" w:right="1134" w:bottom="1418" w:left="1701" w:header="709" w:footer="709" w:gutter="0"/>
           <w:pgNumType w:start="7"/>
@@ -29503,7 +28743,7 @@
           <w:docGrid w:linePitch="360"/>
         </w:sectPr>
       </w:pPr>
-      <w:bookmarkStart w:id="118" w:name="_Ref214460734"/>
+      <w:bookmarkStart w:id="123" w:name="_Ref214460734"/>
       <w:r>
         <w:rPr>
           <w:i/>
@@ -29527,7 +28767,7 @@
       <w:r>
         <w:t xml:space="preserve">Pieejams: </w:t>
       </w:r>
-      <w:hyperlink r:id="rId43" w:tgtFrame="_new" w:history="1">
+      <w:hyperlink r:id="rId45" w:tgtFrame="_new" w:history="1">
         <w:r>
           <w:rPr>
             <w:rStyle w:val="Hyperlink"/>
@@ -29538,7 +28778,7 @@
       <w:r>
         <w:t xml:space="preserve"> [Skatīts 19.11.2025]</w:t>
       </w:r>
-      <w:bookmarkEnd w:id="118"/>
+      <w:bookmarkEnd w:id="123"/>
     </w:p>
     <w:p>
       <w:pPr>
@@ -29555,7 +28795,7 @@
           <w:szCs w:val="112"/>
         </w:rPr>
       </w:pPr>
-      <w:bookmarkStart w:id="119" w:name="_Toc214981593"/>
+      <w:bookmarkStart w:id="124" w:name="_Toc214981593"/>
       <w:r>
         <w:rPr>
           <w:sz w:val="112"/>
@@ -29563,7 +28803,7 @@
         </w:rPr>
         <w:t>PIELIKUMI</w:t>
       </w:r>
-      <w:bookmarkEnd w:id="119"/>
+      <w:bookmarkEnd w:id="124"/>
     </w:p>
     <w:p>
       <w:pPr>
@@ -29574,7 +28814,7 @@
       <w:pPr>
         <w:pStyle w:val="Pielikumsvirsraksts410"/>
         <w:sectPr>
-          <w:footerReference w:type="default" r:id="rId44"/>
+          <w:footerReference w:type="default" r:id="rId46"/>
           <w:pgSz w:w="11900" w:h="16840"/>
           <w:pgMar w:top="1418" w:right="1134" w:bottom="1418" w:left="1701" w:header="709" w:footer="709" w:gutter="0"/>
           <w:cols w:space="708"/>
@@ -29583,7 +28823,7 @@
         </w:sectPr>
       </w:pPr>
     </w:p>
-    <w:bookmarkStart w:id="120" w:name="_Ref214981250"/>
+    <w:bookmarkStart w:id="125" w:name="_Ref214981250"/>
     <w:p>
       <w:pPr>
         <w:pStyle w:val="Pielikumi410"/>
@@ -29614,7 +28854,7 @@
         </w:rPr>
         <w:fldChar w:fldCharType="separate"/>
       </w:r>
-      <w:bookmarkStart w:id="121" w:name="_Toc214981594"/>
+      <w:bookmarkStart w:id="126" w:name="_Toc214981594"/>
       <w:r>
         <w:rPr>
           <w:i/>
@@ -29644,8 +28884,8 @@
         </w:rPr>
         <w:t>Index.tsx</w:t>
       </w:r>
-      <w:bookmarkEnd w:id="120"/>
-      <w:bookmarkEnd w:id="121"/>
+      <w:bookmarkEnd w:id="125"/>
+      <w:bookmarkEnd w:id="126"/>
     </w:p>
     <w:p>
       <w:pPr>
@@ -32411,8 +31651,8 @@
       </w:r>
     </w:p>
     <w:sectPr>
-      <w:headerReference w:type="default" r:id="rId45"/>
-      <w:footerReference w:type="default" r:id="rId46"/>
+      <w:headerReference w:type="default" r:id="rId47"/>
+      <w:footerReference w:type="default" r:id="rId48"/>
       <w:pgSz w:w="11900" w:h="16840"/>
       <w:pgMar w:top="1418" w:right="1134" w:bottom="1418" w:left="1701" w:header="709" w:footer="709" w:gutter="0"/>
       <w:cols w:space="708"/>
@@ -32486,14 +31726,7 @@
             <w:rStyle w:val="PageNumber"/>
             <w:noProof/>
           </w:rPr>
-          <w:t>1</w:t>
-        </w:r>
-        <w:r>
-          <w:rPr>
-            <w:rStyle w:val="PageNumber"/>
-            <w:noProof/>
-          </w:rPr>
-          <w:t>0</w:t>
+          <w:t>10</w:t>
         </w:r>
         <w:r>
           <w:rPr>
@@ -32600,17 +31833,7 @@
             <w:sz w:val="22"/>
             <w:szCs w:val="22"/>
           </w:rPr>
-          <w:t>1</w:t>
-        </w:r>
-        <w:r>
-          <w:rPr>
-            <w:rStyle w:val="PageNumber"/>
-            <w:rFonts w:ascii="Times New Roman" w:hAnsi="Times New Roman" w:cs="Times New Roman"/>
-            <w:noProof/>
-            <w:sz w:val="22"/>
-            <w:szCs w:val="22"/>
-          </w:rPr>
-          <w:t>1</w:t>
+          <w:t>11</w:t>
         </w:r>
         <w:r>
           <w:rPr>
@@ -32731,17 +31954,7 @@
             <w:sz w:val="22"/>
             <w:szCs w:val="22"/>
           </w:rPr>
-          <w:t>4</w:t>
-        </w:r>
-        <w:r>
-          <w:rPr>
-            <w:rStyle w:val="PageNumber"/>
-            <w:rFonts w:ascii="Times New Roman" w:hAnsi="Times New Roman" w:cs="Times New Roman"/>
-            <w:noProof/>
-            <w:sz w:val="22"/>
-            <w:szCs w:val="22"/>
-          </w:rPr>
-          <w:t>4</w:t>
+          <w:t>44</w:t>
         </w:r>
         <w:r>
           <w:rPr>
